--- a/db_dock.docx
+++ b/db_dock.docx
@@ -19,7 +19,7 @@
           <w:szCs w:val="32"/>
           <w:lang w:val="en-US"/>
         </w:rPr>
-        <w:t xml:space="preserve">Part 1: </w:t>
+        <w:t>Part</w:t>
       </w:r>
       <w:r>
         <w:rPr>
@@ -28,100 +28,109 @@
           <w:szCs w:val="32"/>
           <w:lang w:val="ru-RU"/>
         </w:rPr>
-        <w:t>Выбор сценария</w:t>
-      </w:r>
-    </w:p>
-    <w:p>
-      <w:pPr>
-        <w:ind w:firstLine="720"/>
-        <w:rPr>
-          <w:rFonts w:ascii="Times New Roman" w:hAnsi="Times New Roman" w:cs="Times New Roman"/>
-          <w:sz w:val="28"/>
-          <w:szCs w:val="28"/>
-          <w:lang w:val="ru-RU"/>
-        </w:rPr>
-      </w:pPr>
-      <w:r>
-        <w:rPr>
-          <w:rFonts w:ascii="Times New Roman" w:hAnsi="Times New Roman" w:cs="Times New Roman"/>
-          <w:sz w:val="28"/>
-          <w:szCs w:val="28"/>
-        </w:rPr>
-        <w:t xml:space="preserve">Для данной работы выбран сценарий: </w:t>
-      </w:r>
-      <w:r>
-        <w:rPr>
-          <w:rFonts w:ascii="Times New Roman" w:hAnsi="Times New Roman" w:cs="Times New Roman"/>
-          <w:b/>
-          <w:bCs/>
-          <w:sz w:val="28"/>
-          <w:szCs w:val="28"/>
-          <w:lang w:val="ru-RU"/>
-        </w:rPr>
-        <w:t>Сервис потоковой передачи музыки</w:t>
-      </w:r>
-      <w:r>
-        <w:rPr>
-          <w:rFonts w:ascii="Times New Roman" w:hAnsi="Times New Roman" w:cs="Times New Roman"/>
-          <w:sz w:val="28"/>
-          <w:szCs w:val="28"/>
-        </w:rPr>
-        <w:t>. Эта система будет управлять</w:t>
-      </w:r>
-      <w:r>
-        <w:rPr>
-          <w:rFonts w:ascii="Times New Roman" w:hAnsi="Times New Roman" w:cs="Times New Roman"/>
-          <w:sz w:val="28"/>
-          <w:szCs w:val="28"/>
-          <w:lang w:val="ru-RU"/>
-        </w:rPr>
-        <w:t xml:space="preserve"> </w:t>
-      </w:r>
-      <w:r>
-        <w:rPr>
-          <w:rFonts w:ascii="Times New Roman" w:hAnsi="Times New Roman" w:cs="Times New Roman"/>
-          <w:sz w:val="28"/>
-          <w:szCs w:val="28"/>
-        </w:rPr>
-        <w:t>артистами, альбомами, песнями, пользователями и пользовательскими плейлистами.</w:t>
-      </w:r>
-    </w:p>
-    <w:p>
-      <w:pPr>
-        <w:rPr>
-          <w:rFonts w:ascii="Times New Roman" w:hAnsi="Times New Roman" w:cs="Times New Roman"/>
-          <w:sz w:val="28"/>
-          <w:szCs w:val="28"/>
-          <w:lang w:val="ru-RU"/>
-        </w:rPr>
-      </w:pPr>
-    </w:p>
-    <w:p>
-      <w:pPr>
-        <w:jc w:val="center"/>
+        <w:t xml:space="preserve"> 1: </w:t>
+      </w:r>
+      <w:r>
         <w:rPr>
           <w:rFonts w:ascii="Times New Roman" w:hAnsi="Times New Roman" w:cs="Times New Roman"/>
           <w:sz w:val="32"/>
           <w:szCs w:val="32"/>
           <w:lang w:val="ru-RU"/>
         </w:rPr>
-      </w:pPr>
-      <w:proofErr w:type="spellStart"/>
-      <w:r>
+        <w:t>Выбор сценария</w:t>
+      </w:r>
+    </w:p>
+    <w:p>
+      <w:pPr>
+        <w:ind w:firstLine="720"/>
+        <w:rPr>
+          <w:rFonts w:ascii="Times New Roman" w:hAnsi="Times New Roman" w:cs="Times New Roman"/>
+          <w:sz w:val="28"/>
+          <w:szCs w:val="28"/>
+          <w:lang w:val="ru-RU"/>
+        </w:rPr>
+      </w:pPr>
+      <w:r>
+        <w:rPr>
+          <w:rFonts w:ascii="Times New Roman" w:hAnsi="Times New Roman" w:cs="Times New Roman"/>
+          <w:sz w:val="28"/>
+          <w:szCs w:val="28"/>
+        </w:rPr>
+        <w:t xml:space="preserve">Для данной работы выбран сценарий: </w:t>
+      </w:r>
+      <w:r>
+        <w:rPr>
+          <w:rFonts w:ascii="Times New Roman" w:hAnsi="Times New Roman" w:cs="Times New Roman"/>
+          <w:b/>
+          <w:bCs/>
+          <w:sz w:val="28"/>
+          <w:szCs w:val="28"/>
+          <w:lang w:val="ru-RU"/>
+        </w:rPr>
+        <w:t>Сервис потоковой передачи музыки</w:t>
+      </w:r>
+      <w:r>
+        <w:rPr>
+          <w:rFonts w:ascii="Times New Roman" w:hAnsi="Times New Roman" w:cs="Times New Roman"/>
+          <w:sz w:val="28"/>
+          <w:szCs w:val="28"/>
+        </w:rPr>
+        <w:t>. Эта система будет управлять</w:t>
+      </w:r>
+      <w:r>
+        <w:rPr>
+          <w:rFonts w:ascii="Times New Roman" w:hAnsi="Times New Roman" w:cs="Times New Roman"/>
+          <w:sz w:val="28"/>
+          <w:szCs w:val="28"/>
+          <w:lang w:val="ru-RU"/>
+        </w:rPr>
+        <w:t xml:space="preserve"> </w:t>
+      </w:r>
+      <w:r>
+        <w:rPr>
+          <w:rFonts w:ascii="Times New Roman" w:hAnsi="Times New Roman" w:cs="Times New Roman"/>
+          <w:sz w:val="28"/>
+          <w:szCs w:val="28"/>
+        </w:rPr>
+        <w:t>артистами, альбомами, песнями, пользователями и пользовательскими плейлистами.</w:t>
+      </w:r>
+    </w:p>
+    <w:p>
+      <w:pPr>
+        <w:rPr>
+          <w:rFonts w:ascii="Times New Roman" w:hAnsi="Times New Roman" w:cs="Times New Roman"/>
+          <w:sz w:val="28"/>
+          <w:szCs w:val="28"/>
+          <w:lang w:val="ru-RU"/>
+        </w:rPr>
+      </w:pPr>
+    </w:p>
+    <w:p>
+      <w:pPr>
+        <w:jc w:val="center"/>
         <w:rPr>
           <w:rFonts w:ascii="Times New Roman" w:hAnsi="Times New Roman" w:cs="Times New Roman"/>
           <w:sz w:val="32"/>
           <w:szCs w:val="32"/>
-        </w:rPr>
-        <w:t>Part</w:t>
-      </w:r>
-      <w:proofErr w:type="spellEnd"/>
+          <w:lang w:val="ru-RU"/>
+        </w:rPr>
+      </w:pPr>
+      <w:proofErr w:type="spellStart"/>
       <w:r>
         <w:rPr>
           <w:rFonts w:ascii="Times New Roman" w:hAnsi="Times New Roman" w:cs="Times New Roman"/>
           <w:sz w:val="32"/>
           <w:szCs w:val="32"/>
         </w:rPr>
+        <w:t>Part</w:t>
+      </w:r>
+      <w:proofErr w:type="spellEnd"/>
+      <w:r>
+        <w:rPr>
+          <w:rFonts w:ascii="Times New Roman" w:hAnsi="Times New Roman" w:cs="Times New Roman"/>
+          <w:sz w:val="32"/>
+          <w:szCs w:val="32"/>
+        </w:rPr>
         <w:t xml:space="preserve"> 2: Проектирование Базы Данных и Документация</w:t>
       </w:r>
     </w:p>
@@ -375,6 +384,174 @@
     </w:p>
     <w:p>
       <w:pPr>
+        <w:spacing w:line="240" w:lineRule="auto"/>
+        <w:rPr>
+          <w:rFonts w:ascii="Times New Roman" w:hAnsi="Times New Roman" w:cs="Times New Roman"/>
+          <w:b/>
+          <w:bCs/>
+          <w:sz w:val="28"/>
+          <w:szCs w:val="28"/>
+        </w:rPr>
+      </w:pPr>
+      <w:r>
+        <w:rPr>
+          <w:rFonts w:ascii="Times New Roman" w:hAnsi="Times New Roman" w:cs="Times New Roman"/>
+          <w:b/>
+          <w:bCs/>
+          <w:sz w:val="28"/>
+          <w:szCs w:val="28"/>
+        </w:rPr>
+        <w:t>Пользовательский тип (ENUM)</w:t>
+      </w:r>
+    </w:p>
+    <w:p>
+      <w:pPr>
+        <w:spacing w:line="240" w:lineRule="auto"/>
+        <w:rPr>
+          <w:rFonts w:ascii="Times New Roman" w:hAnsi="Times New Roman" w:cs="Times New Roman"/>
+          <w:sz w:val="28"/>
+          <w:szCs w:val="28"/>
+        </w:rPr>
+      </w:pPr>
+      <w:r>
+        <w:rPr>
+          <w:rFonts w:ascii="Times New Roman" w:hAnsi="Times New Roman" w:cs="Times New Roman"/>
+          <w:sz w:val="28"/>
+          <w:szCs w:val="28"/>
+        </w:rPr>
+        <w:t xml:space="preserve">Для поля типа альбома создан пользовательский тип </w:t>
+      </w:r>
+      <w:proofErr w:type="spellStart"/>
+      <w:r>
+        <w:rPr>
+          <w:rFonts w:ascii="Times New Roman" w:hAnsi="Times New Roman" w:cs="Times New Roman"/>
+          <w:sz w:val="28"/>
+          <w:szCs w:val="28"/>
+        </w:rPr>
+        <w:t>PostgreSQL</w:t>
+      </w:r>
+      <w:proofErr w:type="spellEnd"/>
+      <w:r>
+        <w:rPr>
+          <w:rFonts w:ascii="Times New Roman" w:hAnsi="Times New Roman" w:cs="Times New Roman"/>
+          <w:sz w:val="28"/>
+          <w:szCs w:val="28"/>
+        </w:rPr>
+        <w:t>:</w:t>
+      </w:r>
+    </w:p>
+    <w:p>
+      <w:pPr>
+        <w:spacing w:line="240" w:lineRule="auto"/>
+        <w:rPr>
+          <w:rFonts w:ascii="Times New Roman" w:hAnsi="Times New Roman" w:cs="Times New Roman"/>
+          <w:sz w:val="28"/>
+          <w:szCs w:val="28"/>
+        </w:rPr>
+      </w:pPr>
+      <w:r>
+        <w:rPr>
+          <w:rFonts w:ascii="Times New Roman" w:hAnsi="Times New Roman" w:cs="Times New Roman"/>
+          <w:sz w:val="28"/>
+          <w:szCs w:val="28"/>
+        </w:rPr>
+        <w:t xml:space="preserve">CREATE TYPE </w:t>
+      </w:r>
+      <w:proofErr w:type="spellStart"/>
+      <w:r>
+        <w:rPr>
+          <w:rFonts w:ascii="Times New Roman" w:hAnsi="Times New Roman" w:cs="Times New Roman"/>
+          <w:b/>
+          <w:bCs/>
+          <w:sz w:val="28"/>
+          <w:szCs w:val="28"/>
+        </w:rPr>
+        <w:t>album_type_enum</w:t>
+      </w:r>
+      <w:proofErr w:type="spellEnd"/>
+      <w:r>
+        <w:rPr>
+          <w:rFonts w:ascii="Times New Roman" w:hAnsi="Times New Roman" w:cs="Times New Roman"/>
+          <w:sz w:val="28"/>
+          <w:szCs w:val="28"/>
+        </w:rPr>
+        <w:t xml:space="preserve"> AS ENUM ('</w:t>
+      </w:r>
+      <w:proofErr w:type="spellStart"/>
+      <w:r>
+        <w:rPr>
+          <w:rFonts w:ascii="Times New Roman" w:hAnsi="Times New Roman" w:cs="Times New Roman"/>
+          <w:sz w:val="28"/>
+          <w:szCs w:val="28"/>
+        </w:rPr>
+        <w:t>album</w:t>
+      </w:r>
+      <w:proofErr w:type="spellEnd"/>
+      <w:r>
+        <w:rPr>
+          <w:rFonts w:ascii="Times New Roman" w:hAnsi="Times New Roman" w:cs="Times New Roman"/>
+          <w:sz w:val="28"/>
+          <w:szCs w:val="28"/>
+        </w:rPr>
+        <w:t>', '</w:t>
+      </w:r>
+      <w:proofErr w:type="spellStart"/>
+      <w:r>
+        <w:rPr>
+          <w:rFonts w:ascii="Times New Roman" w:hAnsi="Times New Roman" w:cs="Times New Roman"/>
+          <w:sz w:val="28"/>
+          <w:szCs w:val="28"/>
+        </w:rPr>
+        <w:t>single</w:t>
+      </w:r>
+      <w:proofErr w:type="spellEnd"/>
+      <w:r>
+        <w:rPr>
+          <w:rFonts w:ascii="Times New Roman" w:hAnsi="Times New Roman" w:cs="Times New Roman"/>
+          <w:sz w:val="28"/>
+          <w:szCs w:val="28"/>
+        </w:rPr>
+        <w:t>', '</w:t>
+      </w:r>
+      <w:proofErr w:type="spellStart"/>
+      <w:r>
+        <w:rPr>
+          <w:rFonts w:ascii="Times New Roman" w:hAnsi="Times New Roman" w:cs="Times New Roman"/>
+          <w:sz w:val="28"/>
+          <w:szCs w:val="28"/>
+        </w:rPr>
+        <w:t>ep</w:t>
+      </w:r>
+      <w:proofErr w:type="spellEnd"/>
+      <w:r>
+        <w:rPr>
+          <w:rFonts w:ascii="Times New Roman" w:hAnsi="Times New Roman" w:cs="Times New Roman"/>
+          <w:sz w:val="28"/>
+          <w:szCs w:val="28"/>
+        </w:rPr>
+        <w:t>', '</w:t>
+      </w:r>
+      <w:proofErr w:type="spellStart"/>
+      <w:r>
+        <w:rPr>
+          <w:rFonts w:ascii="Times New Roman" w:hAnsi="Times New Roman" w:cs="Times New Roman"/>
+          <w:sz w:val="28"/>
+          <w:szCs w:val="28"/>
+        </w:rPr>
+        <w:t>compilation</w:t>
+      </w:r>
+      <w:proofErr w:type="spellEnd"/>
+      <w:r>
+        <w:rPr>
+          <w:rFonts w:ascii="Times New Roman" w:hAnsi="Times New Roman" w:cs="Times New Roman"/>
+          <w:sz w:val="28"/>
+          <w:szCs w:val="28"/>
+        </w:rPr>
+        <w:t>');</w:t>
+      </w:r>
+    </w:p>
+    <w:p>
+      <w:pPr>
         <w:rPr>
           <w:rFonts w:ascii="Times New Roman" w:hAnsi="Times New Roman" w:cs="Times New Roman"/>
           <w:b/>
@@ -421,7 +598,7 @@
           <w:szCs w:val="28"/>
           <w:lang w:val="en-US"/>
         </w:rPr>
-        <w:t>Table Name: Artists</w:t>
+        <w:t>Table Name: Artist</w:t>
       </w:r>
     </w:p>
     <w:p>
@@ -515,25 +692,7 @@
           <w:szCs w:val="28"/>
           <w:lang w:val="en-US"/>
         </w:rPr>
-        <w:t xml:space="preserve">id: SERIAL, </w:t>
-      </w:r>
-      <w:r>
-        <w:rPr>
-          <w:rFonts w:ascii="Times New Roman" w:hAnsi="Times New Roman" w:cs="Times New Roman"/>
-          <w:sz w:val="28"/>
-          <w:szCs w:val="28"/>
-          <w:lang w:val="en-US"/>
-        </w:rPr>
-        <w:t>PRIMARY KEY</w:t>
-      </w:r>
-      <w:r>
-        <w:rPr>
-          <w:rFonts w:ascii="Times New Roman" w:hAnsi="Times New Roman" w:cs="Times New Roman"/>
-          <w:sz w:val="28"/>
-          <w:szCs w:val="28"/>
-          <w:lang w:val="en-US"/>
-        </w:rPr>
-        <w:t>, NOT NULL</w:t>
+        <w:t>id: SERIAL, PRIMARY KEY, NOT NULL</w:t>
       </w:r>
     </w:p>
     <w:p>
@@ -643,16 +802,7 @@
           <w:szCs w:val="28"/>
           <w:lang w:val="en-US"/>
         </w:rPr>
-        <w:t>1</w:t>
-      </w:r>
-      <w:r>
-        <w:rPr>
-          <w:rFonts w:ascii="Times New Roman" w:hAnsi="Times New Roman" w:cs="Times New Roman"/>
-          <w:sz w:val="28"/>
-          <w:szCs w:val="28"/>
-          <w:lang w:val="en-US"/>
-        </w:rPr>
-        <w:t>00)</w:t>
+        <w:t>100)</w:t>
       </w:r>
     </w:p>
     <w:p>
@@ -707,17 +857,1006 @@
           <w:szCs w:val="28"/>
           <w:lang w:val="en-US"/>
         </w:rPr>
-        <w:t>1</w:t>
-      </w:r>
-      <w:r>
-        <w:rPr>
-          <w:rFonts w:ascii="Times New Roman" w:hAnsi="Times New Roman" w:cs="Times New Roman"/>
-          <w:sz w:val="28"/>
-          <w:szCs w:val="28"/>
-          <w:lang w:val="en-US"/>
-        </w:rPr>
-        <w:t>00</w:t>
-      </w:r>
+        <w:t>100)</w:t>
+      </w:r>
+    </w:p>
+    <w:p>
+      <w:pPr>
+        <w:pStyle w:val="a7"/>
+        <w:numPr>
+          <w:ilvl w:val="1"/>
+          <w:numId w:val="2"/>
+        </w:numPr>
+        <w:rPr>
+          <w:rFonts w:ascii="Times New Roman" w:hAnsi="Times New Roman" w:cs="Times New Roman"/>
+          <w:sz w:val="28"/>
+          <w:szCs w:val="28"/>
+          <w:lang w:val="en-US"/>
+        </w:rPr>
+      </w:pPr>
+      <w:r>
+        <w:rPr>
+          <w:rFonts w:ascii="Times New Roman" w:hAnsi="Times New Roman" w:cs="Times New Roman"/>
+          <w:b/>
+          <w:bCs/>
+          <w:sz w:val="28"/>
+          <w:szCs w:val="28"/>
+          <w:lang w:val="en-US"/>
+        </w:rPr>
+        <w:t>Constrains</w:t>
+      </w:r>
+      <w:r>
+        <w:rPr>
+          <w:rFonts w:ascii="Times New Roman" w:hAnsi="Times New Roman" w:cs="Times New Roman"/>
+          <w:sz w:val="28"/>
+          <w:szCs w:val="28"/>
+          <w:lang w:val="en-US"/>
+        </w:rPr>
+        <w:t>:</w:t>
+      </w:r>
+    </w:p>
+    <w:p>
+      <w:pPr>
+        <w:pStyle w:val="a7"/>
+        <w:numPr>
+          <w:ilvl w:val="2"/>
+          <w:numId w:val="2"/>
+        </w:numPr>
+        <w:rPr>
+          <w:rFonts w:ascii="Times New Roman" w:hAnsi="Times New Roman" w:cs="Times New Roman"/>
+          <w:sz w:val="28"/>
+          <w:szCs w:val="28"/>
+          <w:lang w:val="en-US"/>
+        </w:rPr>
+      </w:pPr>
+      <w:proofErr w:type="spellStart"/>
+      <w:r>
+        <w:rPr>
+          <w:rFonts w:ascii="Times New Roman" w:hAnsi="Times New Roman" w:cs="Times New Roman"/>
+          <w:sz w:val="28"/>
+          <w:szCs w:val="28"/>
+          <w:lang w:val="en-US"/>
+        </w:rPr>
+        <w:t>PK_Artist</w:t>
+      </w:r>
+      <w:proofErr w:type="spellEnd"/>
+      <w:r>
+        <w:rPr>
+          <w:rFonts w:ascii="Times New Roman" w:hAnsi="Times New Roman" w:cs="Times New Roman"/>
+          <w:sz w:val="28"/>
+          <w:szCs w:val="28"/>
+          <w:lang w:val="en-US"/>
+        </w:rPr>
+        <w:t>: PRIMARY_KEY (id)</w:t>
+      </w:r>
+    </w:p>
+    <w:p>
+      <w:pPr>
+        <w:pStyle w:val="a7"/>
+        <w:numPr>
+          <w:ilvl w:val="0"/>
+          <w:numId w:val="2"/>
+        </w:numPr>
+        <w:rPr>
+          <w:rFonts w:ascii="Times New Roman" w:hAnsi="Times New Roman" w:cs="Times New Roman"/>
+          <w:b/>
+          <w:bCs/>
+          <w:sz w:val="28"/>
+          <w:szCs w:val="28"/>
+          <w:lang w:val="en-US"/>
+        </w:rPr>
+      </w:pPr>
+      <w:r>
+        <w:rPr>
+          <w:rFonts w:ascii="Times New Roman" w:hAnsi="Times New Roman" w:cs="Times New Roman"/>
+          <w:b/>
+          <w:bCs/>
+          <w:sz w:val="28"/>
+          <w:szCs w:val="28"/>
+          <w:lang w:val="en-US"/>
+        </w:rPr>
+        <w:t>Table Name: Album</w:t>
+      </w:r>
+    </w:p>
+    <w:p>
+      <w:pPr>
+        <w:pStyle w:val="a7"/>
+        <w:numPr>
+          <w:ilvl w:val="1"/>
+          <w:numId w:val="2"/>
+        </w:numPr>
+        <w:rPr>
+          <w:rFonts w:ascii="Times New Roman" w:hAnsi="Times New Roman" w:cs="Times New Roman"/>
+          <w:sz w:val="28"/>
+          <w:szCs w:val="28"/>
+          <w:lang w:val="ru-RU"/>
+        </w:rPr>
+      </w:pPr>
+      <w:proofErr w:type="spellStart"/>
+      <w:r>
+        <w:rPr>
+          <w:rFonts w:ascii="Times New Roman" w:hAnsi="Times New Roman" w:cs="Times New Roman"/>
+          <w:b/>
+          <w:bCs/>
+          <w:sz w:val="28"/>
+          <w:szCs w:val="28"/>
+          <w:lang w:val="en-US"/>
+        </w:rPr>
+        <w:t>Desription</w:t>
+      </w:r>
+      <w:proofErr w:type="spellEnd"/>
+      <w:r>
+        <w:rPr>
+          <w:rFonts w:ascii="Times New Roman" w:hAnsi="Times New Roman" w:cs="Times New Roman"/>
+          <w:sz w:val="28"/>
+          <w:szCs w:val="28"/>
+          <w:lang w:val="ru-RU"/>
+        </w:rPr>
+        <w:t xml:space="preserve">: Хранит информацию об альбомах, сингалах, </w:t>
+      </w:r>
+      <w:r>
+        <w:rPr>
+          <w:rFonts w:ascii="Times New Roman" w:hAnsi="Times New Roman" w:cs="Times New Roman"/>
+          <w:sz w:val="28"/>
+          <w:szCs w:val="28"/>
+          <w:lang w:val="en-US"/>
+        </w:rPr>
+        <w:t>EP</w:t>
+      </w:r>
+      <w:r>
+        <w:rPr>
+          <w:rFonts w:ascii="Times New Roman" w:hAnsi="Times New Roman" w:cs="Times New Roman"/>
+          <w:sz w:val="28"/>
+          <w:szCs w:val="28"/>
+          <w:lang w:val="ru-RU"/>
+        </w:rPr>
+        <w:t xml:space="preserve"> и т.п.</w:t>
+      </w:r>
+    </w:p>
+    <w:p>
+      <w:pPr>
+        <w:pStyle w:val="a7"/>
+        <w:numPr>
+          <w:ilvl w:val="1"/>
+          <w:numId w:val="2"/>
+        </w:numPr>
+        <w:rPr>
+          <w:rFonts w:ascii="Times New Roman" w:hAnsi="Times New Roman" w:cs="Times New Roman"/>
+          <w:sz w:val="28"/>
+          <w:szCs w:val="28"/>
+          <w:lang w:val="en-US"/>
+        </w:rPr>
+      </w:pPr>
+      <w:r>
+        <w:rPr>
+          <w:rFonts w:ascii="Times New Roman" w:hAnsi="Times New Roman" w:cs="Times New Roman"/>
+          <w:b/>
+          <w:bCs/>
+          <w:sz w:val="28"/>
+          <w:szCs w:val="28"/>
+          <w:lang w:val="en-US"/>
+        </w:rPr>
+        <w:t>Attributes</w:t>
+      </w:r>
+      <w:r>
+        <w:rPr>
+          <w:rFonts w:ascii="Times New Roman" w:hAnsi="Times New Roman" w:cs="Times New Roman"/>
+          <w:sz w:val="28"/>
+          <w:szCs w:val="28"/>
+          <w:lang w:val="en-US"/>
+        </w:rPr>
+        <w:t>:</w:t>
+      </w:r>
+    </w:p>
+    <w:p>
+      <w:pPr>
+        <w:pStyle w:val="a7"/>
+        <w:numPr>
+          <w:ilvl w:val="2"/>
+          <w:numId w:val="2"/>
+        </w:numPr>
+        <w:rPr>
+          <w:rFonts w:ascii="Times New Roman" w:hAnsi="Times New Roman" w:cs="Times New Roman"/>
+          <w:sz w:val="28"/>
+          <w:szCs w:val="28"/>
+          <w:lang w:val="en-US"/>
+        </w:rPr>
+      </w:pPr>
+      <w:r>
+        <w:rPr>
+          <w:rFonts w:ascii="Times New Roman" w:hAnsi="Times New Roman" w:cs="Times New Roman"/>
+          <w:sz w:val="28"/>
+          <w:szCs w:val="28"/>
+          <w:lang w:val="en-US"/>
+        </w:rPr>
+        <w:t>id: SERIAL, PRIMARY KEY, NOT NULL</w:t>
+      </w:r>
+    </w:p>
+    <w:p>
+      <w:pPr>
+        <w:pStyle w:val="a7"/>
+        <w:numPr>
+          <w:ilvl w:val="2"/>
+          <w:numId w:val="2"/>
+        </w:numPr>
+        <w:rPr>
+          <w:rFonts w:ascii="Times New Roman" w:hAnsi="Times New Roman" w:cs="Times New Roman"/>
+          <w:sz w:val="28"/>
+          <w:szCs w:val="28"/>
+          <w:lang w:val="en-US"/>
+        </w:rPr>
+      </w:pPr>
+      <w:r>
+        <w:rPr>
+          <w:rFonts w:ascii="Times New Roman" w:hAnsi="Times New Roman" w:cs="Times New Roman"/>
+          <w:sz w:val="28"/>
+          <w:szCs w:val="28"/>
+          <w:lang w:val="en-US"/>
+        </w:rPr>
+        <w:t xml:space="preserve">title: </w:t>
+      </w:r>
+      <w:proofErr w:type="gramStart"/>
+      <w:r>
+        <w:rPr>
+          <w:rFonts w:ascii="Times New Roman" w:hAnsi="Times New Roman" w:cs="Times New Roman"/>
+          <w:sz w:val="28"/>
+          <w:szCs w:val="28"/>
+          <w:lang w:val="en-US"/>
+        </w:rPr>
+        <w:t>VARCHAR(</w:t>
+      </w:r>
+      <w:proofErr w:type="gramEnd"/>
+      <w:r>
+        <w:rPr>
+          <w:rFonts w:ascii="Times New Roman" w:hAnsi="Times New Roman" w:cs="Times New Roman"/>
+          <w:sz w:val="28"/>
+          <w:szCs w:val="28"/>
+          <w:lang w:val="en-US"/>
+        </w:rPr>
+        <w:t>255</w:t>
+      </w:r>
+      <w:proofErr w:type="gramStart"/>
+      <w:r>
+        <w:rPr>
+          <w:rFonts w:ascii="Times New Roman" w:hAnsi="Times New Roman" w:cs="Times New Roman"/>
+          <w:sz w:val="28"/>
+          <w:szCs w:val="28"/>
+          <w:lang w:val="en-US"/>
+        </w:rPr>
+        <w:t>),  NOT</w:t>
+      </w:r>
+      <w:proofErr w:type="gramEnd"/>
+      <w:r>
+        <w:rPr>
+          <w:rFonts w:ascii="Times New Roman" w:hAnsi="Times New Roman" w:cs="Times New Roman"/>
+          <w:sz w:val="28"/>
+          <w:szCs w:val="28"/>
+          <w:lang w:val="en-US"/>
+        </w:rPr>
+        <w:t xml:space="preserve"> NULL</w:t>
+      </w:r>
+    </w:p>
+    <w:p>
+      <w:pPr>
+        <w:pStyle w:val="a7"/>
+        <w:numPr>
+          <w:ilvl w:val="2"/>
+          <w:numId w:val="2"/>
+        </w:numPr>
+        <w:rPr>
+          <w:rFonts w:ascii="Times New Roman" w:hAnsi="Times New Roman" w:cs="Times New Roman"/>
+          <w:sz w:val="28"/>
+          <w:szCs w:val="28"/>
+          <w:lang w:val="en-US"/>
+        </w:rPr>
+      </w:pPr>
+      <w:proofErr w:type="spellStart"/>
+      <w:r>
+        <w:rPr>
+          <w:rFonts w:ascii="Times New Roman" w:hAnsi="Times New Roman" w:cs="Times New Roman"/>
+          <w:sz w:val="28"/>
+          <w:szCs w:val="28"/>
+          <w:lang w:val="en-US"/>
+        </w:rPr>
+        <w:t>release_date</w:t>
+      </w:r>
+      <w:proofErr w:type="spellEnd"/>
+      <w:r>
+        <w:rPr>
+          <w:rFonts w:ascii="Times New Roman" w:hAnsi="Times New Roman" w:cs="Times New Roman"/>
+          <w:sz w:val="28"/>
+          <w:szCs w:val="28"/>
+          <w:lang w:val="en-US"/>
+        </w:rPr>
+        <w:t>: DATE</w:t>
+      </w:r>
+    </w:p>
+    <w:p>
+      <w:pPr>
+        <w:pStyle w:val="a7"/>
+        <w:numPr>
+          <w:ilvl w:val="2"/>
+          <w:numId w:val="2"/>
+        </w:numPr>
+        <w:rPr>
+          <w:rFonts w:ascii="Times New Roman" w:hAnsi="Times New Roman" w:cs="Times New Roman"/>
+          <w:sz w:val="28"/>
+          <w:szCs w:val="28"/>
+          <w:lang w:val="en-US"/>
+        </w:rPr>
+      </w:pPr>
+      <w:proofErr w:type="spellStart"/>
+      <w:r>
+        <w:rPr>
+          <w:rFonts w:ascii="Times New Roman" w:hAnsi="Times New Roman" w:cs="Times New Roman"/>
+          <w:sz w:val="28"/>
+          <w:szCs w:val="28"/>
+          <w:lang w:val="en-US"/>
+        </w:rPr>
+        <w:lastRenderedPageBreak/>
+        <w:t>album_type</w:t>
+      </w:r>
+      <w:proofErr w:type="spellEnd"/>
+      <w:r>
+        <w:rPr>
+          <w:rFonts w:ascii="Times New Roman" w:hAnsi="Times New Roman" w:cs="Times New Roman"/>
+          <w:sz w:val="28"/>
+          <w:szCs w:val="28"/>
+          <w:lang w:val="en-US"/>
+        </w:rPr>
+        <w:t xml:space="preserve">: </w:t>
+      </w:r>
+      <w:proofErr w:type="spellStart"/>
+      <w:r>
+        <w:rPr>
+          <w:rFonts w:ascii="Times New Roman" w:hAnsi="Times New Roman" w:cs="Times New Roman"/>
+          <w:sz w:val="28"/>
+          <w:szCs w:val="28"/>
+        </w:rPr>
+        <w:t>album_type_enum</w:t>
+      </w:r>
+      <w:proofErr w:type="spellEnd"/>
+      <w:r>
+        <w:rPr>
+          <w:rFonts w:ascii="Times New Roman" w:hAnsi="Times New Roman" w:cs="Times New Roman"/>
+          <w:sz w:val="28"/>
+          <w:szCs w:val="28"/>
+          <w:lang w:val="en-US"/>
+        </w:rPr>
+        <w:t>, NOT NULL, DEFAULT “ALBUM”</w:t>
+      </w:r>
+    </w:p>
+    <w:p>
+      <w:pPr>
+        <w:pStyle w:val="a7"/>
+        <w:numPr>
+          <w:ilvl w:val="1"/>
+          <w:numId w:val="2"/>
+        </w:numPr>
+        <w:rPr>
+          <w:rFonts w:ascii="Times New Roman" w:hAnsi="Times New Roman" w:cs="Times New Roman"/>
+          <w:sz w:val="28"/>
+          <w:szCs w:val="28"/>
+          <w:lang w:val="en-US"/>
+        </w:rPr>
+      </w:pPr>
+      <w:r>
+        <w:rPr>
+          <w:rFonts w:ascii="Times New Roman" w:hAnsi="Times New Roman" w:cs="Times New Roman"/>
+          <w:b/>
+          <w:bCs/>
+          <w:sz w:val="28"/>
+          <w:szCs w:val="28"/>
+          <w:lang w:val="en-US"/>
+        </w:rPr>
+        <w:t>Constraints</w:t>
+      </w:r>
+      <w:r>
+        <w:rPr>
+          <w:rFonts w:ascii="Times New Roman" w:hAnsi="Times New Roman" w:cs="Times New Roman"/>
+          <w:sz w:val="28"/>
+          <w:szCs w:val="28"/>
+          <w:lang w:val="en-US"/>
+        </w:rPr>
+        <w:t>:</w:t>
+      </w:r>
+    </w:p>
+    <w:p>
+      <w:pPr>
+        <w:pStyle w:val="a7"/>
+        <w:numPr>
+          <w:ilvl w:val="2"/>
+          <w:numId w:val="2"/>
+        </w:numPr>
+        <w:rPr>
+          <w:rFonts w:ascii="Times New Roman" w:hAnsi="Times New Roman" w:cs="Times New Roman"/>
+          <w:sz w:val="28"/>
+          <w:szCs w:val="28"/>
+          <w:lang w:val="en-US"/>
+        </w:rPr>
+      </w:pPr>
+      <w:proofErr w:type="spellStart"/>
+      <w:r>
+        <w:rPr>
+          <w:rFonts w:ascii="Times New Roman" w:hAnsi="Times New Roman" w:cs="Times New Roman"/>
+          <w:sz w:val="28"/>
+          <w:szCs w:val="28"/>
+          <w:lang w:val="en-US"/>
+        </w:rPr>
+        <w:t>PK_Album</w:t>
+      </w:r>
+      <w:proofErr w:type="spellEnd"/>
+      <w:r>
+        <w:rPr>
+          <w:rFonts w:ascii="Times New Roman" w:hAnsi="Times New Roman" w:cs="Times New Roman"/>
+          <w:sz w:val="28"/>
+          <w:szCs w:val="28"/>
+          <w:lang w:val="en-US"/>
+        </w:rPr>
+        <w:t>: PRIMARY KEY (id)</w:t>
+      </w:r>
+    </w:p>
+    <w:p>
+      <w:pPr>
+        <w:pStyle w:val="a7"/>
+        <w:numPr>
+          <w:ilvl w:val="0"/>
+          <w:numId w:val="2"/>
+        </w:numPr>
+        <w:rPr>
+          <w:rFonts w:ascii="Times New Roman" w:hAnsi="Times New Roman" w:cs="Times New Roman"/>
+          <w:b/>
+          <w:bCs/>
+          <w:sz w:val="28"/>
+          <w:szCs w:val="28"/>
+          <w:lang w:val="en-US"/>
+        </w:rPr>
+      </w:pPr>
+      <w:r>
+        <w:rPr>
+          <w:rFonts w:ascii="Times New Roman" w:hAnsi="Times New Roman" w:cs="Times New Roman"/>
+          <w:b/>
+          <w:bCs/>
+          <w:sz w:val="28"/>
+          <w:szCs w:val="28"/>
+          <w:lang w:val="en-US"/>
+        </w:rPr>
+        <w:t>Table Name: Track</w:t>
+      </w:r>
+    </w:p>
+    <w:p>
+      <w:pPr>
+        <w:pStyle w:val="a7"/>
+        <w:numPr>
+          <w:ilvl w:val="1"/>
+          <w:numId w:val="2"/>
+        </w:numPr>
+        <w:rPr>
+          <w:rFonts w:ascii="Times New Roman" w:hAnsi="Times New Roman" w:cs="Times New Roman"/>
+          <w:sz w:val="28"/>
+          <w:szCs w:val="28"/>
+          <w:lang w:val="ru-RU"/>
+        </w:rPr>
+      </w:pPr>
+      <w:proofErr w:type="spellStart"/>
+      <w:r>
+        <w:rPr>
+          <w:rFonts w:ascii="Times New Roman" w:hAnsi="Times New Roman" w:cs="Times New Roman"/>
+          <w:sz w:val="28"/>
+          <w:szCs w:val="28"/>
+          <w:lang w:val="en-US"/>
+        </w:rPr>
+        <w:t>Desription</w:t>
+      </w:r>
+      <w:proofErr w:type="spellEnd"/>
+      <w:r>
+        <w:rPr>
+          <w:rFonts w:ascii="Times New Roman" w:hAnsi="Times New Roman" w:cs="Times New Roman"/>
+          <w:sz w:val="28"/>
+          <w:szCs w:val="28"/>
+          <w:lang w:val="ru-RU"/>
+        </w:rPr>
+        <w:t>: Хранит информацию о треках (песнях)</w:t>
+      </w:r>
+    </w:p>
+    <w:p>
+      <w:pPr>
+        <w:pStyle w:val="a7"/>
+        <w:numPr>
+          <w:ilvl w:val="1"/>
+          <w:numId w:val="2"/>
+        </w:numPr>
+        <w:rPr>
+          <w:rFonts w:ascii="Times New Roman" w:hAnsi="Times New Roman" w:cs="Times New Roman"/>
+          <w:sz w:val="28"/>
+          <w:szCs w:val="28"/>
+          <w:lang w:val="en-US"/>
+        </w:rPr>
+      </w:pPr>
+      <w:r>
+        <w:rPr>
+          <w:rFonts w:ascii="Times New Roman" w:hAnsi="Times New Roman" w:cs="Times New Roman"/>
+          <w:sz w:val="28"/>
+          <w:szCs w:val="28"/>
+          <w:lang w:val="en-US"/>
+        </w:rPr>
+        <w:t>Attributes:</w:t>
+      </w:r>
+    </w:p>
+    <w:p>
+      <w:pPr>
+        <w:pStyle w:val="a7"/>
+        <w:numPr>
+          <w:ilvl w:val="2"/>
+          <w:numId w:val="2"/>
+        </w:numPr>
+        <w:rPr>
+          <w:rFonts w:ascii="Times New Roman" w:hAnsi="Times New Roman" w:cs="Times New Roman"/>
+          <w:sz w:val="28"/>
+          <w:szCs w:val="28"/>
+          <w:lang w:val="en-US"/>
+        </w:rPr>
+      </w:pPr>
+      <w:r>
+        <w:rPr>
+          <w:rFonts w:ascii="Times New Roman" w:hAnsi="Times New Roman" w:cs="Times New Roman"/>
+          <w:sz w:val="28"/>
+          <w:szCs w:val="28"/>
+          <w:lang w:val="en-US"/>
+        </w:rPr>
+        <w:t>id: SERIAL, PRIMARY KEY, NOT NULL</w:t>
+      </w:r>
+    </w:p>
+    <w:p>
+      <w:pPr>
+        <w:pStyle w:val="a7"/>
+        <w:numPr>
+          <w:ilvl w:val="2"/>
+          <w:numId w:val="2"/>
+        </w:numPr>
+        <w:rPr>
+          <w:rFonts w:ascii="Times New Roman" w:hAnsi="Times New Roman" w:cs="Times New Roman"/>
+          <w:sz w:val="28"/>
+          <w:szCs w:val="28"/>
+          <w:lang w:val="en-US"/>
+        </w:rPr>
+      </w:pPr>
+      <w:r>
+        <w:rPr>
+          <w:rFonts w:ascii="Times New Roman" w:hAnsi="Times New Roman" w:cs="Times New Roman"/>
+          <w:sz w:val="28"/>
+          <w:szCs w:val="28"/>
+          <w:lang w:val="en-US"/>
+        </w:rPr>
+        <w:t xml:space="preserve">title: </w:t>
+      </w:r>
+      <w:proofErr w:type="gramStart"/>
+      <w:r>
+        <w:rPr>
+          <w:rFonts w:ascii="Times New Roman" w:hAnsi="Times New Roman" w:cs="Times New Roman"/>
+          <w:sz w:val="28"/>
+          <w:szCs w:val="28"/>
+          <w:lang w:val="en-US"/>
+        </w:rPr>
+        <w:t>VARCHAR(</w:t>
+      </w:r>
+      <w:proofErr w:type="gramEnd"/>
+      <w:r>
+        <w:rPr>
+          <w:rFonts w:ascii="Times New Roman" w:hAnsi="Times New Roman" w:cs="Times New Roman"/>
+          <w:sz w:val="28"/>
+          <w:szCs w:val="28"/>
+          <w:lang w:val="en-US"/>
+        </w:rPr>
+        <w:t>255</w:t>
+      </w:r>
+      <w:proofErr w:type="gramStart"/>
+      <w:r>
+        <w:rPr>
+          <w:rFonts w:ascii="Times New Roman" w:hAnsi="Times New Roman" w:cs="Times New Roman"/>
+          <w:sz w:val="28"/>
+          <w:szCs w:val="28"/>
+          <w:lang w:val="en-US"/>
+        </w:rPr>
+        <w:t>),  NOT</w:t>
+      </w:r>
+      <w:proofErr w:type="gramEnd"/>
+      <w:r>
+        <w:rPr>
+          <w:rFonts w:ascii="Times New Roman" w:hAnsi="Times New Roman" w:cs="Times New Roman"/>
+          <w:sz w:val="28"/>
+          <w:szCs w:val="28"/>
+          <w:lang w:val="en-US"/>
+        </w:rPr>
+        <w:t xml:space="preserve"> NULL</w:t>
+      </w:r>
+    </w:p>
+    <w:p>
+      <w:pPr>
+        <w:pStyle w:val="a7"/>
+        <w:numPr>
+          <w:ilvl w:val="2"/>
+          <w:numId w:val="2"/>
+        </w:numPr>
+        <w:rPr>
+          <w:rFonts w:ascii="Times New Roman" w:hAnsi="Times New Roman" w:cs="Times New Roman"/>
+          <w:sz w:val="28"/>
+          <w:szCs w:val="28"/>
+          <w:lang w:val="en-US"/>
+        </w:rPr>
+      </w:pPr>
+      <w:proofErr w:type="spellStart"/>
+      <w:r>
+        <w:rPr>
+          <w:rFonts w:ascii="Times New Roman" w:hAnsi="Times New Roman" w:cs="Times New Roman"/>
+          <w:sz w:val="28"/>
+          <w:szCs w:val="28"/>
+          <w:lang w:val="en-US"/>
+        </w:rPr>
+        <w:t>album_id</w:t>
+      </w:r>
+      <w:proofErr w:type="spellEnd"/>
+      <w:r>
+        <w:rPr>
+          <w:rFonts w:ascii="Times New Roman" w:hAnsi="Times New Roman" w:cs="Times New Roman"/>
+          <w:sz w:val="28"/>
+          <w:szCs w:val="28"/>
+          <w:lang w:val="en-US"/>
+        </w:rPr>
+        <w:t>: INTEGER, FK (REFERENCES Album), NOT NULL</w:t>
+      </w:r>
+    </w:p>
+    <w:p>
+      <w:pPr>
+        <w:pStyle w:val="a7"/>
+        <w:numPr>
+          <w:ilvl w:val="2"/>
+          <w:numId w:val="2"/>
+        </w:numPr>
+        <w:rPr>
+          <w:rFonts w:ascii="Times New Roman" w:hAnsi="Times New Roman" w:cs="Times New Roman"/>
+          <w:sz w:val="28"/>
+          <w:szCs w:val="28"/>
+          <w:lang w:val="en-US"/>
+        </w:rPr>
+      </w:pPr>
+      <w:r>
+        <w:rPr>
+          <w:rFonts w:ascii="Times New Roman" w:hAnsi="Times New Roman" w:cs="Times New Roman"/>
+          <w:sz w:val="28"/>
+          <w:szCs w:val="28"/>
+          <w:lang w:val="en-US"/>
+        </w:rPr>
+        <w:t>duration: INTEGER, NOT NULL</w:t>
+      </w:r>
+    </w:p>
+    <w:p>
+      <w:pPr>
+        <w:pStyle w:val="a7"/>
+        <w:numPr>
+          <w:ilvl w:val="1"/>
+          <w:numId w:val="2"/>
+        </w:numPr>
+        <w:rPr>
+          <w:rFonts w:ascii="Times New Roman" w:hAnsi="Times New Roman" w:cs="Times New Roman"/>
+          <w:sz w:val="28"/>
+          <w:szCs w:val="28"/>
+          <w:lang w:val="en-US"/>
+        </w:rPr>
+      </w:pPr>
+      <w:r>
+        <w:rPr>
+          <w:rFonts w:ascii="Times New Roman" w:hAnsi="Times New Roman" w:cs="Times New Roman"/>
+          <w:sz w:val="28"/>
+          <w:szCs w:val="28"/>
+          <w:lang w:val="en-US"/>
+        </w:rPr>
+        <w:t>Constraints:</w:t>
+      </w:r>
+    </w:p>
+    <w:p>
+      <w:pPr>
+        <w:pStyle w:val="a7"/>
+        <w:numPr>
+          <w:ilvl w:val="2"/>
+          <w:numId w:val="2"/>
+        </w:numPr>
+        <w:rPr>
+          <w:rFonts w:ascii="Times New Roman" w:hAnsi="Times New Roman" w:cs="Times New Roman"/>
+          <w:sz w:val="28"/>
+          <w:szCs w:val="28"/>
+          <w:lang w:val="en-US"/>
+        </w:rPr>
+      </w:pPr>
+      <w:r>
+        <w:rPr>
+          <w:rFonts w:ascii="Times New Roman" w:hAnsi="Times New Roman" w:cs="Times New Roman"/>
+          <w:sz w:val="28"/>
+          <w:szCs w:val="28"/>
+          <w:lang w:val="en-US"/>
+        </w:rPr>
+        <w:t>PK_TRACK: PRIMARY KEY (id)</w:t>
+      </w:r>
+    </w:p>
+    <w:p>
+      <w:pPr>
+        <w:pStyle w:val="a7"/>
+        <w:numPr>
+          <w:ilvl w:val="2"/>
+          <w:numId w:val="2"/>
+        </w:numPr>
+        <w:rPr>
+          <w:rFonts w:ascii="Times New Roman" w:hAnsi="Times New Roman" w:cs="Times New Roman"/>
+          <w:sz w:val="28"/>
+          <w:szCs w:val="28"/>
+          <w:lang w:val="en-US"/>
+        </w:rPr>
+      </w:pPr>
+      <w:r>
+        <w:rPr>
+          <w:rFonts w:ascii="Times New Roman" w:hAnsi="Times New Roman" w:cs="Times New Roman"/>
+          <w:sz w:val="28"/>
+          <w:szCs w:val="28"/>
+          <w:lang w:val="en-US"/>
+        </w:rPr>
+        <w:t>FK_TRACK_ALBUM: FOREIGN KEY (</w:t>
+      </w:r>
+      <w:proofErr w:type="spellStart"/>
+      <w:r>
+        <w:rPr>
+          <w:rFonts w:ascii="Times New Roman" w:hAnsi="Times New Roman" w:cs="Times New Roman"/>
+          <w:sz w:val="28"/>
+          <w:szCs w:val="28"/>
+          <w:lang w:val="en-US"/>
+        </w:rPr>
+        <w:t>album_id</w:t>
+      </w:r>
+      <w:proofErr w:type="spellEnd"/>
+      <w:r>
+        <w:rPr>
+          <w:rFonts w:ascii="Times New Roman" w:hAnsi="Times New Roman" w:cs="Times New Roman"/>
+          <w:sz w:val="28"/>
+          <w:szCs w:val="28"/>
+          <w:lang w:val="en-US"/>
+        </w:rPr>
+        <w:t>) REFERENCES Album(id)</w:t>
+      </w:r>
+    </w:p>
+    <w:p>
+      <w:pPr>
+        <w:pStyle w:val="a7"/>
+        <w:numPr>
+          <w:ilvl w:val="2"/>
+          <w:numId w:val="2"/>
+        </w:numPr>
+        <w:rPr>
+          <w:rFonts w:ascii="Times New Roman" w:hAnsi="Times New Roman" w:cs="Times New Roman"/>
+          <w:sz w:val="28"/>
+          <w:szCs w:val="28"/>
+          <w:lang w:val="en-US"/>
+        </w:rPr>
+      </w:pPr>
+      <w:r>
+        <w:rPr>
+          <w:rFonts w:ascii="Times New Roman" w:hAnsi="Times New Roman" w:cs="Times New Roman"/>
+          <w:sz w:val="28"/>
+          <w:szCs w:val="28"/>
+          <w:lang w:val="en-US"/>
+        </w:rPr>
+        <w:t>CHK_DURATION: CHECK (duration &gt; 0)</w:t>
+      </w:r>
+    </w:p>
+    <w:p>
+      <w:pPr>
+        <w:pStyle w:val="a7"/>
+        <w:numPr>
+          <w:ilvl w:val="0"/>
+          <w:numId w:val="2"/>
+        </w:numPr>
+        <w:rPr>
+          <w:rFonts w:ascii="Times New Roman" w:hAnsi="Times New Roman" w:cs="Times New Roman"/>
+          <w:b/>
+          <w:bCs/>
+          <w:sz w:val="28"/>
+          <w:szCs w:val="28"/>
+          <w:lang w:val="en-US"/>
+        </w:rPr>
+      </w:pPr>
+      <w:r>
+        <w:rPr>
+          <w:rFonts w:ascii="Times New Roman" w:hAnsi="Times New Roman" w:cs="Times New Roman"/>
+          <w:b/>
+          <w:bCs/>
+          <w:sz w:val="28"/>
+          <w:szCs w:val="28"/>
+          <w:lang w:val="en-US"/>
+        </w:rPr>
+        <w:t>Table Name: Genre</w:t>
+      </w:r>
+    </w:p>
+    <w:p>
+      <w:pPr>
+        <w:pStyle w:val="a7"/>
+        <w:numPr>
+          <w:ilvl w:val="1"/>
+          <w:numId w:val="2"/>
+        </w:numPr>
+        <w:rPr>
+          <w:rFonts w:ascii="Times New Roman" w:hAnsi="Times New Roman" w:cs="Times New Roman"/>
+          <w:sz w:val="28"/>
+          <w:szCs w:val="28"/>
+          <w:lang w:val="en-US"/>
+        </w:rPr>
+      </w:pPr>
+      <w:r>
+        <w:rPr>
+          <w:rFonts w:ascii="Times New Roman" w:hAnsi="Times New Roman" w:cs="Times New Roman"/>
+          <w:sz w:val="28"/>
+          <w:szCs w:val="28"/>
+          <w:lang w:val="en-US"/>
+        </w:rPr>
+        <w:t xml:space="preserve">Description: </w:t>
+      </w:r>
+      <w:r>
+        <w:rPr>
+          <w:rFonts w:ascii="Times New Roman" w:hAnsi="Times New Roman" w:cs="Times New Roman"/>
+          <w:sz w:val="28"/>
+          <w:szCs w:val="28"/>
+          <w:lang w:val="ru-RU"/>
+        </w:rPr>
+        <w:t>Хранит возможные жанры</w:t>
+      </w:r>
+    </w:p>
+    <w:p>
+      <w:pPr>
+        <w:pStyle w:val="a7"/>
+        <w:numPr>
+          <w:ilvl w:val="1"/>
+          <w:numId w:val="2"/>
+        </w:numPr>
+        <w:rPr>
+          <w:rFonts w:ascii="Times New Roman" w:hAnsi="Times New Roman" w:cs="Times New Roman"/>
+          <w:sz w:val="28"/>
+          <w:szCs w:val="28"/>
+          <w:lang w:val="en-US"/>
+        </w:rPr>
+      </w:pPr>
+      <w:r>
+        <w:rPr>
+          <w:rFonts w:ascii="Times New Roman" w:hAnsi="Times New Roman" w:cs="Times New Roman"/>
+          <w:sz w:val="28"/>
+          <w:szCs w:val="28"/>
+          <w:lang w:val="en-US"/>
+        </w:rPr>
+        <w:t>Attributes:</w:t>
+      </w:r>
+    </w:p>
+    <w:p>
+      <w:pPr>
+        <w:pStyle w:val="a7"/>
+        <w:numPr>
+          <w:ilvl w:val="2"/>
+          <w:numId w:val="2"/>
+        </w:numPr>
+        <w:rPr>
+          <w:rFonts w:ascii="Times New Roman" w:hAnsi="Times New Roman" w:cs="Times New Roman"/>
+          <w:sz w:val="28"/>
+          <w:szCs w:val="28"/>
+          <w:lang w:val="en-US"/>
+        </w:rPr>
+      </w:pPr>
+      <w:r>
+        <w:rPr>
+          <w:rFonts w:ascii="Times New Roman" w:hAnsi="Times New Roman" w:cs="Times New Roman"/>
+          <w:sz w:val="28"/>
+          <w:szCs w:val="28"/>
+          <w:lang w:val="en-US"/>
+        </w:rPr>
+        <w:t>id: SERIAL, PRIMARY KEY, NOT NULL</w:t>
+      </w:r>
+    </w:p>
+    <w:p>
+      <w:pPr>
+        <w:pStyle w:val="a7"/>
+        <w:numPr>
+          <w:ilvl w:val="2"/>
+          <w:numId w:val="2"/>
+        </w:numPr>
+        <w:rPr>
+          <w:rFonts w:ascii="Times New Roman" w:hAnsi="Times New Roman" w:cs="Times New Roman"/>
+          <w:sz w:val="28"/>
+          <w:szCs w:val="28"/>
+          <w:lang w:val="en-US"/>
+        </w:rPr>
+      </w:pPr>
+      <w:r>
+        <w:rPr>
+          <w:rFonts w:ascii="Times New Roman" w:hAnsi="Times New Roman" w:cs="Times New Roman"/>
+          <w:sz w:val="28"/>
+          <w:szCs w:val="28"/>
+          <w:lang w:val="en-US"/>
+        </w:rPr>
+        <w:t xml:space="preserve">name: </w:t>
+      </w:r>
+      <w:proofErr w:type="gramStart"/>
+      <w:r>
+        <w:rPr>
+          <w:rFonts w:ascii="Times New Roman" w:hAnsi="Times New Roman" w:cs="Times New Roman"/>
+          <w:sz w:val="28"/>
+          <w:szCs w:val="28"/>
+          <w:lang w:val="en-US"/>
+        </w:rPr>
+        <w:t>VARCHAR(</w:t>
+      </w:r>
+      <w:proofErr w:type="gramEnd"/>
+      <w:r>
+        <w:rPr>
+          <w:rFonts w:ascii="Times New Roman" w:hAnsi="Times New Roman" w:cs="Times New Roman"/>
+          <w:sz w:val="28"/>
+          <w:szCs w:val="28"/>
+          <w:lang w:val="en-US"/>
+        </w:rPr>
+        <w:t>100), NOT NULL, UNIQUE</w:t>
+      </w:r>
+    </w:p>
+    <w:p>
+      <w:pPr>
+        <w:pStyle w:val="a7"/>
+        <w:numPr>
+          <w:ilvl w:val="1"/>
+          <w:numId w:val="2"/>
+        </w:numPr>
+        <w:rPr>
+          <w:rFonts w:ascii="Times New Roman" w:hAnsi="Times New Roman" w:cs="Times New Roman"/>
+          <w:sz w:val="28"/>
+          <w:szCs w:val="28"/>
+          <w:lang w:val="en-US"/>
+        </w:rPr>
+      </w:pPr>
+      <w:r>
+        <w:rPr>
+          <w:rFonts w:ascii="Times New Roman" w:hAnsi="Times New Roman" w:cs="Times New Roman"/>
+          <w:sz w:val="28"/>
+          <w:szCs w:val="28"/>
+          <w:lang w:val="en-US"/>
+        </w:rPr>
+        <w:t>Constraints:</w:t>
+      </w:r>
+    </w:p>
+    <w:p>
+      <w:pPr>
+        <w:pStyle w:val="a7"/>
+        <w:numPr>
+          <w:ilvl w:val="2"/>
+          <w:numId w:val="2"/>
+        </w:numPr>
+        <w:rPr>
+          <w:rFonts w:ascii="Times New Roman" w:hAnsi="Times New Roman" w:cs="Times New Roman"/>
+          <w:sz w:val="28"/>
+          <w:szCs w:val="28"/>
+          <w:lang w:val="en-US"/>
+        </w:rPr>
+      </w:pPr>
+      <w:r>
+        <w:rPr>
+          <w:rFonts w:ascii="Times New Roman" w:hAnsi="Times New Roman" w:cs="Times New Roman"/>
+          <w:sz w:val="28"/>
+          <w:szCs w:val="28"/>
+          <w:lang w:val="en-US"/>
+        </w:rPr>
+        <w:t>PK_GENRE: PRIMARY KEY (</w:t>
+      </w:r>
+      <w:proofErr w:type="spellStart"/>
+      <w:r>
+        <w:rPr>
+          <w:rFonts w:ascii="Times New Roman" w:hAnsi="Times New Roman" w:cs="Times New Roman"/>
+          <w:sz w:val="28"/>
+          <w:szCs w:val="28"/>
+          <w:lang w:val="en-US"/>
+        </w:rPr>
+        <w:t>genre_id</w:t>
+      </w:r>
+      <w:proofErr w:type="spellEnd"/>
       <w:r>
         <w:rPr>
           <w:rFonts w:ascii="Times New Roman" w:hAnsi="Times New Roman" w:cs="Times New Roman"/>
@@ -732,6 +1871,67 @@
       <w:pPr>
         <w:pStyle w:val="a7"/>
         <w:numPr>
+          <w:ilvl w:val="0"/>
+          <w:numId w:val="2"/>
+        </w:numPr>
+        <w:rPr>
+          <w:rFonts w:ascii="Times New Roman" w:hAnsi="Times New Roman" w:cs="Times New Roman"/>
+          <w:b/>
+          <w:bCs/>
+          <w:sz w:val="28"/>
+          <w:szCs w:val="28"/>
+          <w:lang w:val="en-US"/>
+        </w:rPr>
+      </w:pPr>
+      <w:r>
+        <w:rPr>
+          <w:rFonts w:ascii="Times New Roman" w:hAnsi="Times New Roman" w:cs="Times New Roman"/>
+          <w:b/>
+          <w:bCs/>
+          <w:sz w:val="28"/>
+          <w:szCs w:val="28"/>
+          <w:lang w:val="en-US"/>
+        </w:rPr>
+        <w:t xml:space="preserve">Table Name: </w:t>
+      </w:r>
+      <w:r>
+        <w:rPr>
+          <w:rFonts w:ascii="Times New Roman" w:hAnsi="Times New Roman" w:cs="Times New Roman"/>
+          <w:b/>
+          <w:bCs/>
+          <w:sz w:val="28"/>
+          <w:szCs w:val="28"/>
+          <w:lang w:val="ru-RU"/>
+        </w:rPr>
+        <w:t>«</w:t>
+      </w:r>
+      <w:r>
+        <w:rPr>
+          <w:rFonts w:ascii="Times New Roman" w:hAnsi="Times New Roman" w:cs="Times New Roman"/>
+          <w:b/>
+          <w:bCs/>
+          <w:sz w:val="28"/>
+          <w:szCs w:val="28"/>
+          <w:lang w:val="en-US"/>
+        </w:rPr>
+        <w:t>User</w:t>
+      </w:r>
+      <w:r>
+        <w:rPr>
+          <w:rFonts w:ascii="Times New Roman" w:hAnsi="Times New Roman" w:cs="Times New Roman"/>
+          <w:b/>
+          <w:bCs/>
+          <w:sz w:val="28"/>
+          <w:szCs w:val="28"/>
+          <w:lang w:val="ru-RU"/>
+        </w:rPr>
+        <w:t>»</w:t>
+      </w:r>
+    </w:p>
+    <w:p>
+      <w:pPr>
+        <w:pStyle w:val="a7"/>
+        <w:numPr>
           <w:ilvl w:val="1"/>
           <w:numId w:val="2"/>
         </w:numPr>
@@ -739,26 +1939,388 @@
           <w:rFonts w:ascii="Times New Roman" w:hAnsi="Times New Roman" w:cs="Times New Roman"/>
           <w:sz w:val="28"/>
           <w:szCs w:val="28"/>
-          <w:lang w:val="en-US"/>
-        </w:rPr>
-      </w:pPr>
-      <w:r>
-        <w:rPr>
-          <w:rFonts w:ascii="Times New Roman" w:hAnsi="Times New Roman" w:cs="Times New Roman"/>
-          <w:b/>
-          <w:bCs/>
-          <w:sz w:val="28"/>
-          <w:szCs w:val="28"/>
-          <w:lang w:val="en-US"/>
-        </w:rPr>
-        <w:t>Constrains</w:t>
-      </w:r>
-      <w:r>
-        <w:rPr>
-          <w:rFonts w:ascii="Times New Roman" w:hAnsi="Times New Roman" w:cs="Times New Roman"/>
-          <w:sz w:val="28"/>
-          <w:szCs w:val="28"/>
-          <w:lang w:val="en-US"/>
+          <w:lang w:val="ru-RU"/>
+        </w:rPr>
+      </w:pPr>
+      <w:r>
+        <w:rPr>
+          <w:rFonts w:ascii="Times New Roman" w:hAnsi="Times New Roman" w:cs="Times New Roman"/>
+          <w:sz w:val="28"/>
+          <w:szCs w:val="28"/>
+          <w:lang w:val="en-US"/>
+        </w:rPr>
+        <w:t>Description</w:t>
+      </w:r>
+      <w:r>
+        <w:rPr>
+          <w:rFonts w:ascii="Times New Roman" w:hAnsi="Times New Roman" w:cs="Times New Roman"/>
+          <w:sz w:val="28"/>
+          <w:szCs w:val="28"/>
+          <w:lang w:val="ru-RU"/>
+        </w:rPr>
+        <w:t>: Хранит данные зарегистрированных пользователей сервиса</w:t>
+      </w:r>
+    </w:p>
+    <w:p>
+      <w:pPr>
+        <w:pStyle w:val="a7"/>
+        <w:numPr>
+          <w:ilvl w:val="1"/>
+          <w:numId w:val="2"/>
+        </w:numPr>
+        <w:rPr>
+          <w:rFonts w:ascii="Times New Roman" w:hAnsi="Times New Roman" w:cs="Times New Roman"/>
+          <w:sz w:val="28"/>
+          <w:szCs w:val="28"/>
+          <w:lang w:val="en-US"/>
+        </w:rPr>
+      </w:pPr>
+      <w:r>
+        <w:rPr>
+          <w:rFonts w:ascii="Times New Roman" w:hAnsi="Times New Roman" w:cs="Times New Roman"/>
+          <w:sz w:val="28"/>
+          <w:szCs w:val="28"/>
+          <w:lang w:val="en-US"/>
+        </w:rPr>
+        <w:t>Attributes:</w:t>
+      </w:r>
+    </w:p>
+    <w:p>
+      <w:pPr>
+        <w:pStyle w:val="a7"/>
+        <w:numPr>
+          <w:ilvl w:val="2"/>
+          <w:numId w:val="2"/>
+        </w:numPr>
+        <w:rPr>
+          <w:rFonts w:ascii="Times New Roman" w:hAnsi="Times New Roman" w:cs="Times New Roman"/>
+          <w:sz w:val="28"/>
+          <w:szCs w:val="28"/>
+          <w:lang w:val="en-US"/>
+        </w:rPr>
+      </w:pPr>
+      <w:proofErr w:type="spellStart"/>
+      <w:r>
+        <w:rPr>
+          <w:rFonts w:ascii="Times New Roman" w:hAnsi="Times New Roman" w:cs="Times New Roman"/>
+          <w:sz w:val="28"/>
+          <w:szCs w:val="28"/>
+          <w:lang w:val="en-US"/>
+        </w:rPr>
+        <w:t>user_id</w:t>
+      </w:r>
+      <w:proofErr w:type="spellEnd"/>
+      <w:r>
+        <w:rPr>
+          <w:rFonts w:ascii="Times New Roman" w:hAnsi="Times New Roman" w:cs="Times New Roman"/>
+          <w:sz w:val="28"/>
+          <w:szCs w:val="28"/>
+          <w:lang w:val="en-US"/>
+        </w:rPr>
+        <w:t>: SERIAL, PRIMARY KEY, NOT NULL</w:t>
+      </w:r>
+    </w:p>
+    <w:p>
+      <w:pPr>
+        <w:pStyle w:val="a7"/>
+        <w:numPr>
+          <w:ilvl w:val="2"/>
+          <w:numId w:val="2"/>
+        </w:numPr>
+        <w:rPr>
+          <w:rFonts w:ascii="Times New Roman" w:hAnsi="Times New Roman" w:cs="Times New Roman"/>
+          <w:sz w:val="28"/>
+          <w:szCs w:val="28"/>
+          <w:lang w:val="en-US"/>
+        </w:rPr>
+      </w:pPr>
+      <w:r>
+        <w:rPr>
+          <w:rFonts w:ascii="Times New Roman" w:hAnsi="Times New Roman" w:cs="Times New Roman"/>
+          <w:sz w:val="28"/>
+          <w:szCs w:val="28"/>
+          <w:lang w:val="en-US"/>
+        </w:rPr>
+        <w:t xml:space="preserve">username: </w:t>
+      </w:r>
+      <w:proofErr w:type="gramStart"/>
+      <w:r>
+        <w:rPr>
+          <w:rFonts w:ascii="Times New Roman" w:hAnsi="Times New Roman" w:cs="Times New Roman"/>
+          <w:sz w:val="28"/>
+          <w:szCs w:val="28"/>
+          <w:lang w:val="en-US"/>
+        </w:rPr>
+        <w:t>VARCHAR(</w:t>
+      </w:r>
+      <w:proofErr w:type="gramEnd"/>
+      <w:r>
+        <w:rPr>
+          <w:rFonts w:ascii="Times New Roman" w:hAnsi="Times New Roman" w:cs="Times New Roman"/>
+          <w:sz w:val="28"/>
+          <w:szCs w:val="28"/>
+          <w:lang w:val="en-US"/>
+        </w:rPr>
+        <w:t>50), NOT NULL, UNIQUE</w:t>
+      </w:r>
+    </w:p>
+    <w:p>
+      <w:pPr>
+        <w:pStyle w:val="a7"/>
+        <w:numPr>
+          <w:ilvl w:val="2"/>
+          <w:numId w:val="2"/>
+        </w:numPr>
+        <w:rPr>
+          <w:rFonts w:ascii="Times New Roman" w:hAnsi="Times New Roman" w:cs="Times New Roman"/>
+          <w:sz w:val="28"/>
+          <w:szCs w:val="28"/>
+          <w:lang w:val="en-US"/>
+        </w:rPr>
+      </w:pPr>
+      <w:r>
+        <w:rPr>
+          <w:rFonts w:ascii="Times New Roman" w:hAnsi="Times New Roman" w:cs="Times New Roman"/>
+          <w:sz w:val="28"/>
+          <w:szCs w:val="28"/>
+          <w:lang w:val="en-US"/>
+        </w:rPr>
+        <w:t xml:space="preserve">email: </w:t>
+      </w:r>
+      <w:proofErr w:type="gramStart"/>
+      <w:r>
+        <w:rPr>
+          <w:rFonts w:ascii="Times New Roman" w:hAnsi="Times New Roman" w:cs="Times New Roman"/>
+          <w:sz w:val="28"/>
+          <w:szCs w:val="28"/>
+          <w:lang w:val="en-US"/>
+        </w:rPr>
+        <w:t>VARCHAR(</w:t>
+      </w:r>
+      <w:proofErr w:type="gramEnd"/>
+      <w:r>
+        <w:rPr>
+          <w:rFonts w:ascii="Times New Roman" w:hAnsi="Times New Roman" w:cs="Times New Roman"/>
+          <w:sz w:val="28"/>
+          <w:szCs w:val="28"/>
+          <w:lang w:val="en-US"/>
+        </w:rPr>
+        <w:t>255), NOT NULL, UNIQUE</w:t>
+      </w:r>
+    </w:p>
+    <w:p>
+      <w:pPr>
+        <w:pStyle w:val="a7"/>
+        <w:numPr>
+          <w:ilvl w:val="2"/>
+          <w:numId w:val="2"/>
+        </w:numPr>
+        <w:rPr>
+          <w:rFonts w:ascii="Times New Roman" w:hAnsi="Times New Roman" w:cs="Times New Roman"/>
+          <w:sz w:val="28"/>
+          <w:szCs w:val="28"/>
+          <w:lang w:val="en-US"/>
+        </w:rPr>
+      </w:pPr>
+      <w:proofErr w:type="spellStart"/>
+      <w:r>
+        <w:rPr>
+          <w:rFonts w:ascii="Times New Roman" w:hAnsi="Times New Roman" w:cs="Times New Roman"/>
+          <w:sz w:val="28"/>
+          <w:szCs w:val="28"/>
+          <w:lang w:val="en-US"/>
+        </w:rPr>
+        <w:t>password_hash</w:t>
+      </w:r>
+      <w:proofErr w:type="spellEnd"/>
+      <w:r>
+        <w:rPr>
+          <w:rFonts w:ascii="Times New Roman" w:hAnsi="Times New Roman" w:cs="Times New Roman"/>
+          <w:sz w:val="28"/>
+          <w:szCs w:val="28"/>
+          <w:lang w:val="en-US"/>
+        </w:rPr>
+        <w:t xml:space="preserve">: </w:t>
+      </w:r>
+      <w:proofErr w:type="gramStart"/>
+      <w:r>
+        <w:rPr>
+          <w:rFonts w:ascii="Times New Roman" w:hAnsi="Times New Roman" w:cs="Times New Roman"/>
+          <w:sz w:val="28"/>
+          <w:szCs w:val="28"/>
+          <w:lang w:val="en-US"/>
+        </w:rPr>
+        <w:t>VARCHAR(</w:t>
+      </w:r>
+      <w:proofErr w:type="gramEnd"/>
+      <w:r>
+        <w:rPr>
+          <w:rFonts w:ascii="Times New Roman" w:hAnsi="Times New Roman" w:cs="Times New Roman"/>
+          <w:sz w:val="28"/>
+          <w:szCs w:val="28"/>
+          <w:lang w:val="en-US"/>
+        </w:rPr>
+        <w:t>255), NOT NULL</w:t>
+      </w:r>
+    </w:p>
+    <w:p>
+      <w:pPr>
+        <w:pStyle w:val="a7"/>
+        <w:numPr>
+          <w:ilvl w:val="1"/>
+          <w:numId w:val="2"/>
+        </w:numPr>
+        <w:rPr>
+          <w:rFonts w:ascii="Times New Roman" w:hAnsi="Times New Roman" w:cs="Times New Roman"/>
+          <w:sz w:val="28"/>
+          <w:szCs w:val="28"/>
+          <w:lang w:val="en-US"/>
+        </w:rPr>
+      </w:pPr>
+      <w:r>
+        <w:rPr>
+          <w:rFonts w:ascii="Times New Roman" w:hAnsi="Times New Roman" w:cs="Times New Roman"/>
+          <w:sz w:val="28"/>
+          <w:szCs w:val="28"/>
+          <w:lang w:val="en-US"/>
+        </w:rPr>
+        <w:t>Constraints:</w:t>
+      </w:r>
+    </w:p>
+    <w:p>
+      <w:pPr>
+        <w:pStyle w:val="a7"/>
+        <w:numPr>
+          <w:ilvl w:val="2"/>
+          <w:numId w:val="2"/>
+        </w:numPr>
+        <w:rPr>
+          <w:rFonts w:ascii="Times New Roman" w:hAnsi="Times New Roman" w:cs="Times New Roman"/>
+          <w:sz w:val="28"/>
+          <w:szCs w:val="28"/>
+          <w:lang w:val="en-US"/>
+        </w:rPr>
+      </w:pPr>
+      <w:r>
+        <w:rPr>
+          <w:rFonts w:ascii="Times New Roman" w:hAnsi="Times New Roman" w:cs="Times New Roman"/>
+          <w:sz w:val="28"/>
+          <w:szCs w:val="28"/>
+          <w:lang w:val="en-US"/>
+        </w:rPr>
+        <w:t>PK_USER: PRIMARY KEY (</w:t>
+      </w:r>
+      <w:proofErr w:type="spellStart"/>
+      <w:r>
+        <w:rPr>
+          <w:rFonts w:ascii="Times New Roman" w:hAnsi="Times New Roman" w:cs="Times New Roman"/>
+          <w:sz w:val="28"/>
+          <w:szCs w:val="28"/>
+          <w:lang w:val="en-US"/>
+        </w:rPr>
+        <w:t>user_id</w:t>
+      </w:r>
+      <w:proofErr w:type="spellEnd"/>
+      <w:r>
+        <w:rPr>
+          <w:rFonts w:ascii="Times New Roman" w:hAnsi="Times New Roman" w:cs="Times New Roman"/>
+          <w:sz w:val="28"/>
+          <w:szCs w:val="28"/>
+          <w:lang w:val="en-US"/>
+        </w:rPr>
+        <w:t>)</w:t>
+      </w:r>
+    </w:p>
+    <w:p>
+      <w:pPr>
+        <w:pStyle w:val="a7"/>
+        <w:numPr>
+          <w:ilvl w:val="0"/>
+          <w:numId w:val="2"/>
+        </w:numPr>
+        <w:rPr>
+          <w:rFonts w:ascii="Times New Roman" w:hAnsi="Times New Roman" w:cs="Times New Roman"/>
+          <w:b/>
+          <w:bCs/>
+          <w:sz w:val="28"/>
+          <w:szCs w:val="28"/>
+          <w:lang w:val="en-US"/>
+        </w:rPr>
+      </w:pPr>
+      <w:r>
+        <w:rPr>
+          <w:rFonts w:ascii="Times New Roman" w:hAnsi="Times New Roman" w:cs="Times New Roman"/>
+          <w:b/>
+          <w:bCs/>
+          <w:sz w:val="28"/>
+          <w:szCs w:val="28"/>
+          <w:lang w:val="en-US"/>
+        </w:rPr>
+        <w:t>Table Name: Playlist</w:t>
+      </w:r>
+    </w:p>
+    <w:p>
+      <w:pPr>
+        <w:pStyle w:val="a7"/>
+        <w:numPr>
+          <w:ilvl w:val="1"/>
+          <w:numId w:val="2"/>
+        </w:numPr>
+        <w:rPr>
+          <w:rFonts w:ascii="Times New Roman" w:hAnsi="Times New Roman" w:cs="Times New Roman"/>
+          <w:sz w:val="28"/>
+          <w:szCs w:val="28"/>
+          <w:lang w:val="ru-RU"/>
+        </w:rPr>
+      </w:pPr>
+      <w:r>
+        <w:rPr>
+          <w:rFonts w:ascii="Times New Roman" w:hAnsi="Times New Roman" w:cs="Times New Roman"/>
+          <w:sz w:val="28"/>
+          <w:szCs w:val="28"/>
+          <w:lang w:val="en-US"/>
+        </w:rPr>
+        <w:t>Description</w:t>
+      </w:r>
+      <w:r>
+        <w:rPr>
+          <w:rFonts w:ascii="Times New Roman" w:hAnsi="Times New Roman" w:cs="Times New Roman"/>
+          <w:sz w:val="28"/>
+          <w:szCs w:val="28"/>
+          <w:lang w:val="ru-RU"/>
+        </w:rPr>
+        <w:t>: Хранит информацию о плейлистах пользователя</w:t>
+      </w:r>
+    </w:p>
+    <w:p>
+      <w:pPr>
+        <w:pStyle w:val="a7"/>
+        <w:numPr>
+          <w:ilvl w:val="1"/>
+          <w:numId w:val="2"/>
+        </w:numPr>
+        <w:rPr>
+          <w:rFonts w:ascii="Times New Roman" w:hAnsi="Times New Roman" w:cs="Times New Roman"/>
+          <w:sz w:val="28"/>
+          <w:szCs w:val="28"/>
+          <w:lang w:val="en-US"/>
+        </w:rPr>
+      </w:pPr>
+      <w:r>
+        <w:rPr>
+          <w:rFonts w:ascii="Times New Roman" w:hAnsi="Times New Roman" w:cs="Times New Roman"/>
+          <w:sz w:val="28"/>
+          <w:szCs w:val="28"/>
+          <w:lang w:val="en-US"/>
+        </w:rPr>
+        <w:t>Attributes</w:t>
+      </w:r>
+      <w:r>
+        <w:rPr>
+          <w:rFonts w:ascii="Times New Roman" w:hAnsi="Times New Roman" w:cs="Times New Roman"/>
+          <w:sz w:val="28"/>
+          <w:szCs w:val="28"/>
+          <w:lang w:val="ru-RU"/>
         </w:rPr>
         <w:t>:</w:t>
       </w:r>
@@ -777,6 +2339,99 @@
           <w:lang w:val="en-US"/>
         </w:rPr>
       </w:pPr>
+      <w:r>
+        <w:rPr>
+          <w:rFonts w:ascii="Times New Roman" w:hAnsi="Times New Roman" w:cs="Times New Roman"/>
+          <w:sz w:val="28"/>
+          <w:szCs w:val="28"/>
+          <w:lang w:val="en-US"/>
+        </w:rPr>
+        <w:t>id: SERIAL, PRIMARY KEY, NOT NULL</w:t>
+      </w:r>
+    </w:p>
+    <w:p>
+      <w:pPr>
+        <w:pStyle w:val="a7"/>
+        <w:numPr>
+          <w:ilvl w:val="2"/>
+          <w:numId w:val="2"/>
+        </w:numPr>
+        <w:rPr>
+          <w:rFonts w:ascii="Times New Roman" w:hAnsi="Times New Roman" w:cs="Times New Roman"/>
+          <w:sz w:val="28"/>
+          <w:szCs w:val="28"/>
+          <w:lang w:val="en-US"/>
+        </w:rPr>
+      </w:pPr>
+      <w:r>
+        <w:rPr>
+          <w:rFonts w:ascii="Times New Roman" w:hAnsi="Times New Roman" w:cs="Times New Roman"/>
+          <w:sz w:val="28"/>
+          <w:szCs w:val="28"/>
+          <w:lang w:val="en-US"/>
+        </w:rPr>
+        <w:lastRenderedPageBreak/>
+        <w:t xml:space="preserve">name: </w:t>
+      </w:r>
+      <w:proofErr w:type="gramStart"/>
+      <w:r>
+        <w:rPr>
+          <w:rFonts w:ascii="Times New Roman" w:hAnsi="Times New Roman" w:cs="Times New Roman"/>
+          <w:sz w:val="28"/>
+          <w:szCs w:val="28"/>
+          <w:lang w:val="en-US"/>
+        </w:rPr>
+        <w:t>VARCHAR(</w:t>
+      </w:r>
+      <w:proofErr w:type="gramEnd"/>
+      <w:r>
+        <w:rPr>
+          <w:rFonts w:ascii="Times New Roman" w:hAnsi="Times New Roman" w:cs="Times New Roman"/>
+          <w:sz w:val="28"/>
+          <w:szCs w:val="28"/>
+          <w:lang w:val="en-US"/>
+        </w:rPr>
+        <w:t>150), NOL NULL</w:t>
+      </w:r>
+    </w:p>
+    <w:p>
+      <w:pPr>
+        <w:pStyle w:val="a7"/>
+        <w:numPr>
+          <w:ilvl w:val="2"/>
+          <w:numId w:val="2"/>
+        </w:numPr>
+        <w:rPr>
+          <w:rFonts w:ascii="Times New Roman" w:hAnsi="Times New Roman" w:cs="Times New Roman"/>
+          <w:sz w:val="28"/>
+          <w:szCs w:val="28"/>
+          <w:lang w:val="en-US"/>
+        </w:rPr>
+      </w:pPr>
+      <w:r>
+        <w:rPr>
+          <w:rFonts w:ascii="Times New Roman" w:hAnsi="Times New Roman" w:cs="Times New Roman"/>
+          <w:sz w:val="28"/>
+          <w:szCs w:val="28"/>
+          <w:lang w:val="en-US"/>
+        </w:rPr>
+        <w:t>description: TEXT</w:t>
+      </w:r>
+    </w:p>
+    <w:p>
+      <w:pPr>
+        <w:pStyle w:val="a7"/>
+        <w:numPr>
+          <w:ilvl w:val="2"/>
+          <w:numId w:val="2"/>
+        </w:numPr>
+        <w:rPr>
+          <w:rFonts w:ascii="Times New Roman" w:hAnsi="Times New Roman" w:cs="Times New Roman"/>
+          <w:sz w:val="28"/>
+          <w:szCs w:val="28"/>
+          <w:lang w:val="en-US"/>
+        </w:rPr>
+      </w:pPr>
       <w:proofErr w:type="spellStart"/>
       <w:r>
         <w:rPr>
@@ -785,7 +2440,7 @@
           <w:szCs w:val="28"/>
           <w:lang w:val="en-US"/>
         </w:rPr>
-        <w:t>PK_Artist</w:t>
+        <w:t>user_id</w:t>
       </w:r>
       <w:proofErr w:type="spellEnd"/>
       <w:r>
@@ -795,7 +2450,135 @@
           <w:szCs w:val="28"/>
           <w:lang w:val="en-US"/>
         </w:rPr>
-        <w:t>: PRIMARY_KEY (id)</w:t>
+        <w:t>, INTEGER, FK (REFERENCES User), NOT NULL</w:t>
+      </w:r>
+    </w:p>
+    <w:p>
+      <w:pPr>
+        <w:pStyle w:val="a7"/>
+        <w:numPr>
+          <w:ilvl w:val="1"/>
+          <w:numId w:val="2"/>
+        </w:numPr>
+        <w:rPr>
+          <w:rFonts w:ascii="Times New Roman" w:hAnsi="Times New Roman" w:cs="Times New Roman"/>
+          <w:sz w:val="28"/>
+          <w:szCs w:val="28"/>
+          <w:lang w:val="en-US"/>
+        </w:rPr>
+      </w:pPr>
+      <w:r>
+        <w:rPr>
+          <w:rFonts w:ascii="Times New Roman" w:hAnsi="Times New Roman" w:cs="Times New Roman"/>
+          <w:sz w:val="28"/>
+          <w:szCs w:val="28"/>
+          <w:lang w:val="en-US"/>
+        </w:rPr>
+        <w:t>Constraints:</w:t>
+      </w:r>
+    </w:p>
+    <w:p>
+      <w:pPr>
+        <w:pStyle w:val="a7"/>
+        <w:numPr>
+          <w:ilvl w:val="2"/>
+          <w:numId w:val="2"/>
+        </w:numPr>
+        <w:rPr>
+          <w:rFonts w:ascii="Times New Roman" w:hAnsi="Times New Roman" w:cs="Times New Roman"/>
+          <w:sz w:val="28"/>
+          <w:szCs w:val="28"/>
+          <w:lang w:val="en-US"/>
+        </w:rPr>
+      </w:pPr>
+      <w:r>
+        <w:rPr>
+          <w:rFonts w:ascii="Times New Roman" w:hAnsi="Times New Roman" w:cs="Times New Roman"/>
+          <w:sz w:val="28"/>
+          <w:szCs w:val="28"/>
+          <w:lang w:val="en-US"/>
+        </w:rPr>
+        <w:t>PK_PLAYLIST</w:t>
+      </w:r>
+      <w:r>
+        <w:rPr>
+          <w:rFonts w:ascii="Times New Roman" w:hAnsi="Times New Roman" w:cs="Times New Roman"/>
+          <w:sz w:val="28"/>
+          <w:szCs w:val="28"/>
+          <w:lang w:val="en-US"/>
+        </w:rPr>
+        <w:t>:</w:t>
+      </w:r>
+      <w:r>
+        <w:rPr>
+          <w:rFonts w:ascii="Times New Roman" w:hAnsi="Times New Roman" w:cs="Times New Roman"/>
+          <w:sz w:val="28"/>
+          <w:szCs w:val="28"/>
+          <w:lang w:val="en-US"/>
+        </w:rPr>
+        <w:t xml:space="preserve"> </w:t>
+      </w:r>
+      <w:r>
+        <w:rPr>
+          <w:rFonts w:ascii="Times New Roman" w:hAnsi="Times New Roman" w:cs="Times New Roman"/>
+          <w:sz w:val="28"/>
+          <w:szCs w:val="28"/>
+          <w:lang w:val="en-US"/>
+        </w:rPr>
+        <w:t xml:space="preserve">PRIMARY KEY </w:t>
+      </w:r>
+      <w:r>
+        <w:rPr>
+          <w:rFonts w:ascii="Times New Roman" w:hAnsi="Times New Roman" w:cs="Times New Roman"/>
+          <w:sz w:val="28"/>
+          <w:szCs w:val="28"/>
+          <w:lang w:val="en-US"/>
+        </w:rPr>
+        <w:t>(id)</w:t>
+      </w:r>
+    </w:p>
+    <w:p>
+      <w:pPr>
+        <w:pStyle w:val="a7"/>
+        <w:numPr>
+          <w:ilvl w:val="2"/>
+          <w:numId w:val="2"/>
+        </w:numPr>
+        <w:rPr>
+          <w:rFonts w:ascii="Times New Roman" w:hAnsi="Times New Roman" w:cs="Times New Roman"/>
+          <w:sz w:val="28"/>
+          <w:szCs w:val="28"/>
+          <w:lang w:val="en-US"/>
+        </w:rPr>
+      </w:pPr>
+      <w:r>
+        <w:rPr>
+          <w:rFonts w:ascii="Times New Roman" w:hAnsi="Times New Roman" w:cs="Times New Roman"/>
+          <w:sz w:val="28"/>
+          <w:szCs w:val="28"/>
+          <w:lang w:val="en-US"/>
+        </w:rPr>
+        <w:t>FK_PLAYLIST_USER: FOREIGN KEY (</w:t>
+      </w:r>
+      <w:proofErr w:type="spellStart"/>
+      <w:r>
+        <w:rPr>
+          <w:rFonts w:ascii="Times New Roman" w:hAnsi="Times New Roman" w:cs="Times New Roman"/>
+          <w:sz w:val="28"/>
+          <w:szCs w:val="28"/>
+          <w:lang w:val="en-US"/>
+        </w:rPr>
+        <w:t>user_id</w:t>
+      </w:r>
+      <w:proofErr w:type="spellEnd"/>
+      <w:r>
+        <w:rPr>
+          <w:rFonts w:ascii="Times New Roman" w:hAnsi="Times New Roman" w:cs="Times New Roman"/>
+          <w:sz w:val="28"/>
+          <w:szCs w:val="28"/>
+          <w:lang w:val="en-US"/>
+        </w:rPr>
+        <w:t>) REFERENCES User(id)</w:t>
       </w:r>
     </w:p>
     <w:p>
@@ -823,8 +2606,20 @@
           <w:szCs w:val="28"/>
           <w:lang w:val="en-US"/>
         </w:rPr>
-        <w:t>Table Name: Album</w:t>
-      </w:r>
+        <w:t xml:space="preserve">Table Name: </w:t>
+      </w:r>
+      <w:proofErr w:type="spellStart"/>
+      <w:r>
+        <w:rPr>
+          <w:rFonts w:ascii="Times New Roman" w:hAnsi="Times New Roman" w:cs="Times New Roman"/>
+          <w:b/>
+          <w:bCs/>
+          <w:sz w:val="28"/>
+          <w:szCs w:val="28"/>
+        </w:rPr>
+        <w:t>album_artist</w:t>
+      </w:r>
+      <w:proofErr w:type="spellEnd"/>
     </w:p>
     <w:p>
       <w:pPr>
@@ -837,20 +2632,100 @@
           <w:rFonts w:ascii="Times New Roman" w:hAnsi="Times New Roman" w:cs="Times New Roman"/>
           <w:sz w:val="28"/>
           <w:szCs w:val="28"/>
-          <w:lang w:val="ru-RU"/>
+        </w:rPr>
+      </w:pPr>
+      <w:r>
+        <w:rPr>
+          <w:rFonts w:ascii="Times New Roman" w:hAnsi="Times New Roman" w:cs="Times New Roman"/>
+          <w:sz w:val="28"/>
+          <w:szCs w:val="28"/>
+          <w:lang w:val="en-US"/>
+        </w:rPr>
+        <w:t>Description</w:t>
+      </w:r>
+      <w:r>
+        <w:rPr>
+          <w:rFonts w:ascii="Times New Roman" w:hAnsi="Times New Roman" w:cs="Times New Roman"/>
+          <w:sz w:val="28"/>
+          <w:szCs w:val="28"/>
+          <w:lang w:val="ru-RU"/>
+        </w:rPr>
+        <w:t xml:space="preserve">: </w:t>
+      </w:r>
+      <w:r>
+        <w:rPr>
+          <w:rFonts w:ascii="Times New Roman" w:hAnsi="Times New Roman" w:cs="Times New Roman"/>
+          <w:sz w:val="28"/>
+          <w:szCs w:val="28"/>
+        </w:rPr>
+        <w:t>Связующая таблица для связи многие-ко-многим между альбомами и артистами.</w:t>
+      </w:r>
+    </w:p>
+    <w:p>
+      <w:pPr>
+        <w:pStyle w:val="a7"/>
+        <w:numPr>
+          <w:ilvl w:val="1"/>
+          <w:numId w:val="2"/>
+        </w:numPr>
+        <w:rPr>
+          <w:rFonts w:ascii="Times New Roman" w:hAnsi="Times New Roman" w:cs="Times New Roman"/>
+          <w:sz w:val="28"/>
+          <w:szCs w:val="28"/>
+          <w:lang w:val="en-US"/>
+        </w:rPr>
+      </w:pPr>
+      <w:r>
+        <w:rPr>
+          <w:rFonts w:ascii="Times New Roman" w:hAnsi="Times New Roman" w:cs="Times New Roman"/>
+          <w:sz w:val="28"/>
+          <w:szCs w:val="28"/>
+          <w:lang w:val="en-US"/>
+        </w:rPr>
+        <w:t>Attributes</w:t>
+      </w:r>
+      <w:r>
+        <w:rPr>
+          <w:rFonts w:ascii="Times New Roman" w:hAnsi="Times New Roman" w:cs="Times New Roman"/>
+          <w:sz w:val="28"/>
+          <w:szCs w:val="28"/>
+          <w:lang w:val="ru-RU"/>
+        </w:rPr>
+        <w:t>:</w:t>
+      </w:r>
+    </w:p>
+    <w:p>
+      <w:pPr>
+        <w:pStyle w:val="a7"/>
+        <w:numPr>
+          <w:ilvl w:val="2"/>
+          <w:numId w:val="2"/>
+        </w:numPr>
+        <w:rPr>
+          <w:rFonts w:ascii="Times New Roman" w:hAnsi="Times New Roman" w:cs="Times New Roman"/>
+          <w:sz w:val="28"/>
+          <w:szCs w:val="28"/>
+          <w:lang w:val="en-US"/>
         </w:rPr>
       </w:pPr>
       <w:proofErr w:type="spellStart"/>
       <w:r>
         <w:rPr>
           <w:rFonts w:ascii="Times New Roman" w:hAnsi="Times New Roman" w:cs="Times New Roman"/>
-          <w:b/>
-          <w:bCs/>
-          <w:sz w:val="28"/>
-          <w:szCs w:val="28"/>
-          <w:lang w:val="en-US"/>
-        </w:rPr>
-        <w:t>Desription</w:t>
+          <w:sz w:val="28"/>
+          <w:szCs w:val="28"/>
+          <w:lang w:val="en-US"/>
+        </w:rPr>
+        <w:t>album_</w:t>
+      </w:r>
+      <w:r>
+        <w:rPr>
+          <w:rFonts w:ascii="Times New Roman" w:hAnsi="Times New Roman" w:cs="Times New Roman"/>
+          <w:sz w:val="28"/>
+          <w:szCs w:val="28"/>
+          <w:lang w:val="en-US"/>
+        </w:rPr>
+        <w:t>id</w:t>
       </w:r>
       <w:proofErr w:type="spellEnd"/>
       <w:r>
@@ -858,27 +2733,80 @@
           <w:rFonts w:ascii="Times New Roman" w:hAnsi="Times New Roman" w:cs="Times New Roman"/>
           <w:sz w:val="28"/>
           <w:szCs w:val="28"/>
-          <w:lang w:val="ru-RU"/>
-        </w:rPr>
-        <w:t xml:space="preserve">: Хранит информацию об альбомах, сингалах, </w:t>
-      </w:r>
-      <w:r>
-        <w:rPr>
-          <w:rFonts w:ascii="Times New Roman" w:hAnsi="Times New Roman" w:cs="Times New Roman"/>
-          <w:sz w:val="28"/>
-          <w:szCs w:val="28"/>
-          <w:lang w:val="en-US"/>
-        </w:rPr>
-        <w:t>EP</w:t>
-      </w:r>
-      <w:r>
-        <w:rPr>
-          <w:rFonts w:ascii="Times New Roman" w:hAnsi="Times New Roman" w:cs="Times New Roman"/>
-          <w:sz w:val="28"/>
-          <w:szCs w:val="28"/>
-          <w:lang w:val="ru-RU"/>
-        </w:rPr>
-        <w:t xml:space="preserve"> и т.п.</w:t>
+          <w:lang w:val="en-US"/>
+        </w:rPr>
+        <w:t xml:space="preserve">: </w:t>
+      </w:r>
+      <w:r>
+        <w:rPr>
+          <w:rFonts w:ascii="Times New Roman" w:hAnsi="Times New Roman" w:cs="Times New Roman"/>
+          <w:sz w:val="28"/>
+          <w:szCs w:val="28"/>
+          <w:lang w:val="en-US"/>
+        </w:rPr>
+        <w:t>INTEGER, NOT NULL, FK (REFERENCES album)</w:t>
+      </w:r>
+    </w:p>
+    <w:p>
+      <w:pPr>
+        <w:pStyle w:val="a7"/>
+        <w:numPr>
+          <w:ilvl w:val="2"/>
+          <w:numId w:val="2"/>
+        </w:numPr>
+        <w:rPr>
+          <w:rFonts w:ascii="Times New Roman" w:hAnsi="Times New Roman" w:cs="Times New Roman"/>
+          <w:sz w:val="28"/>
+          <w:szCs w:val="28"/>
+          <w:lang w:val="en-US"/>
+        </w:rPr>
+      </w:pPr>
+      <w:proofErr w:type="spellStart"/>
+      <w:r>
+        <w:rPr>
+          <w:rFonts w:ascii="Times New Roman" w:hAnsi="Times New Roman" w:cs="Times New Roman"/>
+          <w:sz w:val="28"/>
+          <w:szCs w:val="28"/>
+          <w:lang w:val="en-US"/>
+        </w:rPr>
+        <w:t>artist_id</w:t>
+      </w:r>
+      <w:proofErr w:type="spellEnd"/>
+      <w:r>
+        <w:rPr>
+          <w:rFonts w:ascii="Times New Roman" w:hAnsi="Times New Roman" w:cs="Times New Roman"/>
+          <w:sz w:val="28"/>
+          <w:szCs w:val="28"/>
+          <w:lang w:val="en-US"/>
+        </w:rPr>
+        <w:t xml:space="preserve">: </w:t>
+      </w:r>
+      <w:r>
+        <w:rPr>
+          <w:rFonts w:ascii="Times New Roman" w:hAnsi="Times New Roman" w:cs="Times New Roman"/>
+          <w:sz w:val="28"/>
+          <w:szCs w:val="28"/>
+          <w:lang w:val="en-US"/>
+        </w:rPr>
+        <w:t xml:space="preserve">INTEGER, NOT NULL, FK (REFERENCES </w:t>
+      </w:r>
+      <w:r>
+        <w:rPr>
+          <w:rFonts w:ascii="Times New Roman" w:hAnsi="Times New Roman" w:cs="Times New Roman"/>
+          <w:sz w:val="28"/>
+          <w:szCs w:val="28"/>
+          <w:lang w:val="en-US"/>
+        </w:rPr>
+        <w:t>artist</w:t>
+      </w:r>
+      <w:r>
+        <w:rPr>
+          <w:rFonts w:ascii="Times New Roman" w:hAnsi="Times New Roman" w:cs="Times New Roman"/>
+          <w:sz w:val="28"/>
+          <w:szCs w:val="28"/>
+          <w:lang w:val="en-US"/>
+        </w:rPr>
+        <w:t>)</w:t>
       </w:r>
     </w:p>
     <w:p>
@@ -898,8 +2826,431 @@
       <w:r>
         <w:rPr>
           <w:rFonts w:ascii="Times New Roman" w:hAnsi="Times New Roman" w:cs="Times New Roman"/>
-          <w:b/>
-          <w:bCs/>
+          <w:sz w:val="28"/>
+          <w:szCs w:val="28"/>
+          <w:lang w:val="en-US"/>
+        </w:rPr>
+        <w:t>Constraints:</w:t>
+      </w:r>
+    </w:p>
+    <w:p>
+      <w:pPr>
+        <w:pStyle w:val="a7"/>
+        <w:numPr>
+          <w:ilvl w:val="2"/>
+          <w:numId w:val="2"/>
+        </w:numPr>
+        <w:rPr>
+          <w:rFonts w:ascii="Times New Roman" w:hAnsi="Times New Roman" w:cs="Times New Roman"/>
+          <w:sz w:val="28"/>
+          <w:szCs w:val="28"/>
+          <w:lang w:val="en-US"/>
+        </w:rPr>
+      </w:pPr>
+      <w:r>
+        <w:rPr>
+          <w:rFonts w:ascii="Times New Roman" w:hAnsi="Times New Roman" w:cs="Times New Roman"/>
+          <w:sz w:val="28"/>
+          <w:szCs w:val="28"/>
+          <w:lang w:val="en-US"/>
+        </w:rPr>
+        <w:t>PK_</w:t>
+      </w:r>
+      <w:r>
+        <w:rPr>
+          <w:rFonts w:ascii="Times New Roman" w:hAnsi="Times New Roman" w:cs="Times New Roman"/>
+          <w:sz w:val="28"/>
+          <w:szCs w:val="28"/>
+          <w:lang w:val="en-US"/>
+        </w:rPr>
+        <w:t xml:space="preserve">ALBUM_ARTIST: </w:t>
+      </w:r>
+      <w:r>
+        <w:rPr>
+          <w:rFonts w:ascii="Times New Roman" w:hAnsi="Times New Roman" w:cs="Times New Roman"/>
+          <w:sz w:val="28"/>
+          <w:szCs w:val="28"/>
+          <w:lang w:val="en-US"/>
+        </w:rPr>
+        <w:t>PRIMARY KEY (</w:t>
+      </w:r>
+      <w:proofErr w:type="spellStart"/>
+      <w:r>
+        <w:rPr>
+          <w:rFonts w:ascii="Times New Roman" w:hAnsi="Times New Roman" w:cs="Times New Roman"/>
+          <w:sz w:val="28"/>
+          <w:szCs w:val="28"/>
+          <w:lang w:val="en-US"/>
+        </w:rPr>
+        <w:t>album_id</w:t>
+      </w:r>
+      <w:proofErr w:type="spellEnd"/>
+      <w:r>
+        <w:rPr>
+          <w:rFonts w:ascii="Times New Roman" w:hAnsi="Times New Roman" w:cs="Times New Roman"/>
+          <w:sz w:val="28"/>
+          <w:szCs w:val="28"/>
+          <w:lang w:val="en-US"/>
+        </w:rPr>
+        <w:t xml:space="preserve">, </w:t>
+      </w:r>
+      <w:proofErr w:type="spellStart"/>
+      <w:r>
+        <w:rPr>
+          <w:rFonts w:ascii="Times New Roman" w:hAnsi="Times New Roman" w:cs="Times New Roman"/>
+          <w:sz w:val="28"/>
+          <w:szCs w:val="28"/>
+          <w:lang w:val="en-US"/>
+        </w:rPr>
+        <w:t>artist_id</w:t>
+      </w:r>
+      <w:proofErr w:type="spellEnd"/>
+      <w:r>
+        <w:rPr>
+          <w:rFonts w:ascii="Times New Roman" w:hAnsi="Times New Roman" w:cs="Times New Roman"/>
+          <w:sz w:val="28"/>
+          <w:szCs w:val="28"/>
+          <w:lang w:val="en-US"/>
+        </w:rPr>
+        <w:t>)</w:t>
+      </w:r>
+    </w:p>
+    <w:p>
+      <w:pPr>
+        <w:pStyle w:val="a7"/>
+        <w:numPr>
+          <w:ilvl w:val="2"/>
+          <w:numId w:val="2"/>
+        </w:numPr>
+        <w:rPr>
+          <w:rFonts w:ascii="Times New Roman" w:hAnsi="Times New Roman" w:cs="Times New Roman"/>
+          <w:sz w:val="28"/>
+          <w:szCs w:val="28"/>
+          <w:lang w:val="en-US"/>
+        </w:rPr>
+      </w:pPr>
+      <w:r>
+        <w:rPr>
+          <w:rFonts w:ascii="Times New Roman" w:hAnsi="Times New Roman" w:cs="Times New Roman"/>
+          <w:sz w:val="28"/>
+          <w:szCs w:val="28"/>
+          <w:lang w:val="en-US"/>
+        </w:rPr>
+        <w:t>FK_</w:t>
+      </w:r>
+      <w:r>
+        <w:rPr>
+          <w:rFonts w:ascii="Times New Roman" w:hAnsi="Times New Roman" w:cs="Times New Roman"/>
+          <w:sz w:val="28"/>
+          <w:szCs w:val="28"/>
+          <w:lang w:val="en-US"/>
+        </w:rPr>
+        <w:t xml:space="preserve"> </w:t>
+      </w:r>
+      <w:r>
+        <w:rPr>
+          <w:rFonts w:ascii="Times New Roman" w:hAnsi="Times New Roman" w:cs="Times New Roman"/>
+          <w:sz w:val="28"/>
+          <w:szCs w:val="28"/>
+          <w:lang w:val="en-US"/>
+        </w:rPr>
+        <w:t>ALBUM_ARTIST</w:t>
+      </w:r>
+      <w:r>
+        <w:rPr>
+          <w:rFonts w:ascii="Times New Roman" w:hAnsi="Times New Roman" w:cs="Times New Roman"/>
+          <w:sz w:val="28"/>
+          <w:szCs w:val="28"/>
+          <w:lang w:val="en-US"/>
+        </w:rPr>
+        <w:t>_ALBUM</w:t>
+      </w:r>
+      <w:r>
+        <w:rPr>
+          <w:rFonts w:ascii="Times New Roman" w:hAnsi="Times New Roman" w:cs="Times New Roman"/>
+          <w:sz w:val="28"/>
+          <w:szCs w:val="28"/>
+          <w:lang w:val="en-US"/>
+        </w:rPr>
+        <w:t>: FOREIGN KEY (</w:t>
+      </w:r>
+      <w:proofErr w:type="spellStart"/>
+      <w:r>
+        <w:rPr>
+          <w:rFonts w:ascii="Times New Roman" w:hAnsi="Times New Roman" w:cs="Times New Roman"/>
+          <w:sz w:val="28"/>
+          <w:szCs w:val="28"/>
+          <w:lang w:val="en-US"/>
+        </w:rPr>
+        <w:t>album_id</w:t>
+      </w:r>
+      <w:proofErr w:type="spellEnd"/>
+      <w:r>
+        <w:rPr>
+          <w:rFonts w:ascii="Times New Roman" w:hAnsi="Times New Roman" w:cs="Times New Roman"/>
+          <w:sz w:val="28"/>
+          <w:szCs w:val="28"/>
+          <w:lang w:val="en-US"/>
+        </w:rPr>
+        <w:t xml:space="preserve">) REFERENCES </w:t>
+      </w:r>
+      <w:r>
+        <w:rPr>
+          <w:rFonts w:ascii="Times New Roman" w:hAnsi="Times New Roman" w:cs="Times New Roman"/>
+          <w:sz w:val="28"/>
+          <w:szCs w:val="28"/>
+          <w:lang w:val="en-US"/>
+        </w:rPr>
+        <w:t>Album</w:t>
+      </w:r>
+      <w:r>
+        <w:rPr>
+          <w:rFonts w:ascii="Times New Roman" w:hAnsi="Times New Roman" w:cs="Times New Roman"/>
+          <w:sz w:val="28"/>
+          <w:szCs w:val="28"/>
+          <w:lang w:val="en-US"/>
+        </w:rPr>
+        <w:t>(id)</w:t>
+      </w:r>
+    </w:p>
+    <w:p>
+      <w:pPr>
+        <w:pStyle w:val="a7"/>
+        <w:numPr>
+          <w:ilvl w:val="2"/>
+          <w:numId w:val="2"/>
+        </w:numPr>
+        <w:rPr>
+          <w:rFonts w:ascii="Times New Roman" w:hAnsi="Times New Roman" w:cs="Times New Roman"/>
+          <w:sz w:val="28"/>
+          <w:szCs w:val="28"/>
+          <w:lang w:val="en-US"/>
+        </w:rPr>
+      </w:pPr>
+      <w:r>
+        <w:rPr>
+          <w:rFonts w:ascii="Times New Roman" w:hAnsi="Times New Roman" w:cs="Times New Roman"/>
+          <w:sz w:val="28"/>
+          <w:szCs w:val="28"/>
+          <w:lang w:val="en-US"/>
+        </w:rPr>
+        <w:t>FK_</w:t>
+      </w:r>
+      <w:r>
+        <w:rPr>
+          <w:rFonts w:ascii="Times New Roman" w:hAnsi="Times New Roman" w:cs="Times New Roman"/>
+          <w:sz w:val="28"/>
+          <w:szCs w:val="28"/>
+          <w:lang w:val="en-US"/>
+        </w:rPr>
+        <w:t xml:space="preserve"> </w:t>
+      </w:r>
+      <w:r>
+        <w:rPr>
+          <w:rFonts w:ascii="Times New Roman" w:hAnsi="Times New Roman" w:cs="Times New Roman"/>
+          <w:sz w:val="28"/>
+          <w:szCs w:val="28"/>
+          <w:lang w:val="en-US"/>
+        </w:rPr>
+        <w:t>ALBUM_ARTIST_</w:t>
+      </w:r>
+      <w:r>
+        <w:rPr>
+          <w:rFonts w:ascii="Times New Roman" w:hAnsi="Times New Roman" w:cs="Times New Roman"/>
+          <w:sz w:val="28"/>
+          <w:szCs w:val="28"/>
+          <w:lang w:val="en-US"/>
+        </w:rPr>
+        <w:t>ARTIST</w:t>
+      </w:r>
+      <w:r>
+        <w:rPr>
+          <w:rFonts w:ascii="Times New Roman" w:hAnsi="Times New Roman" w:cs="Times New Roman"/>
+          <w:sz w:val="28"/>
+          <w:szCs w:val="28"/>
+          <w:lang w:val="en-US"/>
+        </w:rPr>
+        <w:t>: FOREIGN KEY (</w:t>
+      </w:r>
+      <w:r>
+        <w:rPr>
+          <w:rFonts w:ascii="Times New Roman" w:hAnsi="Times New Roman" w:cs="Times New Roman"/>
+          <w:sz w:val="28"/>
+          <w:szCs w:val="28"/>
+          <w:lang w:val="en-US"/>
+        </w:rPr>
+        <w:t>artist</w:t>
+      </w:r>
+      <w:r>
+        <w:rPr>
+          <w:rFonts w:ascii="Times New Roman" w:hAnsi="Times New Roman" w:cs="Times New Roman"/>
+          <w:sz w:val="28"/>
+          <w:szCs w:val="28"/>
+          <w:lang w:val="en-US"/>
+        </w:rPr>
+        <w:t xml:space="preserve"> </w:t>
+      </w:r>
+      <w:r>
+        <w:rPr>
+          <w:rFonts w:ascii="Times New Roman" w:hAnsi="Times New Roman" w:cs="Times New Roman"/>
+          <w:sz w:val="28"/>
+          <w:szCs w:val="28"/>
+          <w:lang w:val="en-US"/>
+        </w:rPr>
+        <w:t>_id</w:t>
+      </w:r>
+      <w:r>
+        <w:rPr>
+          <w:rFonts w:ascii="Times New Roman" w:hAnsi="Times New Roman" w:cs="Times New Roman"/>
+          <w:sz w:val="28"/>
+          <w:szCs w:val="28"/>
+          <w:lang w:val="en-US"/>
+        </w:rPr>
+        <w:t xml:space="preserve">) REFERENCES </w:t>
+      </w:r>
+      <w:r>
+        <w:rPr>
+          <w:rFonts w:ascii="Times New Roman" w:hAnsi="Times New Roman" w:cs="Times New Roman"/>
+          <w:sz w:val="28"/>
+          <w:szCs w:val="28"/>
+          <w:lang w:val="en-US"/>
+        </w:rPr>
+        <w:t>Artist</w:t>
+      </w:r>
+      <w:r>
+        <w:rPr>
+          <w:rFonts w:ascii="Times New Roman" w:hAnsi="Times New Roman" w:cs="Times New Roman"/>
+          <w:sz w:val="28"/>
+          <w:szCs w:val="28"/>
+          <w:lang w:val="en-US"/>
+        </w:rPr>
+        <w:t>(id)</w:t>
+      </w:r>
+    </w:p>
+    <w:p>
+      <w:pPr>
+        <w:pStyle w:val="a7"/>
+        <w:numPr>
+          <w:ilvl w:val="0"/>
+          <w:numId w:val="2"/>
+        </w:numPr>
+        <w:rPr>
+          <w:rFonts w:ascii="Times New Roman" w:hAnsi="Times New Roman" w:cs="Times New Roman"/>
+          <w:b/>
+          <w:bCs/>
+          <w:sz w:val="28"/>
+          <w:szCs w:val="28"/>
+          <w:lang w:val="en-US"/>
+        </w:rPr>
+      </w:pPr>
+      <w:r>
+        <w:rPr>
+          <w:rFonts w:ascii="Times New Roman" w:hAnsi="Times New Roman" w:cs="Times New Roman"/>
+          <w:b/>
+          <w:bCs/>
+          <w:sz w:val="28"/>
+          <w:szCs w:val="28"/>
+          <w:lang w:val="en-US"/>
+        </w:rPr>
+        <w:t xml:space="preserve">Table Name: </w:t>
+      </w:r>
+      <w:proofErr w:type="spellStart"/>
+      <w:r>
+        <w:rPr>
+          <w:rFonts w:ascii="Times New Roman" w:hAnsi="Times New Roman" w:cs="Times New Roman"/>
+          <w:b/>
+          <w:bCs/>
+          <w:sz w:val="28"/>
+          <w:szCs w:val="28"/>
+        </w:rPr>
+        <w:t>album_</w:t>
+      </w:r>
+      <w:r>
+        <w:rPr>
+          <w:rFonts w:ascii="Times New Roman" w:hAnsi="Times New Roman" w:cs="Times New Roman"/>
+          <w:b/>
+          <w:bCs/>
+          <w:sz w:val="28"/>
+          <w:szCs w:val="28"/>
+        </w:rPr>
+        <w:t>genre</w:t>
+      </w:r>
+      <w:proofErr w:type="spellEnd"/>
+    </w:p>
+    <w:p>
+      <w:pPr>
+        <w:pStyle w:val="a7"/>
+        <w:numPr>
+          <w:ilvl w:val="1"/>
+          <w:numId w:val="2"/>
+        </w:numPr>
+        <w:rPr>
+          <w:rFonts w:ascii="Times New Roman" w:hAnsi="Times New Roman" w:cs="Times New Roman"/>
+          <w:sz w:val="28"/>
+          <w:szCs w:val="28"/>
+        </w:rPr>
+      </w:pPr>
+      <w:r>
+        <w:rPr>
+          <w:rFonts w:ascii="Times New Roman" w:hAnsi="Times New Roman" w:cs="Times New Roman"/>
+          <w:sz w:val="28"/>
+          <w:szCs w:val="28"/>
+          <w:lang w:val="en-US"/>
+        </w:rPr>
+        <w:t>Description</w:t>
+      </w:r>
+      <w:r>
+        <w:rPr>
+          <w:rFonts w:ascii="Times New Roman" w:hAnsi="Times New Roman" w:cs="Times New Roman"/>
+          <w:sz w:val="28"/>
+          <w:szCs w:val="28"/>
+          <w:lang w:val="ru-RU"/>
+        </w:rPr>
+        <w:t xml:space="preserve">: </w:t>
+      </w:r>
+      <w:r>
+        <w:rPr>
+          <w:rFonts w:ascii="Times New Roman" w:hAnsi="Times New Roman" w:cs="Times New Roman"/>
+          <w:sz w:val="28"/>
+          <w:szCs w:val="28"/>
+        </w:rPr>
+        <w:t xml:space="preserve">Связующая таблица для связи многие-ко-многим между альбомами и </w:t>
+      </w:r>
+      <w:r>
+        <w:rPr>
+          <w:rFonts w:ascii="Times New Roman" w:hAnsi="Times New Roman" w:cs="Times New Roman"/>
+          <w:sz w:val="28"/>
+          <w:szCs w:val="28"/>
+          <w:lang w:val="ru-RU"/>
+        </w:rPr>
+        <w:t>жанрами</w:t>
+      </w:r>
+      <w:r>
+        <w:rPr>
+          <w:rFonts w:ascii="Times New Roman" w:hAnsi="Times New Roman" w:cs="Times New Roman"/>
+          <w:sz w:val="28"/>
+          <w:szCs w:val="28"/>
+        </w:rPr>
+        <w:t>.</w:t>
+      </w:r>
+    </w:p>
+    <w:p>
+      <w:pPr>
+        <w:pStyle w:val="a7"/>
+        <w:numPr>
+          <w:ilvl w:val="1"/>
+          <w:numId w:val="2"/>
+        </w:numPr>
+        <w:rPr>
+          <w:rFonts w:ascii="Times New Roman" w:hAnsi="Times New Roman" w:cs="Times New Roman"/>
+          <w:sz w:val="28"/>
+          <w:szCs w:val="28"/>
+          <w:lang w:val="en-US"/>
+        </w:rPr>
+      </w:pPr>
+      <w:r>
+        <w:rPr>
+          <w:rFonts w:ascii="Times New Roman" w:hAnsi="Times New Roman" w:cs="Times New Roman"/>
           <w:sz w:val="28"/>
           <w:szCs w:val="28"/>
           <w:lang w:val="en-US"/>
@@ -911,7 +3262,7 @@
           <w:rFonts w:ascii="Times New Roman" w:hAnsi="Times New Roman" w:cs="Times New Roman"/>
           <w:sz w:val="28"/>
           <w:szCs w:val="28"/>
-          <w:lang w:val="en-US"/>
+          <w:lang w:val="ru-RU"/>
         </w:rPr>
         <w:t>:</w:t>
       </w:r>
@@ -930,14 +3281,61 @@
           <w:lang w:val="en-US"/>
         </w:rPr>
       </w:pPr>
-      <w:r>
-        <w:rPr>
-          <w:rFonts w:ascii="Times New Roman" w:hAnsi="Times New Roman" w:cs="Times New Roman"/>
-          <w:sz w:val="28"/>
-          <w:szCs w:val="28"/>
-          <w:lang w:val="en-US"/>
-        </w:rPr>
-        <w:t>id: SERIAL, PRIMARY KEY, NOT NULL</w:t>
+      <w:proofErr w:type="spellStart"/>
+      <w:r>
+        <w:rPr>
+          <w:rFonts w:ascii="Times New Roman" w:hAnsi="Times New Roman" w:cs="Times New Roman"/>
+          <w:sz w:val="28"/>
+          <w:szCs w:val="28"/>
+          <w:lang w:val="en-US"/>
+        </w:rPr>
+        <w:t>album_</w:t>
+      </w:r>
+      <w:r>
+        <w:rPr>
+          <w:rFonts w:ascii="Times New Roman" w:hAnsi="Times New Roman" w:cs="Times New Roman"/>
+          <w:sz w:val="28"/>
+          <w:szCs w:val="28"/>
+          <w:lang w:val="en-US"/>
+        </w:rPr>
+        <w:t>id</w:t>
+      </w:r>
+      <w:proofErr w:type="spellEnd"/>
+      <w:r>
+        <w:rPr>
+          <w:rFonts w:ascii="Times New Roman" w:hAnsi="Times New Roman" w:cs="Times New Roman"/>
+          <w:sz w:val="28"/>
+          <w:szCs w:val="28"/>
+          <w:lang w:val="en-US"/>
+        </w:rPr>
+        <w:t xml:space="preserve">: </w:t>
+      </w:r>
+      <w:r>
+        <w:rPr>
+          <w:rFonts w:ascii="Times New Roman" w:hAnsi="Times New Roman" w:cs="Times New Roman"/>
+          <w:sz w:val="28"/>
+          <w:szCs w:val="28"/>
+          <w:lang w:val="en-US"/>
+        </w:rPr>
+        <w:t xml:space="preserve">INTEGER, NOT NULL, FK (REFERENCES </w:t>
+      </w:r>
+      <w:r>
+        <w:rPr>
+          <w:rFonts w:ascii="Times New Roman" w:hAnsi="Times New Roman" w:cs="Times New Roman"/>
+          <w:sz w:val="28"/>
+          <w:szCs w:val="28"/>
+          <w:lang w:val="en-US"/>
+        </w:rPr>
+        <w:t>A</w:t>
+      </w:r>
+      <w:r>
+        <w:rPr>
+          <w:rFonts w:ascii="Times New Roman" w:hAnsi="Times New Roman" w:cs="Times New Roman"/>
+          <w:sz w:val="28"/>
+          <w:szCs w:val="28"/>
+          <w:lang w:val="en-US"/>
+        </w:rPr>
+        <w:t>lbum)</w:t>
       </w:r>
     </w:p>
     <w:p>
@@ -954,54 +3352,85 @@
           <w:lang w:val="en-US"/>
         </w:rPr>
       </w:pPr>
-      <w:r>
-        <w:rPr>
-          <w:rFonts w:ascii="Times New Roman" w:hAnsi="Times New Roman" w:cs="Times New Roman"/>
-          <w:sz w:val="28"/>
-          <w:szCs w:val="28"/>
-          <w:lang w:val="en-US"/>
-        </w:rPr>
-        <w:t xml:space="preserve">title: </w:t>
-      </w:r>
-      <w:proofErr w:type="gramStart"/>
-      <w:r>
-        <w:rPr>
-          <w:rFonts w:ascii="Times New Roman" w:hAnsi="Times New Roman" w:cs="Times New Roman"/>
-          <w:sz w:val="28"/>
-          <w:szCs w:val="28"/>
-          <w:lang w:val="en-US"/>
-        </w:rPr>
-        <w:t>VARCHAR(</w:t>
-      </w:r>
-      <w:proofErr w:type="gramEnd"/>
-      <w:r>
-        <w:rPr>
-          <w:rFonts w:ascii="Times New Roman" w:hAnsi="Times New Roman" w:cs="Times New Roman"/>
-          <w:sz w:val="28"/>
-          <w:szCs w:val="28"/>
-          <w:lang w:val="en-US"/>
-        </w:rPr>
-        <w:t>255</w:t>
-      </w:r>
-      <w:proofErr w:type="gramStart"/>
-      <w:r>
-        <w:rPr>
-          <w:rFonts w:ascii="Times New Roman" w:hAnsi="Times New Roman" w:cs="Times New Roman"/>
-          <w:sz w:val="28"/>
-          <w:szCs w:val="28"/>
-          <w:lang w:val="en-US"/>
-        </w:rPr>
-        <w:t>),  NOT</w:t>
-      </w:r>
-      <w:proofErr w:type="gramEnd"/>
-      <w:r>
-        <w:rPr>
-          <w:rFonts w:ascii="Times New Roman" w:hAnsi="Times New Roman" w:cs="Times New Roman"/>
-          <w:sz w:val="28"/>
-          <w:szCs w:val="28"/>
-          <w:lang w:val="en-US"/>
-        </w:rPr>
-        <w:t xml:space="preserve"> NULL</w:t>
+      <w:proofErr w:type="spellStart"/>
+      <w:r>
+        <w:rPr>
+          <w:rFonts w:ascii="Times New Roman" w:hAnsi="Times New Roman" w:cs="Times New Roman"/>
+          <w:sz w:val="28"/>
+          <w:szCs w:val="28"/>
+          <w:lang w:val="en-US"/>
+        </w:rPr>
+        <w:t>genre</w:t>
+      </w:r>
+      <w:r>
+        <w:rPr>
+          <w:rFonts w:ascii="Times New Roman" w:hAnsi="Times New Roman" w:cs="Times New Roman"/>
+          <w:sz w:val="28"/>
+          <w:szCs w:val="28"/>
+          <w:lang w:val="en-US"/>
+        </w:rPr>
+        <w:t>_id</w:t>
+      </w:r>
+      <w:proofErr w:type="spellEnd"/>
+      <w:r>
+        <w:rPr>
+          <w:rFonts w:ascii="Times New Roman" w:hAnsi="Times New Roman" w:cs="Times New Roman"/>
+          <w:sz w:val="28"/>
+          <w:szCs w:val="28"/>
+          <w:lang w:val="en-US"/>
+        </w:rPr>
+        <w:t xml:space="preserve">: </w:t>
+      </w:r>
+      <w:r>
+        <w:rPr>
+          <w:rFonts w:ascii="Times New Roman" w:hAnsi="Times New Roman" w:cs="Times New Roman"/>
+          <w:sz w:val="28"/>
+          <w:szCs w:val="28"/>
+          <w:lang w:val="en-US"/>
+        </w:rPr>
+        <w:t xml:space="preserve">INTEGER, NOT NULL, FK (REFERENCES </w:t>
+      </w:r>
+      <w:r>
+        <w:rPr>
+          <w:rFonts w:ascii="Times New Roman" w:hAnsi="Times New Roman" w:cs="Times New Roman"/>
+          <w:sz w:val="28"/>
+          <w:szCs w:val="28"/>
+          <w:lang w:val="en-US"/>
+        </w:rPr>
+        <w:t>Genre</w:t>
+      </w:r>
+      <w:r>
+        <w:rPr>
+          <w:rFonts w:ascii="Times New Roman" w:hAnsi="Times New Roman" w:cs="Times New Roman"/>
+          <w:sz w:val="28"/>
+          <w:szCs w:val="28"/>
+          <w:lang w:val="en-US"/>
+        </w:rPr>
+        <w:t>)</w:t>
+      </w:r>
+    </w:p>
+    <w:p>
+      <w:pPr>
+        <w:pStyle w:val="a7"/>
+        <w:numPr>
+          <w:ilvl w:val="1"/>
+          <w:numId w:val="2"/>
+        </w:numPr>
+        <w:rPr>
+          <w:rFonts w:ascii="Times New Roman" w:hAnsi="Times New Roman" w:cs="Times New Roman"/>
+          <w:sz w:val="28"/>
+          <w:szCs w:val="28"/>
+          <w:lang w:val="en-US"/>
+        </w:rPr>
+      </w:pPr>
+      <w:r>
+        <w:rPr>
+          <w:rFonts w:ascii="Times New Roman" w:hAnsi="Times New Roman" w:cs="Times New Roman"/>
+          <w:sz w:val="28"/>
+          <w:szCs w:val="28"/>
+          <w:lang w:val="en-US"/>
+        </w:rPr>
+        <w:t>Constraints:</w:t>
       </w:r>
     </w:p>
     <w:p>
@@ -1018,6 +3447,54 @@
           <w:lang w:val="en-US"/>
         </w:rPr>
       </w:pPr>
+      <w:r>
+        <w:rPr>
+          <w:rFonts w:ascii="Times New Roman" w:hAnsi="Times New Roman" w:cs="Times New Roman"/>
+          <w:sz w:val="28"/>
+          <w:szCs w:val="28"/>
+          <w:lang w:val="en-US"/>
+        </w:rPr>
+        <w:t>PK_</w:t>
+      </w:r>
+      <w:r>
+        <w:rPr>
+          <w:rFonts w:ascii="Times New Roman" w:hAnsi="Times New Roman" w:cs="Times New Roman"/>
+          <w:sz w:val="28"/>
+          <w:szCs w:val="28"/>
+          <w:lang w:val="en-US"/>
+        </w:rPr>
+        <w:t>ALBUM_</w:t>
+      </w:r>
+      <w:r>
+        <w:t xml:space="preserve"> </w:t>
+      </w:r>
+      <w:r>
+        <w:rPr>
+          <w:rFonts w:ascii="Times New Roman" w:hAnsi="Times New Roman" w:cs="Times New Roman"/>
+          <w:sz w:val="28"/>
+          <w:szCs w:val="28"/>
+          <w:lang w:val="en-US"/>
+        </w:rPr>
+        <w:t>GENRE</w:t>
+      </w:r>
+      <w:r>
+        <w:rPr>
+          <w:rFonts w:ascii="Times New Roman" w:hAnsi="Times New Roman" w:cs="Times New Roman"/>
+          <w:sz w:val="28"/>
+          <w:szCs w:val="28"/>
+          <w:lang w:val="en-US"/>
+        </w:rPr>
+        <w:t xml:space="preserve">: </w:t>
+      </w:r>
+      <w:r>
+        <w:rPr>
+          <w:rFonts w:ascii="Times New Roman" w:hAnsi="Times New Roman" w:cs="Times New Roman"/>
+          <w:sz w:val="28"/>
+          <w:szCs w:val="28"/>
+          <w:lang w:val="en-US"/>
+        </w:rPr>
+        <w:t>PRIMARY KEY (</w:t>
+      </w:r>
       <w:proofErr w:type="spellStart"/>
       <w:r>
         <w:rPr>
@@ -1026,7 +3503,7 @@
           <w:szCs w:val="28"/>
           <w:lang w:val="en-US"/>
         </w:rPr>
-        <w:t>release_date</w:t>
+        <w:t>album_id</w:t>
       </w:r>
       <w:proofErr w:type="spellEnd"/>
       <w:r>
@@ -1036,7 +3513,35 @@
           <w:szCs w:val="28"/>
           <w:lang w:val="en-US"/>
         </w:rPr>
-        <w:t>: DATE</w:t>
+        <w:t xml:space="preserve">, </w:t>
+      </w:r>
+      <w:proofErr w:type="spellStart"/>
+      <w:r>
+        <w:rPr>
+          <w:rFonts w:ascii="Times New Roman" w:hAnsi="Times New Roman" w:cs="Times New Roman"/>
+          <w:sz w:val="28"/>
+          <w:szCs w:val="28"/>
+        </w:rPr>
+        <w:t>genre</w:t>
+      </w:r>
+      <w:proofErr w:type="spellEnd"/>
+      <w:r>
+        <w:rPr>
+          <w:rFonts w:ascii="Times New Roman" w:hAnsi="Times New Roman" w:cs="Times New Roman"/>
+          <w:sz w:val="28"/>
+          <w:szCs w:val="28"/>
+          <w:lang w:val="en-US"/>
+        </w:rPr>
+        <w:t>_id</w:t>
+      </w:r>
+      <w:r>
+        <w:rPr>
+          <w:rFonts w:ascii="Times New Roman" w:hAnsi="Times New Roman" w:cs="Times New Roman"/>
+          <w:sz w:val="28"/>
+          <w:szCs w:val="28"/>
+          <w:lang w:val="en-US"/>
+        </w:rPr>
+        <w:t>)</w:t>
       </w:r>
     </w:p>
     <w:p>
@@ -1053,6 +3558,69 @@
           <w:lang w:val="en-US"/>
         </w:rPr>
       </w:pPr>
+      <w:r>
+        <w:rPr>
+          <w:rFonts w:ascii="Times New Roman" w:hAnsi="Times New Roman" w:cs="Times New Roman"/>
+          <w:sz w:val="28"/>
+          <w:szCs w:val="28"/>
+          <w:lang w:val="en-US"/>
+        </w:rPr>
+        <w:t>FK_</w:t>
+      </w:r>
+      <w:r>
+        <w:rPr>
+          <w:rFonts w:ascii="Times New Roman" w:hAnsi="Times New Roman" w:cs="Times New Roman"/>
+          <w:sz w:val="28"/>
+          <w:szCs w:val="28"/>
+          <w:lang w:val="en-US"/>
+        </w:rPr>
+        <w:t xml:space="preserve"> </w:t>
+      </w:r>
+      <w:r>
+        <w:rPr>
+          <w:rFonts w:ascii="Times New Roman" w:hAnsi="Times New Roman" w:cs="Times New Roman"/>
+          <w:sz w:val="28"/>
+          <w:szCs w:val="28"/>
+          <w:lang w:val="en-US"/>
+        </w:rPr>
+        <w:t>ALBUM_</w:t>
+      </w:r>
+      <w:r>
+        <w:rPr>
+          <w:rFonts w:ascii="Times New Roman" w:hAnsi="Times New Roman" w:cs="Times New Roman"/>
+          <w:sz w:val="28"/>
+          <w:szCs w:val="28"/>
+          <w:lang w:val="en-US"/>
+        </w:rPr>
+        <w:t xml:space="preserve"> </w:t>
+      </w:r>
+      <w:r>
+        <w:rPr>
+          <w:rFonts w:ascii="Times New Roman" w:hAnsi="Times New Roman" w:cs="Times New Roman"/>
+          <w:sz w:val="28"/>
+          <w:szCs w:val="28"/>
+          <w:lang w:val="en-US"/>
+        </w:rPr>
+        <w:t>GENRE</w:t>
+      </w:r>
+      <w:r>
+        <w:rPr>
+          <w:rFonts w:ascii="Times New Roman" w:hAnsi="Times New Roman" w:cs="Times New Roman"/>
+          <w:sz w:val="28"/>
+          <w:szCs w:val="28"/>
+          <w:lang w:val="en-US"/>
+        </w:rPr>
+        <w:t>_ALBUM</w:t>
+      </w:r>
+      <w:r>
+        <w:rPr>
+          <w:rFonts w:ascii="Times New Roman" w:hAnsi="Times New Roman" w:cs="Times New Roman"/>
+          <w:sz w:val="28"/>
+          <w:szCs w:val="28"/>
+          <w:lang w:val="en-US"/>
+        </w:rPr>
+        <w:t>: FOREIGN KEY (</w:t>
+      </w:r>
       <w:proofErr w:type="spellStart"/>
       <w:r>
         <w:rPr>
@@ -1061,7 +3629,7 @@
           <w:szCs w:val="28"/>
           <w:lang w:val="en-US"/>
         </w:rPr>
-        <w:t>album_type</w:t>
+        <w:t>album_id</w:t>
       </w:r>
       <w:proofErr w:type="spellEnd"/>
       <w:r>
@@ -1071,8 +3639,212 @@
           <w:szCs w:val="28"/>
           <w:lang w:val="en-US"/>
         </w:rPr>
-        <w:t>: ENUM, NOT NULL, DEFAULT “ALBUM”</w:t>
-      </w:r>
+        <w:t xml:space="preserve">) REFERENCES </w:t>
+      </w:r>
+      <w:r>
+        <w:rPr>
+          <w:rFonts w:ascii="Times New Roman" w:hAnsi="Times New Roman" w:cs="Times New Roman"/>
+          <w:sz w:val="28"/>
+          <w:szCs w:val="28"/>
+          <w:lang w:val="en-US"/>
+        </w:rPr>
+        <w:t>Album</w:t>
+      </w:r>
+      <w:r>
+        <w:rPr>
+          <w:rFonts w:ascii="Times New Roman" w:hAnsi="Times New Roman" w:cs="Times New Roman"/>
+          <w:sz w:val="28"/>
+          <w:szCs w:val="28"/>
+          <w:lang w:val="en-US"/>
+        </w:rPr>
+        <w:t>(id)</w:t>
+      </w:r>
+    </w:p>
+    <w:p>
+      <w:pPr>
+        <w:pStyle w:val="a7"/>
+        <w:numPr>
+          <w:ilvl w:val="2"/>
+          <w:numId w:val="2"/>
+        </w:numPr>
+        <w:rPr>
+          <w:rFonts w:ascii="Times New Roman" w:hAnsi="Times New Roman" w:cs="Times New Roman"/>
+          <w:sz w:val="28"/>
+          <w:szCs w:val="28"/>
+          <w:lang w:val="en-US"/>
+        </w:rPr>
+      </w:pPr>
+      <w:r>
+        <w:rPr>
+          <w:rFonts w:ascii="Times New Roman" w:hAnsi="Times New Roman" w:cs="Times New Roman"/>
+          <w:sz w:val="28"/>
+          <w:szCs w:val="28"/>
+          <w:lang w:val="en-US"/>
+        </w:rPr>
+        <w:t>FK_</w:t>
+      </w:r>
+      <w:r>
+        <w:rPr>
+          <w:rFonts w:ascii="Times New Roman" w:hAnsi="Times New Roman" w:cs="Times New Roman"/>
+          <w:sz w:val="28"/>
+          <w:szCs w:val="28"/>
+          <w:lang w:val="en-US"/>
+        </w:rPr>
+        <w:t xml:space="preserve"> </w:t>
+      </w:r>
+      <w:r>
+        <w:rPr>
+          <w:rFonts w:ascii="Times New Roman" w:hAnsi="Times New Roman" w:cs="Times New Roman"/>
+          <w:sz w:val="28"/>
+          <w:szCs w:val="28"/>
+          <w:lang w:val="en-US"/>
+        </w:rPr>
+        <w:t>ALBUM_</w:t>
+      </w:r>
+      <w:r>
+        <w:rPr>
+          <w:rFonts w:ascii="Times New Roman" w:hAnsi="Times New Roman" w:cs="Times New Roman"/>
+          <w:sz w:val="28"/>
+          <w:szCs w:val="28"/>
+          <w:lang w:val="en-US"/>
+        </w:rPr>
+        <w:t>GENRE</w:t>
+      </w:r>
+      <w:r>
+        <w:rPr>
+          <w:rFonts w:ascii="Times New Roman" w:hAnsi="Times New Roman" w:cs="Times New Roman"/>
+          <w:sz w:val="28"/>
+          <w:szCs w:val="28"/>
+          <w:lang w:val="en-US"/>
+        </w:rPr>
+        <w:t>_</w:t>
+      </w:r>
+      <w:r>
+        <w:rPr>
+          <w:rFonts w:ascii="Times New Roman" w:hAnsi="Times New Roman" w:cs="Times New Roman"/>
+          <w:sz w:val="28"/>
+          <w:szCs w:val="28"/>
+          <w:lang w:val="en-US"/>
+        </w:rPr>
+        <w:t>GENRE</w:t>
+      </w:r>
+      <w:r>
+        <w:rPr>
+          <w:rFonts w:ascii="Times New Roman" w:hAnsi="Times New Roman" w:cs="Times New Roman"/>
+          <w:sz w:val="28"/>
+          <w:szCs w:val="28"/>
+          <w:lang w:val="en-US"/>
+        </w:rPr>
+        <w:t>: FOREIGN KEY (</w:t>
+      </w:r>
+      <w:proofErr w:type="spellStart"/>
+      <w:r>
+        <w:rPr>
+          <w:rFonts w:ascii="Times New Roman" w:hAnsi="Times New Roman" w:cs="Times New Roman"/>
+          <w:sz w:val="28"/>
+          <w:szCs w:val="28"/>
+          <w:lang w:val="en-US"/>
+        </w:rPr>
+        <w:t>genre</w:t>
+      </w:r>
+      <w:r>
+        <w:rPr>
+          <w:rFonts w:ascii="Times New Roman" w:hAnsi="Times New Roman" w:cs="Times New Roman"/>
+          <w:sz w:val="28"/>
+          <w:szCs w:val="28"/>
+          <w:lang w:val="en-US"/>
+        </w:rPr>
+        <w:t>_id</w:t>
+      </w:r>
+      <w:proofErr w:type="spellEnd"/>
+      <w:r>
+        <w:rPr>
+          <w:rFonts w:ascii="Times New Roman" w:hAnsi="Times New Roman" w:cs="Times New Roman"/>
+          <w:sz w:val="28"/>
+          <w:szCs w:val="28"/>
+          <w:lang w:val="en-US"/>
+        </w:rPr>
+        <w:t xml:space="preserve">) REFERENCES </w:t>
+      </w:r>
+      <w:r>
+        <w:rPr>
+          <w:rFonts w:ascii="Times New Roman" w:hAnsi="Times New Roman" w:cs="Times New Roman"/>
+          <w:sz w:val="28"/>
+          <w:szCs w:val="28"/>
+          <w:lang w:val="en-US"/>
+        </w:rPr>
+        <w:t>Genre</w:t>
+      </w:r>
+      <w:r>
+        <w:rPr>
+          <w:rFonts w:ascii="Times New Roman" w:hAnsi="Times New Roman" w:cs="Times New Roman"/>
+          <w:sz w:val="28"/>
+          <w:szCs w:val="28"/>
+          <w:lang w:val="en-US"/>
+        </w:rPr>
+        <w:t>(id)</w:t>
+      </w:r>
+    </w:p>
+    <w:p>
+      <w:pPr>
+        <w:pStyle w:val="a7"/>
+        <w:numPr>
+          <w:ilvl w:val="0"/>
+          <w:numId w:val="2"/>
+        </w:numPr>
+        <w:rPr>
+          <w:rFonts w:ascii="Times New Roman" w:hAnsi="Times New Roman" w:cs="Times New Roman"/>
+          <w:b/>
+          <w:bCs/>
+          <w:sz w:val="28"/>
+          <w:szCs w:val="28"/>
+          <w:lang w:val="en-US"/>
+        </w:rPr>
+      </w:pPr>
+      <w:r>
+        <w:rPr>
+          <w:rFonts w:ascii="Times New Roman" w:hAnsi="Times New Roman" w:cs="Times New Roman"/>
+          <w:b/>
+          <w:bCs/>
+          <w:sz w:val="28"/>
+          <w:szCs w:val="28"/>
+          <w:lang w:val="en-US"/>
+        </w:rPr>
+        <w:t xml:space="preserve">Table Name: </w:t>
+      </w:r>
+      <w:r>
+        <w:rPr>
+          <w:rFonts w:ascii="Times New Roman" w:hAnsi="Times New Roman" w:cs="Times New Roman"/>
+          <w:b/>
+          <w:bCs/>
+          <w:sz w:val="28"/>
+          <w:szCs w:val="28"/>
+          <w:lang w:val="en-US"/>
+        </w:rPr>
+        <w:t>track</w:t>
+      </w:r>
+      <w:r>
+        <w:rPr>
+          <w:rFonts w:ascii="Times New Roman" w:hAnsi="Times New Roman" w:cs="Times New Roman"/>
+          <w:b/>
+          <w:bCs/>
+          <w:sz w:val="28"/>
+          <w:szCs w:val="28"/>
+        </w:rPr>
+        <w:t>_</w:t>
+      </w:r>
+      <w:proofErr w:type="spellStart"/>
+      <w:r>
+        <w:rPr>
+          <w:rFonts w:ascii="Times New Roman" w:hAnsi="Times New Roman" w:cs="Times New Roman"/>
+          <w:b/>
+          <w:bCs/>
+          <w:sz w:val="28"/>
+          <w:szCs w:val="28"/>
+        </w:rPr>
+        <w:t>genre</w:t>
+      </w:r>
+      <w:proofErr w:type="spellEnd"/>
     </w:p>
     <w:p>
       <w:pPr>
@@ -1085,26 +3857,99 @@
           <w:rFonts w:ascii="Times New Roman" w:hAnsi="Times New Roman" w:cs="Times New Roman"/>
           <w:sz w:val="28"/>
           <w:szCs w:val="28"/>
-          <w:lang w:val="en-US"/>
-        </w:rPr>
-      </w:pPr>
-      <w:r>
-        <w:rPr>
-          <w:rFonts w:ascii="Times New Roman" w:hAnsi="Times New Roman" w:cs="Times New Roman"/>
-          <w:b/>
-          <w:bCs/>
-          <w:sz w:val="28"/>
-          <w:szCs w:val="28"/>
-          <w:lang w:val="en-US"/>
-        </w:rPr>
-        <w:t>Constraints</w:t>
-      </w:r>
-      <w:r>
-        <w:rPr>
-          <w:rFonts w:ascii="Times New Roman" w:hAnsi="Times New Roman" w:cs="Times New Roman"/>
-          <w:sz w:val="28"/>
-          <w:szCs w:val="28"/>
-          <w:lang w:val="en-US"/>
+        </w:rPr>
+      </w:pPr>
+      <w:r>
+        <w:rPr>
+          <w:rFonts w:ascii="Times New Roman" w:hAnsi="Times New Roman" w:cs="Times New Roman"/>
+          <w:sz w:val="28"/>
+          <w:szCs w:val="28"/>
+          <w:lang w:val="en-US"/>
+        </w:rPr>
+        <w:t>Description</w:t>
+      </w:r>
+      <w:r>
+        <w:rPr>
+          <w:rFonts w:ascii="Times New Roman" w:hAnsi="Times New Roman" w:cs="Times New Roman"/>
+          <w:sz w:val="28"/>
+          <w:szCs w:val="28"/>
+          <w:lang w:val="ru-RU"/>
+        </w:rPr>
+        <w:t xml:space="preserve">: </w:t>
+      </w:r>
+      <w:r>
+        <w:rPr>
+          <w:rFonts w:ascii="Times New Roman" w:hAnsi="Times New Roman" w:cs="Times New Roman"/>
+          <w:sz w:val="28"/>
+          <w:szCs w:val="28"/>
+        </w:rPr>
+        <w:t xml:space="preserve">Связующая таблица для связи многие-ко-многим между </w:t>
+      </w:r>
+      <w:r>
+        <w:rPr>
+          <w:rFonts w:ascii="Times New Roman" w:hAnsi="Times New Roman" w:cs="Times New Roman"/>
+          <w:sz w:val="28"/>
+          <w:szCs w:val="28"/>
+          <w:lang w:val="ru-RU"/>
+        </w:rPr>
+        <w:t>треками</w:t>
+      </w:r>
+      <w:r>
+        <w:rPr>
+          <w:rFonts w:ascii="Times New Roman" w:hAnsi="Times New Roman" w:cs="Times New Roman"/>
+          <w:sz w:val="28"/>
+          <w:szCs w:val="28"/>
+        </w:rPr>
+        <w:t xml:space="preserve"> и </w:t>
+      </w:r>
+      <w:r>
+        <w:rPr>
+          <w:rFonts w:ascii="Times New Roman" w:hAnsi="Times New Roman" w:cs="Times New Roman"/>
+          <w:sz w:val="28"/>
+          <w:szCs w:val="28"/>
+          <w:lang w:val="ru-RU"/>
+        </w:rPr>
+        <w:t>жанрами</w:t>
+      </w:r>
+      <w:r>
+        <w:rPr>
+          <w:rFonts w:ascii="Times New Roman" w:hAnsi="Times New Roman" w:cs="Times New Roman"/>
+          <w:sz w:val="28"/>
+          <w:szCs w:val="28"/>
+        </w:rPr>
+        <w:t>.</w:t>
+      </w:r>
+    </w:p>
+    <w:p>
+      <w:pPr>
+        <w:pStyle w:val="a7"/>
+        <w:numPr>
+          <w:ilvl w:val="1"/>
+          <w:numId w:val="2"/>
+        </w:numPr>
+        <w:rPr>
+          <w:rFonts w:ascii="Times New Roman" w:hAnsi="Times New Roman" w:cs="Times New Roman"/>
+          <w:sz w:val="28"/>
+          <w:szCs w:val="28"/>
+          <w:lang w:val="en-US"/>
+        </w:rPr>
+      </w:pPr>
+      <w:r>
+        <w:rPr>
+          <w:rFonts w:ascii="Times New Roman" w:hAnsi="Times New Roman" w:cs="Times New Roman"/>
+          <w:sz w:val="28"/>
+          <w:szCs w:val="28"/>
+          <w:lang w:val="en-US"/>
+        </w:rPr>
+        <w:lastRenderedPageBreak/>
+        <w:t>Attributes</w:t>
+      </w:r>
+      <w:r>
+        <w:rPr>
+          <w:rFonts w:ascii="Times New Roman" w:hAnsi="Times New Roman" w:cs="Times New Roman"/>
+          <w:sz w:val="28"/>
+          <w:szCs w:val="28"/>
+          <w:lang w:val="ru-RU"/>
         </w:rPr>
         <w:t>:</w:t>
       </w:r>
@@ -1131,7 +3976,25 @@
           <w:szCs w:val="28"/>
           <w:lang w:val="en-US"/>
         </w:rPr>
-        <w:t>PK_Album</w:t>
+        <w:t>track</w:t>
+      </w:r>
+      <w:r>
+        <w:rPr>
+          <w:rFonts w:ascii="Times New Roman" w:hAnsi="Times New Roman" w:cs="Times New Roman"/>
+          <w:sz w:val="28"/>
+          <w:szCs w:val="28"/>
+          <w:lang w:val="en-US"/>
+        </w:rPr>
+        <w:t>_</w:t>
+      </w:r>
+      <w:r>
+        <w:rPr>
+          <w:rFonts w:ascii="Times New Roman" w:hAnsi="Times New Roman" w:cs="Times New Roman"/>
+          <w:sz w:val="28"/>
+          <w:szCs w:val="28"/>
+          <w:lang w:val="en-US"/>
+        </w:rPr>
+        <w:t>id</w:t>
       </w:r>
       <w:proofErr w:type="spellEnd"/>
       <w:r>
@@ -1141,7 +4004,481 @@
           <w:szCs w:val="28"/>
           <w:lang w:val="en-US"/>
         </w:rPr>
-        <w:t>: PRIMARY KEY (id)</w:t>
+        <w:t xml:space="preserve">: </w:t>
+      </w:r>
+      <w:r>
+        <w:rPr>
+          <w:rFonts w:ascii="Times New Roman" w:hAnsi="Times New Roman" w:cs="Times New Roman"/>
+          <w:sz w:val="28"/>
+          <w:szCs w:val="28"/>
+          <w:lang w:val="en-US"/>
+        </w:rPr>
+        <w:t xml:space="preserve">INTEGER, NOT NULL, FK (REFERENCES </w:t>
+      </w:r>
+      <w:r>
+        <w:rPr>
+          <w:rFonts w:ascii="Times New Roman" w:hAnsi="Times New Roman" w:cs="Times New Roman"/>
+          <w:sz w:val="28"/>
+          <w:szCs w:val="28"/>
+          <w:lang w:val="en-US"/>
+        </w:rPr>
+        <w:t>Track</w:t>
+      </w:r>
+      <w:r>
+        <w:rPr>
+          <w:rFonts w:ascii="Times New Roman" w:hAnsi="Times New Roman" w:cs="Times New Roman"/>
+          <w:sz w:val="28"/>
+          <w:szCs w:val="28"/>
+          <w:lang w:val="en-US"/>
+        </w:rPr>
+        <w:t>)</w:t>
+      </w:r>
+    </w:p>
+    <w:p>
+      <w:pPr>
+        <w:pStyle w:val="a7"/>
+        <w:numPr>
+          <w:ilvl w:val="2"/>
+          <w:numId w:val="2"/>
+        </w:numPr>
+        <w:rPr>
+          <w:rFonts w:ascii="Times New Roman" w:hAnsi="Times New Roman" w:cs="Times New Roman"/>
+          <w:sz w:val="28"/>
+          <w:szCs w:val="28"/>
+          <w:lang w:val="en-US"/>
+        </w:rPr>
+      </w:pPr>
+      <w:proofErr w:type="spellStart"/>
+      <w:r>
+        <w:rPr>
+          <w:rFonts w:ascii="Times New Roman" w:hAnsi="Times New Roman" w:cs="Times New Roman"/>
+          <w:sz w:val="28"/>
+          <w:szCs w:val="28"/>
+          <w:lang w:val="en-US"/>
+        </w:rPr>
+        <w:t>genre</w:t>
+      </w:r>
+      <w:r>
+        <w:rPr>
+          <w:rFonts w:ascii="Times New Roman" w:hAnsi="Times New Roman" w:cs="Times New Roman"/>
+          <w:sz w:val="28"/>
+          <w:szCs w:val="28"/>
+          <w:lang w:val="en-US"/>
+        </w:rPr>
+        <w:t>_id</w:t>
+      </w:r>
+      <w:proofErr w:type="spellEnd"/>
+      <w:r>
+        <w:rPr>
+          <w:rFonts w:ascii="Times New Roman" w:hAnsi="Times New Roman" w:cs="Times New Roman"/>
+          <w:sz w:val="28"/>
+          <w:szCs w:val="28"/>
+          <w:lang w:val="en-US"/>
+        </w:rPr>
+        <w:t xml:space="preserve">: </w:t>
+      </w:r>
+      <w:r>
+        <w:rPr>
+          <w:rFonts w:ascii="Times New Roman" w:hAnsi="Times New Roman" w:cs="Times New Roman"/>
+          <w:sz w:val="28"/>
+          <w:szCs w:val="28"/>
+          <w:lang w:val="en-US"/>
+        </w:rPr>
+        <w:t>INTEGER, NOT NULL, FK (REFERENCES Genre)</w:t>
+      </w:r>
+    </w:p>
+    <w:p>
+      <w:pPr>
+        <w:pStyle w:val="a7"/>
+        <w:numPr>
+          <w:ilvl w:val="1"/>
+          <w:numId w:val="2"/>
+        </w:numPr>
+        <w:rPr>
+          <w:rFonts w:ascii="Times New Roman" w:hAnsi="Times New Roman" w:cs="Times New Roman"/>
+          <w:sz w:val="28"/>
+          <w:szCs w:val="28"/>
+          <w:lang w:val="en-US"/>
+        </w:rPr>
+      </w:pPr>
+      <w:r>
+        <w:rPr>
+          <w:rFonts w:ascii="Times New Roman" w:hAnsi="Times New Roman" w:cs="Times New Roman"/>
+          <w:sz w:val="28"/>
+          <w:szCs w:val="28"/>
+          <w:lang w:val="en-US"/>
+        </w:rPr>
+        <w:t>Constraints:</w:t>
+      </w:r>
+    </w:p>
+    <w:p>
+      <w:pPr>
+        <w:pStyle w:val="a7"/>
+        <w:numPr>
+          <w:ilvl w:val="2"/>
+          <w:numId w:val="2"/>
+        </w:numPr>
+        <w:rPr>
+          <w:rFonts w:ascii="Times New Roman" w:hAnsi="Times New Roman" w:cs="Times New Roman"/>
+          <w:sz w:val="28"/>
+          <w:szCs w:val="28"/>
+          <w:lang w:val="en-US"/>
+        </w:rPr>
+      </w:pPr>
+      <w:r>
+        <w:rPr>
+          <w:rFonts w:ascii="Times New Roman" w:hAnsi="Times New Roman" w:cs="Times New Roman"/>
+          <w:sz w:val="28"/>
+          <w:szCs w:val="28"/>
+          <w:lang w:val="en-US"/>
+        </w:rPr>
+        <w:t>PK_</w:t>
+      </w:r>
+      <w:r>
+        <w:rPr>
+          <w:rFonts w:ascii="Times New Roman" w:hAnsi="Times New Roman" w:cs="Times New Roman"/>
+          <w:sz w:val="28"/>
+          <w:szCs w:val="28"/>
+          <w:lang w:val="en-US"/>
+        </w:rPr>
+        <w:t>TRACK</w:t>
+      </w:r>
+      <w:r>
+        <w:rPr>
+          <w:rFonts w:ascii="Times New Roman" w:hAnsi="Times New Roman" w:cs="Times New Roman"/>
+          <w:sz w:val="28"/>
+          <w:szCs w:val="28"/>
+          <w:lang w:val="en-US"/>
+        </w:rPr>
+        <w:t>_</w:t>
+      </w:r>
+      <w:r>
+        <w:t xml:space="preserve"> </w:t>
+      </w:r>
+      <w:r>
+        <w:rPr>
+          <w:rFonts w:ascii="Times New Roman" w:hAnsi="Times New Roman" w:cs="Times New Roman"/>
+          <w:sz w:val="28"/>
+          <w:szCs w:val="28"/>
+          <w:lang w:val="en-US"/>
+        </w:rPr>
+        <w:t xml:space="preserve">GENRE: </w:t>
+      </w:r>
+      <w:r>
+        <w:rPr>
+          <w:rFonts w:ascii="Times New Roman" w:hAnsi="Times New Roman" w:cs="Times New Roman"/>
+          <w:sz w:val="28"/>
+          <w:szCs w:val="28"/>
+          <w:lang w:val="en-US"/>
+        </w:rPr>
+        <w:t>PRIMARY KEY (</w:t>
+      </w:r>
+      <w:proofErr w:type="spellStart"/>
+      <w:r>
+        <w:rPr>
+          <w:rFonts w:ascii="Times New Roman" w:hAnsi="Times New Roman" w:cs="Times New Roman"/>
+          <w:sz w:val="28"/>
+          <w:szCs w:val="28"/>
+          <w:lang w:val="en-US"/>
+        </w:rPr>
+        <w:t>track</w:t>
+      </w:r>
+      <w:r>
+        <w:rPr>
+          <w:rFonts w:ascii="Times New Roman" w:hAnsi="Times New Roman" w:cs="Times New Roman"/>
+          <w:sz w:val="28"/>
+          <w:szCs w:val="28"/>
+          <w:lang w:val="en-US"/>
+        </w:rPr>
+        <w:t>_id</w:t>
+      </w:r>
+      <w:proofErr w:type="spellEnd"/>
+      <w:r>
+        <w:rPr>
+          <w:rFonts w:ascii="Times New Roman" w:hAnsi="Times New Roman" w:cs="Times New Roman"/>
+          <w:sz w:val="28"/>
+          <w:szCs w:val="28"/>
+          <w:lang w:val="en-US"/>
+        </w:rPr>
+        <w:t xml:space="preserve">, </w:t>
+      </w:r>
+      <w:proofErr w:type="spellStart"/>
+      <w:r>
+        <w:rPr>
+          <w:rFonts w:ascii="Times New Roman" w:hAnsi="Times New Roman" w:cs="Times New Roman"/>
+          <w:sz w:val="28"/>
+          <w:szCs w:val="28"/>
+        </w:rPr>
+        <w:t>genre</w:t>
+      </w:r>
+      <w:proofErr w:type="spellEnd"/>
+      <w:r>
+        <w:rPr>
+          <w:rFonts w:ascii="Times New Roman" w:hAnsi="Times New Roman" w:cs="Times New Roman"/>
+          <w:sz w:val="28"/>
+          <w:szCs w:val="28"/>
+          <w:lang w:val="en-US"/>
+        </w:rPr>
+        <w:t>_id</w:t>
+      </w:r>
+      <w:r>
+        <w:rPr>
+          <w:rFonts w:ascii="Times New Roman" w:hAnsi="Times New Roman" w:cs="Times New Roman"/>
+          <w:sz w:val="28"/>
+          <w:szCs w:val="28"/>
+          <w:lang w:val="en-US"/>
+        </w:rPr>
+        <w:t>)</w:t>
+      </w:r>
+    </w:p>
+    <w:p>
+      <w:pPr>
+        <w:pStyle w:val="a7"/>
+        <w:numPr>
+          <w:ilvl w:val="2"/>
+          <w:numId w:val="2"/>
+        </w:numPr>
+        <w:rPr>
+          <w:rFonts w:ascii="Times New Roman" w:hAnsi="Times New Roman" w:cs="Times New Roman"/>
+          <w:sz w:val="28"/>
+          <w:szCs w:val="28"/>
+          <w:lang w:val="en-US"/>
+        </w:rPr>
+      </w:pPr>
+      <w:r>
+        <w:rPr>
+          <w:rFonts w:ascii="Times New Roman" w:hAnsi="Times New Roman" w:cs="Times New Roman"/>
+          <w:sz w:val="28"/>
+          <w:szCs w:val="28"/>
+          <w:lang w:val="en-US"/>
+        </w:rPr>
+        <w:t>FK_</w:t>
+      </w:r>
+      <w:r>
+        <w:rPr>
+          <w:rFonts w:ascii="Times New Roman" w:hAnsi="Times New Roman" w:cs="Times New Roman"/>
+          <w:sz w:val="28"/>
+          <w:szCs w:val="28"/>
+          <w:lang w:val="en-US"/>
+        </w:rPr>
+        <w:t xml:space="preserve"> </w:t>
+      </w:r>
+      <w:r>
+        <w:rPr>
+          <w:rFonts w:ascii="Times New Roman" w:hAnsi="Times New Roman" w:cs="Times New Roman"/>
+          <w:sz w:val="28"/>
+          <w:szCs w:val="28"/>
+          <w:lang w:val="en-US"/>
+        </w:rPr>
+        <w:t>TRACK</w:t>
+      </w:r>
+      <w:r>
+        <w:rPr>
+          <w:rFonts w:ascii="Times New Roman" w:hAnsi="Times New Roman" w:cs="Times New Roman"/>
+          <w:sz w:val="28"/>
+          <w:szCs w:val="28"/>
+          <w:lang w:val="en-US"/>
+        </w:rPr>
+        <w:t>_</w:t>
+      </w:r>
+      <w:r>
+        <w:rPr>
+          <w:rFonts w:ascii="Times New Roman" w:hAnsi="Times New Roman" w:cs="Times New Roman"/>
+          <w:sz w:val="28"/>
+          <w:szCs w:val="28"/>
+          <w:lang w:val="en-US"/>
+        </w:rPr>
+        <w:t xml:space="preserve"> </w:t>
+      </w:r>
+      <w:r>
+        <w:rPr>
+          <w:rFonts w:ascii="Times New Roman" w:hAnsi="Times New Roman" w:cs="Times New Roman"/>
+          <w:sz w:val="28"/>
+          <w:szCs w:val="28"/>
+          <w:lang w:val="en-US"/>
+        </w:rPr>
+        <w:t>GENRE_</w:t>
+      </w:r>
+      <w:r>
+        <w:rPr>
+          <w:rFonts w:ascii="Times New Roman" w:hAnsi="Times New Roman" w:cs="Times New Roman"/>
+          <w:sz w:val="28"/>
+          <w:szCs w:val="28"/>
+          <w:lang w:val="en-US"/>
+        </w:rPr>
+        <w:t>TRACK</w:t>
+      </w:r>
+      <w:r>
+        <w:rPr>
+          <w:rFonts w:ascii="Times New Roman" w:hAnsi="Times New Roman" w:cs="Times New Roman"/>
+          <w:sz w:val="28"/>
+          <w:szCs w:val="28"/>
+          <w:lang w:val="en-US"/>
+        </w:rPr>
+        <w:t>: FOREIGN KEY (</w:t>
+      </w:r>
+      <w:proofErr w:type="spellStart"/>
+      <w:r>
+        <w:rPr>
+          <w:rFonts w:ascii="Times New Roman" w:hAnsi="Times New Roman" w:cs="Times New Roman"/>
+          <w:sz w:val="28"/>
+          <w:szCs w:val="28"/>
+          <w:lang w:val="en-US"/>
+        </w:rPr>
+        <w:t>track</w:t>
+      </w:r>
+      <w:r>
+        <w:rPr>
+          <w:rFonts w:ascii="Times New Roman" w:hAnsi="Times New Roman" w:cs="Times New Roman"/>
+          <w:sz w:val="28"/>
+          <w:szCs w:val="28"/>
+          <w:lang w:val="en-US"/>
+        </w:rPr>
+        <w:t>_id</w:t>
+      </w:r>
+      <w:proofErr w:type="spellEnd"/>
+      <w:r>
+        <w:rPr>
+          <w:rFonts w:ascii="Times New Roman" w:hAnsi="Times New Roman" w:cs="Times New Roman"/>
+          <w:sz w:val="28"/>
+          <w:szCs w:val="28"/>
+          <w:lang w:val="en-US"/>
+        </w:rPr>
+        <w:t xml:space="preserve">) REFERENCES </w:t>
+      </w:r>
+      <w:r>
+        <w:rPr>
+          <w:rFonts w:ascii="Times New Roman" w:hAnsi="Times New Roman" w:cs="Times New Roman"/>
+          <w:sz w:val="28"/>
+          <w:szCs w:val="28"/>
+          <w:lang w:val="en-US"/>
+        </w:rPr>
+        <w:t>Track</w:t>
+      </w:r>
+      <w:r>
+        <w:rPr>
+          <w:rFonts w:ascii="Times New Roman" w:hAnsi="Times New Roman" w:cs="Times New Roman"/>
+          <w:sz w:val="28"/>
+          <w:szCs w:val="28"/>
+          <w:lang w:val="en-US"/>
+        </w:rPr>
+        <w:t>(id)</w:t>
+      </w:r>
+    </w:p>
+    <w:p>
+      <w:pPr>
+        <w:pStyle w:val="a7"/>
+        <w:numPr>
+          <w:ilvl w:val="2"/>
+          <w:numId w:val="2"/>
+        </w:numPr>
+        <w:rPr>
+          <w:rFonts w:ascii="Times New Roman" w:hAnsi="Times New Roman" w:cs="Times New Roman"/>
+          <w:sz w:val="28"/>
+          <w:szCs w:val="28"/>
+          <w:lang w:val="en-US"/>
+        </w:rPr>
+      </w:pPr>
+      <w:r>
+        <w:rPr>
+          <w:rFonts w:ascii="Times New Roman" w:hAnsi="Times New Roman" w:cs="Times New Roman"/>
+          <w:sz w:val="28"/>
+          <w:szCs w:val="28"/>
+          <w:lang w:val="en-US"/>
+        </w:rPr>
+        <w:t>FK_</w:t>
+      </w:r>
+      <w:r>
+        <w:rPr>
+          <w:rFonts w:ascii="Times New Roman" w:hAnsi="Times New Roman" w:cs="Times New Roman"/>
+          <w:sz w:val="28"/>
+          <w:szCs w:val="28"/>
+          <w:lang w:val="en-US"/>
+        </w:rPr>
+        <w:t xml:space="preserve"> </w:t>
+      </w:r>
+      <w:r>
+        <w:rPr>
+          <w:rFonts w:ascii="Times New Roman" w:hAnsi="Times New Roman" w:cs="Times New Roman"/>
+          <w:sz w:val="28"/>
+          <w:szCs w:val="28"/>
+          <w:lang w:val="en-US"/>
+        </w:rPr>
+        <w:t>TRACK</w:t>
+      </w:r>
+      <w:r>
+        <w:rPr>
+          <w:rFonts w:ascii="Times New Roman" w:hAnsi="Times New Roman" w:cs="Times New Roman"/>
+          <w:sz w:val="28"/>
+          <w:szCs w:val="28"/>
+          <w:lang w:val="en-US"/>
+        </w:rPr>
+        <w:t xml:space="preserve"> </w:t>
+      </w:r>
+      <w:r>
+        <w:rPr>
+          <w:rFonts w:ascii="Times New Roman" w:hAnsi="Times New Roman" w:cs="Times New Roman"/>
+          <w:sz w:val="28"/>
+          <w:szCs w:val="28"/>
+          <w:lang w:val="en-US"/>
+        </w:rPr>
+        <w:t>_GENRE_GENRE</w:t>
+      </w:r>
+      <w:r>
+        <w:rPr>
+          <w:rFonts w:ascii="Times New Roman" w:hAnsi="Times New Roman" w:cs="Times New Roman"/>
+          <w:sz w:val="28"/>
+          <w:szCs w:val="28"/>
+          <w:lang w:val="en-US"/>
+        </w:rPr>
+        <w:t>: FOREIGN KEY (</w:t>
+      </w:r>
+      <w:proofErr w:type="spellStart"/>
+      <w:r>
+        <w:rPr>
+          <w:rFonts w:ascii="Times New Roman" w:hAnsi="Times New Roman" w:cs="Times New Roman"/>
+          <w:sz w:val="28"/>
+          <w:szCs w:val="28"/>
+          <w:lang w:val="en-US"/>
+        </w:rPr>
+        <w:t>genre</w:t>
+      </w:r>
+      <w:r>
+        <w:rPr>
+          <w:rFonts w:ascii="Times New Roman" w:hAnsi="Times New Roman" w:cs="Times New Roman"/>
+          <w:sz w:val="28"/>
+          <w:szCs w:val="28"/>
+          <w:lang w:val="en-US"/>
+        </w:rPr>
+        <w:t>_id</w:t>
+      </w:r>
+      <w:proofErr w:type="spellEnd"/>
+      <w:r>
+        <w:rPr>
+          <w:rFonts w:ascii="Times New Roman" w:hAnsi="Times New Roman" w:cs="Times New Roman"/>
+          <w:sz w:val="28"/>
+          <w:szCs w:val="28"/>
+          <w:lang w:val="en-US"/>
+        </w:rPr>
+        <w:t xml:space="preserve">) REFERENCES </w:t>
+      </w:r>
+      <w:r>
+        <w:rPr>
+          <w:rFonts w:ascii="Times New Roman" w:hAnsi="Times New Roman" w:cs="Times New Roman"/>
+          <w:sz w:val="28"/>
+          <w:szCs w:val="28"/>
+          <w:lang w:val="en-US"/>
+        </w:rPr>
+        <w:t>Genre</w:t>
+      </w:r>
+      <w:r>
+        <w:rPr>
+          <w:rFonts w:ascii="Times New Roman" w:hAnsi="Times New Roman" w:cs="Times New Roman"/>
+          <w:sz w:val="28"/>
+          <w:szCs w:val="28"/>
+          <w:lang w:val="en-US"/>
+        </w:rPr>
+        <w:t>(id)</w:t>
       </w:r>
     </w:p>
     <w:p>
@@ -1169,6 +4506,17 @@
           <w:szCs w:val="28"/>
           <w:lang w:val="en-US"/>
         </w:rPr>
+        <w:t xml:space="preserve"> </w:t>
+      </w:r>
+      <w:r>
+        <w:rPr>
+          <w:rFonts w:ascii="Times New Roman" w:hAnsi="Times New Roman" w:cs="Times New Roman"/>
+          <w:b/>
+          <w:bCs/>
+          <w:sz w:val="28"/>
+          <w:szCs w:val="28"/>
+          <w:lang w:val="en-US"/>
+        </w:rPr>
         <w:t xml:space="preserve">Table Name: </w:t>
       </w:r>
       <w:r>
@@ -1180,8 +4528,297 @@
           <w:szCs w:val="28"/>
           <w:lang w:val="en-US"/>
         </w:rPr>
+        <w:t>playlist</w:t>
+      </w:r>
+      <w:r>
+        <w:rPr>
+          <w:rFonts w:ascii="Times New Roman" w:hAnsi="Times New Roman" w:cs="Times New Roman"/>
+          <w:b/>
+          <w:bCs/>
+          <w:sz w:val="28"/>
+          <w:szCs w:val="28"/>
+        </w:rPr>
+        <w:t>_</w:t>
+      </w:r>
+      <w:proofErr w:type="spellStart"/>
+      <w:r>
+        <w:rPr>
+          <w:rFonts w:ascii="Times New Roman" w:hAnsi="Times New Roman" w:cs="Times New Roman"/>
+          <w:b/>
+          <w:bCs/>
+          <w:sz w:val="28"/>
+          <w:szCs w:val="28"/>
+        </w:rPr>
+        <w:t>track</w:t>
+      </w:r>
+      <w:proofErr w:type="spellEnd"/>
+    </w:p>
+    <w:p>
+      <w:pPr>
+        <w:pStyle w:val="a7"/>
+        <w:numPr>
+          <w:ilvl w:val="1"/>
+          <w:numId w:val="2"/>
+        </w:numPr>
+        <w:rPr>
+          <w:rFonts w:ascii="Times New Roman" w:hAnsi="Times New Roman" w:cs="Times New Roman"/>
+          <w:sz w:val="28"/>
+          <w:szCs w:val="28"/>
+        </w:rPr>
+      </w:pPr>
+      <w:r>
+        <w:rPr>
+          <w:rFonts w:ascii="Times New Roman" w:hAnsi="Times New Roman" w:cs="Times New Roman"/>
+          <w:sz w:val="28"/>
+          <w:szCs w:val="28"/>
+          <w:lang w:val="en-US"/>
+        </w:rPr>
+        <w:t>Description</w:t>
+      </w:r>
+      <w:r>
+        <w:rPr>
+          <w:rFonts w:ascii="Times New Roman" w:hAnsi="Times New Roman" w:cs="Times New Roman"/>
+          <w:sz w:val="28"/>
+          <w:szCs w:val="28"/>
+          <w:lang w:val="ru-RU"/>
+        </w:rPr>
+        <w:t xml:space="preserve">: </w:t>
+      </w:r>
+      <w:r>
+        <w:rPr>
+          <w:rFonts w:ascii="Times New Roman" w:hAnsi="Times New Roman" w:cs="Times New Roman"/>
+          <w:sz w:val="28"/>
+          <w:szCs w:val="28"/>
+        </w:rPr>
+        <w:t xml:space="preserve">Связующая таблица для связи многие-ко-многим между </w:t>
+      </w:r>
+      <w:r>
+        <w:rPr>
+          <w:rFonts w:ascii="Times New Roman" w:hAnsi="Times New Roman" w:cs="Times New Roman"/>
+          <w:sz w:val="28"/>
+          <w:szCs w:val="28"/>
+          <w:lang w:val="ru-RU"/>
+        </w:rPr>
+        <w:t>плейлистами</w:t>
+      </w:r>
+      <w:r>
+        <w:rPr>
+          <w:rFonts w:ascii="Times New Roman" w:hAnsi="Times New Roman" w:cs="Times New Roman"/>
+          <w:sz w:val="28"/>
+          <w:szCs w:val="28"/>
+        </w:rPr>
+        <w:t xml:space="preserve"> и </w:t>
+      </w:r>
+      <w:r>
+        <w:rPr>
+          <w:rFonts w:ascii="Times New Roman" w:hAnsi="Times New Roman" w:cs="Times New Roman"/>
+          <w:sz w:val="28"/>
+          <w:szCs w:val="28"/>
+          <w:lang w:val="ru-RU"/>
+        </w:rPr>
+        <w:t>трек</w:t>
+      </w:r>
+      <w:r>
+        <w:rPr>
+          <w:rFonts w:ascii="Times New Roman" w:hAnsi="Times New Roman" w:cs="Times New Roman"/>
+          <w:sz w:val="28"/>
+          <w:szCs w:val="28"/>
+          <w:lang w:val="ru-RU"/>
+        </w:rPr>
+        <w:t>ами</w:t>
+      </w:r>
+      <w:r>
+        <w:rPr>
+          <w:rFonts w:ascii="Times New Roman" w:hAnsi="Times New Roman" w:cs="Times New Roman"/>
+          <w:sz w:val="28"/>
+          <w:szCs w:val="28"/>
+        </w:rPr>
+        <w:t>.</w:t>
+      </w:r>
+    </w:p>
+    <w:p>
+      <w:pPr>
+        <w:pStyle w:val="a7"/>
+        <w:numPr>
+          <w:ilvl w:val="1"/>
+          <w:numId w:val="2"/>
+        </w:numPr>
+        <w:rPr>
+          <w:rFonts w:ascii="Times New Roman" w:hAnsi="Times New Roman" w:cs="Times New Roman"/>
+          <w:sz w:val="28"/>
+          <w:szCs w:val="28"/>
+          <w:lang w:val="en-US"/>
+        </w:rPr>
+      </w:pPr>
+      <w:r>
+        <w:rPr>
+          <w:rFonts w:ascii="Times New Roman" w:hAnsi="Times New Roman" w:cs="Times New Roman"/>
+          <w:sz w:val="28"/>
+          <w:szCs w:val="28"/>
+          <w:lang w:val="en-US"/>
+        </w:rPr>
+        <w:t>Attributes</w:t>
+      </w:r>
+      <w:r>
+        <w:rPr>
+          <w:rFonts w:ascii="Times New Roman" w:hAnsi="Times New Roman" w:cs="Times New Roman"/>
+          <w:sz w:val="28"/>
+          <w:szCs w:val="28"/>
+          <w:lang w:val="ru-RU"/>
+        </w:rPr>
+        <w:t>:</w:t>
+      </w:r>
+    </w:p>
+    <w:p>
+      <w:pPr>
+        <w:pStyle w:val="a7"/>
+        <w:numPr>
+          <w:ilvl w:val="2"/>
+          <w:numId w:val="2"/>
+        </w:numPr>
+        <w:rPr>
+          <w:rFonts w:ascii="Times New Roman" w:hAnsi="Times New Roman" w:cs="Times New Roman"/>
+          <w:sz w:val="28"/>
+          <w:szCs w:val="28"/>
+          <w:lang w:val="en-US"/>
+        </w:rPr>
+      </w:pPr>
+      <w:proofErr w:type="spellStart"/>
+      <w:r>
+        <w:rPr>
+          <w:rFonts w:ascii="Times New Roman" w:hAnsi="Times New Roman" w:cs="Times New Roman"/>
+          <w:sz w:val="28"/>
+          <w:szCs w:val="28"/>
+          <w:lang w:val="en-US"/>
+        </w:rPr>
+        <w:t>playlist</w:t>
+      </w:r>
+      <w:r>
+        <w:rPr>
+          <w:rFonts w:ascii="Times New Roman" w:hAnsi="Times New Roman" w:cs="Times New Roman"/>
+          <w:sz w:val="28"/>
+          <w:szCs w:val="28"/>
+          <w:lang w:val="en-US"/>
+        </w:rPr>
+        <w:t>_</w:t>
+      </w:r>
+      <w:r>
+        <w:rPr>
+          <w:rFonts w:ascii="Times New Roman" w:hAnsi="Times New Roman" w:cs="Times New Roman"/>
+          <w:sz w:val="28"/>
+          <w:szCs w:val="28"/>
+          <w:lang w:val="en-US"/>
+        </w:rPr>
+        <w:t>id</w:t>
+      </w:r>
+      <w:proofErr w:type="spellEnd"/>
+      <w:r>
+        <w:rPr>
+          <w:rFonts w:ascii="Times New Roman" w:hAnsi="Times New Roman" w:cs="Times New Roman"/>
+          <w:sz w:val="28"/>
+          <w:szCs w:val="28"/>
+          <w:lang w:val="en-US"/>
+        </w:rPr>
+        <w:t xml:space="preserve">: </w:t>
+      </w:r>
+      <w:r>
+        <w:rPr>
+          <w:rFonts w:ascii="Times New Roman" w:hAnsi="Times New Roman" w:cs="Times New Roman"/>
+          <w:sz w:val="28"/>
+          <w:szCs w:val="28"/>
+          <w:lang w:val="en-US"/>
+        </w:rPr>
+        <w:t xml:space="preserve">INTEGER, NOT NULL, FK (REFERENCES </w:t>
+      </w:r>
+      <w:r>
+        <w:rPr>
+          <w:rFonts w:ascii="Times New Roman" w:hAnsi="Times New Roman" w:cs="Times New Roman"/>
+          <w:sz w:val="28"/>
+          <w:szCs w:val="28"/>
+          <w:lang w:val="en-US"/>
+        </w:rPr>
+        <w:t>Playlist</w:t>
+      </w:r>
+      <w:r>
+        <w:rPr>
+          <w:rFonts w:ascii="Times New Roman" w:hAnsi="Times New Roman" w:cs="Times New Roman"/>
+          <w:sz w:val="28"/>
+          <w:szCs w:val="28"/>
+          <w:lang w:val="en-US"/>
+        </w:rPr>
+        <w:t>)</w:t>
+      </w:r>
+    </w:p>
+    <w:p>
+      <w:pPr>
+        <w:pStyle w:val="a7"/>
+        <w:numPr>
+          <w:ilvl w:val="2"/>
+          <w:numId w:val="2"/>
+        </w:numPr>
+        <w:rPr>
+          <w:rFonts w:ascii="Times New Roman" w:hAnsi="Times New Roman" w:cs="Times New Roman"/>
+          <w:sz w:val="28"/>
+          <w:szCs w:val="28"/>
+          <w:lang w:val="en-US"/>
+        </w:rPr>
+      </w:pPr>
+      <w:proofErr w:type="spellStart"/>
+      <w:r>
+        <w:rPr>
+          <w:rFonts w:ascii="Times New Roman" w:hAnsi="Times New Roman" w:cs="Times New Roman"/>
+          <w:sz w:val="28"/>
+          <w:szCs w:val="28"/>
+          <w:lang w:val="en-US"/>
+        </w:rPr>
+        <w:t>track</w:t>
+      </w:r>
+      <w:r>
+        <w:rPr>
+          <w:rFonts w:ascii="Times New Roman" w:hAnsi="Times New Roman" w:cs="Times New Roman"/>
+          <w:sz w:val="28"/>
+          <w:szCs w:val="28"/>
+          <w:lang w:val="en-US"/>
+        </w:rPr>
+        <w:t>_id</w:t>
+      </w:r>
+      <w:proofErr w:type="spellEnd"/>
+      <w:r>
+        <w:rPr>
+          <w:rFonts w:ascii="Times New Roman" w:hAnsi="Times New Roman" w:cs="Times New Roman"/>
+          <w:sz w:val="28"/>
+          <w:szCs w:val="28"/>
+          <w:lang w:val="en-US"/>
+        </w:rPr>
+        <w:t xml:space="preserve">: </w:t>
+      </w:r>
+      <w:r>
+        <w:rPr>
+          <w:rFonts w:ascii="Times New Roman" w:hAnsi="Times New Roman" w:cs="Times New Roman"/>
+          <w:sz w:val="28"/>
+          <w:szCs w:val="28"/>
+          <w:lang w:val="en-US"/>
+        </w:rPr>
+        <w:t xml:space="preserve">INTEGER, NOT NULL, FK (REFERENCES </w:t>
+      </w:r>
+      <w:r>
+        <w:rPr>
+          <w:rFonts w:ascii="Times New Roman" w:hAnsi="Times New Roman" w:cs="Times New Roman"/>
+          <w:sz w:val="28"/>
+          <w:szCs w:val="28"/>
+          <w:lang w:val="en-US"/>
+        </w:rPr>
         <w:t>Track</w:t>
       </w:r>
+      <w:r>
+        <w:rPr>
+          <w:rFonts w:ascii="Times New Roman" w:hAnsi="Times New Roman" w:cs="Times New Roman"/>
+          <w:sz w:val="28"/>
+          <w:szCs w:val="28"/>
+          <w:lang w:val="en-US"/>
+        </w:rPr>
+        <w:t>)</w:t>
+      </w:r>
     </w:p>
     <w:p>
       <w:pPr>
@@ -1194,9 +4831,90 @@
           <w:rFonts w:ascii="Times New Roman" w:hAnsi="Times New Roman" w:cs="Times New Roman"/>
           <w:sz w:val="28"/>
           <w:szCs w:val="28"/>
-          <w:lang w:val="ru-RU"/>
-        </w:rPr>
-      </w:pPr>
+          <w:lang w:val="en-US"/>
+        </w:rPr>
+      </w:pPr>
+      <w:r>
+        <w:rPr>
+          <w:rFonts w:ascii="Times New Roman" w:hAnsi="Times New Roman" w:cs="Times New Roman"/>
+          <w:sz w:val="28"/>
+          <w:szCs w:val="28"/>
+          <w:lang w:val="en-US"/>
+        </w:rPr>
+        <w:t>Constraints:</w:t>
+      </w:r>
+    </w:p>
+    <w:p>
+      <w:pPr>
+        <w:pStyle w:val="a7"/>
+        <w:numPr>
+          <w:ilvl w:val="2"/>
+          <w:numId w:val="2"/>
+        </w:numPr>
+        <w:rPr>
+          <w:rFonts w:ascii="Times New Roman" w:hAnsi="Times New Roman" w:cs="Times New Roman"/>
+          <w:sz w:val="28"/>
+          <w:szCs w:val="28"/>
+          <w:lang w:val="en-US"/>
+        </w:rPr>
+      </w:pPr>
+      <w:r>
+        <w:rPr>
+          <w:rFonts w:ascii="Times New Roman" w:hAnsi="Times New Roman" w:cs="Times New Roman"/>
+          <w:sz w:val="28"/>
+          <w:szCs w:val="28"/>
+          <w:lang w:val="en-US"/>
+        </w:rPr>
+        <w:t>PK_</w:t>
+      </w:r>
+      <w:r>
+        <w:rPr>
+          <w:rFonts w:ascii="Times New Roman" w:hAnsi="Times New Roman" w:cs="Times New Roman"/>
+          <w:sz w:val="28"/>
+          <w:szCs w:val="28"/>
+          <w:lang w:val="en-US"/>
+        </w:rPr>
+        <w:t>PLAYLIST</w:t>
+      </w:r>
+      <w:r>
+        <w:rPr>
+          <w:rFonts w:ascii="Times New Roman" w:hAnsi="Times New Roman" w:cs="Times New Roman"/>
+          <w:sz w:val="28"/>
+          <w:szCs w:val="28"/>
+          <w:lang w:val="en-US"/>
+        </w:rPr>
+        <w:t>_</w:t>
+      </w:r>
+      <w:r>
+        <w:t xml:space="preserve"> </w:t>
+      </w:r>
+      <w:r>
+        <w:rPr>
+          <w:rFonts w:ascii="Times New Roman" w:hAnsi="Times New Roman" w:cs="Times New Roman"/>
+          <w:sz w:val="28"/>
+          <w:szCs w:val="28"/>
+          <w:lang w:val="en-US"/>
+        </w:rPr>
+        <w:t>TRACK</w:t>
+      </w:r>
+      <w:r>
+        <w:rPr>
+          <w:rFonts w:ascii="Times New Roman" w:hAnsi="Times New Roman" w:cs="Times New Roman"/>
+          <w:sz w:val="28"/>
+          <w:szCs w:val="28"/>
+          <w:lang w:val="en-US"/>
+        </w:rPr>
+        <w:t xml:space="preserve">: </w:t>
+      </w:r>
+      <w:r>
+        <w:rPr>
+          <w:rFonts w:ascii="Times New Roman" w:hAnsi="Times New Roman" w:cs="Times New Roman"/>
+          <w:sz w:val="28"/>
+          <w:szCs w:val="28"/>
+          <w:lang w:val="en-US"/>
+        </w:rPr>
+        <w:t>PRIMARY KEY (</w:t>
+      </w:r>
       <w:proofErr w:type="spellStart"/>
       <w:r>
         <w:rPr>
@@ -1205,7 +4923,7 @@
           <w:szCs w:val="28"/>
           <w:lang w:val="en-US"/>
         </w:rPr>
-        <w:t>Desription</w:t>
+        <w:t>playlist_id</w:t>
       </w:r>
       <w:proofErr w:type="spellEnd"/>
       <w:r>
@@ -1213,43 +4931,29 @@
           <w:rFonts w:ascii="Times New Roman" w:hAnsi="Times New Roman" w:cs="Times New Roman"/>
           <w:sz w:val="28"/>
           <w:szCs w:val="28"/>
-          <w:lang w:val="ru-RU"/>
-        </w:rPr>
-        <w:t xml:space="preserve">: Хранит информацию </w:t>
-      </w:r>
-      <w:r>
-        <w:rPr>
-          <w:rFonts w:ascii="Times New Roman" w:hAnsi="Times New Roman" w:cs="Times New Roman"/>
-          <w:sz w:val="28"/>
-          <w:szCs w:val="28"/>
-          <w:lang w:val="ru-RU"/>
-        </w:rPr>
-        <w:t>о треках (песнях)</w:t>
-      </w:r>
-    </w:p>
-    <w:p>
-      <w:pPr>
-        <w:pStyle w:val="a7"/>
-        <w:numPr>
-          <w:ilvl w:val="1"/>
-          <w:numId w:val="2"/>
-        </w:numPr>
-        <w:rPr>
-          <w:rFonts w:ascii="Times New Roman" w:hAnsi="Times New Roman" w:cs="Times New Roman"/>
-          <w:sz w:val="28"/>
-          <w:szCs w:val="28"/>
-          <w:lang w:val="en-US"/>
-        </w:rPr>
-      </w:pPr>
-      <w:r>
-        <w:rPr>
-          <w:rFonts w:ascii="Times New Roman" w:hAnsi="Times New Roman" w:cs="Times New Roman"/>
-          <w:sz w:val="28"/>
-          <w:szCs w:val="28"/>
-          <w:lang w:val="en-US"/>
-        </w:rPr>
-        <w:lastRenderedPageBreak/>
-        <w:t>Attributes:</w:t>
+          <w:lang w:val="en-US"/>
+        </w:rPr>
+        <w:t xml:space="preserve">, </w:t>
+      </w:r>
+      <w:proofErr w:type="spellStart"/>
+      <w:r>
+        <w:rPr>
+          <w:rFonts w:ascii="Times New Roman" w:hAnsi="Times New Roman" w:cs="Times New Roman"/>
+          <w:sz w:val="28"/>
+          <w:szCs w:val="28"/>
+          <w:lang w:val="en-US"/>
+        </w:rPr>
+        <w:t>track_id</w:t>
+      </w:r>
+      <w:proofErr w:type="spellEnd"/>
+      <w:r>
+        <w:rPr>
+          <w:rFonts w:ascii="Times New Roman" w:hAnsi="Times New Roman" w:cs="Times New Roman"/>
+          <w:sz w:val="28"/>
+          <w:szCs w:val="28"/>
+          <w:lang w:val="en-US"/>
+        </w:rPr>
+        <w:t>)</w:t>
       </w:r>
     </w:p>
     <w:p>
@@ -1273,7 +4977,90 @@
           <w:szCs w:val="28"/>
           <w:lang w:val="en-US"/>
         </w:rPr>
-        <w:t>id: SERIAL, PRIMARY KEY, NOT NULL</w:t>
+        <w:t>FK_</w:t>
+      </w:r>
+      <w:r>
+        <w:rPr>
+          <w:rFonts w:ascii="Times New Roman" w:hAnsi="Times New Roman" w:cs="Times New Roman"/>
+          <w:sz w:val="28"/>
+          <w:szCs w:val="28"/>
+          <w:lang w:val="en-US"/>
+        </w:rPr>
+        <w:t xml:space="preserve"> </w:t>
+      </w:r>
+      <w:r>
+        <w:rPr>
+          <w:rFonts w:ascii="Times New Roman" w:hAnsi="Times New Roman" w:cs="Times New Roman"/>
+          <w:sz w:val="28"/>
+          <w:szCs w:val="28"/>
+          <w:lang w:val="en-US"/>
+        </w:rPr>
+        <w:t>PLAYLIST_TRACK_</w:t>
+      </w:r>
+      <w:r>
+        <w:rPr>
+          <w:rFonts w:ascii="Times New Roman" w:hAnsi="Times New Roman" w:cs="Times New Roman"/>
+          <w:sz w:val="28"/>
+          <w:szCs w:val="28"/>
+          <w:lang w:val="en-US"/>
+        </w:rPr>
+        <w:t xml:space="preserve"> </w:t>
+      </w:r>
+      <w:r>
+        <w:rPr>
+          <w:rFonts w:ascii="Times New Roman" w:hAnsi="Times New Roman" w:cs="Times New Roman"/>
+          <w:sz w:val="28"/>
+          <w:szCs w:val="28"/>
+          <w:lang w:val="en-US"/>
+        </w:rPr>
+        <w:t>PLAYLIST</w:t>
+      </w:r>
+      <w:r>
+        <w:rPr>
+          <w:rFonts w:ascii="Times New Roman" w:hAnsi="Times New Roman" w:cs="Times New Roman"/>
+          <w:sz w:val="28"/>
+          <w:szCs w:val="28"/>
+          <w:lang w:val="en-US"/>
+        </w:rPr>
+        <w:t>: FOREIGN KEY (</w:t>
+      </w:r>
+      <w:proofErr w:type="spellStart"/>
+      <w:r>
+        <w:rPr>
+          <w:rFonts w:ascii="Times New Roman" w:hAnsi="Times New Roman" w:cs="Times New Roman"/>
+          <w:sz w:val="28"/>
+          <w:szCs w:val="28"/>
+          <w:lang w:val="en-US"/>
+        </w:rPr>
+        <w:t>playlist_id</w:t>
+      </w:r>
+      <w:proofErr w:type="spellEnd"/>
+      <w:r>
+        <w:rPr>
+          <w:rFonts w:ascii="Times New Roman" w:hAnsi="Times New Roman" w:cs="Times New Roman"/>
+          <w:sz w:val="28"/>
+          <w:szCs w:val="28"/>
+          <w:lang w:val="en-US"/>
+        </w:rPr>
+        <w:t xml:space="preserve">) REFERENCES </w:t>
+      </w:r>
+      <w:r>
+        <w:rPr>
+          <w:rFonts w:ascii="Times New Roman" w:hAnsi="Times New Roman" w:cs="Times New Roman"/>
+          <w:sz w:val="28"/>
+          <w:szCs w:val="28"/>
+          <w:lang w:val="en-US"/>
+        </w:rPr>
+        <w:t>Playlist</w:t>
+      </w:r>
+      <w:r>
+        <w:rPr>
+          <w:rFonts w:ascii="Times New Roman" w:hAnsi="Times New Roman" w:cs="Times New Roman"/>
+          <w:sz w:val="28"/>
+          <w:szCs w:val="28"/>
+          <w:lang w:val="en-US"/>
+        </w:rPr>
+        <w:t>(id)</w:t>
       </w:r>
     </w:p>
     <w:p>
@@ -1297,63 +5084,35 @@
           <w:szCs w:val="28"/>
           <w:lang w:val="en-US"/>
         </w:rPr>
-        <w:t xml:space="preserve">title: </w:t>
-      </w:r>
-      <w:proofErr w:type="gramStart"/>
-      <w:r>
-        <w:rPr>
-          <w:rFonts w:ascii="Times New Roman" w:hAnsi="Times New Roman" w:cs="Times New Roman"/>
-          <w:sz w:val="28"/>
-          <w:szCs w:val="28"/>
-          <w:lang w:val="en-US"/>
-        </w:rPr>
-        <w:t>VARCHAR(</w:t>
-      </w:r>
-      <w:proofErr w:type="gramEnd"/>
-      <w:r>
-        <w:rPr>
-          <w:rFonts w:ascii="Times New Roman" w:hAnsi="Times New Roman" w:cs="Times New Roman"/>
-          <w:sz w:val="28"/>
-          <w:szCs w:val="28"/>
-          <w:lang w:val="en-US"/>
-        </w:rPr>
-        <w:t>255</w:t>
-      </w:r>
-      <w:proofErr w:type="gramStart"/>
-      <w:r>
-        <w:rPr>
-          <w:rFonts w:ascii="Times New Roman" w:hAnsi="Times New Roman" w:cs="Times New Roman"/>
-          <w:sz w:val="28"/>
-          <w:szCs w:val="28"/>
-          <w:lang w:val="en-US"/>
-        </w:rPr>
-        <w:t>),  NOT</w:t>
-      </w:r>
-      <w:proofErr w:type="gramEnd"/>
-      <w:r>
-        <w:rPr>
-          <w:rFonts w:ascii="Times New Roman" w:hAnsi="Times New Roman" w:cs="Times New Roman"/>
-          <w:sz w:val="28"/>
-          <w:szCs w:val="28"/>
-          <w:lang w:val="en-US"/>
-        </w:rPr>
-        <w:t xml:space="preserve"> NULL</w:t>
-      </w:r>
-    </w:p>
-    <w:p>
-      <w:pPr>
-        <w:pStyle w:val="a7"/>
-        <w:numPr>
-          <w:ilvl w:val="2"/>
-          <w:numId w:val="2"/>
-        </w:numPr>
-        <w:rPr>
-          <w:rFonts w:ascii="Times New Roman" w:hAnsi="Times New Roman" w:cs="Times New Roman"/>
-          <w:sz w:val="28"/>
-          <w:szCs w:val="28"/>
-          <w:lang w:val="en-US"/>
-        </w:rPr>
-      </w:pPr>
+        <w:t>FK_</w:t>
+      </w:r>
+      <w:r>
+        <w:rPr>
+          <w:rFonts w:ascii="Times New Roman" w:hAnsi="Times New Roman" w:cs="Times New Roman"/>
+          <w:sz w:val="28"/>
+          <w:szCs w:val="28"/>
+          <w:lang w:val="en-US"/>
+        </w:rPr>
+        <w:t xml:space="preserve"> </w:t>
+      </w:r>
+      <w:r>
+        <w:rPr>
+          <w:rFonts w:ascii="Times New Roman" w:hAnsi="Times New Roman" w:cs="Times New Roman"/>
+          <w:sz w:val="28"/>
+          <w:szCs w:val="28"/>
+          <w:lang w:val="en-US"/>
+        </w:rPr>
+        <w:t>PLAYLIST_TRACK_TRACK</w:t>
+      </w:r>
+      <w:r>
+        <w:rPr>
+          <w:rFonts w:ascii="Times New Roman" w:hAnsi="Times New Roman" w:cs="Times New Roman"/>
+          <w:sz w:val="28"/>
+          <w:szCs w:val="28"/>
+          <w:lang w:val="en-US"/>
+        </w:rPr>
+        <w:t>: FOREIGN KEY (</w:t>
+      </w:r>
       <w:proofErr w:type="spellStart"/>
       <w:r>
         <w:rPr>
@@ -1362,7 +5121,16 @@
           <w:szCs w:val="28"/>
           <w:lang w:val="en-US"/>
         </w:rPr>
-        <w:t>album_id</w:t>
+        <w:t>track</w:t>
+      </w:r>
+      <w:r>
+        <w:rPr>
+          <w:rFonts w:ascii="Times New Roman" w:hAnsi="Times New Roman" w:cs="Times New Roman"/>
+          <w:sz w:val="28"/>
+          <w:szCs w:val="28"/>
+          <w:lang w:val="en-US"/>
+        </w:rPr>
+        <w:t>_id</w:t>
       </w:r>
       <w:proofErr w:type="spellEnd"/>
       <w:r>
@@ -1372,1227 +5140,6 @@
           <w:szCs w:val="28"/>
           <w:lang w:val="en-US"/>
         </w:rPr>
-        <w:t xml:space="preserve">: </w:t>
-      </w:r>
-      <w:r>
-        <w:rPr>
-          <w:rFonts w:ascii="Times New Roman" w:hAnsi="Times New Roman" w:cs="Times New Roman"/>
-          <w:sz w:val="28"/>
-          <w:szCs w:val="28"/>
-          <w:lang w:val="en-US"/>
-        </w:rPr>
-        <w:t>INTEGER, FK (REFERENCES Album), NOT NULL</w:t>
-      </w:r>
-    </w:p>
-    <w:p>
-      <w:pPr>
-        <w:pStyle w:val="a7"/>
-        <w:numPr>
-          <w:ilvl w:val="2"/>
-          <w:numId w:val="2"/>
-        </w:numPr>
-        <w:rPr>
-          <w:rFonts w:ascii="Times New Roman" w:hAnsi="Times New Roman" w:cs="Times New Roman"/>
-          <w:sz w:val="28"/>
-          <w:szCs w:val="28"/>
-          <w:lang w:val="en-US"/>
-        </w:rPr>
-      </w:pPr>
-      <w:r>
-        <w:rPr>
-          <w:rFonts w:ascii="Times New Roman" w:hAnsi="Times New Roman" w:cs="Times New Roman"/>
-          <w:sz w:val="28"/>
-          <w:szCs w:val="28"/>
-          <w:lang w:val="en-US"/>
-        </w:rPr>
-        <w:t>duration</w:t>
-      </w:r>
-      <w:r>
-        <w:rPr>
-          <w:rFonts w:ascii="Times New Roman" w:hAnsi="Times New Roman" w:cs="Times New Roman"/>
-          <w:sz w:val="28"/>
-          <w:szCs w:val="28"/>
-          <w:lang w:val="en-US"/>
-        </w:rPr>
-        <w:t xml:space="preserve">: </w:t>
-      </w:r>
-      <w:r>
-        <w:rPr>
-          <w:rFonts w:ascii="Times New Roman" w:hAnsi="Times New Roman" w:cs="Times New Roman"/>
-          <w:sz w:val="28"/>
-          <w:szCs w:val="28"/>
-          <w:lang w:val="en-US"/>
-        </w:rPr>
-        <w:t>INTEGER</w:t>
-      </w:r>
-      <w:r>
-        <w:rPr>
-          <w:rFonts w:ascii="Times New Roman" w:hAnsi="Times New Roman" w:cs="Times New Roman"/>
-          <w:sz w:val="28"/>
-          <w:szCs w:val="28"/>
-          <w:lang w:val="en-US"/>
-        </w:rPr>
-        <w:t>, NOT NULL</w:t>
-      </w:r>
-    </w:p>
-    <w:p>
-      <w:pPr>
-        <w:pStyle w:val="a7"/>
-        <w:numPr>
-          <w:ilvl w:val="1"/>
-          <w:numId w:val="2"/>
-        </w:numPr>
-        <w:rPr>
-          <w:rFonts w:ascii="Times New Roman" w:hAnsi="Times New Roman" w:cs="Times New Roman"/>
-          <w:sz w:val="28"/>
-          <w:szCs w:val="28"/>
-          <w:lang w:val="en-US"/>
-        </w:rPr>
-      </w:pPr>
-      <w:r>
-        <w:rPr>
-          <w:rFonts w:ascii="Times New Roman" w:hAnsi="Times New Roman" w:cs="Times New Roman"/>
-          <w:sz w:val="28"/>
-          <w:szCs w:val="28"/>
-          <w:lang w:val="en-US"/>
-        </w:rPr>
-        <w:t>Constraints:</w:t>
-      </w:r>
-    </w:p>
-    <w:p>
-      <w:pPr>
-        <w:pStyle w:val="a7"/>
-        <w:numPr>
-          <w:ilvl w:val="2"/>
-          <w:numId w:val="2"/>
-        </w:numPr>
-        <w:rPr>
-          <w:rFonts w:ascii="Times New Roman" w:hAnsi="Times New Roman" w:cs="Times New Roman"/>
-          <w:sz w:val="28"/>
-          <w:szCs w:val="28"/>
-          <w:lang w:val="en-US"/>
-        </w:rPr>
-      </w:pPr>
-      <w:r>
-        <w:rPr>
-          <w:rFonts w:ascii="Times New Roman" w:hAnsi="Times New Roman" w:cs="Times New Roman"/>
-          <w:sz w:val="28"/>
-          <w:szCs w:val="28"/>
-          <w:lang w:val="en-US"/>
-        </w:rPr>
-        <w:t>PK_</w:t>
-      </w:r>
-      <w:r>
-        <w:rPr>
-          <w:rFonts w:ascii="Times New Roman" w:hAnsi="Times New Roman" w:cs="Times New Roman"/>
-          <w:sz w:val="28"/>
-          <w:szCs w:val="28"/>
-          <w:lang w:val="en-US"/>
-        </w:rPr>
-        <w:t>TRACK</w:t>
-      </w:r>
-      <w:r>
-        <w:rPr>
-          <w:rFonts w:ascii="Times New Roman" w:hAnsi="Times New Roman" w:cs="Times New Roman"/>
-          <w:sz w:val="28"/>
-          <w:szCs w:val="28"/>
-          <w:lang w:val="en-US"/>
-        </w:rPr>
-        <w:t>: PRIMARY KEY (id)</w:t>
-      </w:r>
-    </w:p>
-    <w:p>
-      <w:pPr>
-        <w:pStyle w:val="a7"/>
-        <w:numPr>
-          <w:ilvl w:val="2"/>
-          <w:numId w:val="2"/>
-        </w:numPr>
-        <w:rPr>
-          <w:rFonts w:ascii="Times New Roman" w:hAnsi="Times New Roman" w:cs="Times New Roman"/>
-          <w:sz w:val="28"/>
-          <w:szCs w:val="28"/>
-          <w:lang w:val="en-US"/>
-        </w:rPr>
-      </w:pPr>
-      <w:r>
-        <w:rPr>
-          <w:rFonts w:ascii="Times New Roman" w:hAnsi="Times New Roman" w:cs="Times New Roman"/>
-          <w:sz w:val="28"/>
-          <w:szCs w:val="28"/>
-          <w:lang w:val="en-US"/>
-        </w:rPr>
-        <w:t>FK_TRACK_ALBUM: FOREIGN KEY (</w:t>
-      </w:r>
-      <w:proofErr w:type="spellStart"/>
-      <w:r>
-        <w:rPr>
-          <w:rFonts w:ascii="Times New Roman" w:hAnsi="Times New Roman" w:cs="Times New Roman"/>
-          <w:sz w:val="28"/>
-          <w:szCs w:val="28"/>
-          <w:lang w:val="en-US"/>
-        </w:rPr>
-        <w:t>album_id</w:t>
-      </w:r>
-      <w:proofErr w:type="spellEnd"/>
-      <w:r>
-        <w:rPr>
-          <w:rFonts w:ascii="Times New Roman" w:hAnsi="Times New Roman" w:cs="Times New Roman"/>
-          <w:sz w:val="28"/>
-          <w:szCs w:val="28"/>
-          <w:lang w:val="en-US"/>
-        </w:rPr>
-        <w:t>) REFERENCES Album(id)</w:t>
-      </w:r>
-    </w:p>
-    <w:p>
-      <w:pPr>
-        <w:pStyle w:val="a7"/>
-        <w:numPr>
-          <w:ilvl w:val="2"/>
-          <w:numId w:val="2"/>
-        </w:numPr>
-        <w:rPr>
-          <w:rFonts w:ascii="Times New Roman" w:hAnsi="Times New Roman" w:cs="Times New Roman"/>
-          <w:sz w:val="28"/>
-          <w:szCs w:val="28"/>
-          <w:lang w:val="en-US"/>
-        </w:rPr>
-      </w:pPr>
-      <w:r>
-        <w:rPr>
-          <w:rFonts w:ascii="Times New Roman" w:hAnsi="Times New Roman" w:cs="Times New Roman"/>
-          <w:sz w:val="28"/>
-          <w:szCs w:val="28"/>
-          <w:lang w:val="en-US"/>
-        </w:rPr>
-        <w:t>CHK_DURATION: CHECK (duration &gt; 0)</w:t>
-      </w:r>
-    </w:p>
-    <w:p>
-      <w:pPr>
-        <w:pStyle w:val="a7"/>
-        <w:numPr>
-          <w:ilvl w:val="0"/>
-          <w:numId w:val="2"/>
-        </w:numPr>
-        <w:rPr>
-          <w:rFonts w:ascii="Times New Roman" w:hAnsi="Times New Roman" w:cs="Times New Roman"/>
-          <w:b/>
-          <w:bCs/>
-          <w:sz w:val="28"/>
-          <w:szCs w:val="28"/>
-          <w:lang w:val="en-US"/>
-        </w:rPr>
-      </w:pPr>
-      <w:r>
-        <w:rPr>
-          <w:rFonts w:ascii="Times New Roman" w:hAnsi="Times New Roman" w:cs="Times New Roman"/>
-          <w:b/>
-          <w:bCs/>
-          <w:sz w:val="28"/>
-          <w:szCs w:val="28"/>
-          <w:lang w:val="en-US"/>
-        </w:rPr>
-        <w:t>Table Name: Genre</w:t>
-      </w:r>
-    </w:p>
-    <w:p>
-      <w:pPr>
-        <w:pStyle w:val="a7"/>
-        <w:numPr>
-          <w:ilvl w:val="1"/>
-          <w:numId w:val="2"/>
-        </w:numPr>
-        <w:rPr>
-          <w:rFonts w:ascii="Times New Roman" w:hAnsi="Times New Roman" w:cs="Times New Roman"/>
-          <w:sz w:val="28"/>
-          <w:szCs w:val="28"/>
-          <w:lang w:val="en-US"/>
-        </w:rPr>
-      </w:pPr>
-      <w:r>
-        <w:rPr>
-          <w:rFonts w:ascii="Times New Roman" w:hAnsi="Times New Roman" w:cs="Times New Roman"/>
-          <w:sz w:val="28"/>
-          <w:szCs w:val="28"/>
-          <w:lang w:val="en-US"/>
-        </w:rPr>
-        <w:t xml:space="preserve">Description: </w:t>
-      </w:r>
-      <w:r>
-        <w:rPr>
-          <w:rFonts w:ascii="Times New Roman" w:hAnsi="Times New Roman" w:cs="Times New Roman"/>
-          <w:sz w:val="28"/>
-          <w:szCs w:val="28"/>
-          <w:lang w:val="ru-RU"/>
-        </w:rPr>
-        <w:t>Хранит возможные жанры</w:t>
-      </w:r>
-    </w:p>
-    <w:p>
-      <w:pPr>
-        <w:pStyle w:val="a7"/>
-        <w:numPr>
-          <w:ilvl w:val="1"/>
-          <w:numId w:val="2"/>
-        </w:numPr>
-        <w:rPr>
-          <w:rFonts w:ascii="Times New Roman" w:hAnsi="Times New Roman" w:cs="Times New Roman"/>
-          <w:sz w:val="28"/>
-          <w:szCs w:val="28"/>
-          <w:lang w:val="en-US"/>
-        </w:rPr>
-      </w:pPr>
-      <w:r>
-        <w:rPr>
-          <w:rFonts w:ascii="Times New Roman" w:hAnsi="Times New Roman" w:cs="Times New Roman"/>
-          <w:sz w:val="28"/>
-          <w:szCs w:val="28"/>
-          <w:lang w:val="en-US"/>
-        </w:rPr>
-        <w:t>Attributes:</w:t>
-      </w:r>
-    </w:p>
-    <w:p>
-      <w:pPr>
-        <w:pStyle w:val="a7"/>
-        <w:numPr>
-          <w:ilvl w:val="2"/>
-          <w:numId w:val="2"/>
-        </w:numPr>
-        <w:rPr>
-          <w:rFonts w:ascii="Times New Roman" w:hAnsi="Times New Roman" w:cs="Times New Roman"/>
-          <w:sz w:val="28"/>
-          <w:szCs w:val="28"/>
-          <w:lang w:val="en-US"/>
-        </w:rPr>
-      </w:pPr>
-      <w:proofErr w:type="spellStart"/>
-      <w:r>
-        <w:rPr>
-          <w:rFonts w:ascii="Times New Roman" w:hAnsi="Times New Roman" w:cs="Times New Roman"/>
-          <w:sz w:val="28"/>
-          <w:szCs w:val="28"/>
-          <w:lang w:val="en-US"/>
-        </w:rPr>
-        <w:t>genre_id</w:t>
-      </w:r>
-      <w:proofErr w:type="spellEnd"/>
-      <w:r>
-        <w:rPr>
-          <w:rFonts w:ascii="Times New Roman" w:hAnsi="Times New Roman" w:cs="Times New Roman"/>
-          <w:sz w:val="28"/>
-          <w:szCs w:val="28"/>
-          <w:lang w:val="en-US"/>
-        </w:rPr>
-        <w:t>: SERIAL, PRIMARY KEY, NOT NULL</w:t>
-      </w:r>
-    </w:p>
-    <w:p>
-      <w:pPr>
-        <w:pStyle w:val="a7"/>
-        <w:numPr>
-          <w:ilvl w:val="2"/>
-          <w:numId w:val="2"/>
-        </w:numPr>
-        <w:rPr>
-          <w:rFonts w:ascii="Times New Roman" w:hAnsi="Times New Roman" w:cs="Times New Roman"/>
-          <w:sz w:val="28"/>
-          <w:szCs w:val="28"/>
-          <w:lang w:val="en-US"/>
-        </w:rPr>
-      </w:pPr>
-      <w:r>
-        <w:rPr>
-          <w:rFonts w:ascii="Times New Roman" w:hAnsi="Times New Roman" w:cs="Times New Roman"/>
-          <w:sz w:val="28"/>
-          <w:szCs w:val="28"/>
-          <w:lang w:val="en-US"/>
-        </w:rPr>
-        <w:t xml:space="preserve">name: </w:t>
-      </w:r>
-      <w:proofErr w:type="gramStart"/>
-      <w:r>
-        <w:rPr>
-          <w:rFonts w:ascii="Times New Roman" w:hAnsi="Times New Roman" w:cs="Times New Roman"/>
-          <w:sz w:val="28"/>
-          <w:szCs w:val="28"/>
-          <w:lang w:val="en-US"/>
-        </w:rPr>
-        <w:t>VARCHAR(</w:t>
-      </w:r>
-      <w:proofErr w:type="gramEnd"/>
-      <w:r>
-        <w:rPr>
-          <w:rFonts w:ascii="Times New Roman" w:hAnsi="Times New Roman" w:cs="Times New Roman"/>
-          <w:sz w:val="28"/>
-          <w:szCs w:val="28"/>
-          <w:lang w:val="en-US"/>
-        </w:rPr>
-        <w:t>100), NOT NULL, UNIQUE</w:t>
-      </w:r>
-    </w:p>
-    <w:p>
-      <w:pPr>
-        <w:pStyle w:val="a7"/>
-        <w:numPr>
-          <w:ilvl w:val="1"/>
-          <w:numId w:val="2"/>
-        </w:numPr>
-        <w:rPr>
-          <w:rFonts w:ascii="Times New Roman" w:hAnsi="Times New Roman" w:cs="Times New Roman"/>
-          <w:sz w:val="28"/>
-          <w:szCs w:val="28"/>
-          <w:lang w:val="en-US"/>
-        </w:rPr>
-      </w:pPr>
-      <w:r>
-        <w:rPr>
-          <w:rFonts w:ascii="Times New Roman" w:hAnsi="Times New Roman" w:cs="Times New Roman"/>
-          <w:sz w:val="28"/>
-          <w:szCs w:val="28"/>
-          <w:lang w:val="en-US"/>
-        </w:rPr>
-        <w:t>Constraints</w:t>
-      </w:r>
-      <w:r>
-        <w:rPr>
-          <w:rFonts w:ascii="Times New Roman" w:hAnsi="Times New Roman" w:cs="Times New Roman"/>
-          <w:sz w:val="28"/>
-          <w:szCs w:val="28"/>
-          <w:lang w:val="en-US"/>
-        </w:rPr>
-        <w:t>:</w:t>
-      </w:r>
-    </w:p>
-    <w:p>
-      <w:pPr>
-        <w:pStyle w:val="a7"/>
-        <w:numPr>
-          <w:ilvl w:val="2"/>
-          <w:numId w:val="2"/>
-        </w:numPr>
-        <w:rPr>
-          <w:rFonts w:ascii="Times New Roman" w:hAnsi="Times New Roman" w:cs="Times New Roman"/>
-          <w:sz w:val="28"/>
-          <w:szCs w:val="28"/>
-          <w:lang w:val="en-US"/>
-        </w:rPr>
-      </w:pPr>
-      <w:r>
-        <w:rPr>
-          <w:rFonts w:ascii="Times New Roman" w:hAnsi="Times New Roman" w:cs="Times New Roman"/>
-          <w:sz w:val="28"/>
-          <w:szCs w:val="28"/>
-          <w:lang w:val="en-US"/>
-        </w:rPr>
-        <w:t>PK_GENRE: PRIMARY KEY (</w:t>
-      </w:r>
-      <w:proofErr w:type="spellStart"/>
-      <w:r>
-        <w:rPr>
-          <w:rFonts w:ascii="Times New Roman" w:hAnsi="Times New Roman" w:cs="Times New Roman"/>
-          <w:sz w:val="28"/>
-          <w:szCs w:val="28"/>
-          <w:lang w:val="en-US"/>
-        </w:rPr>
-        <w:t>genre_id</w:t>
-      </w:r>
-      <w:proofErr w:type="spellEnd"/>
-      <w:r>
-        <w:rPr>
-          <w:rFonts w:ascii="Times New Roman" w:hAnsi="Times New Roman" w:cs="Times New Roman"/>
-          <w:sz w:val="28"/>
-          <w:szCs w:val="28"/>
-          <w:lang w:val="en-US"/>
-        </w:rPr>
-        <w:t>)</w:t>
-      </w:r>
-    </w:p>
-    <w:p>
-      <w:pPr>
-        <w:pStyle w:val="a7"/>
-        <w:numPr>
-          <w:ilvl w:val="0"/>
-          <w:numId w:val="2"/>
-        </w:numPr>
-        <w:rPr>
-          <w:rFonts w:ascii="Times New Roman" w:hAnsi="Times New Roman" w:cs="Times New Roman"/>
-          <w:b/>
-          <w:bCs/>
-          <w:sz w:val="28"/>
-          <w:szCs w:val="28"/>
-          <w:lang w:val="en-US"/>
-        </w:rPr>
-      </w:pPr>
-      <w:r>
-        <w:rPr>
-          <w:rFonts w:ascii="Times New Roman" w:hAnsi="Times New Roman" w:cs="Times New Roman"/>
-          <w:b/>
-          <w:bCs/>
-          <w:sz w:val="28"/>
-          <w:szCs w:val="28"/>
-          <w:lang w:val="en-US"/>
-        </w:rPr>
-        <w:t xml:space="preserve">Table Name: </w:t>
-      </w:r>
-      <w:r>
-        <w:rPr>
-          <w:rFonts w:ascii="Times New Roman" w:hAnsi="Times New Roman" w:cs="Times New Roman"/>
-          <w:b/>
-          <w:bCs/>
-          <w:sz w:val="28"/>
-          <w:szCs w:val="28"/>
-          <w:lang w:val="ru-RU"/>
-        </w:rPr>
-        <w:t>«</w:t>
-      </w:r>
-      <w:r>
-        <w:rPr>
-          <w:rFonts w:ascii="Times New Roman" w:hAnsi="Times New Roman" w:cs="Times New Roman"/>
-          <w:b/>
-          <w:bCs/>
-          <w:sz w:val="28"/>
-          <w:szCs w:val="28"/>
-          <w:lang w:val="en-US"/>
-        </w:rPr>
-        <w:t>User</w:t>
-      </w:r>
-      <w:r>
-        <w:rPr>
-          <w:rFonts w:ascii="Times New Roman" w:hAnsi="Times New Roman" w:cs="Times New Roman"/>
-          <w:b/>
-          <w:bCs/>
-          <w:sz w:val="28"/>
-          <w:szCs w:val="28"/>
-          <w:lang w:val="ru-RU"/>
-        </w:rPr>
-        <w:t>»</w:t>
-      </w:r>
-    </w:p>
-    <w:p>
-      <w:pPr>
-        <w:pStyle w:val="a7"/>
-        <w:numPr>
-          <w:ilvl w:val="1"/>
-          <w:numId w:val="2"/>
-        </w:numPr>
-        <w:rPr>
-          <w:rFonts w:ascii="Times New Roman" w:hAnsi="Times New Roman" w:cs="Times New Roman"/>
-          <w:sz w:val="28"/>
-          <w:szCs w:val="28"/>
-          <w:lang w:val="ru-RU"/>
-        </w:rPr>
-      </w:pPr>
-      <w:r>
-        <w:rPr>
-          <w:rFonts w:ascii="Times New Roman" w:hAnsi="Times New Roman" w:cs="Times New Roman"/>
-          <w:sz w:val="28"/>
-          <w:szCs w:val="28"/>
-          <w:lang w:val="en-US"/>
-        </w:rPr>
-        <w:t>Description</w:t>
-      </w:r>
-      <w:r>
-        <w:rPr>
-          <w:rFonts w:ascii="Times New Roman" w:hAnsi="Times New Roman" w:cs="Times New Roman"/>
-          <w:sz w:val="28"/>
-          <w:szCs w:val="28"/>
-          <w:lang w:val="ru-RU"/>
-        </w:rPr>
-        <w:t xml:space="preserve">: </w:t>
-      </w:r>
-      <w:r>
-        <w:rPr>
-          <w:rFonts w:ascii="Times New Roman" w:hAnsi="Times New Roman" w:cs="Times New Roman"/>
-          <w:sz w:val="28"/>
-          <w:szCs w:val="28"/>
-          <w:lang w:val="ru-RU"/>
-        </w:rPr>
-        <w:t>Хранит данные зарегистрированных пользователей сервиса</w:t>
-      </w:r>
-    </w:p>
-    <w:p>
-      <w:pPr>
-        <w:pStyle w:val="a7"/>
-        <w:numPr>
-          <w:ilvl w:val="1"/>
-          <w:numId w:val="2"/>
-        </w:numPr>
-        <w:rPr>
-          <w:rFonts w:ascii="Times New Roman" w:hAnsi="Times New Roman" w:cs="Times New Roman"/>
-          <w:sz w:val="28"/>
-          <w:szCs w:val="28"/>
-          <w:lang w:val="en-US"/>
-        </w:rPr>
-      </w:pPr>
-      <w:r>
-        <w:rPr>
-          <w:rFonts w:ascii="Times New Roman" w:hAnsi="Times New Roman" w:cs="Times New Roman"/>
-          <w:sz w:val="28"/>
-          <w:szCs w:val="28"/>
-          <w:lang w:val="en-US"/>
-        </w:rPr>
-        <w:t>Attributes:</w:t>
-      </w:r>
-    </w:p>
-    <w:p>
-      <w:pPr>
-        <w:pStyle w:val="a7"/>
-        <w:numPr>
-          <w:ilvl w:val="2"/>
-          <w:numId w:val="2"/>
-        </w:numPr>
-        <w:rPr>
-          <w:rFonts w:ascii="Times New Roman" w:hAnsi="Times New Roman" w:cs="Times New Roman"/>
-          <w:sz w:val="28"/>
-          <w:szCs w:val="28"/>
-          <w:lang w:val="en-US"/>
-        </w:rPr>
-      </w:pPr>
-      <w:proofErr w:type="spellStart"/>
-      <w:r>
-        <w:rPr>
-          <w:rFonts w:ascii="Times New Roman" w:hAnsi="Times New Roman" w:cs="Times New Roman"/>
-          <w:sz w:val="28"/>
-          <w:szCs w:val="28"/>
-          <w:lang w:val="en-US"/>
-        </w:rPr>
-        <w:t>user_id</w:t>
-      </w:r>
-      <w:proofErr w:type="spellEnd"/>
-      <w:r>
-        <w:rPr>
-          <w:rFonts w:ascii="Times New Roman" w:hAnsi="Times New Roman" w:cs="Times New Roman"/>
-          <w:sz w:val="28"/>
-          <w:szCs w:val="28"/>
-          <w:lang w:val="en-US"/>
-        </w:rPr>
-        <w:t>: SERIAL, PRIMARY KEY, NOT NULL</w:t>
-      </w:r>
-    </w:p>
-    <w:p>
-      <w:pPr>
-        <w:pStyle w:val="a7"/>
-        <w:numPr>
-          <w:ilvl w:val="2"/>
-          <w:numId w:val="2"/>
-        </w:numPr>
-        <w:rPr>
-          <w:rFonts w:ascii="Times New Roman" w:hAnsi="Times New Roman" w:cs="Times New Roman"/>
-          <w:sz w:val="28"/>
-          <w:szCs w:val="28"/>
-          <w:lang w:val="en-US"/>
-        </w:rPr>
-      </w:pPr>
-      <w:r>
-        <w:rPr>
-          <w:rFonts w:ascii="Times New Roman" w:hAnsi="Times New Roman" w:cs="Times New Roman"/>
-          <w:sz w:val="28"/>
-          <w:szCs w:val="28"/>
-          <w:lang w:val="en-US"/>
-        </w:rPr>
-        <w:t xml:space="preserve">username: </w:t>
-      </w:r>
-      <w:proofErr w:type="gramStart"/>
-      <w:r>
-        <w:rPr>
-          <w:rFonts w:ascii="Times New Roman" w:hAnsi="Times New Roman" w:cs="Times New Roman"/>
-          <w:sz w:val="28"/>
-          <w:szCs w:val="28"/>
-          <w:lang w:val="en-US"/>
-        </w:rPr>
-        <w:t>VARCHAR(</w:t>
-      </w:r>
-      <w:proofErr w:type="gramEnd"/>
-      <w:r>
-        <w:rPr>
-          <w:rFonts w:ascii="Times New Roman" w:hAnsi="Times New Roman" w:cs="Times New Roman"/>
-          <w:sz w:val="28"/>
-          <w:szCs w:val="28"/>
-          <w:lang w:val="en-US"/>
-        </w:rPr>
-        <w:t>50), NOT NULL</w:t>
-      </w:r>
-      <w:r>
-        <w:rPr>
-          <w:rFonts w:ascii="Times New Roman" w:hAnsi="Times New Roman" w:cs="Times New Roman"/>
-          <w:sz w:val="28"/>
-          <w:szCs w:val="28"/>
-          <w:lang w:val="en-US"/>
-        </w:rPr>
-        <w:t>, UNIQUE</w:t>
-      </w:r>
-    </w:p>
-    <w:p>
-      <w:pPr>
-        <w:pStyle w:val="a7"/>
-        <w:numPr>
-          <w:ilvl w:val="2"/>
-          <w:numId w:val="2"/>
-        </w:numPr>
-        <w:rPr>
-          <w:rFonts w:ascii="Times New Roman" w:hAnsi="Times New Roman" w:cs="Times New Roman"/>
-          <w:sz w:val="28"/>
-          <w:szCs w:val="28"/>
-          <w:lang w:val="en-US"/>
-        </w:rPr>
-      </w:pPr>
-      <w:r>
-        <w:rPr>
-          <w:rFonts w:ascii="Times New Roman" w:hAnsi="Times New Roman" w:cs="Times New Roman"/>
-          <w:sz w:val="28"/>
-          <w:szCs w:val="28"/>
-          <w:lang w:val="en-US"/>
-        </w:rPr>
-        <w:t xml:space="preserve">email: </w:t>
-      </w:r>
-      <w:proofErr w:type="gramStart"/>
-      <w:r>
-        <w:rPr>
-          <w:rFonts w:ascii="Times New Roman" w:hAnsi="Times New Roman" w:cs="Times New Roman"/>
-          <w:sz w:val="28"/>
-          <w:szCs w:val="28"/>
-          <w:lang w:val="en-US"/>
-        </w:rPr>
-        <w:t>VARCHAR(</w:t>
-      </w:r>
-      <w:proofErr w:type="gramEnd"/>
-      <w:r>
-        <w:rPr>
-          <w:rFonts w:ascii="Times New Roman" w:hAnsi="Times New Roman" w:cs="Times New Roman"/>
-          <w:sz w:val="28"/>
-          <w:szCs w:val="28"/>
-          <w:lang w:val="en-US"/>
-        </w:rPr>
-        <w:t>255), NOT NULL</w:t>
-      </w:r>
-      <w:r>
-        <w:rPr>
-          <w:rFonts w:ascii="Times New Roman" w:hAnsi="Times New Roman" w:cs="Times New Roman"/>
-          <w:sz w:val="28"/>
-          <w:szCs w:val="28"/>
-          <w:lang w:val="en-US"/>
-        </w:rPr>
-        <w:t>, UNIQUE</w:t>
-      </w:r>
-    </w:p>
-    <w:p>
-      <w:pPr>
-        <w:pStyle w:val="a7"/>
-        <w:numPr>
-          <w:ilvl w:val="2"/>
-          <w:numId w:val="2"/>
-        </w:numPr>
-        <w:rPr>
-          <w:rFonts w:ascii="Times New Roman" w:hAnsi="Times New Roman" w:cs="Times New Roman"/>
-          <w:sz w:val="28"/>
-          <w:szCs w:val="28"/>
-          <w:lang w:val="en-US"/>
-        </w:rPr>
-      </w:pPr>
-      <w:proofErr w:type="spellStart"/>
-      <w:r>
-        <w:rPr>
-          <w:rFonts w:ascii="Times New Roman" w:hAnsi="Times New Roman" w:cs="Times New Roman"/>
-          <w:sz w:val="28"/>
-          <w:szCs w:val="28"/>
-          <w:lang w:val="en-US"/>
-        </w:rPr>
-        <w:t>password_hash</w:t>
-      </w:r>
-      <w:proofErr w:type="spellEnd"/>
-      <w:r>
-        <w:rPr>
-          <w:rFonts w:ascii="Times New Roman" w:hAnsi="Times New Roman" w:cs="Times New Roman"/>
-          <w:sz w:val="28"/>
-          <w:szCs w:val="28"/>
-          <w:lang w:val="en-US"/>
-        </w:rPr>
-        <w:t xml:space="preserve">: </w:t>
-      </w:r>
-      <w:proofErr w:type="gramStart"/>
-      <w:r>
-        <w:rPr>
-          <w:rFonts w:ascii="Times New Roman" w:hAnsi="Times New Roman" w:cs="Times New Roman"/>
-          <w:sz w:val="28"/>
-          <w:szCs w:val="28"/>
-          <w:lang w:val="en-US"/>
-        </w:rPr>
-        <w:t>VARCHAR(</w:t>
-      </w:r>
-      <w:proofErr w:type="gramEnd"/>
-      <w:r>
-        <w:rPr>
-          <w:rFonts w:ascii="Times New Roman" w:hAnsi="Times New Roman" w:cs="Times New Roman"/>
-          <w:sz w:val="28"/>
-          <w:szCs w:val="28"/>
-          <w:lang w:val="en-US"/>
-        </w:rPr>
-        <w:t>255), NOT NULL</w:t>
-      </w:r>
-    </w:p>
-    <w:p>
-      <w:pPr>
-        <w:pStyle w:val="a7"/>
-        <w:numPr>
-          <w:ilvl w:val="1"/>
-          <w:numId w:val="2"/>
-        </w:numPr>
-        <w:rPr>
-          <w:rFonts w:ascii="Times New Roman" w:hAnsi="Times New Roman" w:cs="Times New Roman"/>
-          <w:sz w:val="28"/>
-          <w:szCs w:val="28"/>
-          <w:lang w:val="en-US"/>
-        </w:rPr>
-      </w:pPr>
-      <w:r>
-        <w:rPr>
-          <w:rFonts w:ascii="Times New Roman" w:hAnsi="Times New Roman" w:cs="Times New Roman"/>
-          <w:sz w:val="28"/>
-          <w:szCs w:val="28"/>
-          <w:lang w:val="en-US"/>
-        </w:rPr>
-        <w:t>Constraints:</w:t>
-      </w:r>
-    </w:p>
-    <w:p>
-      <w:pPr>
-        <w:pStyle w:val="a7"/>
-        <w:numPr>
-          <w:ilvl w:val="2"/>
-          <w:numId w:val="2"/>
-        </w:numPr>
-        <w:rPr>
-          <w:rFonts w:ascii="Times New Roman" w:hAnsi="Times New Roman" w:cs="Times New Roman"/>
-          <w:sz w:val="28"/>
-          <w:szCs w:val="28"/>
-          <w:lang w:val="en-US"/>
-        </w:rPr>
-      </w:pPr>
-      <w:r>
-        <w:rPr>
-          <w:rFonts w:ascii="Times New Roman" w:hAnsi="Times New Roman" w:cs="Times New Roman"/>
-          <w:sz w:val="28"/>
-          <w:szCs w:val="28"/>
-          <w:lang w:val="en-US"/>
-        </w:rPr>
-        <w:t>PK_USER: PRIMARY KEY (</w:t>
-      </w:r>
-      <w:proofErr w:type="spellStart"/>
-      <w:r>
-        <w:rPr>
-          <w:rFonts w:ascii="Times New Roman" w:hAnsi="Times New Roman" w:cs="Times New Roman"/>
-          <w:sz w:val="28"/>
-          <w:szCs w:val="28"/>
-          <w:lang w:val="en-US"/>
-        </w:rPr>
-        <w:t>user_id</w:t>
-      </w:r>
-      <w:proofErr w:type="spellEnd"/>
-      <w:r>
-        <w:rPr>
-          <w:rFonts w:ascii="Times New Roman" w:hAnsi="Times New Roman" w:cs="Times New Roman"/>
-          <w:sz w:val="28"/>
-          <w:szCs w:val="28"/>
-          <w:lang w:val="en-US"/>
-        </w:rPr>
-        <w:t>)</w:t>
-      </w:r>
-    </w:p>
-    <w:p>
-      <w:pPr>
-        <w:pStyle w:val="a7"/>
-        <w:numPr>
-          <w:ilvl w:val="0"/>
-          <w:numId w:val="2"/>
-        </w:numPr>
-        <w:rPr>
-          <w:rFonts w:ascii="Times New Roman" w:hAnsi="Times New Roman" w:cs="Times New Roman"/>
-          <w:b/>
-          <w:bCs/>
-          <w:sz w:val="28"/>
-          <w:szCs w:val="28"/>
-          <w:lang w:val="en-US"/>
-        </w:rPr>
-      </w:pPr>
-      <w:r>
-        <w:rPr>
-          <w:rFonts w:ascii="Times New Roman" w:hAnsi="Times New Roman" w:cs="Times New Roman"/>
-          <w:b/>
-          <w:bCs/>
-          <w:sz w:val="28"/>
-          <w:szCs w:val="28"/>
-          <w:lang w:val="en-US"/>
-        </w:rPr>
-        <w:t>Table Name: Playlist</w:t>
-      </w:r>
-    </w:p>
-    <w:p>
-      <w:pPr>
-        <w:pStyle w:val="a7"/>
-        <w:numPr>
-          <w:ilvl w:val="1"/>
-          <w:numId w:val="2"/>
-        </w:numPr>
-        <w:rPr>
-          <w:rFonts w:ascii="Times New Roman" w:hAnsi="Times New Roman" w:cs="Times New Roman"/>
-          <w:sz w:val="28"/>
-          <w:szCs w:val="28"/>
-          <w:lang w:val="ru-RU"/>
-        </w:rPr>
-      </w:pPr>
-      <w:r>
-        <w:rPr>
-          <w:rFonts w:ascii="Times New Roman" w:hAnsi="Times New Roman" w:cs="Times New Roman"/>
-          <w:sz w:val="28"/>
-          <w:szCs w:val="28"/>
-          <w:lang w:val="en-US"/>
-        </w:rPr>
-        <w:t>Description</w:t>
-      </w:r>
-      <w:r>
-        <w:rPr>
-          <w:rFonts w:ascii="Times New Roman" w:hAnsi="Times New Roman" w:cs="Times New Roman"/>
-          <w:sz w:val="28"/>
-          <w:szCs w:val="28"/>
-          <w:lang w:val="ru-RU"/>
-        </w:rPr>
-        <w:t>: Хранит информацию о плейлистах пользователя</w:t>
-      </w:r>
-    </w:p>
-    <w:p>
-      <w:pPr>
-        <w:pStyle w:val="a7"/>
-        <w:numPr>
-          <w:ilvl w:val="1"/>
-          <w:numId w:val="2"/>
-        </w:numPr>
-        <w:rPr>
-          <w:rFonts w:ascii="Times New Roman" w:hAnsi="Times New Roman" w:cs="Times New Roman"/>
-          <w:sz w:val="28"/>
-          <w:szCs w:val="28"/>
-          <w:lang w:val="en-US"/>
-        </w:rPr>
-      </w:pPr>
-      <w:r>
-        <w:rPr>
-          <w:rFonts w:ascii="Times New Roman" w:hAnsi="Times New Roman" w:cs="Times New Roman"/>
-          <w:sz w:val="28"/>
-          <w:szCs w:val="28"/>
-          <w:lang w:val="en-US"/>
-        </w:rPr>
-        <w:t>Attributes</w:t>
-      </w:r>
-      <w:r>
-        <w:rPr>
-          <w:rFonts w:ascii="Times New Roman" w:hAnsi="Times New Roman" w:cs="Times New Roman"/>
-          <w:sz w:val="28"/>
-          <w:szCs w:val="28"/>
-          <w:lang w:val="ru-RU"/>
-        </w:rPr>
-        <w:t>:</w:t>
-      </w:r>
-    </w:p>
-    <w:p>
-      <w:pPr>
-        <w:pStyle w:val="a7"/>
-        <w:numPr>
-          <w:ilvl w:val="2"/>
-          <w:numId w:val="2"/>
-        </w:numPr>
-        <w:rPr>
-          <w:rFonts w:ascii="Times New Roman" w:hAnsi="Times New Roman" w:cs="Times New Roman"/>
-          <w:sz w:val="28"/>
-          <w:szCs w:val="28"/>
-          <w:lang w:val="en-US"/>
-        </w:rPr>
-      </w:pPr>
-      <w:r>
-        <w:rPr>
-          <w:rFonts w:ascii="Times New Roman" w:hAnsi="Times New Roman" w:cs="Times New Roman"/>
-          <w:sz w:val="28"/>
-          <w:szCs w:val="28"/>
-          <w:lang w:val="en-US"/>
-        </w:rPr>
-        <w:t>id: SERIAL, PRIMARY KEY, NOT NULL</w:t>
-      </w:r>
-    </w:p>
-    <w:p>
-      <w:pPr>
-        <w:pStyle w:val="a7"/>
-        <w:numPr>
-          <w:ilvl w:val="2"/>
-          <w:numId w:val="2"/>
-        </w:numPr>
-        <w:rPr>
-          <w:rFonts w:ascii="Times New Roman" w:hAnsi="Times New Roman" w:cs="Times New Roman"/>
-          <w:sz w:val="28"/>
-          <w:szCs w:val="28"/>
-          <w:lang w:val="en-US"/>
-        </w:rPr>
-      </w:pPr>
-      <w:r>
-        <w:rPr>
-          <w:rFonts w:ascii="Times New Roman" w:hAnsi="Times New Roman" w:cs="Times New Roman"/>
-          <w:sz w:val="28"/>
-          <w:szCs w:val="28"/>
-          <w:lang w:val="en-US"/>
-        </w:rPr>
-        <w:t xml:space="preserve">name: </w:t>
-      </w:r>
-      <w:proofErr w:type="gramStart"/>
-      <w:r>
-        <w:rPr>
-          <w:rFonts w:ascii="Times New Roman" w:hAnsi="Times New Roman" w:cs="Times New Roman"/>
-          <w:sz w:val="28"/>
-          <w:szCs w:val="28"/>
-          <w:lang w:val="en-US"/>
-        </w:rPr>
-        <w:t>VARCHAR(</w:t>
-      </w:r>
-      <w:proofErr w:type="gramEnd"/>
-      <w:r>
-        <w:rPr>
-          <w:rFonts w:ascii="Times New Roman" w:hAnsi="Times New Roman" w:cs="Times New Roman"/>
-          <w:sz w:val="28"/>
-          <w:szCs w:val="28"/>
-          <w:lang w:val="en-US"/>
-        </w:rPr>
-        <w:t>150), NOL NULL</w:t>
-      </w:r>
-    </w:p>
-    <w:p>
-      <w:pPr>
-        <w:pStyle w:val="a7"/>
-        <w:numPr>
-          <w:ilvl w:val="2"/>
-          <w:numId w:val="2"/>
-        </w:numPr>
-        <w:rPr>
-          <w:rFonts w:ascii="Times New Roman" w:hAnsi="Times New Roman" w:cs="Times New Roman"/>
-          <w:sz w:val="28"/>
-          <w:szCs w:val="28"/>
-          <w:lang w:val="en-US"/>
-        </w:rPr>
-      </w:pPr>
-      <w:r>
-        <w:rPr>
-          <w:rFonts w:ascii="Times New Roman" w:hAnsi="Times New Roman" w:cs="Times New Roman"/>
-          <w:sz w:val="28"/>
-          <w:szCs w:val="28"/>
-          <w:lang w:val="en-US"/>
-        </w:rPr>
-        <w:t>description: TEXT</w:t>
-      </w:r>
-    </w:p>
-    <w:p>
-      <w:pPr>
-        <w:pStyle w:val="a7"/>
-        <w:numPr>
-          <w:ilvl w:val="2"/>
-          <w:numId w:val="2"/>
-        </w:numPr>
-        <w:rPr>
-          <w:rFonts w:ascii="Times New Roman" w:hAnsi="Times New Roman" w:cs="Times New Roman"/>
-          <w:sz w:val="28"/>
-          <w:szCs w:val="28"/>
-          <w:lang w:val="en-US"/>
-        </w:rPr>
-      </w:pPr>
-      <w:proofErr w:type="spellStart"/>
-      <w:r>
-        <w:rPr>
-          <w:rFonts w:ascii="Times New Roman" w:hAnsi="Times New Roman" w:cs="Times New Roman"/>
-          <w:sz w:val="28"/>
-          <w:szCs w:val="28"/>
-          <w:lang w:val="en-US"/>
-        </w:rPr>
-        <w:t>user_id</w:t>
-      </w:r>
-      <w:proofErr w:type="spellEnd"/>
-      <w:r>
-        <w:rPr>
-          <w:rFonts w:ascii="Times New Roman" w:hAnsi="Times New Roman" w:cs="Times New Roman"/>
-          <w:sz w:val="28"/>
-          <w:szCs w:val="28"/>
-          <w:lang w:val="en-US"/>
-        </w:rPr>
-        <w:t xml:space="preserve">, INTEGER, </w:t>
-      </w:r>
-      <w:r>
-        <w:rPr>
-          <w:rFonts w:ascii="Times New Roman" w:hAnsi="Times New Roman" w:cs="Times New Roman"/>
-          <w:sz w:val="28"/>
-          <w:szCs w:val="28"/>
-          <w:lang w:val="en-US"/>
-        </w:rPr>
-        <w:t xml:space="preserve">FK (REFERENCES </w:t>
-      </w:r>
-      <w:r>
-        <w:rPr>
-          <w:rFonts w:ascii="Times New Roman" w:hAnsi="Times New Roman" w:cs="Times New Roman"/>
-          <w:sz w:val="28"/>
-          <w:szCs w:val="28"/>
-          <w:lang w:val="en-US"/>
-        </w:rPr>
-        <w:t>User</w:t>
-      </w:r>
-      <w:r>
-        <w:rPr>
-          <w:rFonts w:ascii="Times New Roman" w:hAnsi="Times New Roman" w:cs="Times New Roman"/>
-          <w:sz w:val="28"/>
-          <w:szCs w:val="28"/>
-          <w:lang w:val="en-US"/>
-        </w:rPr>
-        <w:t>),</w:t>
-      </w:r>
-      <w:r>
-        <w:rPr>
-          <w:rFonts w:ascii="Times New Roman" w:hAnsi="Times New Roman" w:cs="Times New Roman"/>
-          <w:sz w:val="28"/>
-          <w:szCs w:val="28"/>
-          <w:lang w:val="en-US"/>
-        </w:rPr>
-        <w:t xml:space="preserve"> NOT NULL</w:t>
-      </w:r>
-    </w:p>
-    <w:p>
-      <w:pPr>
-        <w:pStyle w:val="a7"/>
-        <w:numPr>
-          <w:ilvl w:val="1"/>
-          <w:numId w:val="2"/>
-        </w:numPr>
-        <w:rPr>
-          <w:rFonts w:ascii="Times New Roman" w:hAnsi="Times New Roman" w:cs="Times New Roman"/>
-          <w:sz w:val="28"/>
-          <w:szCs w:val="28"/>
-          <w:lang w:val="en-US"/>
-        </w:rPr>
-      </w:pPr>
-      <w:r>
-        <w:rPr>
-          <w:rFonts w:ascii="Times New Roman" w:hAnsi="Times New Roman" w:cs="Times New Roman"/>
-          <w:sz w:val="28"/>
-          <w:szCs w:val="28"/>
-          <w:lang w:val="en-US"/>
-        </w:rPr>
-        <w:t>Constraints:</w:t>
-      </w:r>
-    </w:p>
-    <w:p>
-      <w:pPr>
-        <w:pStyle w:val="a7"/>
-        <w:numPr>
-          <w:ilvl w:val="2"/>
-          <w:numId w:val="2"/>
-        </w:numPr>
-        <w:rPr>
-          <w:rFonts w:ascii="Times New Roman" w:hAnsi="Times New Roman" w:cs="Times New Roman"/>
-          <w:sz w:val="28"/>
-          <w:szCs w:val="28"/>
-          <w:lang w:val="en-US"/>
-        </w:rPr>
-      </w:pPr>
-      <w:r>
-        <w:rPr>
-          <w:rFonts w:ascii="Times New Roman" w:hAnsi="Times New Roman" w:cs="Times New Roman"/>
-          <w:sz w:val="28"/>
-          <w:szCs w:val="28"/>
-          <w:lang w:val="en-US"/>
-        </w:rPr>
-        <w:t>PK_PLAYLIST (id)</w:t>
-      </w:r>
-    </w:p>
-    <w:p>
-      <w:pPr>
-        <w:pStyle w:val="a7"/>
-        <w:numPr>
-          <w:ilvl w:val="2"/>
-          <w:numId w:val="2"/>
-        </w:numPr>
-        <w:rPr>
-          <w:rFonts w:ascii="Times New Roman" w:hAnsi="Times New Roman" w:cs="Times New Roman"/>
-          <w:sz w:val="28"/>
-          <w:szCs w:val="28"/>
-          <w:lang w:val="en-US"/>
-        </w:rPr>
-      </w:pPr>
-      <w:r>
-        <w:rPr>
-          <w:rFonts w:ascii="Times New Roman" w:hAnsi="Times New Roman" w:cs="Times New Roman"/>
-          <w:sz w:val="28"/>
-          <w:szCs w:val="28"/>
-          <w:lang w:val="en-US"/>
-        </w:rPr>
-        <w:lastRenderedPageBreak/>
-        <w:t>FK_</w:t>
-      </w:r>
-      <w:r>
-        <w:rPr>
-          <w:rFonts w:ascii="Times New Roman" w:hAnsi="Times New Roman" w:cs="Times New Roman"/>
-          <w:sz w:val="28"/>
-          <w:szCs w:val="28"/>
-          <w:lang w:val="en-US"/>
-        </w:rPr>
-        <w:t>PLAYLIST</w:t>
-      </w:r>
-      <w:r>
-        <w:rPr>
-          <w:rFonts w:ascii="Times New Roman" w:hAnsi="Times New Roman" w:cs="Times New Roman"/>
-          <w:sz w:val="28"/>
-          <w:szCs w:val="28"/>
-          <w:lang w:val="en-US"/>
-        </w:rPr>
-        <w:t>_</w:t>
-      </w:r>
-      <w:r>
-        <w:rPr>
-          <w:rFonts w:ascii="Times New Roman" w:hAnsi="Times New Roman" w:cs="Times New Roman"/>
-          <w:sz w:val="28"/>
-          <w:szCs w:val="28"/>
-          <w:lang w:val="en-US"/>
-        </w:rPr>
-        <w:t>USER</w:t>
-      </w:r>
-      <w:r>
-        <w:rPr>
-          <w:rFonts w:ascii="Times New Roman" w:hAnsi="Times New Roman" w:cs="Times New Roman"/>
-          <w:sz w:val="28"/>
-          <w:szCs w:val="28"/>
-          <w:lang w:val="en-US"/>
-        </w:rPr>
-        <w:t>: FOREIGN KEY (</w:t>
-      </w:r>
-      <w:proofErr w:type="spellStart"/>
-      <w:r>
-        <w:rPr>
-          <w:rFonts w:ascii="Times New Roman" w:hAnsi="Times New Roman" w:cs="Times New Roman"/>
-          <w:sz w:val="28"/>
-          <w:szCs w:val="28"/>
-          <w:lang w:val="en-US"/>
-        </w:rPr>
-        <w:t>user</w:t>
-      </w:r>
-      <w:r>
-        <w:rPr>
-          <w:rFonts w:ascii="Times New Roman" w:hAnsi="Times New Roman" w:cs="Times New Roman"/>
-          <w:sz w:val="28"/>
-          <w:szCs w:val="28"/>
-          <w:lang w:val="en-US"/>
-        </w:rPr>
-        <w:t>_id</w:t>
-      </w:r>
-      <w:proofErr w:type="spellEnd"/>
-      <w:r>
-        <w:rPr>
-          <w:rFonts w:ascii="Times New Roman" w:hAnsi="Times New Roman" w:cs="Times New Roman"/>
-          <w:sz w:val="28"/>
-          <w:szCs w:val="28"/>
-          <w:lang w:val="en-US"/>
-        </w:rPr>
         <w:t xml:space="preserve">) REFERENCES </w:t>
       </w:r>
       <w:r>
@@ -2602,50 +5149,41 @@
           <w:szCs w:val="28"/>
           <w:lang w:val="en-US"/>
         </w:rPr>
-        <w:t>User(</w:t>
-      </w:r>
-      <w:r>
-        <w:rPr>
-          <w:rFonts w:ascii="Times New Roman" w:hAnsi="Times New Roman" w:cs="Times New Roman"/>
-          <w:sz w:val="28"/>
-          <w:szCs w:val="28"/>
-          <w:lang w:val="en-US"/>
-        </w:rPr>
-        <w:t>id)</w:t>
-      </w:r>
-    </w:p>
-    <w:p>
-      <w:pPr>
-        <w:rPr>
-          <w:rFonts w:ascii="Times New Roman" w:hAnsi="Times New Roman" w:cs="Times New Roman"/>
-          <w:b/>
-          <w:bCs/>
-          <w:sz w:val="28"/>
-          <w:szCs w:val="28"/>
-          <w:lang w:val="ru-RU"/>
-        </w:rPr>
-      </w:pPr>
-      <w:r>
-        <w:rPr>
-          <w:rFonts w:ascii="Times New Roman" w:hAnsi="Times New Roman" w:cs="Times New Roman"/>
-          <w:b/>
-          <w:bCs/>
-          <w:sz w:val="28"/>
-          <w:szCs w:val="28"/>
-          <w:lang w:val="ru-RU"/>
-        </w:rPr>
-        <w:t>Взаимосвязи</w:t>
-      </w:r>
-      <w:r>
-        <w:rPr>
-          <w:rFonts w:ascii="Times New Roman" w:hAnsi="Times New Roman" w:cs="Times New Roman"/>
-          <w:b/>
-          <w:bCs/>
-          <w:sz w:val="28"/>
-          <w:szCs w:val="28"/>
-          <w:lang w:val="ru-RU"/>
-        </w:rPr>
-        <w:t xml:space="preserve">: </w:t>
+        <w:t>Track</w:t>
+      </w:r>
+      <w:r>
+        <w:rPr>
+          <w:rFonts w:ascii="Times New Roman" w:hAnsi="Times New Roman" w:cs="Times New Roman"/>
+          <w:sz w:val="28"/>
+          <w:szCs w:val="28"/>
+          <w:lang w:val="en-US"/>
+        </w:rPr>
+        <w:t>(id)</w:t>
+      </w:r>
+    </w:p>
+    <w:p>
+      <w:pPr>
+        <w:spacing w:line="240" w:lineRule="auto"/>
+        <w:jc w:val="both"/>
+        <w:rPr>
+          <w:rFonts w:ascii="Times New Roman" w:hAnsi="Times New Roman" w:cs="Times New Roman"/>
+          <w:b/>
+          <w:bCs/>
+          <w:sz w:val="28"/>
+          <w:szCs w:val="28"/>
+          <w:lang w:val="ru-RU"/>
+        </w:rPr>
+      </w:pPr>
+      <w:r>
+        <w:rPr>
+          <w:rFonts w:ascii="Times New Roman" w:hAnsi="Times New Roman" w:cs="Times New Roman"/>
+          <w:b/>
+          <w:bCs/>
+          <w:sz w:val="28"/>
+          <w:szCs w:val="28"/>
+          <w:lang w:val="ru-RU"/>
+        </w:rPr>
+        <w:t xml:space="preserve">Взаимосвязи: </w:t>
       </w:r>
     </w:p>
     <w:p>
@@ -2655,16 +5193,20 @@
           <w:ilvl w:val="0"/>
           <w:numId w:val="4"/>
         </w:numPr>
-        <w:rPr>
-          <w:rFonts w:ascii="Times New Roman" w:hAnsi="Times New Roman" w:cs="Times New Roman"/>
-          <w:sz w:val="28"/>
-          <w:szCs w:val="28"/>
-          <w:lang w:val="ru-RU"/>
-        </w:rPr>
-      </w:pPr>
-      <w:r>
-        <w:rPr>
-          <w:rFonts w:ascii="Times New Roman" w:hAnsi="Times New Roman" w:cs="Times New Roman"/>
+        <w:spacing w:line="240" w:lineRule="auto"/>
+        <w:jc w:val="both"/>
+        <w:rPr>
+          <w:rFonts w:ascii="Times New Roman" w:hAnsi="Times New Roman" w:cs="Times New Roman"/>
+          <w:sz w:val="28"/>
+          <w:szCs w:val="28"/>
+          <w:lang w:val="ru-RU"/>
+        </w:rPr>
+      </w:pPr>
+      <w:r>
+        <w:rPr>
+          <w:rFonts w:ascii="Times New Roman" w:hAnsi="Times New Roman" w:cs="Times New Roman"/>
+          <w:b/>
+          <w:bCs/>
           <w:sz w:val="28"/>
           <w:szCs w:val="28"/>
           <w:lang w:val="en-US"/>
@@ -2674,33 +5216,19 @@
       <w:r>
         <w:rPr>
           <w:rFonts w:ascii="Times New Roman" w:hAnsi="Times New Roman" w:cs="Times New Roman"/>
-          <w:sz w:val="28"/>
-          <w:szCs w:val="28"/>
-          <w:lang w:val="ru-RU"/>
-        </w:rPr>
-        <w:t xml:space="preserve"> </w:t>
-      </w:r>
-      <w:r>
-        <w:rPr>
-          <w:rFonts w:ascii="Times New Roman" w:hAnsi="Times New Roman" w:cs="Times New Roman"/>
-          <w:sz w:val="28"/>
-          <w:szCs w:val="28"/>
-          <w:lang w:val="ru-RU"/>
-        </w:rPr>
-        <w:t>и</w:t>
-      </w:r>
-      <w:r>
-        <w:rPr>
-          <w:rFonts w:ascii="Times New Roman" w:hAnsi="Times New Roman" w:cs="Times New Roman"/>
-          <w:sz w:val="28"/>
-          <w:szCs w:val="28"/>
-          <w:lang w:val="ru-RU"/>
-        </w:rPr>
-        <w:t xml:space="preserve"> </w:t>
-      </w:r>
-      <w:r>
-        <w:rPr>
-          <w:rFonts w:ascii="Times New Roman" w:hAnsi="Times New Roman" w:cs="Times New Roman"/>
+          <w:b/>
+          <w:bCs/>
+          <w:sz w:val="28"/>
+          <w:szCs w:val="28"/>
+          <w:lang w:val="ru-RU"/>
+        </w:rPr>
+        <w:t xml:space="preserve"> и </w:t>
+      </w:r>
+      <w:r>
+        <w:rPr>
+          <w:rFonts w:ascii="Times New Roman" w:hAnsi="Times New Roman" w:cs="Times New Roman"/>
+          <w:b/>
+          <w:bCs/>
           <w:sz w:val="28"/>
           <w:szCs w:val="28"/>
           <w:lang w:val="en-US"/>
@@ -2710,6 +5238,8 @@
       <w:r>
         <w:rPr>
           <w:rFonts w:ascii="Times New Roman" w:hAnsi="Times New Roman" w:cs="Times New Roman"/>
+          <w:b/>
+          <w:bCs/>
           <w:sz w:val="28"/>
           <w:szCs w:val="28"/>
           <w:lang w:val="ru-RU"/>
@@ -2719,6 +5249,8 @@
       <w:r>
         <w:rPr>
           <w:rFonts w:ascii="Times New Roman" w:hAnsi="Times New Roman" w:cs="Times New Roman"/>
+          <w:b/>
+          <w:bCs/>
           <w:sz w:val="28"/>
           <w:szCs w:val="28"/>
           <w:lang w:val="en-US"/>
@@ -2728,6 +5260,8 @@
       <w:r>
         <w:rPr>
           <w:rFonts w:ascii="Times New Roman" w:hAnsi="Times New Roman" w:cs="Times New Roman"/>
+          <w:b/>
+          <w:bCs/>
           <w:sz w:val="28"/>
           <w:szCs w:val="28"/>
           <w:lang w:val="ru-RU"/>
@@ -2737,6 +5271,8 @@
       <w:r>
         <w:rPr>
           <w:rFonts w:ascii="Times New Roman" w:hAnsi="Times New Roman" w:cs="Times New Roman"/>
+          <w:b/>
+          <w:bCs/>
           <w:sz w:val="28"/>
           <w:szCs w:val="28"/>
           <w:lang w:val="en-US"/>
@@ -2755,6 +5291,8 @@
     </w:p>
     <w:p>
       <w:pPr>
+        <w:spacing w:line="240" w:lineRule="auto"/>
+        <w:jc w:val="both"/>
         <w:rPr>
           <w:rFonts w:ascii="Times New Roman" w:hAnsi="Times New Roman" w:cs="Times New Roman"/>
           <w:sz w:val="28"/>
@@ -2779,16 +5317,20 @@
           <w:ilvl w:val="0"/>
           <w:numId w:val="4"/>
         </w:numPr>
-        <w:rPr>
-          <w:rFonts w:ascii="Times New Roman" w:hAnsi="Times New Roman" w:cs="Times New Roman"/>
-          <w:sz w:val="28"/>
-          <w:szCs w:val="28"/>
-          <w:lang w:val="ru-RU"/>
-        </w:rPr>
-      </w:pPr>
-      <w:r>
-        <w:rPr>
-          <w:rFonts w:ascii="Times New Roman" w:hAnsi="Times New Roman" w:cs="Times New Roman"/>
+        <w:spacing w:line="240" w:lineRule="auto"/>
+        <w:jc w:val="both"/>
+        <w:rPr>
+          <w:rFonts w:ascii="Times New Roman" w:hAnsi="Times New Roman" w:cs="Times New Roman"/>
+          <w:sz w:val="28"/>
+          <w:szCs w:val="28"/>
+          <w:lang w:val="ru-RU"/>
+        </w:rPr>
+      </w:pPr>
+      <w:r>
+        <w:rPr>
+          <w:rFonts w:ascii="Times New Roman" w:hAnsi="Times New Roman" w:cs="Times New Roman"/>
+          <w:b/>
+          <w:bCs/>
           <w:sz w:val="28"/>
           <w:szCs w:val="28"/>
           <w:lang w:val="en-US"/>
@@ -2798,33 +5340,19 @@
       <w:r>
         <w:rPr>
           <w:rFonts w:ascii="Times New Roman" w:hAnsi="Times New Roman" w:cs="Times New Roman"/>
-          <w:sz w:val="28"/>
-          <w:szCs w:val="28"/>
-          <w:lang w:val="ru-RU"/>
-        </w:rPr>
-        <w:t xml:space="preserve"> </w:t>
-      </w:r>
-      <w:r>
-        <w:rPr>
-          <w:rFonts w:ascii="Times New Roman" w:hAnsi="Times New Roman" w:cs="Times New Roman"/>
-          <w:sz w:val="28"/>
-          <w:szCs w:val="28"/>
-          <w:lang w:val="ru-RU"/>
-        </w:rPr>
-        <w:t>и</w:t>
-      </w:r>
-      <w:r>
-        <w:rPr>
-          <w:rFonts w:ascii="Times New Roman" w:hAnsi="Times New Roman" w:cs="Times New Roman"/>
-          <w:sz w:val="28"/>
-          <w:szCs w:val="28"/>
-          <w:lang w:val="ru-RU"/>
-        </w:rPr>
-        <w:t xml:space="preserve"> </w:t>
-      </w:r>
-      <w:r>
-        <w:rPr>
-          <w:rFonts w:ascii="Times New Roman" w:hAnsi="Times New Roman" w:cs="Times New Roman"/>
+          <w:b/>
+          <w:bCs/>
+          <w:sz w:val="28"/>
+          <w:szCs w:val="28"/>
+          <w:lang w:val="ru-RU"/>
+        </w:rPr>
+        <w:t xml:space="preserve"> и </w:t>
+      </w:r>
+      <w:r>
+        <w:rPr>
+          <w:rFonts w:ascii="Times New Roman" w:hAnsi="Times New Roman" w:cs="Times New Roman"/>
+          <w:b/>
+          <w:bCs/>
           <w:sz w:val="28"/>
           <w:szCs w:val="28"/>
           <w:lang w:val="en-US"/>
@@ -2834,15 +5362,28 @@
       <w:r>
         <w:rPr>
           <w:rFonts w:ascii="Times New Roman" w:hAnsi="Times New Roman" w:cs="Times New Roman"/>
-          <w:sz w:val="28"/>
-          <w:szCs w:val="28"/>
-          <w:lang w:val="ru-RU"/>
-        </w:rPr>
-        <w:t xml:space="preserve"> (Один-ко-Многим):</w:t>
-      </w:r>
-    </w:p>
-    <w:p>
-      <w:pPr>
+          <w:b/>
+          <w:bCs/>
+          <w:sz w:val="28"/>
+          <w:szCs w:val="28"/>
+          <w:lang w:val="ru-RU"/>
+        </w:rPr>
+        <w:t xml:space="preserve"> (Один-ко-Многим</w:t>
+      </w:r>
+      <w:r>
+        <w:rPr>
+          <w:rFonts w:ascii="Times New Roman" w:hAnsi="Times New Roman" w:cs="Times New Roman"/>
+          <w:sz w:val="28"/>
+          <w:szCs w:val="28"/>
+          <w:lang w:val="ru-RU"/>
+        </w:rPr>
+        <w:t>):</w:t>
+      </w:r>
+    </w:p>
+    <w:p>
+      <w:pPr>
+        <w:spacing w:line="240" w:lineRule="auto"/>
+        <w:jc w:val="both"/>
         <w:rPr>
           <w:rFonts w:ascii="Times New Roman" w:hAnsi="Times New Roman" w:cs="Times New Roman"/>
           <w:sz w:val="28"/>
@@ -2921,16 +5462,22 @@
           <w:ilvl w:val="0"/>
           <w:numId w:val="4"/>
         </w:numPr>
-        <w:rPr>
-          <w:rFonts w:ascii="Times New Roman" w:hAnsi="Times New Roman" w:cs="Times New Roman"/>
-          <w:sz w:val="28"/>
-          <w:szCs w:val="28"/>
-          <w:lang w:val="ru-RU"/>
-        </w:rPr>
-      </w:pPr>
-      <w:r>
-        <w:rPr>
-          <w:rFonts w:ascii="Times New Roman" w:hAnsi="Times New Roman" w:cs="Times New Roman"/>
+        <w:spacing w:line="240" w:lineRule="auto"/>
+        <w:jc w:val="both"/>
+        <w:rPr>
+          <w:rFonts w:ascii="Times New Roman" w:hAnsi="Times New Roman" w:cs="Times New Roman"/>
+          <w:b/>
+          <w:bCs/>
+          <w:sz w:val="28"/>
+          <w:szCs w:val="28"/>
+          <w:lang w:val="ru-RU"/>
+        </w:rPr>
+      </w:pPr>
+      <w:r>
+        <w:rPr>
+          <w:rFonts w:ascii="Times New Roman" w:hAnsi="Times New Roman" w:cs="Times New Roman"/>
+          <w:b/>
+          <w:bCs/>
           <w:sz w:val="28"/>
           <w:szCs w:val="28"/>
           <w:lang w:val="en-US"/>
@@ -2940,33 +5487,19 @@
       <w:r>
         <w:rPr>
           <w:rFonts w:ascii="Times New Roman" w:hAnsi="Times New Roman" w:cs="Times New Roman"/>
-          <w:sz w:val="28"/>
-          <w:szCs w:val="28"/>
-          <w:lang w:val="ru-RU"/>
-        </w:rPr>
-        <w:t xml:space="preserve"> </w:t>
-      </w:r>
-      <w:r>
-        <w:rPr>
-          <w:rFonts w:ascii="Times New Roman" w:hAnsi="Times New Roman" w:cs="Times New Roman"/>
-          <w:sz w:val="28"/>
-          <w:szCs w:val="28"/>
-          <w:lang w:val="ru-RU"/>
-        </w:rPr>
-        <w:t>и</w:t>
-      </w:r>
-      <w:r>
-        <w:rPr>
-          <w:rFonts w:ascii="Times New Roman" w:hAnsi="Times New Roman" w:cs="Times New Roman"/>
-          <w:sz w:val="28"/>
-          <w:szCs w:val="28"/>
-          <w:lang w:val="ru-RU"/>
-        </w:rPr>
-        <w:t xml:space="preserve"> </w:t>
-      </w:r>
-      <w:r>
-        <w:rPr>
-          <w:rFonts w:ascii="Times New Roman" w:hAnsi="Times New Roman" w:cs="Times New Roman"/>
+          <w:b/>
+          <w:bCs/>
+          <w:sz w:val="28"/>
+          <w:szCs w:val="28"/>
+          <w:lang w:val="ru-RU"/>
+        </w:rPr>
+        <w:t xml:space="preserve"> и </w:t>
+      </w:r>
+      <w:r>
+        <w:rPr>
+          <w:rFonts w:ascii="Times New Roman" w:hAnsi="Times New Roman" w:cs="Times New Roman"/>
+          <w:b/>
+          <w:bCs/>
           <w:sz w:val="28"/>
           <w:szCs w:val="28"/>
           <w:lang w:val="en-US"/>
@@ -2976,6 +5509,8 @@
       <w:r>
         <w:rPr>
           <w:rFonts w:ascii="Times New Roman" w:hAnsi="Times New Roman" w:cs="Times New Roman"/>
+          <w:b/>
+          <w:bCs/>
           <w:sz w:val="28"/>
           <w:szCs w:val="28"/>
           <w:lang w:val="ru-RU"/>
@@ -2985,6 +5520,8 @@
       <w:r>
         <w:rPr>
           <w:rFonts w:ascii="Times New Roman" w:hAnsi="Times New Roman" w:cs="Times New Roman"/>
+          <w:b/>
+          <w:bCs/>
           <w:sz w:val="28"/>
           <w:szCs w:val="28"/>
           <w:lang w:val="en-US"/>
@@ -2994,6 +5531,8 @@
       <w:r>
         <w:rPr>
           <w:rFonts w:ascii="Times New Roman" w:hAnsi="Times New Roman" w:cs="Times New Roman"/>
+          <w:b/>
+          <w:bCs/>
           <w:sz w:val="28"/>
           <w:szCs w:val="28"/>
           <w:lang w:val="ru-RU"/>
@@ -3003,6 +5542,8 @@
       <w:r>
         <w:rPr>
           <w:rFonts w:ascii="Times New Roman" w:hAnsi="Times New Roman" w:cs="Times New Roman"/>
+          <w:b/>
+          <w:bCs/>
           <w:sz w:val="28"/>
           <w:szCs w:val="28"/>
           <w:lang w:val="en-US"/>
@@ -3012,6 +5553,8 @@
       <w:r>
         <w:rPr>
           <w:rFonts w:ascii="Times New Roman" w:hAnsi="Times New Roman" w:cs="Times New Roman"/>
+          <w:b/>
+          <w:bCs/>
           <w:sz w:val="28"/>
           <w:szCs w:val="28"/>
           <w:lang w:val="ru-RU"/>
@@ -3021,6 +5564,8 @@
     </w:p>
     <w:p>
       <w:pPr>
+        <w:spacing w:line="240" w:lineRule="auto"/>
+        <w:jc w:val="both"/>
         <w:rPr>
           <w:rFonts w:ascii="Times New Roman" w:hAnsi="Times New Roman" w:cs="Times New Roman"/>
           <w:sz w:val="28"/>
@@ -3045,16 +5590,22 @@
           <w:ilvl w:val="0"/>
           <w:numId w:val="4"/>
         </w:numPr>
-        <w:rPr>
-          <w:rFonts w:ascii="Times New Roman" w:hAnsi="Times New Roman" w:cs="Times New Roman"/>
-          <w:sz w:val="28"/>
-          <w:szCs w:val="28"/>
-          <w:lang w:val="ru-RU"/>
-        </w:rPr>
-      </w:pPr>
-      <w:r>
-        <w:rPr>
-          <w:rFonts w:ascii="Times New Roman" w:hAnsi="Times New Roman" w:cs="Times New Roman"/>
+        <w:spacing w:line="240" w:lineRule="auto"/>
+        <w:jc w:val="both"/>
+        <w:rPr>
+          <w:rFonts w:ascii="Times New Roman" w:hAnsi="Times New Roman" w:cs="Times New Roman"/>
+          <w:b/>
+          <w:bCs/>
+          <w:sz w:val="28"/>
+          <w:szCs w:val="28"/>
+          <w:lang w:val="ru-RU"/>
+        </w:rPr>
+      </w:pPr>
+      <w:r>
+        <w:rPr>
+          <w:rFonts w:ascii="Times New Roman" w:hAnsi="Times New Roman" w:cs="Times New Roman"/>
+          <w:b/>
+          <w:bCs/>
           <w:sz w:val="28"/>
           <w:szCs w:val="28"/>
           <w:lang w:val="en-US"/>
@@ -3064,33 +5615,19 @@
       <w:r>
         <w:rPr>
           <w:rFonts w:ascii="Times New Roman" w:hAnsi="Times New Roman" w:cs="Times New Roman"/>
-          <w:sz w:val="28"/>
-          <w:szCs w:val="28"/>
-          <w:lang w:val="ru-RU"/>
-        </w:rPr>
-        <w:t xml:space="preserve"> </w:t>
-      </w:r>
-      <w:r>
-        <w:rPr>
-          <w:rFonts w:ascii="Times New Roman" w:hAnsi="Times New Roman" w:cs="Times New Roman"/>
-          <w:sz w:val="28"/>
-          <w:szCs w:val="28"/>
-          <w:lang w:val="ru-RU"/>
-        </w:rPr>
-        <w:t>и</w:t>
-      </w:r>
-      <w:r>
-        <w:rPr>
-          <w:rFonts w:ascii="Times New Roman" w:hAnsi="Times New Roman" w:cs="Times New Roman"/>
-          <w:sz w:val="28"/>
-          <w:szCs w:val="28"/>
-          <w:lang w:val="ru-RU"/>
-        </w:rPr>
-        <w:t xml:space="preserve"> </w:t>
-      </w:r>
-      <w:r>
-        <w:rPr>
-          <w:rFonts w:ascii="Times New Roman" w:hAnsi="Times New Roman" w:cs="Times New Roman"/>
+          <w:b/>
+          <w:bCs/>
+          <w:sz w:val="28"/>
+          <w:szCs w:val="28"/>
+          <w:lang w:val="ru-RU"/>
+        </w:rPr>
+        <w:t xml:space="preserve"> и </w:t>
+      </w:r>
+      <w:r>
+        <w:rPr>
+          <w:rFonts w:ascii="Times New Roman" w:hAnsi="Times New Roman" w:cs="Times New Roman"/>
+          <w:b/>
+          <w:bCs/>
           <w:sz w:val="28"/>
           <w:szCs w:val="28"/>
           <w:lang w:val="en-US"/>
@@ -3100,6 +5637,8 @@
       <w:r>
         <w:rPr>
           <w:rFonts w:ascii="Times New Roman" w:hAnsi="Times New Roman" w:cs="Times New Roman"/>
+          <w:b/>
+          <w:bCs/>
           <w:sz w:val="28"/>
           <w:szCs w:val="28"/>
           <w:lang w:val="ru-RU"/>
@@ -3109,6 +5648,8 @@
       <w:r>
         <w:rPr>
           <w:rFonts w:ascii="Times New Roman" w:hAnsi="Times New Roman" w:cs="Times New Roman"/>
+          <w:b/>
+          <w:bCs/>
           <w:sz w:val="28"/>
           <w:szCs w:val="28"/>
           <w:lang w:val="en-US"/>
@@ -3118,6 +5659,8 @@
       <w:r>
         <w:rPr>
           <w:rFonts w:ascii="Times New Roman" w:hAnsi="Times New Roman" w:cs="Times New Roman"/>
+          <w:b/>
+          <w:bCs/>
           <w:sz w:val="28"/>
           <w:szCs w:val="28"/>
           <w:lang w:val="ru-RU"/>
@@ -3127,6 +5670,8 @@
       <w:r>
         <w:rPr>
           <w:rFonts w:ascii="Times New Roman" w:hAnsi="Times New Roman" w:cs="Times New Roman"/>
+          <w:b/>
+          <w:bCs/>
           <w:sz w:val="28"/>
           <w:szCs w:val="28"/>
           <w:lang w:val="en-US"/>
@@ -3136,6 +5681,8 @@
       <w:r>
         <w:rPr>
           <w:rFonts w:ascii="Times New Roman" w:hAnsi="Times New Roman" w:cs="Times New Roman"/>
+          <w:b/>
+          <w:bCs/>
           <w:sz w:val="28"/>
           <w:szCs w:val="28"/>
           <w:lang w:val="ru-RU"/>
@@ -3145,6 +5692,8 @@
     </w:p>
     <w:p>
       <w:pPr>
+        <w:spacing w:line="240" w:lineRule="auto"/>
+        <w:jc w:val="both"/>
         <w:rPr>
           <w:rFonts w:ascii="Times New Roman" w:hAnsi="Times New Roman" w:cs="Times New Roman"/>
           <w:sz w:val="28"/>
@@ -3169,52 +5718,45 @@
           <w:ilvl w:val="0"/>
           <w:numId w:val="4"/>
         </w:numPr>
-        <w:rPr>
-          <w:rFonts w:ascii="Times New Roman" w:hAnsi="Times New Roman" w:cs="Times New Roman"/>
-          <w:sz w:val="28"/>
-          <w:szCs w:val="28"/>
-          <w:lang w:val="ru-RU"/>
-        </w:rPr>
-      </w:pPr>
-      <w:r>
-        <w:rPr>
-          <w:rFonts w:ascii="Times New Roman" w:hAnsi="Times New Roman" w:cs="Times New Roman"/>
-          <w:sz w:val="28"/>
-          <w:szCs w:val="28"/>
-          <w:lang w:val="en-US"/>
-        </w:rPr>
+        <w:spacing w:line="240" w:lineRule="auto"/>
+        <w:jc w:val="both"/>
+        <w:rPr>
+          <w:rFonts w:ascii="Times New Roman" w:hAnsi="Times New Roman" w:cs="Times New Roman"/>
+          <w:b/>
+          <w:bCs/>
+          <w:sz w:val="28"/>
+          <w:szCs w:val="28"/>
+          <w:lang w:val="ru-RU"/>
+        </w:rPr>
+      </w:pPr>
+      <w:r>
+        <w:rPr>
+          <w:rFonts w:ascii="Times New Roman" w:hAnsi="Times New Roman" w:cs="Times New Roman"/>
+          <w:b/>
+          <w:bCs/>
+          <w:sz w:val="28"/>
+          <w:szCs w:val="28"/>
+          <w:lang w:val="en-US"/>
+        </w:rPr>
+        <w:lastRenderedPageBreak/>
         <w:t>User</w:t>
       </w:r>
       <w:r>
         <w:rPr>
           <w:rFonts w:ascii="Times New Roman" w:hAnsi="Times New Roman" w:cs="Times New Roman"/>
-          <w:sz w:val="28"/>
-          <w:szCs w:val="28"/>
-          <w:lang w:val="ru-RU"/>
-        </w:rPr>
-        <w:t xml:space="preserve"> </w:t>
-      </w:r>
-      <w:r>
-        <w:rPr>
-          <w:rFonts w:ascii="Times New Roman" w:hAnsi="Times New Roman" w:cs="Times New Roman"/>
-          <w:sz w:val="28"/>
-          <w:szCs w:val="28"/>
-          <w:lang w:val="ru-RU"/>
-        </w:rPr>
-        <w:t>и</w:t>
-      </w:r>
-      <w:r>
-        <w:rPr>
-          <w:rFonts w:ascii="Times New Roman" w:hAnsi="Times New Roman" w:cs="Times New Roman"/>
-          <w:sz w:val="28"/>
-          <w:szCs w:val="28"/>
-          <w:lang w:val="ru-RU"/>
-        </w:rPr>
-        <w:t xml:space="preserve"> </w:t>
-      </w:r>
-      <w:r>
-        <w:rPr>
-          <w:rFonts w:ascii="Times New Roman" w:hAnsi="Times New Roman" w:cs="Times New Roman"/>
+          <w:b/>
+          <w:bCs/>
+          <w:sz w:val="28"/>
+          <w:szCs w:val="28"/>
+          <w:lang w:val="ru-RU"/>
+        </w:rPr>
+        <w:t xml:space="preserve"> и </w:t>
+      </w:r>
+      <w:r>
+        <w:rPr>
+          <w:rFonts w:ascii="Times New Roman" w:hAnsi="Times New Roman" w:cs="Times New Roman"/>
+          <w:b/>
+          <w:bCs/>
           <w:sz w:val="28"/>
           <w:szCs w:val="28"/>
           <w:lang w:val="en-US"/>
@@ -3224,6 +5766,8 @@
       <w:r>
         <w:rPr>
           <w:rFonts w:ascii="Times New Roman" w:hAnsi="Times New Roman" w:cs="Times New Roman"/>
+          <w:b/>
+          <w:bCs/>
           <w:sz w:val="28"/>
           <w:szCs w:val="28"/>
           <w:lang w:val="ru-RU"/>
@@ -3233,6 +5777,8 @@
     </w:p>
     <w:p>
       <w:pPr>
+        <w:spacing w:line="240" w:lineRule="auto"/>
+        <w:jc w:val="both"/>
         <w:rPr>
           <w:rFonts w:ascii="Times New Roman" w:hAnsi="Times New Roman" w:cs="Times New Roman"/>
           <w:sz w:val="28"/>
@@ -3257,16 +5803,21 @@
           <w:ilvl w:val="0"/>
           <w:numId w:val="4"/>
         </w:numPr>
-        <w:rPr>
-          <w:rFonts w:ascii="Times New Roman" w:hAnsi="Times New Roman" w:cs="Times New Roman"/>
-          <w:sz w:val="28"/>
-          <w:szCs w:val="28"/>
-          <w:lang w:val="ru-RU"/>
-        </w:rPr>
-      </w:pPr>
-      <w:r>
-        <w:rPr>
-          <w:rFonts w:ascii="Times New Roman" w:hAnsi="Times New Roman" w:cs="Times New Roman"/>
+        <w:jc w:val="both"/>
+        <w:rPr>
+          <w:rFonts w:ascii="Times New Roman" w:hAnsi="Times New Roman" w:cs="Times New Roman"/>
+          <w:b/>
+          <w:bCs/>
+          <w:sz w:val="28"/>
+          <w:szCs w:val="28"/>
+          <w:lang w:val="ru-RU"/>
+        </w:rPr>
+      </w:pPr>
+      <w:r>
+        <w:rPr>
+          <w:rFonts w:ascii="Times New Roman" w:hAnsi="Times New Roman" w:cs="Times New Roman"/>
+          <w:b/>
+          <w:bCs/>
           <w:sz w:val="28"/>
           <w:szCs w:val="28"/>
           <w:lang w:val="en-US"/>
@@ -3276,33 +5827,19 @@
       <w:r>
         <w:rPr>
           <w:rFonts w:ascii="Times New Roman" w:hAnsi="Times New Roman" w:cs="Times New Roman"/>
-          <w:sz w:val="28"/>
-          <w:szCs w:val="28"/>
-          <w:lang w:val="ru-RU"/>
-        </w:rPr>
-        <w:t xml:space="preserve"> </w:t>
-      </w:r>
-      <w:r>
-        <w:rPr>
-          <w:rFonts w:ascii="Times New Roman" w:hAnsi="Times New Roman" w:cs="Times New Roman"/>
-          <w:sz w:val="28"/>
-          <w:szCs w:val="28"/>
-          <w:lang w:val="ru-RU"/>
-        </w:rPr>
-        <w:t>и</w:t>
-      </w:r>
-      <w:r>
-        <w:rPr>
-          <w:rFonts w:ascii="Times New Roman" w:hAnsi="Times New Roman" w:cs="Times New Roman"/>
-          <w:sz w:val="28"/>
-          <w:szCs w:val="28"/>
-          <w:lang w:val="ru-RU"/>
-        </w:rPr>
-        <w:t xml:space="preserve"> </w:t>
-      </w:r>
-      <w:r>
-        <w:rPr>
-          <w:rFonts w:ascii="Times New Roman" w:hAnsi="Times New Roman" w:cs="Times New Roman"/>
+          <w:b/>
+          <w:bCs/>
+          <w:sz w:val="28"/>
+          <w:szCs w:val="28"/>
+          <w:lang w:val="ru-RU"/>
+        </w:rPr>
+        <w:t xml:space="preserve"> и </w:t>
+      </w:r>
+      <w:r>
+        <w:rPr>
+          <w:rFonts w:ascii="Times New Roman" w:hAnsi="Times New Roman" w:cs="Times New Roman"/>
+          <w:b/>
+          <w:bCs/>
           <w:sz w:val="28"/>
           <w:szCs w:val="28"/>
           <w:lang w:val="en-US"/>
@@ -3312,6 +5849,8 @@
       <w:r>
         <w:rPr>
           <w:rFonts w:ascii="Times New Roman" w:hAnsi="Times New Roman" w:cs="Times New Roman"/>
+          <w:b/>
+          <w:bCs/>
           <w:sz w:val="28"/>
           <w:szCs w:val="28"/>
           <w:lang w:val="ru-RU"/>
@@ -3321,6 +5860,8 @@
       <w:r>
         <w:rPr>
           <w:rFonts w:ascii="Times New Roman" w:hAnsi="Times New Roman" w:cs="Times New Roman"/>
+          <w:b/>
+          <w:bCs/>
           <w:sz w:val="28"/>
           <w:szCs w:val="28"/>
           <w:lang w:val="en-US"/>
@@ -3330,6 +5871,8 @@
       <w:r>
         <w:rPr>
           <w:rFonts w:ascii="Times New Roman" w:hAnsi="Times New Roman" w:cs="Times New Roman"/>
+          <w:b/>
+          <w:bCs/>
           <w:sz w:val="28"/>
           <w:szCs w:val="28"/>
           <w:lang w:val="ru-RU"/>
@@ -3339,6 +5882,8 @@
       <w:r>
         <w:rPr>
           <w:rFonts w:ascii="Times New Roman" w:hAnsi="Times New Roman" w:cs="Times New Roman"/>
+          <w:b/>
+          <w:bCs/>
           <w:sz w:val="28"/>
           <w:szCs w:val="28"/>
           <w:lang w:val="en-US"/>
@@ -3348,6 +5893,8 @@
       <w:r>
         <w:rPr>
           <w:rFonts w:ascii="Times New Roman" w:hAnsi="Times New Roman" w:cs="Times New Roman"/>
+          <w:b/>
+          <w:bCs/>
           <w:sz w:val="28"/>
           <w:szCs w:val="28"/>
           <w:lang w:val="ru-RU"/>
@@ -3357,6 +5904,7 @@
     </w:p>
     <w:p>
       <w:pPr>
+        <w:jc w:val="both"/>
         <w:rPr>
           <w:rFonts w:ascii="Times New Roman" w:hAnsi="Times New Roman" w:cs="Times New Roman"/>
           <w:sz w:val="28"/>
@@ -3376,21 +5924,45 @@
     </w:p>
     <w:p>
       <w:pPr>
-        <w:rPr>
-          <w:rFonts w:ascii="Times New Roman" w:hAnsi="Times New Roman" w:cs="Times New Roman"/>
-          <w:sz w:val="28"/>
-          <w:szCs w:val="28"/>
-          <w:lang w:val="en-US"/>
-        </w:rPr>
-      </w:pPr>
-    </w:p>
-    <w:p>
-      <w:pPr>
+        <w:jc w:val="both"/>
+        <w:rPr>
+          <w:rFonts w:ascii="Times New Roman" w:hAnsi="Times New Roman" w:cs="Times New Roman"/>
+          <w:sz w:val="28"/>
+          <w:szCs w:val="28"/>
+          <w:lang w:val="en-US"/>
+        </w:rPr>
+      </w:pPr>
+    </w:p>
+    <w:p>
+      <w:pPr>
+        <w:jc w:val="both"/>
+        <w:rPr>
+          <w:rFonts w:ascii="Times New Roman" w:hAnsi="Times New Roman" w:cs="Times New Roman"/>
+          <w:sz w:val="28"/>
+          <w:szCs w:val="28"/>
+          <w:lang w:val="en-US"/>
+        </w:rPr>
+      </w:pPr>
+    </w:p>
+    <w:p>
+      <w:pPr>
+        <w:jc w:val="both"/>
+        <w:rPr>
+          <w:rFonts w:ascii="Times New Roman" w:hAnsi="Times New Roman" w:cs="Times New Roman"/>
+          <w:sz w:val="28"/>
+          <w:szCs w:val="28"/>
+          <w:lang w:val="ru-RU"/>
+        </w:rPr>
+      </w:pPr>
+    </w:p>
+    <w:p>
+      <w:pPr>
+        <w:jc w:val="both"/>
         <w:rPr>
           <w:rFonts w:ascii="Times New Roman" w:hAnsi="Times New Roman" w:cs="Times New Roman"/>
           <w:sz w:val="32"/>
           <w:szCs w:val="32"/>
-          <w:lang w:val="en-US"/>
+          <w:lang w:val="ru-RU"/>
         </w:rPr>
       </w:pPr>
       <w:r>
@@ -3398,7 +5970,7 @@
           <w:rFonts w:ascii="Times New Roman" w:hAnsi="Times New Roman" w:cs="Times New Roman"/>
           <w:sz w:val="32"/>
           <w:szCs w:val="32"/>
-          <w:lang w:val="en-US"/>
+          <w:lang w:val="ru-RU"/>
         </w:rPr>
         <w:br w:type="page"/>
       </w:r>
@@ -3416,46 +5988,33 @@
       <w:r>
         <w:rPr>
           <w:rFonts w:ascii="Times New Roman" w:hAnsi="Times New Roman" w:cs="Times New Roman"/>
-          <w:sz w:val="32"/>
-          <w:szCs w:val="32"/>
-          <w:lang w:val="en-US"/>
+          <w:noProof/>
+          <w:sz w:val="28"/>
+          <w:szCs w:val="28"/>
+          <w:lang w:val="ru-RU"/>
         </w:rPr>
         <w:lastRenderedPageBreak/>
-        <w:t>Part 3. ER-</w:t>
-      </w:r>
-      <w:r>
-        <w:rPr>
-          <w:rFonts w:ascii="Times New Roman" w:hAnsi="Times New Roman" w:cs="Times New Roman"/>
-          <w:sz w:val="32"/>
-          <w:szCs w:val="32"/>
-          <w:lang w:val="ru-RU"/>
-        </w:rPr>
-        <w:t>диаграмма</w:t>
-      </w:r>
-    </w:p>
-    <w:p>
-      <w:pPr>
-        <w:jc w:val="center"/>
-        <w:rPr>
-          <w:rFonts w:ascii="Times New Roman" w:hAnsi="Times New Roman" w:cs="Times New Roman"/>
-          <w:sz w:val="28"/>
-          <w:szCs w:val="28"/>
-          <w:lang w:val="ru-RU"/>
-        </w:rPr>
-      </w:pPr>
-      <w:r>
-        <w:rPr>
-          <w:rFonts w:ascii="Times New Roman" w:hAnsi="Times New Roman" w:cs="Times New Roman"/>
-          <w:noProof/>
-          <w:sz w:val="28"/>
-          <w:szCs w:val="28"/>
-          <w:lang w:val="ru-RU"/>
-        </w:rPr>
         <w:drawing>
-          <wp:inline distT="0" distB="0" distL="0" distR="0" wp14:anchorId="42ADD864" wp14:editId="66E3B1A7">
-            <wp:extent cx="5242560" cy="2567762"/>
-            <wp:effectExtent l="0" t="0" r="0" b="4445"/>
-            <wp:docPr id="1212577586" name="Рисунок 1"/>
+          <wp:anchor distT="0" distB="0" distL="114300" distR="114300" simplePos="0" relativeHeight="251658240" behindDoc="0" locked="0" layoutInCell="1" allowOverlap="1" wp14:anchorId="00340603" wp14:editId="21F8E585">
+            <wp:simplePos x="0" y="0"/>
+            <wp:positionH relativeFrom="page">
+              <wp:align>left</wp:align>
+            </wp:positionH>
+            <wp:positionV relativeFrom="paragraph">
+              <wp:posOffset>354330</wp:posOffset>
+            </wp:positionV>
+            <wp:extent cx="7581185" cy="2628900"/>
+            <wp:effectExtent l="0" t="0" r="1270" b="0"/>
+            <wp:wrapThrough wrapText="bothSides">
+              <wp:wrapPolygon edited="0">
+                <wp:start x="0" y="0"/>
+                <wp:lineTo x="0" y="21443"/>
+                <wp:lineTo x="21549" y="21443"/>
+                <wp:lineTo x="21549" y="0"/>
+                <wp:lineTo x="0" y="0"/>
+              </wp:wrapPolygon>
+            </wp:wrapThrough>
+            <wp:docPr id="1531684161" name="Рисунок 1"/>
             <wp:cNvGraphicFramePr>
               <a:graphicFrameLocks xmlns:a="http://schemas.openxmlformats.org/drawingml/2006/main" noChangeAspect="1"/>
             </wp:cNvGraphicFramePr>
@@ -3463,10 +6022,8 @@
               <a:graphicData uri="http://schemas.openxmlformats.org/drawingml/2006/picture">
                 <pic:pic xmlns:pic="http://schemas.openxmlformats.org/drawingml/2006/picture">
                   <pic:nvPicPr>
-                    <pic:cNvPr id="0" name="Picture 1"/>
-                    <pic:cNvPicPr>
-                      <a:picLocks noChangeAspect="1" noChangeArrowheads="1"/>
-                    </pic:cNvPicPr>
+                    <pic:cNvPr id="1531684161" name="Рисунок 1531684161"/>
+                    <pic:cNvPicPr/>
                   </pic:nvPicPr>
                   <pic:blipFill>
                     <a:blip r:embed="rId5">
@@ -3476,30 +6033,60 @@
                         </a:ext>
                       </a:extLst>
                     </a:blip>
-                    <a:srcRect/>
                     <a:stretch>
                       <a:fillRect/>
                     </a:stretch>
                   </pic:blipFill>
-                  <pic:spPr bwMode="auto">
+                  <pic:spPr>
                     <a:xfrm>
                       <a:off x="0" y="0"/>
-                      <a:ext cx="5249352" cy="2571089"/>
+                      <a:ext cx="7581185" cy="2628900"/>
                     </a:xfrm>
                     <a:prstGeom prst="rect">
                       <a:avLst/>
                     </a:prstGeom>
-                    <a:noFill/>
-                    <a:ln>
-                      <a:noFill/>
-                    </a:ln>
                   </pic:spPr>
                 </pic:pic>
               </a:graphicData>
             </a:graphic>
-          </wp:inline>
+            <wp14:sizeRelH relativeFrom="page">
+              <wp14:pctWidth>0</wp14:pctWidth>
+            </wp14:sizeRelH>
+            <wp14:sizeRelV relativeFrom="page">
+              <wp14:pctHeight>0</wp14:pctHeight>
+            </wp14:sizeRelV>
+          </wp:anchor>
         </w:drawing>
       </w:r>
+      <w:r>
+        <w:rPr>
+          <w:rFonts w:ascii="Times New Roman" w:hAnsi="Times New Roman" w:cs="Times New Roman"/>
+          <w:sz w:val="32"/>
+          <w:szCs w:val="32"/>
+          <w:lang w:val="en-US"/>
+        </w:rPr>
+        <w:t>Part 3. ER-</w:t>
+      </w:r>
+      <w:r>
+        <w:rPr>
+          <w:rFonts w:ascii="Times New Roman" w:hAnsi="Times New Roman" w:cs="Times New Roman"/>
+          <w:sz w:val="32"/>
+          <w:szCs w:val="32"/>
+          <w:lang w:val="ru-RU"/>
+        </w:rPr>
+        <w:t>диаграмма</w:t>
+      </w:r>
+    </w:p>
+    <w:p>
+      <w:pPr>
+        <w:jc w:val="center"/>
+        <w:rPr>
+          <w:rFonts w:ascii="Times New Roman" w:hAnsi="Times New Roman" w:cs="Times New Roman"/>
+          <w:sz w:val="28"/>
+          <w:szCs w:val="28"/>
+          <w:lang w:val="ru-RU"/>
+        </w:rPr>
+      </w:pPr>
     </w:p>
     <w:sectPr>
       <w:pgSz w:w="11906" w:h="16838"/>

--- a/db_dock.docx
+++ b/db_dock.docx
@@ -927,7 +927,25 @@
           <w:szCs w:val="28"/>
           <w:lang w:val="en-US"/>
         </w:rPr>
-        <w:t>: PRIMARY_KEY (id)</w:t>
+        <w:t>: PRIMARY</w:t>
+      </w:r>
+      <w:r>
+        <w:rPr>
+          <w:rFonts w:ascii="Times New Roman" w:hAnsi="Times New Roman" w:cs="Times New Roman"/>
+          <w:sz w:val="28"/>
+          <w:szCs w:val="28"/>
+          <w:lang w:val="en-US"/>
+        </w:rPr>
+        <w:t xml:space="preserve"> </w:t>
+      </w:r>
+      <w:r>
+        <w:rPr>
+          <w:rFonts w:ascii="Times New Roman" w:hAnsi="Times New Roman" w:cs="Times New Roman"/>
+          <w:sz w:val="28"/>
+          <w:szCs w:val="28"/>
+          <w:lang w:val="en-US"/>
+        </w:rPr>
+        <w:t>KEY (id)</w:t>
       </w:r>
     </w:p>
     <w:p>
@@ -1223,7 +1241,25 @@
           <w:szCs w:val="28"/>
           <w:lang w:val="en-US"/>
         </w:rPr>
-        <w:t>, NOT NULL, DEFAULT “ALBUM”</w:t>
+        <w:t>, NOT NULL, DEFAULT “</w:t>
+      </w:r>
+      <w:r>
+        <w:rPr>
+          <w:rFonts w:ascii="Times New Roman" w:hAnsi="Times New Roman" w:cs="Times New Roman"/>
+          <w:sz w:val="28"/>
+          <w:szCs w:val="28"/>
+          <w:lang w:val="en-US"/>
+        </w:rPr>
+        <w:t>album</w:t>
+      </w:r>
+      <w:r>
+        <w:rPr>
+          <w:rFonts w:ascii="Times New Roman" w:hAnsi="Times New Roman" w:cs="Times New Roman"/>
+          <w:sz w:val="28"/>
+          <w:szCs w:val="28"/>
+          <w:lang w:val="en-US"/>
+        </w:rPr>
+        <w:t>”</w:t>
       </w:r>
     </w:p>
     <w:p>
@@ -1844,27 +1880,7 @@
           <w:szCs w:val="28"/>
           <w:lang w:val="en-US"/>
         </w:rPr>
-        <w:t>PK_GENRE: PRIMARY KEY (</w:t>
-      </w:r>
-      <w:proofErr w:type="spellStart"/>
-      <w:r>
-        <w:rPr>
-          <w:rFonts w:ascii="Times New Roman" w:hAnsi="Times New Roman" w:cs="Times New Roman"/>
-          <w:sz w:val="28"/>
-          <w:szCs w:val="28"/>
-          <w:lang w:val="en-US"/>
-        </w:rPr>
-        <w:t>genre_id</w:t>
-      </w:r>
-      <w:proofErr w:type="spellEnd"/>
-      <w:r>
-        <w:rPr>
-          <w:rFonts w:ascii="Times New Roman" w:hAnsi="Times New Roman" w:cs="Times New Roman"/>
-          <w:sz w:val="28"/>
-          <w:szCs w:val="28"/>
-          <w:lang w:val="en-US"/>
-        </w:rPr>
-        <w:t>)</w:t>
+        <w:t>PK_GENRE: PRIMARY KEY (id)</w:t>
       </w:r>
     </w:p>
     <w:p>
@@ -2391,7 +2407,25 @@
           <w:szCs w:val="28"/>
           <w:lang w:val="en-US"/>
         </w:rPr>
-        <w:t>150), NOL NULL</w:t>
+        <w:t>150), NO</w:t>
+      </w:r>
+      <w:r>
+        <w:rPr>
+          <w:rFonts w:ascii="Times New Roman" w:hAnsi="Times New Roman" w:cs="Times New Roman"/>
+          <w:sz w:val="28"/>
+          <w:szCs w:val="28"/>
+          <w:lang w:val="en-US"/>
+        </w:rPr>
+        <w:t>T</w:t>
+      </w:r>
+      <w:r>
+        <w:rPr>
+          <w:rFonts w:ascii="Times New Roman" w:hAnsi="Times New Roman" w:cs="Times New Roman"/>
+          <w:sz w:val="28"/>
+          <w:szCs w:val="28"/>
+          <w:lang w:val="en-US"/>
+        </w:rPr>
+        <w:t xml:space="preserve"> NULL</w:t>
       </w:r>
     </w:p>
     <w:p>
@@ -2788,17 +2822,105 @@
           <w:szCs w:val="28"/>
           <w:lang w:val="en-US"/>
         </w:rPr>
-        <w:t xml:space="preserve">INTEGER, NOT NULL, FK (REFERENCES </w:t>
-      </w:r>
-      <w:r>
-        <w:rPr>
-          <w:rFonts w:ascii="Times New Roman" w:hAnsi="Times New Roman" w:cs="Times New Roman"/>
-          <w:sz w:val="28"/>
-          <w:szCs w:val="28"/>
-          <w:lang w:val="en-US"/>
-        </w:rPr>
-        <w:t>artist</w:t>
-      </w:r>
+        <w:t>INTEGER, NOT NULL, FK (REFERENCES artist)</w:t>
+      </w:r>
+    </w:p>
+    <w:p>
+      <w:pPr>
+        <w:pStyle w:val="a7"/>
+        <w:numPr>
+          <w:ilvl w:val="1"/>
+          <w:numId w:val="2"/>
+        </w:numPr>
+        <w:rPr>
+          <w:rFonts w:ascii="Times New Roman" w:hAnsi="Times New Roman" w:cs="Times New Roman"/>
+          <w:sz w:val="28"/>
+          <w:szCs w:val="28"/>
+          <w:lang w:val="en-US"/>
+        </w:rPr>
+      </w:pPr>
+      <w:r>
+        <w:rPr>
+          <w:rFonts w:ascii="Times New Roman" w:hAnsi="Times New Roman" w:cs="Times New Roman"/>
+          <w:sz w:val="28"/>
+          <w:szCs w:val="28"/>
+          <w:lang w:val="en-US"/>
+        </w:rPr>
+        <w:t>Constraints:</w:t>
+      </w:r>
+    </w:p>
+    <w:p>
+      <w:pPr>
+        <w:pStyle w:val="a7"/>
+        <w:numPr>
+          <w:ilvl w:val="2"/>
+          <w:numId w:val="2"/>
+        </w:numPr>
+        <w:rPr>
+          <w:rFonts w:ascii="Times New Roman" w:hAnsi="Times New Roman" w:cs="Times New Roman"/>
+          <w:sz w:val="28"/>
+          <w:szCs w:val="28"/>
+          <w:lang w:val="en-US"/>
+        </w:rPr>
+      </w:pPr>
+      <w:r>
+        <w:rPr>
+          <w:rFonts w:ascii="Times New Roman" w:hAnsi="Times New Roman" w:cs="Times New Roman"/>
+          <w:sz w:val="28"/>
+          <w:szCs w:val="28"/>
+          <w:lang w:val="en-US"/>
+        </w:rPr>
+        <w:t>PK_</w:t>
+      </w:r>
+      <w:r>
+        <w:rPr>
+          <w:rFonts w:ascii="Times New Roman" w:hAnsi="Times New Roman" w:cs="Times New Roman"/>
+          <w:sz w:val="28"/>
+          <w:szCs w:val="28"/>
+          <w:lang w:val="en-US"/>
+        </w:rPr>
+        <w:t xml:space="preserve">ALBUM_ARTIST: </w:t>
+      </w:r>
+      <w:r>
+        <w:rPr>
+          <w:rFonts w:ascii="Times New Roman" w:hAnsi="Times New Roman" w:cs="Times New Roman"/>
+          <w:sz w:val="28"/>
+          <w:szCs w:val="28"/>
+          <w:lang w:val="en-US"/>
+        </w:rPr>
+        <w:t>PRIMARY KEY (</w:t>
+      </w:r>
+      <w:proofErr w:type="spellStart"/>
+      <w:r>
+        <w:rPr>
+          <w:rFonts w:ascii="Times New Roman" w:hAnsi="Times New Roman" w:cs="Times New Roman"/>
+          <w:sz w:val="28"/>
+          <w:szCs w:val="28"/>
+          <w:lang w:val="en-US"/>
+        </w:rPr>
+        <w:t>album_id</w:t>
+      </w:r>
+      <w:proofErr w:type="spellEnd"/>
+      <w:r>
+        <w:rPr>
+          <w:rFonts w:ascii="Times New Roman" w:hAnsi="Times New Roman" w:cs="Times New Roman"/>
+          <w:sz w:val="28"/>
+          <w:szCs w:val="28"/>
+          <w:lang w:val="en-US"/>
+        </w:rPr>
+        <w:t xml:space="preserve">, </w:t>
+      </w:r>
+      <w:proofErr w:type="spellStart"/>
+      <w:r>
+        <w:rPr>
+          <w:rFonts w:ascii="Times New Roman" w:hAnsi="Times New Roman" w:cs="Times New Roman"/>
+          <w:sz w:val="28"/>
+          <w:szCs w:val="28"/>
+          <w:lang w:val="en-US"/>
+        </w:rPr>
+        <w:t>artist_id</w:t>
+      </w:r>
+      <w:proofErr w:type="spellEnd"/>
       <w:r>
         <w:rPr>
           <w:rFonts w:ascii="Times New Roman" w:hAnsi="Times New Roman" w:cs="Times New Roman"/>
@@ -2813,6 +2935,232 @@
       <w:pPr>
         <w:pStyle w:val="a7"/>
         <w:numPr>
+          <w:ilvl w:val="2"/>
+          <w:numId w:val="2"/>
+        </w:numPr>
+        <w:rPr>
+          <w:rFonts w:ascii="Times New Roman" w:hAnsi="Times New Roman" w:cs="Times New Roman"/>
+          <w:sz w:val="28"/>
+          <w:szCs w:val="28"/>
+          <w:lang w:val="en-US"/>
+        </w:rPr>
+      </w:pPr>
+      <w:r>
+        <w:rPr>
+          <w:rFonts w:ascii="Times New Roman" w:hAnsi="Times New Roman" w:cs="Times New Roman"/>
+          <w:sz w:val="28"/>
+          <w:szCs w:val="28"/>
+          <w:lang w:val="en-US"/>
+        </w:rPr>
+        <w:t>FK_</w:t>
+      </w:r>
+      <w:r>
+        <w:rPr>
+          <w:rFonts w:ascii="Times New Roman" w:hAnsi="Times New Roman" w:cs="Times New Roman"/>
+          <w:sz w:val="28"/>
+          <w:szCs w:val="28"/>
+          <w:lang w:val="en-US"/>
+        </w:rPr>
+        <w:t xml:space="preserve"> </w:t>
+      </w:r>
+      <w:r>
+        <w:rPr>
+          <w:rFonts w:ascii="Times New Roman" w:hAnsi="Times New Roman" w:cs="Times New Roman"/>
+          <w:sz w:val="28"/>
+          <w:szCs w:val="28"/>
+          <w:lang w:val="en-US"/>
+        </w:rPr>
+        <w:t>ALBUM_ARTIST_ALBUM</w:t>
+      </w:r>
+      <w:r>
+        <w:rPr>
+          <w:rFonts w:ascii="Times New Roman" w:hAnsi="Times New Roman" w:cs="Times New Roman"/>
+          <w:sz w:val="28"/>
+          <w:szCs w:val="28"/>
+          <w:lang w:val="en-US"/>
+        </w:rPr>
+        <w:t>: FOREIGN KEY (</w:t>
+      </w:r>
+      <w:proofErr w:type="spellStart"/>
+      <w:r>
+        <w:rPr>
+          <w:rFonts w:ascii="Times New Roman" w:hAnsi="Times New Roman" w:cs="Times New Roman"/>
+          <w:sz w:val="28"/>
+          <w:szCs w:val="28"/>
+          <w:lang w:val="en-US"/>
+        </w:rPr>
+        <w:t>album_id</w:t>
+      </w:r>
+      <w:proofErr w:type="spellEnd"/>
+      <w:r>
+        <w:rPr>
+          <w:rFonts w:ascii="Times New Roman" w:hAnsi="Times New Roman" w:cs="Times New Roman"/>
+          <w:sz w:val="28"/>
+          <w:szCs w:val="28"/>
+          <w:lang w:val="en-US"/>
+        </w:rPr>
+        <w:t xml:space="preserve">) REFERENCES </w:t>
+      </w:r>
+      <w:r>
+        <w:rPr>
+          <w:rFonts w:ascii="Times New Roman" w:hAnsi="Times New Roman" w:cs="Times New Roman"/>
+          <w:sz w:val="28"/>
+          <w:szCs w:val="28"/>
+          <w:lang w:val="en-US"/>
+        </w:rPr>
+        <w:t>Album</w:t>
+      </w:r>
+      <w:r>
+        <w:rPr>
+          <w:rFonts w:ascii="Times New Roman" w:hAnsi="Times New Roman" w:cs="Times New Roman"/>
+          <w:sz w:val="28"/>
+          <w:szCs w:val="28"/>
+          <w:lang w:val="en-US"/>
+        </w:rPr>
+        <w:t>(id)</w:t>
+      </w:r>
+    </w:p>
+    <w:p>
+      <w:pPr>
+        <w:pStyle w:val="a7"/>
+        <w:numPr>
+          <w:ilvl w:val="2"/>
+          <w:numId w:val="2"/>
+        </w:numPr>
+        <w:rPr>
+          <w:rFonts w:ascii="Times New Roman" w:hAnsi="Times New Roman" w:cs="Times New Roman"/>
+          <w:sz w:val="28"/>
+          <w:szCs w:val="28"/>
+          <w:lang w:val="en-US"/>
+        </w:rPr>
+      </w:pPr>
+      <w:r>
+        <w:rPr>
+          <w:rFonts w:ascii="Times New Roman" w:hAnsi="Times New Roman" w:cs="Times New Roman"/>
+          <w:sz w:val="28"/>
+          <w:szCs w:val="28"/>
+          <w:lang w:val="en-US"/>
+        </w:rPr>
+        <w:t>FK_</w:t>
+      </w:r>
+      <w:r>
+        <w:rPr>
+          <w:rFonts w:ascii="Times New Roman" w:hAnsi="Times New Roman" w:cs="Times New Roman"/>
+          <w:sz w:val="28"/>
+          <w:szCs w:val="28"/>
+          <w:lang w:val="en-US"/>
+        </w:rPr>
+        <w:t xml:space="preserve"> </w:t>
+      </w:r>
+      <w:r>
+        <w:rPr>
+          <w:rFonts w:ascii="Times New Roman" w:hAnsi="Times New Roman" w:cs="Times New Roman"/>
+          <w:sz w:val="28"/>
+          <w:szCs w:val="28"/>
+          <w:lang w:val="en-US"/>
+        </w:rPr>
+        <w:t>ALBUM_ARTIST_ARTIST</w:t>
+      </w:r>
+      <w:r>
+        <w:rPr>
+          <w:rFonts w:ascii="Times New Roman" w:hAnsi="Times New Roman" w:cs="Times New Roman"/>
+          <w:sz w:val="28"/>
+          <w:szCs w:val="28"/>
+          <w:lang w:val="en-US"/>
+        </w:rPr>
+        <w:t>: FOREIGN KEY (</w:t>
+      </w:r>
+      <w:r>
+        <w:rPr>
+          <w:rFonts w:ascii="Times New Roman" w:hAnsi="Times New Roman" w:cs="Times New Roman"/>
+          <w:sz w:val="28"/>
+          <w:szCs w:val="28"/>
+          <w:lang w:val="en-US"/>
+        </w:rPr>
+        <w:t>artist _id</w:t>
+      </w:r>
+      <w:r>
+        <w:rPr>
+          <w:rFonts w:ascii="Times New Roman" w:hAnsi="Times New Roman" w:cs="Times New Roman"/>
+          <w:sz w:val="28"/>
+          <w:szCs w:val="28"/>
+          <w:lang w:val="en-US"/>
+        </w:rPr>
+        <w:t xml:space="preserve">) REFERENCES </w:t>
+      </w:r>
+      <w:r>
+        <w:rPr>
+          <w:rFonts w:ascii="Times New Roman" w:hAnsi="Times New Roman" w:cs="Times New Roman"/>
+          <w:sz w:val="28"/>
+          <w:szCs w:val="28"/>
+          <w:lang w:val="en-US"/>
+        </w:rPr>
+        <w:t>Artist</w:t>
+      </w:r>
+      <w:r>
+        <w:rPr>
+          <w:rFonts w:ascii="Times New Roman" w:hAnsi="Times New Roman" w:cs="Times New Roman"/>
+          <w:sz w:val="28"/>
+          <w:szCs w:val="28"/>
+          <w:lang w:val="en-US"/>
+        </w:rPr>
+        <w:t>(id)</w:t>
+      </w:r>
+    </w:p>
+    <w:p>
+      <w:pPr>
+        <w:pStyle w:val="a7"/>
+        <w:numPr>
+          <w:ilvl w:val="0"/>
+          <w:numId w:val="2"/>
+        </w:numPr>
+        <w:rPr>
+          <w:rFonts w:ascii="Times New Roman" w:hAnsi="Times New Roman" w:cs="Times New Roman"/>
+          <w:b/>
+          <w:bCs/>
+          <w:sz w:val="28"/>
+          <w:szCs w:val="28"/>
+          <w:lang w:val="en-US"/>
+        </w:rPr>
+      </w:pPr>
+      <w:r>
+        <w:rPr>
+          <w:rFonts w:ascii="Times New Roman" w:hAnsi="Times New Roman" w:cs="Times New Roman"/>
+          <w:b/>
+          <w:bCs/>
+          <w:sz w:val="28"/>
+          <w:szCs w:val="28"/>
+          <w:lang w:val="en-US"/>
+        </w:rPr>
+        <w:t xml:space="preserve">Table Name: </w:t>
+      </w:r>
+      <w:proofErr w:type="spellStart"/>
+      <w:r>
+        <w:rPr>
+          <w:rFonts w:ascii="Times New Roman" w:hAnsi="Times New Roman" w:cs="Times New Roman"/>
+          <w:b/>
+          <w:bCs/>
+          <w:sz w:val="28"/>
+          <w:szCs w:val="28"/>
+        </w:rPr>
+        <w:t>album_</w:t>
+      </w:r>
+      <w:r>
+        <w:rPr>
+          <w:rFonts w:ascii="Times New Roman" w:hAnsi="Times New Roman" w:cs="Times New Roman"/>
+          <w:b/>
+          <w:bCs/>
+          <w:sz w:val="28"/>
+          <w:szCs w:val="28"/>
+        </w:rPr>
+        <w:t>genre</w:t>
+      </w:r>
+      <w:proofErr w:type="spellEnd"/>
+    </w:p>
+    <w:p>
+      <w:pPr>
+        <w:pStyle w:val="a7"/>
+        <w:numPr>
           <w:ilvl w:val="1"/>
           <w:numId w:val="2"/>
         </w:numPr>
@@ -2820,17 +3168,83 @@
           <w:rFonts w:ascii="Times New Roman" w:hAnsi="Times New Roman" w:cs="Times New Roman"/>
           <w:sz w:val="28"/>
           <w:szCs w:val="28"/>
-          <w:lang w:val="en-US"/>
-        </w:rPr>
-      </w:pPr>
-      <w:r>
-        <w:rPr>
-          <w:rFonts w:ascii="Times New Roman" w:hAnsi="Times New Roman" w:cs="Times New Roman"/>
-          <w:sz w:val="28"/>
-          <w:szCs w:val="28"/>
-          <w:lang w:val="en-US"/>
-        </w:rPr>
-        <w:t>Constraints:</w:t>
+        </w:rPr>
+      </w:pPr>
+      <w:r>
+        <w:rPr>
+          <w:rFonts w:ascii="Times New Roman" w:hAnsi="Times New Roman" w:cs="Times New Roman"/>
+          <w:sz w:val="28"/>
+          <w:szCs w:val="28"/>
+          <w:lang w:val="en-US"/>
+        </w:rPr>
+        <w:t>Description</w:t>
+      </w:r>
+      <w:r>
+        <w:rPr>
+          <w:rFonts w:ascii="Times New Roman" w:hAnsi="Times New Roman" w:cs="Times New Roman"/>
+          <w:sz w:val="28"/>
+          <w:szCs w:val="28"/>
+          <w:lang w:val="ru-RU"/>
+        </w:rPr>
+        <w:t xml:space="preserve">: </w:t>
+      </w:r>
+      <w:r>
+        <w:rPr>
+          <w:rFonts w:ascii="Times New Roman" w:hAnsi="Times New Roman" w:cs="Times New Roman"/>
+          <w:sz w:val="28"/>
+          <w:szCs w:val="28"/>
+        </w:rPr>
+        <w:t xml:space="preserve">Связующая таблица для связи многие-ко-многим между альбомами и </w:t>
+      </w:r>
+      <w:r>
+        <w:rPr>
+          <w:rFonts w:ascii="Times New Roman" w:hAnsi="Times New Roman" w:cs="Times New Roman"/>
+          <w:sz w:val="28"/>
+          <w:szCs w:val="28"/>
+          <w:lang w:val="ru-RU"/>
+        </w:rPr>
+        <w:t>жанрами</w:t>
+      </w:r>
+      <w:r>
+        <w:rPr>
+          <w:rFonts w:ascii="Times New Roman" w:hAnsi="Times New Roman" w:cs="Times New Roman"/>
+          <w:sz w:val="28"/>
+          <w:szCs w:val="28"/>
+        </w:rPr>
+        <w:t>.</w:t>
+      </w:r>
+    </w:p>
+    <w:p>
+      <w:pPr>
+        <w:pStyle w:val="a7"/>
+        <w:numPr>
+          <w:ilvl w:val="1"/>
+          <w:numId w:val="2"/>
+        </w:numPr>
+        <w:rPr>
+          <w:rFonts w:ascii="Times New Roman" w:hAnsi="Times New Roman" w:cs="Times New Roman"/>
+          <w:sz w:val="28"/>
+          <w:szCs w:val="28"/>
+          <w:lang w:val="en-US"/>
+        </w:rPr>
+      </w:pPr>
+      <w:r>
+        <w:rPr>
+          <w:rFonts w:ascii="Times New Roman" w:hAnsi="Times New Roman" w:cs="Times New Roman"/>
+          <w:sz w:val="28"/>
+          <w:szCs w:val="28"/>
+          <w:lang w:val="en-US"/>
+        </w:rPr>
+        <w:t>Attributes</w:t>
+      </w:r>
+      <w:r>
+        <w:rPr>
+          <w:rFonts w:ascii="Times New Roman" w:hAnsi="Times New Roman" w:cs="Times New Roman"/>
+          <w:sz w:val="28"/>
+          <w:szCs w:val="28"/>
+          <w:lang w:val="ru-RU"/>
+        </w:rPr>
+        <w:t>:</w:t>
       </w:r>
     </w:p>
     <w:p>
@@ -2847,33 +3261,6 @@
           <w:lang w:val="en-US"/>
         </w:rPr>
       </w:pPr>
-      <w:r>
-        <w:rPr>
-          <w:rFonts w:ascii="Times New Roman" w:hAnsi="Times New Roman" w:cs="Times New Roman"/>
-          <w:sz w:val="28"/>
-          <w:szCs w:val="28"/>
-          <w:lang w:val="en-US"/>
-        </w:rPr>
-        <w:t>PK_</w:t>
-      </w:r>
-      <w:r>
-        <w:rPr>
-          <w:rFonts w:ascii="Times New Roman" w:hAnsi="Times New Roman" w:cs="Times New Roman"/>
-          <w:sz w:val="28"/>
-          <w:szCs w:val="28"/>
-          <w:lang w:val="en-US"/>
-        </w:rPr>
-        <w:t xml:space="preserve">ALBUM_ARTIST: </w:t>
-      </w:r>
-      <w:r>
-        <w:rPr>
-          <w:rFonts w:ascii="Times New Roman" w:hAnsi="Times New Roman" w:cs="Times New Roman"/>
-          <w:sz w:val="28"/>
-          <w:szCs w:val="28"/>
-          <w:lang w:val="en-US"/>
-        </w:rPr>
-        <w:t>PRIMARY KEY (</w:t>
-      </w:r>
       <w:proofErr w:type="spellStart"/>
       <w:r>
         <w:rPr>
@@ -2882,7 +3269,16 @@
           <w:szCs w:val="28"/>
           <w:lang w:val="en-US"/>
         </w:rPr>
-        <w:t>album_id</w:t>
+        <w:t>album_</w:t>
+      </w:r>
+      <w:r>
+        <w:rPr>
+          <w:rFonts w:ascii="Times New Roman" w:hAnsi="Times New Roman" w:cs="Times New Roman"/>
+          <w:sz w:val="28"/>
+          <w:szCs w:val="28"/>
+          <w:lang w:val="en-US"/>
+        </w:rPr>
+        <w:t>id</w:t>
       </w:r>
       <w:proofErr w:type="spellEnd"/>
       <w:r>
@@ -2892,320 +3288,6 @@
           <w:szCs w:val="28"/>
           <w:lang w:val="en-US"/>
         </w:rPr>
-        <w:t xml:space="preserve">, </w:t>
-      </w:r>
-      <w:proofErr w:type="spellStart"/>
-      <w:r>
-        <w:rPr>
-          <w:rFonts w:ascii="Times New Roman" w:hAnsi="Times New Roman" w:cs="Times New Roman"/>
-          <w:sz w:val="28"/>
-          <w:szCs w:val="28"/>
-          <w:lang w:val="en-US"/>
-        </w:rPr>
-        <w:t>artist_id</w:t>
-      </w:r>
-      <w:proofErr w:type="spellEnd"/>
-      <w:r>
-        <w:rPr>
-          <w:rFonts w:ascii="Times New Roman" w:hAnsi="Times New Roman" w:cs="Times New Roman"/>
-          <w:sz w:val="28"/>
-          <w:szCs w:val="28"/>
-          <w:lang w:val="en-US"/>
-        </w:rPr>
-        <w:t>)</w:t>
-      </w:r>
-    </w:p>
-    <w:p>
-      <w:pPr>
-        <w:pStyle w:val="a7"/>
-        <w:numPr>
-          <w:ilvl w:val="2"/>
-          <w:numId w:val="2"/>
-        </w:numPr>
-        <w:rPr>
-          <w:rFonts w:ascii="Times New Roman" w:hAnsi="Times New Roman" w:cs="Times New Roman"/>
-          <w:sz w:val="28"/>
-          <w:szCs w:val="28"/>
-          <w:lang w:val="en-US"/>
-        </w:rPr>
-      </w:pPr>
-      <w:r>
-        <w:rPr>
-          <w:rFonts w:ascii="Times New Roman" w:hAnsi="Times New Roman" w:cs="Times New Roman"/>
-          <w:sz w:val="28"/>
-          <w:szCs w:val="28"/>
-          <w:lang w:val="en-US"/>
-        </w:rPr>
-        <w:t>FK_</w:t>
-      </w:r>
-      <w:r>
-        <w:rPr>
-          <w:rFonts w:ascii="Times New Roman" w:hAnsi="Times New Roman" w:cs="Times New Roman"/>
-          <w:sz w:val="28"/>
-          <w:szCs w:val="28"/>
-          <w:lang w:val="en-US"/>
-        </w:rPr>
-        <w:t xml:space="preserve"> </w:t>
-      </w:r>
-      <w:r>
-        <w:rPr>
-          <w:rFonts w:ascii="Times New Roman" w:hAnsi="Times New Roman" w:cs="Times New Roman"/>
-          <w:sz w:val="28"/>
-          <w:szCs w:val="28"/>
-          <w:lang w:val="en-US"/>
-        </w:rPr>
-        <w:t>ALBUM_ARTIST</w:t>
-      </w:r>
-      <w:r>
-        <w:rPr>
-          <w:rFonts w:ascii="Times New Roman" w:hAnsi="Times New Roman" w:cs="Times New Roman"/>
-          <w:sz w:val="28"/>
-          <w:szCs w:val="28"/>
-          <w:lang w:val="en-US"/>
-        </w:rPr>
-        <w:t>_ALBUM</w:t>
-      </w:r>
-      <w:r>
-        <w:rPr>
-          <w:rFonts w:ascii="Times New Roman" w:hAnsi="Times New Roman" w:cs="Times New Roman"/>
-          <w:sz w:val="28"/>
-          <w:szCs w:val="28"/>
-          <w:lang w:val="en-US"/>
-        </w:rPr>
-        <w:t>: FOREIGN KEY (</w:t>
-      </w:r>
-      <w:proofErr w:type="spellStart"/>
-      <w:r>
-        <w:rPr>
-          <w:rFonts w:ascii="Times New Roman" w:hAnsi="Times New Roman" w:cs="Times New Roman"/>
-          <w:sz w:val="28"/>
-          <w:szCs w:val="28"/>
-          <w:lang w:val="en-US"/>
-        </w:rPr>
-        <w:t>album_id</w:t>
-      </w:r>
-      <w:proofErr w:type="spellEnd"/>
-      <w:r>
-        <w:rPr>
-          <w:rFonts w:ascii="Times New Roman" w:hAnsi="Times New Roman" w:cs="Times New Roman"/>
-          <w:sz w:val="28"/>
-          <w:szCs w:val="28"/>
-          <w:lang w:val="en-US"/>
-        </w:rPr>
-        <w:t xml:space="preserve">) REFERENCES </w:t>
-      </w:r>
-      <w:r>
-        <w:rPr>
-          <w:rFonts w:ascii="Times New Roman" w:hAnsi="Times New Roman" w:cs="Times New Roman"/>
-          <w:sz w:val="28"/>
-          <w:szCs w:val="28"/>
-          <w:lang w:val="en-US"/>
-        </w:rPr>
-        <w:t>Album</w:t>
-      </w:r>
-      <w:r>
-        <w:rPr>
-          <w:rFonts w:ascii="Times New Roman" w:hAnsi="Times New Roman" w:cs="Times New Roman"/>
-          <w:sz w:val="28"/>
-          <w:szCs w:val="28"/>
-          <w:lang w:val="en-US"/>
-        </w:rPr>
-        <w:t>(id)</w:t>
-      </w:r>
-    </w:p>
-    <w:p>
-      <w:pPr>
-        <w:pStyle w:val="a7"/>
-        <w:numPr>
-          <w:ilvl w:val="2"/>
-          <w:numId w:val="2"/>
-        </w:numPr>
-        <w:rPr>
-          <w:rFonts w:ascii="Times New Roman" w:hAnsi="Times New Roman" w:cs="Times New Roman"/>
-          <w:sz w:val="28"/>
-          <w:szCs w:val="28"/>
-          <w:lang w:val="en-US"/>
-        </w:rPr>
-      </w:pPr>
-      <w:r>
-        <w:rPr>
-          <w:rFonts w:ascii="Times New Roman" w:hAnsi="Times New Roman" w:cs="Times New Roman"/>
-          <w:sz w:val="28"/>
-          <w:szCs w:val="28"/>
-          <w:lang w:val="en-US"/>
-        </w:rPr>
-        <w:t>FK_</w:t>
-      </w:r>
-      <w:r>
-        <w:rPr>
-          <w:rFonts w:ascii="Times New Roman" w:hAnsi="Times New Roman" w:cs="Times New Roman"/>
-          <w:sz w:val="28"/>
-          <w:szCs w:val="28"/>
-          <w:lang w:val="en-US"/>
-        </w:rPr>
-        <w:t xml:space="preserve"> </w:t>
-      </w:r>
-      <w:r>
-        <w:rPr>
-          <w:rFonts w:ascii="Times New Roman" w:hAnsi="Times New Roman" w:cs="Times New Roman"/>
-          <w:sz w:val="28"/>
-          <w:szCs w:val="28"/>
-          <w:lang w:val="en-US"/>
-        </w:rPr>
-        <w:t>ALBUM_ARTIST_</w:t>
-      </w:r>
-      <w:r>
-        <w:rPr>
-          <w:rFonts w:ascii="Times New Roman" w:hAnsi="Times New Roman" w:cs="Times New Roman"/>
-          <w:sz w:val="28"/>
-          <w:szCs w:val="28"/>
-          <w:lang w:val="en-US"/>
-        </w:rPr>
-        <w:t>ARTIST</w:t>
-      </w:r>
-      <w:r>
-        <w:rPr>
-          <w:rFonts w:ascii="Times New Roman" w:hAnsi="Times New Roman" w:cs="Times New Roman"/>
-          <w:sz w:val="28"/>
-          <w:szCs w:val="28"/>
-          <w:lang w:val="en-US"/>
-        </w:rPr>
-        <w:t>: FOREIGN KEY (</w:t>
-      </w:r>
-      <w:r>
-        <w:rPr>
-          <w:rFonts w:ascii="Times New Roman" w:hAnsi="Times New Roman" w:cs="Times New Roman"/>
-          <w:sz w:val="28"/>
-          <w:szCs w:val="28"/>
-          <w:lang w:val="en-US"/>
-        </w:rPr>
-        <w:t>artist</w:t>
-      </w:r>
-      <w:r>
-        <w:rPr>
-          <w:rFonts w:ascii="Times New Roman" w:hAnsi="Times New Roman" w:cs="Times New Roman"/>
-          <w:sz w:val="28"/>
-          <w:szCs w:val="28"/>
-          <w:lang w:val="en-US"/>
-        </w:rPr>
-        <w:t xml:space="preserve"> </w:t>
-      </w:r>
-      <w:r>
-        <w:rPr>
-          <w:rFonts w:ascii="Times New Roman" w:hAnsi="Times New Roman" w:cs="Times New Roman"/>
-          <w:sz w:val="28"/>
-          <w:szCs w:val="28"/>
-          <w:lang w:val="en-US"/>
-        </w:rPr>
-        <w:t>_id</w:t>
-      </w:r>
-      <w:r>
-        <w:rPr>
-          <w:rFonts w:ascii="Times New Roman" w:hAnsi="Times New Roman" w:cs="Times New Roman"/>
-          <w:sz w:val="28"/>
-          <w:szCs w:val="28"/>
-          <w:lang w:val="en-US"/>
-        </w:rPr>
-        <w:t xml:space="preserve">) REFERENCES </w:t>
-      </w:r>
-      <w:r>
-        <w:rPr>
-          <w:rFonts w:ascii="Times New Roman" w:hAnsi="Times New Roman" w:cs="Times New Roman"/>
-          <w:sz w:val="28"/>
-          <w:szCs w:val="28"/>
-          <w:lang w:val="en-US"/>
-        </w:rPr>
-        <w:t>Artist</w:t>
-      </w:r>
-      <w:r>
-        <w:rPr>
-          <w:rFonts w:ascii="Times New Roman" w:hAnsi="Times New Roman" w:cs="Times New Roman"/>
-          <w:sz w:val="28"/>
-          <w:szCs w:val="28"/>
-          <w:lang w:val="en-US"/>
-        </w:rPr>
-        <w:t>(id)</w:t>
-      </w:r>
-    </w:p>
-    <w:p>
-      <w:pPr>
-        <w:pStyle w:val="a7"/>
-        <w:numPr>
-          <w:ilvl w:val="0"/>
-          <w:numId w:val="2"/>
-        </w:numPr>
-        <w:rPr>
-          <w:rFonts w:ascii="Times New Roman" w:hAnsi="Times New Roman" w:cs="Times New Roman"/>
-          <w:b/>
-          <w:bCs/>
-          <w:sz w:val="28"/>
-          <w:szCs w:val="28"/>
-          <w:lang w:val="en-US"/>
-        </w:rPr>
-      </w:pPr>
-      <w:r>
-        <w:rPr>
-          <w:rFonts w:ascii="Times New Roman" w:hAnsi="Times New Roman" w:cs="Times New Roman"/>
-          <w:b/>
-          <w:bCs/>
-          <w:sz w:val="28"/>
-          <w:szCs w:val="28"/>
-          <w:lang w:val="en-US"/>
-        </w:rPr>
-        <w:t xml:space="preserve">Table Name: </w:t>
-      </w:r>
-      <w:proofErr w:type="spellStart"/>
-      <w:r>
-        <w:rPr>
-          <w:rFonts w:ascii="Times New Roman" w:hAnsi="Times New Roman" w:cs="Times New Roman"/>
-          <w:b/>
-          <w:bCs/>
-          <w:sz w:val="28"/>
-          <w:szCs w:val="28"/>
-        </w:rPr>
-        <w:t>album_</w:t>
-      </w:r>
-      <w:r>
-        <w:rPr>
-          <w:rFonts w:ascii="Times New Roman" w:hAnsi="Times New Roman" w:cs="Times New Roman"/>
-          <w:b/>
-          <w:bCs/>
-          <w:sz w:val="28"/>
-          <w:szCs w:val="28"/>
-        </w:rPr>
-        <w:t>genre</w:t>
-      </w:r>
-      <w:proofErr w:type="spellEnd"/>
-    </w:p>
-    <w:p>
-      <w:pPr>
-        <w:pStyle w:val="a7"/>
-        <w:numPr>
-          <w:ilvl w:val="1"/>
-          <w:numId w:val="2"/>
-        </w:numPr>
-        <w:rPr>
-          <w:rFonts w:ascii="Times New Roman" w:hAnsi="Times New Roman" w:cs="Times New Roman"/>
-          <w:sz w:val="28"/>
-          <w:szCs w:val="28"/>
-        </w:rPr>
-      </w:pPr>
-      <w:r>
-        <w:rPr>
-          <w:rFonts w:ascii="Times New Roman" w:hAnsi="Times New Roman" w:cs="Times New Roman"/>
-          <w:sz w:val="28"/>
-          <w:szCs w:val="28"/>
-          <w:lang w:val="en-US"/>
-        </w:rPr>
-        <w:t>Description</w:t>
-      </w:r>
-      <w:r>
-        <w:rPr>
-          <w:rFonts w:ascii="Times New Roman" w:hAnsi="Times New Roman" w:cs="Times New Roman"/>
-          <w:sz w:val="28"/>
-          <w:szCs w:val="28"/>
-          <w:lang w:val="ru-RU"/>
-        </w:rPr>
         <w:t xml:space="preserve">: </w:t>
       </w:r>
       <w:r>
@@ -3213,129 +3295,9 @@
           <w:rFonts w:ascii="Times New Roman" w:hAnsi="Times New Roman" w:cs="Times New Roman"/>
           <w:sz w:val="28"/>
           <w:szCs w:val="28"/>
-        </w:rPr>
-        <w:t xml:space="preserve">Связующая таблица для связи многие-ко-многим между альбомами и </w:t>
-      </w:r>
-      <w:r>
-        <w:rPr>
-          <w:rFonts w:ascii="Times New Roman" w:hAnsi="Times New Roman" w:cs="Times New Roman"/>
-          <w:sz w:val="28"/>
-          <w:szCs w:val="28"/>
-          <w:lang w:val="ru-RU"/>
-        </w:rPr>
-        <w:t>жанрами</w:t>
-      </w:r>
-      <w:r>
-        <w:rPr>
-          <w:rFonts w:ascii="Times New Roman" w:hAnsi="Times New Roman" w:cs="Times New Roman"/>
-          <w:sz w:val="28"/>
-          <w:szCs w:val="28"/>
-        </w:rPr>
-        <w:t>.</w:t>
-      </w:r>
-    </w:p>
-    <w:p>
-      <w:pPr>
-        <w:pStyle w:val="a7"/>
-        <w:numPr>
-          <w:ilvl w:val="1"/>
-          <w:numId w:val="2"/>
-        </w:numPr>
-        <w:rPr>
-          <w:rFonts w:ascii="Times New Roman" w:hAnsi="Times New Roman" w:cs="Times New Roman"/>
-          <w:sz w:val="28"/>
-          <w:szCs w:val="28"/>
-          <w:lang w:val="en-US"/>
-        </w:rPr>
-      </w:pPr>
-      <w:r>
-        <w:rPr>
-          <w:rFonts w:ascii="Times New Roman" w:hAnsi="Times New Roman" w:cs="Times New Roman"/>
-          <w:sz w:val="28"/>
-          <w:szCs w:val="28"/>
-          <w:lang w:val="en-US"/>
-        </w:rPr>
-        <w:t>Attributes</w:t>
-      </w:r>
-      <w:r>
-        <w:rPr>
-          <w:rFonts w:ascii="Times New Roman" w:hAnsi="Times New Roman" w:cs="Times New Roman"/>
-          <w:sz w:val="28"/>
-          <w:szCs w:val="28"/>
-          <w:lang w:val="ru-RU"/>
-        </w:rPr>
-        <w:t>:</w:t>
-      </w:r>
-    </w:p>
-    <w:p>
-      <w:pPr>
-        <w:pStyle w:val="a7"/>
-        <w:numPr>
-          <w:ilvl w:val="2"/>
-          <w:numId w:val="2"/>
-        </w:numPr>
-        <w:rPr>
-          <w:rFonts w:ascii="Times New Roman" w:hAnsi="Times New Roman" w:cs="Times New Roman"/>
-          <w:sz w:val="28"/>
-          <w:szCs w:val="28"/>
-          <w:lang w:val="en-US"/>
-        </w:rPr>
-      </w:pPr>
-      <w:proofErr w:type="spellStart"/>
-      <w:r>
-        <w:rPr>
-          <w:rFonts w:ascii="Times New Roman" w:hAnsi="Times New Roman" w:cs="Times New Roman"/>
-          <w:sz w:val="28"/>
-          <w:szCs w:val="28"/>
-          <w:lang w:val="en-US"/>
-        </w:rPr>
-        <w:t>album_</w:t>
-      </w:r>
-      <w:r>
-        <w:rPr>
-          <w:rFonts w:ascii="Times New Roman" w:hAnsi="Times New Roman" w:cs="Times New Roman"/>
-          <w:sz w:val="28"/>
-          <w:szCs w:val="28"/>
-          <w:lang w:val="en-US"/>
-        </w:rPr>
-        <w:t>id</w:t>
-      </w:r>
-      <w:proofErr w:type="spellEnd"/>
-      <w:r>
-        <w:rPr>
-          <w:rFonts w:ascii="Times New Roman" w:hAnsi="Times New Roman" w:cs="Times New Roman"/>
-          <w:sz w:val="28"/>
-          <w:szCs w:val="28"/>
-          <w:lang w:val="en-US"/>
-        </w:rPr>
-        <w:t xml:space="preserve">: </w:t>
-      </w:r>
-      <w:r>
-        <w:rPr>
-          <w:rFonts w:ascii="Times New Roman" w:hAnsi="Times New Roman" w:cs="Times New Roman"/>
-          <w:sz w:val="28"/>
-          <w:szCs w:val="28"/>
-          <w:lang w:val="en-US"/>
-        </w:rPr>
-        <w:t xml:space="preserve">INTEGER, NOT NULL, FK (REFERENCES </w:t>
-      </w:r>
-      <w:r>
-        <w:rPr>
-          <w:rFonts w:ascii="Times New Roman" w:hAnsi="Times New Roman" w:cs="Times New Roman"/>
-          <w:sz w:val="28"/>
-          <w:szCs w:val="28"/>
-          <w:lang w:val="en-US"/>
-        </w:rPr>
-        <w:t>A</w:t>
-      </w:r>
-      <w:r>
-        <w:rPr>
-          <w:rFonts w:ascii="Times New Roman" w:hAnsi="Times New Roman" w:cs="Times New Roman"/>
-          <w:sz w:val="28"/>
-          <w:szCs w:val="28"/>
-          <w:lang w:val="en-US"/>
-        </w:rPr>
-        <w:t>lbum)</w:t>
+          <w:lang w:val="en-US"/>
+        </w:rPr>
+        <w:t>INTEGER, NOT NULL, FK (REFERENCES Album)</w:t>
       </w:r>
     </w:p>
     <w:p>
@@ -3976,16 +3938,623 @@
           <w:szCs w:val="28"/>
           <w:lang w:val="en-US"/>
         </w:rPr>
+        <w:t>track_</w:t>
+      </w:r>
+      <w:r>
+        <w:rPr>
+          <w:rFonts w:ascii="Times New Roman" w:hAnsi="Times New Roman" w:cs="Times New Roman"/>
+          <w:sz w:val="28"/>
+          <w:szCs w:val="28"/>
+          <w:lang w:val="en-US"/>
+        </w:rPr>
+        <w:t>id</w:t>
+      </w:r>
+      <w:proofErr w:type="spellEnd"/>
+      <w:r>
+        <w:rPr>
+          <w:rFonts w:ascii="Times New Roman" w:hAnsi="Times New Roman" w:cs="Times New Roman"/>
+          <w:sz w:val="28"/>
+          <w:szCs w:val="28"/>
+          <w:lang w:val="en-US"/>
+        </w:rPr>
+        <w:t xml:space="preserve">: </w:t>
+      </w:r>
+      <w:r>
+        <w:rPr>
+          <w:rFonts w:ascii="Times New Roman" w:hAnsi="Times New Roman" w:cs="Times New Roman"/>
+          <w:sz w:val="28"/>
+          <w:szCs w:val="28"/>
+          <w:lang w:val="en-US"/>
+        </w:rPr>
+        <w:t>INTEGER, NOT NULL, FK (REFERENCES Track)</w:t>
+      </w:r>
+    </w:p>
+    <w:p>
+      <w:pPr>
+        <w:pStyle w:val="a7"/>
+        <w:numPr>
+          <w:ilvl w:val="2"/>
+          <w:numId w:val="2"/>
+        </w:numPr>
+        <w:rPr>
+          <w:rFonts w:ascii="Times New Roman" w:hAnsi="Times New Roman" w:cs="Times New Roman"/>
+          <w:sz w:val="28"/>
+          <w:szCs w:val="28"/>
+          <w:lang w:val="en-US"/>
+        </w:rPr>
+      </w:pPr>
+      <w:proofErr w:type="spellStart"/>
+      <w:r>
+        <w:rPr>
+          <w:rFonts w:ascii="Times New Roman" w:hAnsi="Times New Roman" w:cs="Times New Roman"/>
+          <w:sz w:val="28"/>
+          <w:szCs w:val="28"/>
+          <w:lang w:val="en-US"/>
+        </w:rPr>
+        <w:t>genre</w:t>
+      </w:r>
+      <w:r>
+        <w:rPr>
+          <w:rFonts w:ascii="Times New Roman" w:hAnsi="Times New Roman" w:cs="Times New Roman"/>
+          <w:sz w:val="28"/>
+          <w:szCs w:val="28"/>
+          <w:lang w:val="en-US"/>
+        </w:rPr>
+        <w:t>_id</w:t>
+      </w:r>
+      <w:proofErr w:type="spellEnd"/>
+      <w:r>
+        <w:rPr>
+          <w:rFonts w:ascii="Times New Roman" w:hAnsi="Times New Roman" w:cs="Times New Roman"/>
+          <w:sz w:val="28"/>
+          <w:szCs w:val="28"/>
+          <w:lang w:val="en-US"/>
+        </w:rPr>
+        <w:t xml:space="preserve">: </w:t>
+      </w:r>
+      <w:r>
+        <w:rPr>
+          <w:rFonts w:ascii="Times New Roman" w:hAnsi="Times New Roman" w:cs="Times New Roman"/>
+          <w:sz w:val="28"/>
+          <w:szCs w:val="28"/>
+          <w:lang w:val="en-US"/>
+        </w:rPr>
+        <w:t>INTEGER, NOT NULL, FK (REFERENCES Genre)</w:t>
+      </w:r>
+    </w:p>
+    <w:p>
+      <w:pPr>
+        <w:pStyle w:val="a7"/>
+        <w:numPr>
+          <w:ilvl w:val="1"/>
+          <w:numId w:val="2"/>
+        </w:numPr>
+        <w:rPr>
+          <w:rFonts w:ascii="Times New Roman" w:hAnsi="Times New Roman" w:cs="Times New Roman"/>
+          <w:sz w:val="28"/>
+          <w:szCs w:val="28"/>
+          <w:lang w:val="en-US"/>
+        </w:rPr>
+      </w:pPr>
+      <w:r>
+        <w:rPr>
+          <w:rFonts w:ascii="Times New Roman" w:hAnsi="Times New Roman" w:cs="Times New Roman"/>
+          <w:sz w:val="28"/>
+          <w:szCs w:val="28"/>
+          <w:lang w:val="en-US"/>
+        </w:rPr>
+        <w:t>Constraints:</w:t>
+      </w:r>
+    </w:p>
+    <w:p>
+      <w:pPr>
+        <w:pStyle w:val="a7"/>
+        <w:numPr>
+          <w:ilvl w:val="2"/>
+          <w:numId w:val="2"/>
+        </w:numPr>
+        <w:rPr>
+          <w:rFonts w:ascii="Times New Roman" w:hAnsi="Times New Roman" w:cs="Times New Roman"/>
+          <w:sz w:val="28"/>
+          <w:szCs w:val="28"/>
+          <w:lang w:val="en-US"/>
+        </w:rPr>
+      </w:pPr>
+      <w:r>
+        <w:rPr>
+          <w:rFonts w:ascii="Times New Roman" w:hAnsi="Times New Roman" w:cs="Times New Roman"/>
+          <w:sz w:val="28"/>
+          <w:szCs w:val="28"/>
+          <w:lang w:val="en-US"/>
+        </w:rPr>
+        <w:t>PK_</w:t>
+      </w:r>
+      <w:r>
+        <w:rPr>
+          <w:rFonts w:ascii="Times New Roman" w:hAnsi="Times New Roman" w:cs="Times New Roman"/>
+          <w:sz w:val="28"/>
+          <w:szCs w:val="28"/>
+          <w:lang w:val="en-US"/>
+        </w:rPr>
+        <w:t>TRACK_</w:t>
+      </w:r>
+      <w:r>
+        <w:t xml:space="preserve"> </w:t>
+      </w:r>
+      <w:r>
+        <w:rPr>
+          <w:rFonts w:ascii="Times New Roman" w:hAnsi="Times New Roman" w:cs="Times New Roman"/>
+          <w:sz w:val="28"/>
+          <w:szCs w:val="28"/>
+          <w:lang w:val="en-US"/>
+        </w:rPr>
+        <w:t xml:space="preserve">GENRE: </w:t>
+      </w:r>
+      <w:r>
+        <w:rPr>
+          <w:rFonts w:ascii="Times New Roman" w:hAnsi="Times New Roman" w:cs="Times New Roman"/>
+          <w:sz w:val="28"/>
+          <w:szCs w:val="28"/>
+          <w:lang w:val="en-US"/>
+        </w:rPr>
+        <w:t>PRIMARY KEY (</w:t>
+      </w:r>
+      <w:proofErr w:type="spellStart"/>
+      <w:r>
+        <w:rPr>
+          <w:rFonts w:ascii="Times New Roman" w:hAnsi="Times New Roman" w:cs="Times New Roman"/>
+          <w:sz w:val="28"/>
+          <w:szCs w:val="28"/>
+          <w:lang w:val="en-US"/>
+        </w:rPr>
+        <w:t>track_id</w:t>
+      </w:r>
+      <w:proofErr w:type="spellEnd"/>
+      <w:r>
+        <w:rPr>
+          <w:rFonts w:ascii="Times New Roman" w:hAnsi="Times New Roman" w:cs="Times New Roman"/>
+          <w:sz w:val="28"/>
+          <w:szCs w:val="28"/>
+          <w:lang w:val="en-US"/>
+        </w:rPr>
+        <w:t xml:space="preserve">, </w:t>
+      </w:r>
+      <w:proofErr w:type="spellStart"/>
+      <w:r>
+        <w:rPr>
+          <w:rFonts w:ascii="Times New Roman" w:hAnsi="Times New Roman" w:cs="Times New Roman"/>
+          <w:sz w:val="28"/>
+          <w:szCs w:val="28"/>
+        </w:rPr>
+        <w:t>genre</w:t>
+      </w:r>
+      <w:proofErr w:type="spellEnd"/>
+      <w:r>
+        <w:rPr>
+          <w:rFonts w:ascii="Times New Roman" w:hAnsi="Times New Roman" w:cs="Times New Roman"/>
+          <w:sz w:val="28"/>
+          <w:szCs w:val="28"/>
+          <w:lang w:val="en-US"/>
+        </w:rPr>
+        <w:t>_id</w:t>
+      </w:r>
+      <w:r>
+        <w:rPr>
+          <w:rFonts w:ascii="Times New Roman" w:hAnsi="Times New Roman" w:cs="Times New Roman"/>
+          <w:sz w:val="28"/>
+          <w:szCs w:val="28"/>
+          <w:lang w:val="en-US"/>
+        </w:rPr>
+        <w:t>)</w:t>
+      </w:r>
+    </w:p>
+    <w:p>
+      <w:pPr>
+        <w:pStyle w:val="a7"/>
+        <w:numPr>
+          <w:ilvl w:val="2"/>
+          <w:numId w:val="2"/>
+        </w:numPr>
+        <w:rPr>
+          <w:rFonts w:ascii="Times New Roman" w:hAnsi="Times New Roman" w:cs="Times New Roman"/>
+          <w:sz w:val="28"/>
+          <w:szCs w:val="28"/>
+          <w:lang w:val="en-US"/>
+        </w:rPr>
+      </w:pPr>
+      <w:r>
+        <w:rPr>
+          <w:rFonts w:ascii="Times New Roman" w:hAnsi="Times New Roman" w:cs="Times New Roman"/>
+          <w:sz w:val="28"/>
+          <w:szCs w:val="28"/>
+          <w:lang w:val="en-US"/>
+        </w:rPr>
+        <w:t>FK_</w:t>
+      </w:r>
+      <w:r>
+        <w:rPr>
+          <w:rFonts w:ascii="Times New Roman" w:hAnsi="Times New Roman" w:cs="Times New Roman"/>
+          <w:sz w:val="28"/>
+          <w:szCs w:val="28"/>
+          <w:lang w:val="en-US"/>
+        </w:rPr>
+        <w:t xml:space="preserve"> </w:t>
+      </w:r>
+      <w:r>
+        <w:rPr>
+          <w:rFonts w:ascii="Times New Roman" w:hAnsi="Times New Roman" w:cs="Times New Roman"/>
+          <w:sz w:val="28"/>
+          <w:szCs w:val="28"/>
+          <w:lang w:val="en-US"/>
+        </w:rPr>
+        <w:t>TRACK_</w:t>
+      </w:r>
+      <w:r>
+        <w:rPr>
+          <w:rFonts w:ascii="Times New Roman" w:hAnsi="Times New Roman" w:cs="Times New Roman"/>
+          <w:sz w:val="28"/>
+          <w:szCs w:val="28"/>
+          <w:lang w:val="en-US"/>
+        </w:rPr>
+        <w:t xml:space="preserve"> </w:t>
+      </w:r>
+      <w:r>
+        <w:rPr>
+          <w:rFonts w:ascii="Times New Roman" w:hAnsi="Times New Roman" w:cs="Times New Roman"/>
+          <w:sz w:val="28"/>
+          <w:szCs w:val="28"/>
+          <w:lang w:val="en-US"/>
+        </w:rPr>
+        <w:t>GENRE_TRACK</w:t>
+      </w:r>
+      <w:r>
+        <w:rPr>
+          <w:rFonts w:ascii="Times New Roman" w:hAnsi="Times New Roman" w:cs="Times New Roman"/>
+          <w:sz w:val="28"/>
+          <w:szCs w:val="28"/>
+          <w:lang w:val="en-US"/>
+        </w:rPr>
+        <w:t>: FOREIGN KEY (</w:t>
+      </w:r>
+      <w:proofErr w:type="spellStart"/>
+      <w:r>
+        <w:rPr>
+          <w:rFonts w:ascii="Times New Roman" w:hAnsi="Times New Roman" w:cs="Times New Roman"/>
+          <w:sz w:val="28"/>
+          <w:szCs w:val="28"/>
+          <w:lang w:val="en-US"/>
+        </w:rPr>
+        <w:t>track_id</w:t>
+      </w:r>
+      <w:proofErr w:type="spellEnd"/>
+      <w:r>
+        <w:rPr>
+          <w:rFonts w:ascii="Times New Roman" w:hAnsi="Times New Roman" w:cs="Times New Roman"/>
+          <w:sz w:val="28"/>
+          <w:szCs w:val="28"/>
+          <w:lang w:val="en-US"/>
+        </w:rPr>
+        <w:t xml:space="preserve">) REFERENCES </w:t>
+      </w:r>
+      <w:r>
+        <w:rPr>
+          <w:rFonts w:ascii="Times New Roman" w:hAnsi="Times New Roman" w:cs="Times New Roman"/>
+          <w:sz w:val="28"/>
+          <w:szCs w:val="28"/>
+          <w:lang w:val="en-US"/>
+        </w:rPr>
+        <w:t>Track</w:t>
+      </w:r>
+      <w:r>
+        <w:rPr>
+          <w:rFonts w:ascii="Times New Roman" w:hAnsi="Times New Roman" w:cs="Times New Roman"/>
+          <w:sz w:val="28"/>
+          <w:szCs w:val="28"/>
+          <w:lang w:val="en-US"/>
+        </w:rPr>
+        <w:t>(id)</w:t>
+      </w:r>
+    </w:p>
+    <w:p>
+      <w:pPr>
+        <w:pStyle w:val="a7"/>
+        <w:numPr>
+          <w:ilvl w:val="2"/>
+          <w:numId w:val="2"/>
+        </w:numPr>
+        <w:rPr>
+          <w:rFonts w:ascii="Times New Roman" w:hAnsi="Times New Roman" w:cs="Times New Roman"/>
+          <w:sz w:val="28"/>
+          <w:szCs w:val="28"/>
+          <w:lang w:val="en-US"/>
+        </w:rPr>
+      </w:pPr>
+      <w:r>
+        <w:rPr>
+          <w:rFonts w:ascii="Times New Roman" w:hAnsi="Times New Roman" w:cs="Times New Roman"/>
+          <w:sz w:val="28"/>
+          <w:szCs w:val="28"/>
+          <w:lang w:val="en-US"/>
+        </w:rPr>
+        <w:t>FK_</w:t>
+      </w:r>
+      <w:r>
+        <w:rPr>
+          <w:rFonts w:ascii="Times New Roman" w:hAnsi="Times New Roman" w:cs="Times New Roman"/>
+          <w:sz w:val="28"/>
+          <w:szCs w:val="28"/>
+          <w:lang w:val="en-US"/>
+        </w:rPr>
+        <w:t xml:space="preserve"> </w:t>
+      </w:r>
+      <w:r>
+        <w:rPr>
+          <w:rFonts w:ascii="Times New Roman" w:hAnsi="Times New Roman" w:cs="Times New Roman"/>
+          <w:sz w:val="28"/>
+          <w:szCs w:val="28"/>
+          <w:lang w:val="en-US"/>
+        </w:rPr>
+        <w:t>TRACK _GENRE_GENRE</w:t>
+      </w:r>
+      <w:r>
+        <w:rPr>
+          <w:rFonts w:ascii="Times New Roman" w:hAnsi="Times New Roman" w:cs="Times New Roman"/>
+          <w:sz w:val="28"/>
+          <w:szCs w:val="28"/>
+          <w:lang w:val="en-US"/>
+        </w:rPr>
+        <w:t>: FOREIGN KEY (</w:t>
+      </w:r>
+      <w:proofErr w:type="spellStart"/>
+      <w:r>
+        <w:rPr>
+          <w:rFonts w:ascii="Times New Roman" w:hAnsi="Times New Roman" w:cs="Times New Roman"/>
+          <w:sz w:val="28"/>
+          <w:szCs w:val="28"/>
+          <w:lang w:val="en-US"/>
+        </w:rPr>
+        <w:t>genre</w:t>
+      </w:r>
+      <w:r>
+        <w:rPr>
+          <w:rFonts w:ascii="Times New Roman" w:hAnsi="Times New Roman" w:cs="Times New Roman"/>
+          <w:sz w:val="28"/>
+          <w:szCs w:val="28"/>
+          <w:lang w:val="en-US"/>
+        </w:rPr>
+        <w:t>_id</w:t>
+      </w:r>
+      <w:proofErr w:type="spellEnd"/>
+      <w:r>
+        <w:rPr>
+          <w:rFonts w:ascii="Times New Roman" w:hAnsi="Times New Roman" w:cs="Times New Roman"/>
+          <w:sz w:val="28"/>
+          <w:szCs w:val="28"/>
+          <w:lang w:val="en-US"/>
+        </w:rPr>
+        <w:t xml:space="preserve">) REFERENCES </w:t>
+      </w:r>
+      <w:r>
+        <w:rPr>
+          <w:rFonts w:ascii="Times New Roman" w:hAnsi="Times New Roman" w:cs="Times New Roman"/>
+          <w:sz w:val="28"/>
+          <w:szCs w:val="28"/>
+          <w:lang w:val="en-US"/>
+        </w:rPr>
+        <w:t>Genre</w:t>
+      </w:r>
+      <w:r>
+        <w:rPr>
+          <w:rFonts w:ascii="Times New Roman" w:hAnsi="Times New Roman" w:cs="Times New Roman"/>
+          <w:sz w:val="28"/>
+          <w:szCs w:val="28"/>
+          <w:lang w:val="en-US"/>
+        </w:rPr>
+        <w:t>(id)</w:t>
+      </w:r>
+    </w:p>
+    <w:p>
+      <w:pPr>
+        <w:pStyle w:val="a7"/>
+        <w:numPr>
+          <w:ilvl w:val="0"/>
+          <w:numId w:val="2"/>
+        </w:numPr>
+        <w:rPr>
+          <w:rFonts w:ascii="Times New Roman" w:hAnsi="Times New Roman" w:cs="Times New Roman"/>
+          <w:b/>
+          <w:bCs/>
+          <w:sz w:val="28"/>
+          <w:szCs w:val="28"/>
+          <w:lang w:val="en-US"/>
+        </w:rPr>
+      </w:pPr>
+      <w:r>
+        <w:rPr>
+          <w:rFonts w:ascii="Times New Roman" w:hAnsi="Times New Roman" w:cs="Times New Roman"/>
+          <w:b/>
+          <w:bCs/>
+          <w:sz w:val="28"/>
+          <w:szCs w:val="28"/>
+          <w:lang w:val="en-US"/>
+        </w:rPr>
+        <w:t xml:space="preserve"> </w:t>
+      </w:r>
+      <w:r>
+        <w:rPr>
+          <w:rFonts w:ascii="Times New Roman" w:hAnsi="Times New Roman" w:cs="Times New Roman"/>
+          <w:b/>
+          <w:bCs/>
+          <w:sz w:val="28"/>
+          <w:szCs w:val="28"/>
+          <w:lang w:val="en-US"/>
+        </w:rPr>
+        <w:t xml:space="preserve">Table Name: </w:t>
+      </w:r>
+      <w:r>
+        <w:rPr>
+          <w:rFonts w:ascii="Times New Roman" w:hAnsi="Times New Roman" w:cs="Times New Roman"/>
+          <w:b/>
+          <w:bCs/>
+          <w:sz w:val="28"/>
+          <w:szCs w:val="28"/>
+          <w:lang w:val="en-US"/>
+        </w:rPr>
+        <w:t>playlist</w:t>
+      </w:r>
+      <w:r>
+        <w:rPr>
+          <w:rFonts w:ascii="Times New Roman" w:hAnsi="Times New Roman" w:cs="Times New Roman"/>
+          <w:b/>
+          <w:bCs/>
+          <w:sz w:val="28"/>
+          <w:szCs w:val="28"/>
+        </w:rPr>
+        <w:t>_</w:t>
+      </w:r>
+      <w:proofErr w:type="spellStart"/>
+      <w:r>
+        <w:rPr>
+          <w:rFonts w:ascii="Times New Roman" w:hAnsi="Times New Roman" w:cs="Times New Roman"/>
+          <w:b/>
+          <w:bCs/>
+          <w:sz w:val="28"/>
+          <w:szCs w:val="28"/>
+        </w:rPr>
         <w:t>track</w:t>
       </w:r>
-      <w:r>
-        <w:rPr>
-          <w:rFonts w:ascii="Times New Roman" w:hAnsi="Times New Roman" w:cs="Times New Roman"/>
-          <w:sz w:val="28"/>
-          <w:szCs w:val="28"/>
-          <w:lang w:val="en-US"/>
-        </w:rPr>
-        <w:t>_</w:t>
+      <w:proofErr w:type="spellEnd"/>
+    </w:p>
+    <w:p>
+      <w:pPr>
+        <w:pStyle w:val="a7"/>
+        <w:numPr>
+          <w:ilvl w:val="1"/>
+          <w:numId w:val="2"/>
+        </w:numPr>
+        <w:rPr>
+          <w:rFonts w:ascii="Times New Roman" w:hAnsi="Times New Roman" w:cs="Times New Roman"/>
+          <w:sz w:val="28"/>
+          <w:szCs w:val="28"/>
+        </w:rPr>
+      </w:pPr>
+      <w:r>
+        <w:rPr>
+          <w:rFonts w:ascii="Times New Roman" w:hAnsi="Times New Roman" w:cs="Times New Roman"/>
+          <w:sz w:val="28"/>
+          <w:szCs w:val="28"/>
+          <w:lang w:val="en-US"/>
+        </w:rPr>
+        <w:t>Description</w:t>
+      </w:r>
+      <w:r>
+        <w:rPr>
+          <w:rFonts w:ascii="Times New Roman" w:hAnsi="Times New Roman" w:cs="Times New Roman"/>
+          <w:sz w:val="28"/>
+          <w:szCs w:val="28"/>
+          <w:lang w:val="ru-RU"/>
+        </w:rPr>
+        <w:t xml:space="preserve">: </w:t>
+      </w:r>
+      <w:r>
+        <w:rPr>
+          <w:rFonts w:ascii="Times New Roman" w:hAnsi="Times New Roman" w:cs="Times New Roman"/>
+          <w:sz w:val="28"/>
+          <w:szCs w:val="28"/>
+        </w:rPr>
+        <w:t xml:space="preserve">Связующая таблица для связи многие-ко-многим между </w:t>
+      </w:r>
+      <w:r>
+        <w:rPr>
+          <w:rFonts w:ascii="Times New Roman" w:hAnsi="Times New Roman" w:cs="Times New Roman"/>
+          <w:sz w:val="28"/>
+          <w:szCs w:val="28"/>
+          <w:lang w:val="ru-RU"/>
+        </w:rPr>
+        <w:t>плейлистами</w:t>
+      </w:r>
+      <w:r>
+        <w:rPr>
+          <w:rFonts w:ascii="Times New Roman" w:hAnsi="Times New Roman" w:cs="Times New Roman"/>
+          <w:sz w:val="28"/>
+          <w:szCs w:val="28"/>
+        </w:rPr>
+        <w:t xml:space="preserve"> и </w:t>
+      </w:r>
+      <w:r>
+        <w:rPr>
+          <w:rFonts w:ascii="Times New Roman" w:hAnsi="Times New Roman" w:cs="Times New Roman"/>
+          <w:sz w:val="28"/>
+          <w:szCs w:val="28"/>
+          <w:lang w:val="ru-RU"/>
+        </w:rPr>
+        <w:t>треками</w:t>
+      </w:r>
+      <w:r>
+        <w:rPr>
+          <w:rFonts w:ascii="Times New Roman" w:hAnsi="Times New Roman" w:cs="Times New Roman"/>
+          <w:sz w:val="28"/>
+          <w:szCs w:val="28"/>
+        </w:rPr>
+        <w:t>.</w:t>
+      </w:r>
+    </w:p>
+    <w:p>
+      <w:pPr>
+        <w:pStyle w:val="a7"/>
+        <w:numPr>
+          <w:ilvl w:val="1"/>
+          <w:numId w:val="2"/>
+        </w:numPr>
+        <w:rPr>
+          <w:rFonts w:ascii="Times New Roman" w:hAnsi="Times New Roman" w:cs="Times New Roman"/>
+          <w:sz w:val="28"/>
+          <w:szCs w:val="28"/>
+          <w:lang w:val="en-US"/>
+        </w:rPr>
+      </w:pPr>
+      <w:r>
+        <w:rPr>
+          <w:rFonts w:ascii="Times New Roman" w:hAnsi="Times New Roman" w:cs="Times New Roman"/>
+          <w:sz w:val="28"/>
+          <w:szCs w:val="28"/>
+          <w:lang w:val="en-US"/>
+        </w:rPr>
+        <w:t>Attributes</w:t>
+      </w:r>
+      <w:r>
+        <w:rPr>
+          <w:rFonts w:ascii="Times New Roman" w:hAnsi="Times New Roman" w:cs="Times New Roman"/>
+          <w:sz w:val="28"/>
+          <w:szCs w:val="28"/>
+          <w:lang w:val="ru-RU"/>
+        </w:rPr>
+        <w:t>:</w:t>
+      </w:r>
+    </w:p>
+    <w:p>
+      <w:pPr>
+        <w:pStyle w:val="a7"/>
+        <w:numPr>
+          <w:ilvl w:val="2"/>
+          <w:numId w:val="2"/>
+        </w:numPr>
+        <w:rPr>
+          <w:rFonts w:ascii="Times New Roman" w:hAnsi="Times New Roman" w:cs="Times New Roman"/>
+          <w:sz w:val="28"/>
+          <w:szCs w:val="28"/>
+          <w:lang w:val="en-US"/>
+        </w:rPr>
+      </w:pPr>
+      <w:proofErr w:type="spellStart"/>
+      <w:r>
+        <w:rPr>
+          <w:rFonts w:ascii="Times New Roman" w:hAnsi="Times New Roman" w:cs="Times New Roman"/>
+          <w:sz w:val="28"/>
+          <w:szCs w:val="28"/>
+          <w:lang w:val="en-US"/>
+        </w:rPr>
+        <w:t>playlist_</w:t>
       </w:r>
       <w:r>
         <w:rPr>
@@ -4013,17 +4582,161 @@
           <w:szCs w:val="28"/>
           <w:lang w:val="en-US"/>
         </w:rPr>
-        <w:t xml:space="preserve">INTEGER, NOT NULL, FK (REFERENCES </w:t>
-      </w:r>
-      <w:r>
-        <w:rPr>
-          <w:rFonts w:ascii="Times New Roman" w:hAnsi="Times New Roman" w:cs="Times New Roman"/>
-          <w:sz w:val="28"/>
-          <w:szCs w:val="28"/>
-          <w:lang w:val="en-US"/>
-        </w:rPr>
-        <w:t>Track</w:t>
-      </w:r>
+        <w:t>INTEGER, NOT NULL, FK (REFERENCES Playlist)</w:t>
+      </w:r>
+    </w:p>
+    <w:p>
+      <w:pPr>
+        <w:pStyle w:val="a7"/>
+        <w:numPr>
+          <w:ilvl w:val="2"/>
+          <w:numId w:val="2"/>
+        </w:numPr>
+        <w:rPr>
+          <w:rFonts w:ascii="Times New Roman" w:hAnsi="Times New Roman" w:cs="Times New Roman"/>
+          <w:sz w:val="28"/>
+          <w:szCs w:val="28"/>
+          <w:lang w:val="en-US"/>
+        </w:rPr>
+      </w:pPr>
+      <w:proofErr w:type="spellStart"/>
+      <w:r>
+        <w:rPr>
+          <w:rFonts w:ascii="Times New Roman" w:hAnsi="Times New Roman" w:cs="Times New Roman"/>
+          <w:sz w:val="28"/>
+          <w:szCs w:val="28"/>
+          <w:lang w:val="en-US"/>
+        </w:rPr>
+        <w:t>track_id</w:t>
+      </w:r>
+      <w:proofErr w:type="spellEnd"/>
+      <w:r>
+        <w:rPr>
+          <w:rFonts w:ascii="Times New Roman" w:hAnsi="Times New Roman" w:cs="Times New Roman"/>
+          <w:sz w:val="28"/>
+          <w:szCs w:val="28"/>
+          <w:lang w:val="en-US"/>
+        </w:rPr>
+        <w:t xml:space="preserve">: </w:t>
+      </w:r>
+      <w:r>
+        <w:rPr>
+          <w:rFonts w:ascii="Times New Roman" w:hAnsi="Times New Roman" w:cs="Times New Roman"/>
+          <w:sz w:val="28"/>
+          <w:szCs w:val="28"/>
+          <w:lang w:val="en-US"/>
+        </w:rPr>
+        <w:t>INTEGER, NOT NULL, FK (REFERENCES Track)</w:t>
+      </w:r>
+    </w:p>
+    <w:p>
+      <w:pPr>
+        <w:pStyle w:val="a7"/>
+        <w:numPr>
+          <w:ilvl w:val="1"/>
+          <w:numId w:val="2"/>
+        </w:numPr>
+        <w:rPr>
+          <w:rFonts w:ascii="Times New Roman" w:hAnsi="Times New Roman" w:cs="Times New Roman"/>
+          <w:sz w:val="28"/>
+          <w:szCs w:val="28"/>
+          <w:lang w:val="en-US"/>
+        </w:rPr>
+      </w:pPr>
+      <w:r>
+        <w:rPr>
+          <w:rFonts w:ascii="Times New Roman" w:hAnsi="Times New Roman" w:cs="Times New Roman"/>
+          <w:sz w:val="28"/>
+          <w:szCs w:val="28"/>
+          <w:lang w:val="en-US"/>
+        </w:rPr>
+        <w:t>Constraints:</w:t>
+      </w:r>
+    </w:p>
+    <w:p>
+      <w:pPr>
+        <w:pStyle w:val="a7"/>
+        <w:numPr>
+          <w:ilvl w:val="2"/>
+          <w:numId w:val="2"/>
+        </w:numPr>
+        <w:rPr>
+          <w:rFonts w:ascii="Times New Roman" w:hAnsi="Times New Roman" w:cs="Times New Roman"/>
+          <w:sz w:val="28"/>
+          <w:szCs w:val="28"/>
+          <w:lang w:val="en-US"/>
+        </w:rPr>
+      </w:pPr>
+      <w:r>
+        <w:rPr>
+          <w:rFonts w:ascii="Times New Roman" w:hAnsi="Times New Roman" w:cs="Times New Roman"/>
+          <w:sz w:val="28"/>
+          <w:szCs w:val="28"/>
+          <w:lang w:val="en-US"/>
+        </w:rPr>
+        <w:t>PK_</w:t>
+      </w:r>
+      <w:r>
+        <w:rPr>
+          <w:rFonts w:ascii="Times New Roman" w:hAnsi="Times New Roman" w:cs="Times New Roman"/>
+          <w:sz w:val="28"/>
+          <w:szCs w:val="28"/>
+          <w:lang w:val="en-US"/>
+        </w:rPr>
+        <w:t>PLAYLIST_</w:t>
+      </w:r>
+      <w:r>
+        <w:t xml:space="preserve"> </w:t>
+      </w:r>
+      <w:r>
+        <w:rPr>
+          <w:rFonts w:ascii="Times New Roman" w:hAnsi="Times New Roman" w:cs="Times New Roman"/>
+          <w:sz w:val="28"/>
+          <w:szCs w:val="28"/>
+          <w:lang w:val="en-US"/>
+        </w:rPr>
+        <w:t xml:space="preserve">TRACK: </w:t>
+      </w:r>
+      <w:r>
+        <w:rPr>
+          <w:rFonts w:ascii="Times New Roman" w:hAnsi="Times New Roman" w:cs="Times New Roman"/>
+          <w:sz w:val="28"/>
+          <w:szCs w:val="28"/>
+          <w:lang w:val="en-US"/>
+        </w:rPr>
+        <w:t>PRIMARY KEY (</w:t>
+      </w:r>
+      <w:proofErr w:type="spellStart"/>
+      <w:r>
+        <w:rPr>
+          <w:rFonts w:ascii="Times New Roman" w:hAnsi="Times New Roman" w:cs="Times New Roman"/>
+          <w:sz w:val="28"/>
+          <w:szCs w:val="28"/>
+          <w:lang w:val="en-US"/>
+        </w:rPr>
+        <w:t>playlist_id</w:t>
+      </w:r>
+      <w:proofErr w:type="spellEnd"/>
+      <w:r>
+        <w:rPr>
+          <w:rFonts w:ascii="Times New Roman" w:hAnsi="Times New Roman" w:cs="Times New Roman"/>
+          <w:sz w:val="28"/>
+          <w:szCs w:val="28"/>
+          <w:lang w:val="en-US"/>
+        </w:rPr>
+        <w:t xml:space="preserve">, </w:t>
+      </w:r>
+      <w:proofErr w:type="spellStart"/>
+      <w:r>
+        <w:rPr>
+          <w:rFonts w:ascii="Times New Roman" w:hAnsi="Times New Roman" w:cs="Times New Roman"/>
+          <w:sz w:val="28"/>
+          <w:szCs w:val="28"/>
+          <w:lang w:val="en-US"/>
+        </w:rPr>
+        <w:t>track_id</w:t>
+      </w:r>
+      <w:proofErr w:type="spellEnd"/>
       <w:r>
         <w:rPr>
           <w:rFonts w:ascii="Times New Roman" w:hAnsi="Times New Roman" w:cs="Times New Roman"/>
@@ -4048,6 +4761,60 @@
           <w:lang w:val="en-US"/>
         </w:rPr>
       </w:pPr>
+      <w:r>
+        <w:rPr>
+          <w:rFonts w:ascii="Times New Roman" w:hAnsi="Times New Roman" w:cs="Times New Roman"/>
+          <w:sz w:val="28"/>
+          <w:szCs w:val="28"/>
+          <w:lang w:val="en-US"/>
+        </w:rPr>
+        <w:t>FK_</w:t>
+      </w:r>
+      <w:r>
+        <w:rPr>
+          <w:rFonts w:ascii="Times New Roman" w:hAnsi="Times New Roman" w:cs="Times New Roman"/>
+          <w:sz w:val="28"/>
+          <w:szCs w:val="28"/>
+          <w:lang w:val="en-US"/>
+        </w:rPr>
+        <w:t xml:space="preserve"> </w:t>
+      </w:r>
+      <w:r>
+        <w:rPr>
+          <w:rFonts w:ascii="Times New Roman" w:hAnsi="Times New Roman" w:cs="Times New Roman"/>
+          <w:sz w:val="28"/>
+          <w:szCs w:val="28"/>
+          <w:lang w:val="en-US"/>
+        </w:rPr>
+        <w:t>PLAYLIST_TRACK_</w:t>
+      </w:r>
+      <w:r>
+        <w:rPr>
+          <w:rFonts w:ascii="Times New Roman" w:hAnsi="Times New Roman" w:cs="Times New Roman"/>
+          <w:sz w:val="28"/>
+          <w:szCs w:val="28"/>
+          <w:lang w:val="en-US"/>
+        </w:rPr>
+        <w:t xml:space="preserve"> </w:t>
+      </w:r>
+      <w:r>
+        <w:rPr>
+          <w:rFonts w:ascii="Times New Roman" w:hAnsi="Times New Roman" w:cs="Times New Roman"/>
+          <w:sz w:val="28"/>
+          <w:szCs w:val="28"/>
+          <w:lang w:val="en-US"/>
+        </w:rPr>
+        <w:t>PLAYLIST</w:t>
+      </w:r>
+      <w:r>
+        <w:rPr>
+          <w:rFonts w:ascii="Times New Roman" w:hAnsi="Times New Roman" w:cs="Times New Roman"/>
+          <w:sz w:val="28"/>
+          <w:szCs w:val="28"/>
+          <w:lang w:val="en-US"/>
+        </w:rPr>
+        <w:t>: FOREIGN KEY (</w:t>
+      </w:r>
       <w:proofErr w:type="spellStart"/>
       <w:r>
         <w:rPr>
@@ -4056,16 +4823,7 @@
           <w:szCs w:val="28"/>
           <w:lang w:val="en-US"/>
         </w:rPr>
-        <w:t>genre</w:t>
-      </w:r>
-      <w:r>
-        <w:rPr>
-          <w:rFonts w:ascii="Times New Roman" w:hAnsi="Times New Roman" w:cs="Times New Roman"/>
-          <w:sz w:val="28"/>
-          <w:szCs w:val="28"/>
-          <w:lang w:val="en-US"/>
-        </w:rPr>
-        <w:t>_id</w:t>
+        <w:t>playlist_id</w:t>
       </w:r>
       <w:proofErr w:type="spellEnd"/>
       <w:r>
@@ -4075,40 +4833,25 @@
           <w:szCs w:val="28"/>
           <w:lang w:val="en-US"/>
         </w:rPr>
-        <w:t xml:space="preserve">: </w:t>
-      </w:r>
-      <w:r>
-        <w:rPr>
-          <w:rFonts w:ascii="Times New Roman" w:hAnsi="Times New Roman" w:cs="Times New Roman"/>
-          <w:sz w:val="28"/>
-          <w:szCs w:val="28"/>
-          <w:lang w:val="en-US"/>
-        </w:rPr>
-        <w:t>INTEGER, NOT NULL, FK (REFERENCES Genre)</w:t>
-      </w:r>
-    </w:p>
-    <w:p>
-      <w:pPr>
-        <w:pStyle w:val="a7"/>
-        <w:numPr>
-          <w:ilvl w:val="1"/>
-          <w:numId w:val="2"/>
-        </w:numPr>
-        <w:rPr>
-          <w:rFonts w:ascii="Times New Roman" w:hAnsi="Times New Roman" w:cs="Times New Roman"/>
-          <w:sz w:val="28"/>
-          <w:szCs w:val="28"/>
-          <w:lang w:val="en-US"/>
-        </w:rPr>
-      </w:pPr>
-      <w:r>
-        <w:rPr>
-          <w:rFonts w:ascii="Times New Roman" w:hAnsi="Times New Roman" w:cs="Times New Roman"/>
-          <w:sz w:val="28"/>
-          <w:szCs w:val="28"/>
-          <w:lang w:val="en-US"/>
-        </w:rPr>
-        <w:t>Constraints:</w:t>
+        <w:t xml:space="preserve">) REFERENCES </w:t>
+      </w:r>
+      <w:r>
+        <w:rPr>
+          <w:rFonts w:ascii="Times New Roman" w:hAnsi="Times New Roman" w:cs="Times New Roman"/>
+          <w:sz w:val="28"/>
+          <w:szCs w:val="28"/>
+          <w:lang w:val="en-US"/>
+        </w:rPr>
+        <w:t>Playlist</w:t>
+      </w:r>
+      <w:r>
+        <w:rPr>
+          <w:rFonts w:ascii="Times New Roman" w:hAnsi="Times New Roman" w:cs="Times New Roman"/>
+          <w:sz w:val="28"/>
+          <w:szCs w:val="28"/>
+          <w:lang w:val="en-US"/>
+        </w:rPr>
+        <w:t>(id)</w:t>
       </w:r>
     </w:p>
     <w:p>
@@ -4132,27 +4875,15 @@
           <w:szCs w:val="28"/>
           <w:lang w:val="en-US"/>
         </w:rPr>
-        <w:t>PK_</w:t>
-      </w:r>
-      <w:r>
-        <w:rPr>
-          <w:rFonts w:ascii="Times New Roman" w:hAnsi="Times New Roman" w:cs="Times New Roman"/>
-          <w:sz w:val="28"/>
-          <w:szCs w:val="28"/>
-          <w:lang w:val="en-US"/>
-        </w:rPr>
-        <w:t>TRACK</w:t>
-      </w:r>
-      <w:r>
-        <w:rPr>
-          <w:rFonts w:ascii="Times New Roman" w:hAnsi="Times New Roman" w:cs="Times New Roman"/>
-          <w:sz w:val="28"/>
-          <w:szCs w:val="28"/>
-          <w:lang w:val="en-US"/>
-        </w:rPr>
-        <w:t>_</w:t>
-      </w:r>
-      <w:r>
+        <w:t>FK_</w:t>
+      </w:r>
+      <w:r>
+        <w:rPr>
+          <w:rFonts w:ascii="Times New Roman" w:hAnsi="Times New Roman" w:cs="Times New Roman"/>
+          <w:sz w:val="28"/>
+          <w:szCs w:val="28"/>
+          <w:lang w:val="en-US"/>
+        </w:rPr>
         <w:t xml:space="preserve"> </w:t>
       </w:r>
       <w:r>
@@ -4162,16 +4893,16 @@
           <w:szCs w:val="28"/>
           <w:lang w:val="en-US"/>
         </w:rPr>
-        <w:t xml:space="preserve">GENRE: </w:t>
-      </w:r>
-      <w:r>
-        <w:rPr>
-          <w:rFonts w:ascii="Times New Roman" w:hAnsi="Times New Roman" w:cs="Times New Roman"/>
-          <w:sz w:val="28"/>
-          <w:szCs w:val="28"/>
-          <w:lang w:val="en-US"/>
-        </w:rPr>
-        <w:t>PRIMARY KEY (</w:t>
+        <w:t>PLAYLIST_TRACK_TRACK</w:t>
+      </w:r>
+      <w:r>
+        <w:rPr>
+          <w:rFonts w:ascii="Times New Roman" w:hAnsi="Times New Roman" w:cs="Times New Roman"/>
+          <w:sz w:val="28"/>
+          <w:szCs w:val="28"/>
+          <w:lang w:val="en-US"/>
+        </w:rPr>
+        <w:t>: FOREIGN KEY (</w:t>
       </w:r>
       <w:proofErr w:type="spellStart"/>
       <w:r>
@@ -4181,956 +4912,7 @@
           <w:szCs w:val="28"/>
           <w:lang w:val="en-US"/>
         </w:rPr>
-        <w:t>track</w:t>
-      </w:r>
-      <w:r>
-        <w:rPr>
-          <w:rFonts w:ascii="Times New Roman" w:hAnsi="Times New Roman" w:cs="Times New Roman"/>
-          <w:sz w:val="28"/>
-          <w:szCs w:val="28"/>
-          <w:lang w:val="en-US"/>
-        </w:rPr>
-        <w:t>_id</w:t>
-      </w:r>
-      <w:proofErr w:type="spellEnd"/>
-      <w:r>
-        <w:rPr>
-          <w:rFonts w:ascii="Times New Roman" w:hAnsi="Times New Roman" w:cs="Times New Roman"/>
-          <w:sz w:val="28"/>
-          <w:szCs w:val="28"/>
-          <w:lang w:val="en-US"/>
-        </w:rPr>
-        <w:t xml:space="preserve">, </w:t>
-      </w:r>
-      <w:proofErr w:type="spellStart"/>
-      <w:r>
-        <w:rPr>
-          <w:rFonts w:ascii="Times New Roman" w:hAnsi="Times New Roman" w:cs="Times New Roman"/>
-          <w:sz w:val="28"/>
-          <w:szCs w:val="28"/>
-        </w:rPr>
-        <w:t>genre</w:t>
-      </w:r>
-      <w:proofErr w:type="spellEnd"/>
-      <w:r>
-        <w:rPr>
-          <w:rFonts w:ascii="Times New Roman" w:hAnsi="Times New Roman" w:cs="Times New Roman"/>
-          <w:sz w:val="28"/>
-          <w:szCs w:val="28"/>
-          <w:lang w:val="en-US"/>
-        </w:rPr>
-        <w:t>_id</w:t>
-      </w:r>
-      <w:r>
-        <w:rPr>
-          <w:rFonts w:ascii="Times New Roman" w:hAnsi="Times New Roman" w:cs="Times New Roman"/>
-          <w:sz w:val="28"/>
-          <w:szCs w:val="28"/>
-          <w:lang w:val="en-US"/>
-        </w:rPr>
-        <w:t>)</w:t>
-      </w:r>
-    </w:p>
-    <w:p>
-      <w:pPr>
-        <w:pStyle w:val="a7"/>
-        <w:numPr>
-          <w:ilvl w:val="2"/>
-          <w:numId w:val="2"/>
-        </w:numPr>
-        <w:rPr>
-          <w:rFonts w:ascii="Times New Roman" w:hAnsi="Times New Roman" w:cs="Times New Roman"/>
-          <w:sz w:val="28"/>
-          <w:szCs w:val="28"/>
-          <w:lang w:val="en-US"/>
-        </w:rPr>
-      </w:pPr>
-      <w:r>
-        <w:rPr>
-          <w:rFonts w:ascii="Times New Roman" w:hAnsi="Times New Roman" w:cs="Times New Roman"/>
-          <w:sz w:val="28"/>
-          <w:szCs w:val="28"/>
-          <w:lang w:val="en-US"/>
-        </w:rPr>
-        <w:t>FK_</w:t>
-      </w:r>
-      <w:r>
-        <w:rPr>
-          <w:rFonts w:ascii="Times New Roman" w:hAnsi="Times New Roman" w:cs="Times New Roman"/>
-          <w:sz w:val="28"/>
-          <w:szCs w:val="28"/>
-          <w:lang w:val="en-US"/>
-        </w:rPr>
-        <w:t xml:space="preserve"> </w:t>
-      </w:r>
-      <w:r>
-        <w:rPr>
-          <w:rFonts w:ascii="Times New Roman" w:hAnsi="Times New Roman" w:cs="Times New Roman"/>
-          <w:sz w:val="28"/>
-          <w:szCs w:val="28"/>
-          <w:lang w:val="en-US"/>
-        </w:rPr>
-        <w:t>TRACK</w:t>
-      </w:r>
-      <w:r>
-        <w:rPr>
-          <w:rFonts w:ascii="Times New Roman" w:hAnsi="Times New Roman" w:cs="Times New Roman"/>
-          <w:sz w:val="28"/>
-          <w:szCs w:val="28"/>
-          <w:lang w:val="en-US"/>
-        </w:rPr>
-        <w:t>_</w:t>
-      </w:r>
-      <w:r>
-        <w:rPr>
-          <w:rFonts w:ascii="Times New Roman" w:hAnsi="Times New Roman" w:cs="Times New Roman"/>
-          <w:sz w:val="28"/>
-          <w:szCs w:val="28"/>
-          <w:lang w:val="en-US"/>
-        </w:rPr>
-        <w:t xml:space="preserve"> </w:t>
-      </w:r>
-      <w:r>
-        <w:rPr>
-          <w:rFonts w:ascii="Times New Roman" w:hAnsi="Times New Roman" w:cs="Times New Roman"/>
-          <w:sz w:val="28"/>
-          <w:szCs w:val="28"/>
-          <w:lang w:val="en-US"/>
-        </w:rPr>
-        <w:t>GENRE_</w:t>
-      </w:r>
-      <w:r>
-        <w:rPr>
-          <w:rFonts w:ascii="Times New Roman" w:hAnsi="Times New Roman" w:cs="Times New Roman"/>
-          <w:sz w:val="28"/>
-          <w:szCs w:val="28"/>
-          <w:lang w:val="en-US"/>
-        </w:rPr>
-        <w:t>TRACK</w:t>
-      </w:r>
-      <w:r>
-        <w:rPr>
-          <w:rFonts w:ascii="Times New Roman" w:hAnsi="Times New Roman" w:cs="Times New Roman"/>
-          <w:sz w:val="28"/>
-          <w:szCs w:val="28"/>
-          <w:lang w:val="en-US"/>
-        </w:rPr>
-        <w:t>: FOREIGN KEY (</w:t>
-      </w:r>
-      <w:proofErr w:type="spellStart"/>
-      <w:r>
-        <w:rPr>
-          <w:rFonts w:ascii="Times New Roman" w:hAnsi="Times New Roman" w:cs="Times New Roman"/>
-          <w:sz w:val="28"/>
-          <w:szCs w:val="28"/>
-          <w:lang w:val="en-US"/>
-        </w:rPr>
-        <w:t>track</w:t>
-      </w:r>
-      <w:r>
-        <w:rPr>
-          <w:rFonts w:ascii="Times New Roman" w:hAnsi="Times New Roman" w:cs="Times New Roman"/>
-          <w:sz w:val="28"/>
-          <w:szCs w:val="28"/>
-          <w:lang w:val="en-US"/>
-        </w:rPr>
-        <w:t>_id</w:t>
-      </w:r>
-      <w:proofErr w:type="spellEnd"/>
-      <w:r>
-        <w:rPr>
-          <w:rFonts w:ascii="Times New Roman" w:hAnsi="Times New Roman" w:cs="Times New Roman"/>
-          <w:sz w:val="28"/>
-          <w:szCs w:val="28"/>
-          <w:lang w:val="en-US"/>
-        </w:rPr>
-        <w:t xml:space="preserve">) REFERENCES </w:t>
-      </w:r>
-      <w:r>
-        <w:rPr>
-          <w:rFonts w:ascii="Times New Roman" w:hAnsi="Times New Roman" w:cs="Times New Roman"/>
-          <w:sz w:val="28"/>
-          <w:szCs w:val="28"/>
-          <w:lang w:val="en-US"/>
-        </w:rPr>
-        <w:t>Track</w:t>
-      </w:r>
-      <w:r>
-        <w:rPr>
-          <w:rFonts w:ascii="Times New Roman" w:hAnsi="Times New Roman" w:cs="Times New Roman"/>
-          <w:sz w:val="28"/>
-          <w:szCs w:val="28"/>
-          <w:lang w:val="en-US"/>
-        </w:rPr>
-        <w:t>(id)</w:t>
-      </w:r>
-    </w:p>
-    <w:p>
-      <w:pPr>
-        <w:pStyle w:val="a7"/>
-        <w:numPr>
-          <w:ilvl w:val="2"/>
-          <w:numId w:val="2"/>
-        </w:numPr>
-        <w:rPr>
-          <w:rFonts w:ascii="Times New Roman" w:hAnsi="Times New Roman" w:cs="Times New Roman"/>
-          <w:sz w:val="28"/>
-          <w:szCs w:val="28"/>
-          <w:lang w:val="en-US"/>
-        </w:rPr>
-      </w:pPr>
-      <w:r>
-        <w:rPr>
-          <w:rFonts w:ascii="Times New Roman" w:hAnsi="Times New Roman" w:cs="Times New Roman"/>
-          <w:sz w:val="28"/>
-          <w:szCs w:val="28"/>
-          <w:lang w:val="en-US"/>
-        </w:rPr>
-        <w:t>FK_</w:t>
-      </w:r>
-      <w:r>
-        <w:rPr>
-          <w:rFonts w:ascii="Times New Roman" w:hAnsi="Times New Roman" w:cs="Times New Roman"/>
-          <w:sz w:val="28"/>
-          <w:szCs w:val="28"/>
-          <w:lang w:val="en-US"/>
-        </w:rPr>
-        <w:t xml:space="preserve"> </w:t>
-      </w:r>
-      <w:r>
-        <w:rPr>
-          <w:rFonts w:ascii="Times New Roman" w:hAnsi="Times New Roman" w:cs="Times New Roman"/>
-          <w:sz w:val="28"/>
-          <w:szCs w:val="28"/>
-          <w:lang w:val="en-US"/>
-        </w:rPr>
-        <w:t>TRACK</w:t>
-      </w:r>
-      <w:r>
-        <w:rPr>
-          <w:rFonts w:ascii="Times New Roman" w:hAnsi="Times New Roman" w:cs="Times New Roman"/>
-          <w:sz w:val="28"/>
-          <w:szCs w:val="28"/>
-          <w:lang w:val="en-US"/>
-        </w:rPr>
-        <w:t xml:space="preserve"> </w:t>
-      </w:r>
-      <w:r>
-        <w:rPr>
-          <w:rFonts w:ascii="Times New Roman" w:hAnsi="Times New Roman" w:cs="Times New Roman"/>
-          <w:sz w:val="28"/>
-          <w:szCs w:val="28"/>
-          <w:lang w:val="en-US"/>
-        </w:rPr>
-        <w:t>_GENRE_GENRE</w:t>
-      </w:r>
-      <w:r>
-        <w:rPr>
-          <w:rFonts w:ascii="Times New Roman" w:hAnsi="Times New Roman" w:cs="Times New Roman"/>
-          <w:sz w:val="28"/>
-          <w:szCs w:val="28"/>
-          <w:lang w:val="en-US"/>
-        </w:rPr>
-        <w:t>: FOREIGN KEY (</w:t>
-      </w:r>
-      <w:proofErr w:type="spellStart"/>
-      <w:r>
-        <w:rPr>
-          <w:rFonts w:ascii="Times New Roman" w:hAnsi="Times New Roman" w:cs="Times New Roman"/>
-          <w:sz w:val="28"/>
-          <w:szCs w:val="28"/>
-          <w:lang w:val="en-US"/>
-        </w:rPr>
-        <w:t>genre</w:t>
-      </w:r>
-      <w:r>
-        <w:rPr>
-          <w:rFonts w:ascii="Times New Roman" w:hAnsi="Times New Roman" w:cs="Times New Roman"/>
-          <w:sz w:val="28"/>
-          <w:szCs w:val="28"/>
-          <w:lang w:val="en-US"/>
-        </w:rPr>
-        <w:t>_id</w:t>
-      </w:r>
-      <w:proofErr w:type="spellEnd"/>
-      <w:r>
-        <w:rPr>
-          <w:rFonts w:ascii="Times New Roman" w:hAnsi="Times New Roman" w:cs="Times New Roman"/>
-          <w:sz w:val="28"/>
-          <w:szCs w:val="28"/>
-          <w:lang w:val="en-US"/>
-        </w:rPr>
-        <w:t xml:space="preserve">) REFERENCES </w:t>
-      </w:r>
-      <w:r>
-        <w:rPr>
-          <w:rFonts w:ascii="Times New Roman" w:hAnsi="Times New Roman" w:cs="Times New Roman"/>
-          <w:sz w:val="28"/>
-          <w:szCs w:val="28"/>
-          <w:lang w:val="en-US"/>
-        </w:rPr>
-        <w:t>Genre</w:t>
-      </w:r>
-      <w:r>
-        <w:rPr>
-          <w:rFonts w:ascii="Times New Roman" w:hAnsi="Times New Roman" w:cs="Times New Roman"/>
-          <w:sz w:val="28"/>
-          <w:szCs w:val="28"/>
-          <w:lang w:val="en-US"/>
-        </w:rPr>
-        <w:t>(id)</w:t>
-      </w:r>
-    </w:p>
-    <w:p>
-      <w:pPr>
-        <w:pStyle w:val="a7"/>
-        <w:numPr>
-          <w:ilvl w:val="0"/>
-          <w:numId w:val="2"/>
-        </w:numPr>
-        <w:rPr>
-          <w:rFonts w:ascii="Times New Roman" w:hAnsi="Times New Roman" w:cs="Times New Roman"/>
-          <w:b/>
-          <w:bCs/>
-          <w:sz w:val="28"/>
-          <w:szCs w:val="28"/>
-          <w:lang w:val="en-US"/>
-        </w:rPr>
-      </w:pPr>
-      <w:r>
-        <w:rPr>
-          <w:rFonts w:ascii="Times New Roman" w:hAnsi="Times New Roman" w:cs="Times New Roman"/>
-          <w:b/>
-          <w:bCs/>
-          <w:sz w:val="28"/>
-          <w:szCs w:val="28"/>
-          <w:lang w:val="en-US"/>
-        </w:rPr>
-        <w:t xml:space="preserve"> </w:t>
-      </w:r>
-      <w:r>
-        <w:rPr>
-          <w:rFonts w:ascii="Times New Roman" w:hAnsi="Times New Roman" w:cs="Times New Roman"/>
-          <w:b/>
-          <w:bCs/>
-          <w:sz w:val="28"/>
-          <w:szCs w:val="28"/>
-          <w:lang w:val="en-US"/>
-        </w:rPr>
-        <w:t xml:space="preserve">Table Name: </w:t>
-      </w:r>
-      <w:r>
-        <w:rPr>
-          <w:rFonts w:ascii="Times New Roman" w:hAnsi="Times New Roman" w:cs="Times New Roman"/>
-          <w:b/>
-          <w:bCs/>
-          <w:sz w:val="28"/>
-          <w:szCs w:val="28"/>
-          <w:lang w:val="en-US"/>
-        </w:rPr>
-        <w:t>playlist</w:t>
-      </w:r>
-      <w:r>
-        <w:rPr>
-          <w:rFonts w:ascii="Times New Roman" w:hAnsi="Times New Roman" w:cs="Times New Roman"/>
-          <w:b/>
-          <w:bCs/>
-          <w:sz w:val="28"/>
-          <w:szCs w:val="28"/>
-        </w:rPr>
-        <w:t>_</w:t>
-      </w:r>
-      <w:proofErr w:type="spellStart"/>
-      <w:r>
-        <w:rPr>
-          <w:rFonts w:ascii="Times New Roman" w:hAnsi="Times New Roman" w:cs="Times New Roman"/>
-          <w:b/>
-          <w:bCs/>
-          <w:sz w:val="28"/>
-          <w:szCs w:val="28"/>
-        </w:rPr>
-        <w:t>track</w:t>
-      </w:r>
-      <w:proofErr w:type="spellEnd"/>
-    </w:p>
-    <w:p>
-      <w:pPr>
-        <w:pStyle w:val="a7"/>
-        <w:numPr>
-          <w:ilvl w:val="1"/>
-          <w:numId w:val="2"/>
-        </w:numPr>
-        <w:rPr>
-          <w:rFonts w:ascii="Times New Roman" w:hAnsi="Times New Roman" w:cs="Times New Roman"/>
-          <w:sz w:val="28"/>
-          <w:szCs w:val="28"/>
-        </w:rPr>
-      </w:pPr>
-      <w:r>
-        <w:rPr>
-          <w:rFonts w:ascii="Times New Roman" w:hAnsi="Times New Roman" w:cs="Times New Roman"/>
-          <w:sz w:val="28"/>
-          <w:szCs w:val="28"/>
-          <w:lang w:val="en-US"/>
-        </w:rPr>
-        <w:t>Description</w:t>
-      </w:r>
-      <w:r>
-        <w:rPr>
-          <w:rFonts w:ascii="Times New Roman" w:hAnsi="Times New Roman" w:cs="Times New Roman"/>
-          <w:sz w:val="28"/>
-          <w:szCs w:val="28"/>
-          <w:lang w:val="ru-RU"/>
-        </w:rPr>
-        <w:t xml:space="preserve">: </w:t>
-      </w:r>
-      <w:r>
-        <w:rPr>
-          <w:rFonts w:ascii="Times New Roman" w:hAnsi="Times New Roman" w:cs="Times New Roman"/>
-          <w:sz w:val="28"/>
-          <w:szCs w:val="28"/>
-        </w:rPr>
-        <w:t xml:space="preserve">Связующая таблица для связи многие-ко-многим между </w:t>
-      </w:r>
-      <w:r>
-        <w:rPr>
-          <w:rFonts w:ascii="Times New Roman" w:hAnsi="Times New Roman" w:cs="Times New Roman"/>
-          <w:sz w:val="28"/>
-          <w:szCs w:val="28"/>
-          <w:lang w:val="ru-RU"/>
-        </w:rPr>
-        <w:t>плейлистами</w:t>
-      </w:r>
-      <w:r>
-        <w:rPr>
-          <w:rFonts w:ascii="Times New Roman" w:hAnsi="Times New Roman" w:cs="Times New Roman"/>
-          <w:sz w:val="28"/>
-          <w:szCs w:val="28"/>
-        </w:rPr>
-        <w:t xml:space="preserve"> и </w:t>
-      </w:r>
-      <w:r>
-        <w:rPr>
-          <w:rFonts w:ascii="Times New Roman" w:hAnsi="Times New Roman" w:cs="Times New Roman"/>
-          <w:sz w:val="28"/>
-          <w:szCs w:val="28"/>
-          <w:lang w:val="ru-RU"/>
-        </w:rPr>
-        <w:t>трек</w:t>
-      </w:r>
-      <w:r>
-        <w:rPr>
-          <w:rFonts w:ascii="Times New Roman" w:hAnsi="Times New Roman" w:cs="Times New Roman"/>
-          <w:sz w:val="28"/>
-          <w:szCs w:val="28"/>
-          <w:lang w:val="ru-RU"/>
-        </w:rPr>
-        <w:t>ами</w:t>
-      </w:r>
-      <w:r>
-        <w:rPr>
-          <w:rFonts w:ascii="Times New Roman" w:hAnsi="Times New Roman" w:cs="Times New Roman"/>
-          <w:sz w:val="28"/>
-          <w:szCs w:val="28"/>
-        </w:rPr>
-        <w:t>.</w:t>
-      </w:r>
-    </w:p>
-    <w:p>
-      <w:pPr>
-        <w:pStyle w:val="a7"/>
-        <w:numPr>
-          <w:ilvl w:val="1"/>
-          <w:numId w:val="2"/>
-        </w:numPr>
-        <w:rPr>
-          <w:rFonts w:ascii="Times New Roman" w:hAnsi="Times New Roman" w:cs="Times New Roman"/>
-          <w:sz w:val="28"/>
-          <w:szCs w:val="28"/>
-          <w:lang w:val="en-US"/>
-        </w:rPr>
-      </w:pPr>
-      <w:r>
-        <w:rPr>
-          <w:rFonts w:ascii="Times New Roman" w:hAnsi="Times New Roman" w:cs="Times New Roman"/>
-          <w:sz w:val="28"/>
-          <w:szCs w:val="28"/>
-          <w:lang w:val="en-US"/>
-        </w:rPr>
-        <w:t>Attributes</w:t>
-      </w:r>
-      <w:r>
-        <w:rPr>
-          <w:rFonts w:ascii="Times New Roman" w:hAnsi="Times New Roman" w:cs="Times New Roman"/>
-          <w:sz w:val="28"/>
-          <w:szCs w:val="28"/>
-          <w:lang w:val="ru-RU"/>
-        </w:rPr>
-        <w:t>:</w:t>
-      </w:r>
-    </w:p>
-    <w:p>
-      <w:pPr>
-        <w:pStyle w:val="a7"/>
-        <w:numPr>
-          <w:ilvl w:val="2"/>
-          <w:numId w:val="2"/>
-        </w:numPr>
-        <w:rPr>
-          <w:rFonts w:ascii="Times New Roman" w:hAnsi="Times New Roman" w:cs="Times New Roman"/>
-          <w:sz w:val="28"/>
-          <w:szCs w:val="28"/>
-          <w:lang w:val="en-US"/>
-        </w:rPr>
-      </w:pPr>
-      <w:proofErr w:type="spellStart"/>
-      <w:r>
-        <w:rPr>
-          <w:rFonts w:ascii="Times New Roman" w:hAnsi="Times New Roman" w:cs="Times New Roman"/>
-          <w:sz w:val="28"/>
-          <w:szCs w:val="28"/>
-          <w:lang w:val="en-US"/>
-        </w:rPr>
-        <w:t>playlist</w:t>
-      </w:r>
-      <w:r>
-        <w:rPr>
-          <w:rFonts w:ascii="Times New Roman" w:hAnsi="Times New Roman" w:cs="Times New Roman"/>
-          <w:sz w:val="28"/>
-          <w:szCs w:val="28"/>
-          <w:lang w:val="en-US"/>
-        </w:rPr>
-        <w:t>_</w:t>
-      </w:r>
-      <w:r>
-        <w:rPr>
-          <w:rFonts w:ascii="Times New Roman" w:hAnsi="Times New Roman" w:cs="Times New Roman"/>
-          <w:sz w:val="28"/>
-          <w:szCs w:val="28"/>
-          <w:lang w:val="en-US"/>
-        </w:rPr>
-        <w:t>id</w:t>
-      </w:r>
-      <w:proofErr w:type="spellEnd"/>
-      <w:r>
-        <w:rPr>
-          <w:rFonts w:ascii="Times New Roman" w:hAnsi="Times New Roman" w:cs="Times New Roman"/>
-          <w:sz w:val="28"/>
-          <w:szCs w:val="28"/>
-          <w:lang w:val="en-US"/>
-        </w:rPr>
-        <w:t xml:space="preserve">: </w:t>
-      </w:r>
-      <w:r>
-        <w:rPr>
-          <w:rFonts w:ascii="Times New Roman" w:hAnsi="Times New Roman" w:cs="Times New Roman"/>
-          <w:sz w:val="28"/>
-          <w:szCs w:val="28"/>
-          <w:lang w:val="en-US"/>
-        </w:rPr>
-        <w:t xml:space="preserve">INTEGER, NOT NULL, FK (REFERENCES </w:t>
-      </w:r>
-      <w:r>
-        <w:rPr>
-          <w:rFonts w:ascii="Times New Roman" w:hAnsi="Times New Roman" w:cs="Times New Roman"/>
-          <w:sz w:val="28"/>
-          <w:szCs w:val="28"/>
-          <w:lang w:val="en-US"/>
-        </w:rPr>
-        <w:t>Playlist</w:t>
-      </w:r>
-      <w:r>
-        <w:rPr>
-          <w:rFonts w:ascii="Times New Roman" w:hAnsi="Times New Roman" w:cs="Times New Roman"/>
-          <w:sz w:val="28"/>
-          <w:szCs w:val="28"/>
-          <w:lang w:val="en-US"/>
-        </w:rPr>
-        <w:t>)</w:t>
-      </w:r>
-    </w:p>
-    <w:p>
-      <w:pPr>
-        <w:pStyle w:val="a7"/>
-        <w:numPr>
-          <w:ilvl w:val="2"/>
-          <w:numId w:val="2"/>
-        </w:numPr>
-        <w:rPr>
-          <w:rFonts w:ascii="Times New Roman" w:hAnsi="Times New Roman" w:cs="Times New Roman"/>
-          <w:sz w:val="28"/>
-          <w:szCs w:val="28"/>
-          <w:lang w:val="en-US"/>
-        </w:rPr>
-      </w:pPr>
-      <w:proofErr w:type="spellStart"/>
-      <w:r>
-        <w:rPr>
-          <w:rFonts w:ascii="Times New Roman" w:hAnsi="Times New Roman" w:cs="Times New Roman"/>
-          <w:sz w:val="28"/>
-          <w:szCs w:val="28"/>
-          <w:lang w:val="en-US"/>
-        </w:rPr>
-        <w:t>track</w:t>
-      </w:r>
-      <w:r>
-        <w:rPr>
-          <w:rFonts w:ascii="Times New Roman" w:hAnsi="Times New Roman" w:cs="Times New Roman"/>
-          <w:sz w:val="28"/>
-          <w:szCs w:val="28"/>
-          <w:lang w:val="en-US"/>
-        </w:rPr>
-        <w:t>_id</w:t>
-      </w:r>
-      <w:proofErr w:type="spellEnd"/>
-      <w:r>
-        <w:rPr>
-          <w:rFonts w:ascii="Times New Roman" w:hAnsi="Times New Roman" w:cs="Times New Roman"/>
-          <w:sz w:val="28"/>
-          <w:szCs w:val="28"/>
-          <w:lang w:val="en-US"/>
-        </w:rPr>
-        <w:t xml:space="preserve">: </w:t>
-      </w:r>
-      <w:r>
-        <w:rPr>
-          <w:rFonts w:ascii="Times New Roman" w:hAnsi="Times New Roman" w:cs="Times New Roman"/>
-          <w:sz w:val="28"/>
-          <w:szCs w:val="28"/>
-          <w:lang w:val="en-US"/>
-        </w:rPr>
-        <w:t xml:space="preserve">INTEGER, NOT NULL, FK (REFERENCES </w:t>
-      </w:r>
-      <w:r>
-        <w:rPr>
-          <w:rFonts w:ascii="Times New Roman" w:hAnsi="Times New Roman" w:cs="Times New Roman"/>
-          <w:sz w:val="28"/>
-          <w:szCs w:val="28"/>
-          <w:lang w:val="en-US"/>
-        </w:rPr>
-        <w:t>Track</w:t>
-      </w:r>
-      <w:r>
-        <w:rPr>
-          <w:rFonts w:ascii="Times New Roman" w:hAnsi="Times New Roman" w:cs="Times New Roman"/>
-          <w:sz w:val="28"/>
-          <w:szCs w:val="28"/>
-          <w:lang w:val="en-US"/>
-        </w:rPr>
-        <w:t>)</w:t>
-      </w:r>
-    </w:p>
-    <w:p>
-      <w:pPr>
-        <w:pStyle w:val="a7"/>
-        <w:numPr>
-          <w:ilvl w:val="1"/>
-          <w:numId w:val="2"/>
-        </w:numPr>
-        <w:rPr>
-          <w:rFonts w:ascii="Times New Roman" w:hAnsi="Times New Roman" w:cs="Times New Roman"/>
-          <w:sz w:val="28"/>
-          <w:szCs w:val="28"/>
-          <w:lang w:val="en-US"/>
-        </w:rPr>
-      </w:pPr>
-      <w:r>
-        <w:rPr>
-          <w:rFonts w:ascii="Times New Roman" w:hAnsi="Times New Roman" w:cs="Times New Roman"/>
-          <w:sz w:val="28"/>
-          <w:szCs w:val="28"/>
-          <w:lang w:val="en-US"/>
-        </w:rPr>
-        <w:t>Constraints:</w:t>
-      </w:r>
-    </w:p>
-    <w:p>
-      <w:pPr>
-        <w:pStyle w:val="a7"/>
-        <w:numPr>
-          <w:ilvl w:val="2"/>
-          <w:numId w:val="2"/>
-        </w:numPr>
-        <w:rPr>
-          <w:rFonts w:ascii="Times New Roman" w:hAnsi="Times New Roman" w:cs="Times New Roman"/>
-          <w:sz w:val="28"/>
-          <w:szCs w:val="28"/>
-          <w:lang w:val="en-US"/>
-        </w:rPr>
-      </w:pPr>
-      <w:r>
-        <w:rPr>
-          <w:rFonts w:ascii="Times New Roman" w:hAnsi="Times New Roman" w:cs="Times New Roman"/>
-          <w:sz w:val="28"/>
-          <w:szCs w:val="28"/>
-          <w:lang w:val="en-US"/>
-        </w:rPr>
-        <w:t>PK_</w:t>
-      </w:r>
-      <w:r>
-        <w:rPr>
-          <w:rFonts w:ascii="Times New Roman" w:hAnsi="Times New Roman" w:cs="Times New Roman"/>
-          <w:sz w:val="28"/>
-          <w:szCs w:val="28"/>
-          <w:lang w:val="en-US"/>
-        </w:rPr>
-        <w:t>PLAYLIST</w:t>
-      </w:r>
-      <w:r>
-        <w:rPr>
-          <w:rFonts w:ascii="Times New Roman" w:hAnsi="Times New Roman" w:cs="Times New Roman"/>
-          <w:sz w:val="28"/>
-          <w:szCs w:val="28"/>
-          <w:lang w:val="en-US"/>
-        </w:rPr>
-        <w:t>_</w:t>
-      </w:r>
-      <w:r>
-        <w:t xml:space="preserve"> </w:t>
-      </w:r>
-      <w:r>
-        <w:rPr>
-          <w:rFonts w:ascii="Times New Roman" w:hAnsi="Times New Roman" w:cs="Times New Roman"/>
-          <w:sz w:val="28"/>
-          <w:szCs w:val="28"/>
-          <w:lang w:val="en-US"/>
-        </w:rPr>
-        <w:t>TRACK</w:t>
-      </w:r>
-      <w:r>
-        <w:rPr>
-          <w:rFonts w:ascii="Times New Roman" w:hAnsi="Times New Roman" w:cs="Times New Roman"/>
-          <w:sz w:val="28"/>
-          <w:szCs w:val="28"/>
-          <w:lang w:val="en-US"/>
-        </w:rPr>
-        <w:t xml:space="preserve">: </w:t>
-      </w:r>
-      <w:r>
-        <w:rPr>
-          <w:rFonts w:ascii="Times New Roman" w:hAnsi="Times New Roman" w:cs="Times New Roman"/>
-          <w:sz w:val="28"/>
-          <w:szCs w:val="28"/>
-          <w:lang w:val="en-US"/>
-        </w:rPr>
-        <w:t>PRIMARY KEY (</w:t>
-      </w:r>
-      <w:proofErr w:type="spellStart"/>
-      <w:r>
-        <w:rPr>
-          <w:rFonts w:ascii="Times New Roman" w:hAnsi="Times New Roman" w:cs="Times New Roman"/>
-          <w:sz w:val="28"/>
-          <w:szCs w:val="28"/>
-          <w:lang w:val="en-US"/>
-        </w:rPr>
-        <w:t>playlist_id</w:t>
-      </w:r>
-      <w:proofErr w:type="spellEnd"/>
-      <w:r>
-        <w:rPr>
-          <w:rFonts w:ascii="Times New Roman" w:hAnsi="Times New Roman" w:cs="Times New Roman"/>
-          <w:sz w:val="28"/>
-          <w:szCs w:val="28"/>
-          <w:lang w:val="en-US"/>
-        </w:rPr>
-        <w:t xml:space="preserve">, </w:t>
-      </w:r>
-      <w:proofErr w:type="spellStart"/>
-      <w:r>
-        <w:rPr>
-          <w:rFonts w:ascii="Times New Roman" w:hAnsi="Times New Roman" w:cs="Times New Roman"/>
-          <w:sz w:val="28"/>
-          <w:szCs w:val="28"/>
-          <w:lang w:val="en-US"/>
-        </w:rPr>
         <w:t>track_id</w:t>
-      </w:r>
-      <w:proofErr w:type="spellEnd"/>
-      <w:r>
-        <w:rPr>
-          <w:rFonts w:ascii="Times New Roman" w:hAnsi="Times New Roman" w:cs="Times New Roman"/>
-          <w:sz w:val="28"/>
-          <w:szCs w:val="28"/>
-          <w:lang w:val="en-US"/>
-        </w:rPr>
-        <w:t>)</w:t>
-      </w:r>
-    </w:p>
-    <w:p>
-      <w:pPr>
-        <w:pStyle w:val="a7"/>
-        <w:numPr>
-          <w:ilvl w:val="2"/>
-          <w:numId w:val="2"/>
-        </w:numPr>
-        <w:rPr>
-          <w:rFonts w:ascii="Times New Roman" w:hAnsi="Times New Roman" w:cs="Times New Roman"/>
-          <w:sz w:val="28"/>
-          <w:szCs w:val="28"/>
-          <w:lang w:val="en-US"/>
-        </w:rPr>
-      </w:pPr>
-      <w:r>
-        <w:rPr>
-          <w:rFonts w:ascii="Times New Roman" w:hAnsi="Times New Roman" w:cs="Times New Roman"/>
-          <w:sz w:val="28"/>
-          <w:szCs w:val="28"/>
-          <w:lang w:val="en-US"/>
-        </w:rPr>
-        <w:t>FK_</w:t>
-      </w:r>
-      <w:r>
-        <w:rPr>
-          <w:rFonts w:ascii="Times New Roman" w:hAnsi="Times New Roman" w:cs="Times New Roman"/>
-          <w:sz w:val="28"/>
-          <w:szCs w:val="28"/>
-          <w:lang w:val="en-US"/>
-        </w:rPr>
-        <w:t xml:space="preserve"> </w:t>
-      </w:r>
-      <w:r>
-        <w:rPr>
-          <w:rFonts w:ascii="Times New Roman" w:hAnsi="Times New Roman" w:cs="Times New Roman"/>
-          <w:sz w:val="28"/>
-          <w:szCs w:val="28"/>
-          <w:lang w:val="en-US"/>
-        </w:rPr>
-        <w:t>PLAYLIST_TRACK_</w:t>
-      </w:r>
-      <w:r>
-        <w:rPr>
-          <w:rFonts w:ascii="Times New Roman" w:hAnsi="Times New Roman" w:cs="Times New Roman"/>
-          <w:sz w:val="28"/>
-          <w:szCs w:val="28"/>
-          <w:lang w:val="en-US"/>
-        </w:rPr>
-        <w:t xml:space="preserve"> </w:t>
-      </w:r>
-      <w:r>
-        <w:rPr>
-          <w:rFonts w:ascii="Times New Roman" w:hAnsi="Times New Roman" w:cs="Times New Roman"/>
-          <w:sz w:val="28"/>
-          <w:szCs w:val="28"/>
-          <w:lang w:val="en-US"/>
-        </w:rPr>
-        <w:t>PLAYLIST</w:t>
-      </w:r>
-      <w:r>
-        <w:rPr>
-          <w:rFonts w:ascii="Times New Roman" w:hAnsi="Times New Roman" w:cs="Times New Roman"/>
-          <w:sz w:val="28"/>
-          <w:szCs w:val="28"/>
-          <w:lang w:val="en-US"/>
-        </w:rPr>
-        <w:t>: FOREIGN KEY (</w:t>
-      </w:r>
-      <w:proofErr w:type="spellStart"/>
-      <w:r>
-        <w:rPr>
-          <w:rFonts w:ascii="Times New Roman" w:hAnsi="Times New Roman" w:cs="Times New Roman"/>
-          <w:sz w:val="28"/>
-          <w:szCs w:val="28"/>
-          <w:lang w:val="en-US"/>
-        </w:rPr>
-        <w:t>playlist_id</w:t>
-      </w:r>
-      <w:proofErr w:type="spellEnd"/>
-      <w:r>
-        <w:rPr>
-          <w:rFonts w:ascii="Times New Roman" w:hAnsi="Times New Roman" w:cs="Times New Roman"/>
-          <w:sz w:val="28"/>
-          <w:szCs w:val="28"/>
-          <w:lang w:val="en-US"/>
-        </w:rPr>
-        <w:t xml:space="preserve">) REFERENCES </w:t>
-      </w:r>
-      <w:r>
-        <w:rPr>
-          <w:rFonts w:ascii="Times New Roman" w:hAnsi="Times New Roman" w:cs="Times New Roman"/>
-          <w:sz w:val="28"/>
-          <w:szCs w:val="28"/>
-          <w:lang w:val="en-US"/>
-        </w:rPr>
-        <w:t>Playlist</w:t>
-      </w:r>
-      <w:r>
-        <w:rPr>
-          <w:rFonts w:ascii="Times New Roman" w:hAnsi="Times New Roman" w:cs="Times New Roman"/>
-          <w:sz w:val="28"/>
-          <w:szCs w:val="28"/>
-          <w:lang w:val="en-US"/>
-        </w:rPr>
-        <w:t>(id)</w:t>
-      </w:r>
-    </w:p>
-    <w:p>
-      <w:pPr>
-        <w:pStyle w:val="a7"/>
-        <w:numPr>
-          <w:ilvl w:val="2"/>
-          <w:numId w:val="2"/>
-        </w:numPr>
-        <w:rPr>
-          <w:rFonts w:ascii="Times New Roman" w:hAnsi="Times New Roman" w:cs="Times New Roman"/>
-          <w:sz w:val="28"/>
-          <w:szCs w:val="28"/>
-          <w:lang w:val="en-US"/>
-        </w:rPr>
-      </w:pPr>
-      <w:r>
-        <w:rPr>
-          <w:rFonts w:ascii="Times New Roman" w:hAnsi="Times New Roman" w:cs="Times New Roman"/>
-          <w:sz w:val="28"/>
-          <w:szCs w:val="28"/>
-          <w:lang w:val="en-US"/>
-        </w:rPr>
-        <w:t>FK_</w:t>
-      </w:r>
-      <w:r>
-        <w:rPr>
-          <w:rFonts w:ascii="Times New Roman" w:hAnsi="Times New Roman" w:cs="Times New Roman"/>
-          <w:sz w:val="28"/>
-          <w:szCs w:val="28"/>
-          <w:lang w:val="en-US"/>
-        </w:rPr>
-        <w:t xml:space="preserve"> </w:t>
-      </w:r>
-      <w:r>
-        <w:rPr>
-          <w:rFonts w:ascii="Times New Roman" w:hAnsi="Times New Roman" w:cs="Times New Roman"/>
-          <w:sz w:val="28"/>
-          <w:szCs w:val="28"/>
-          <w:lang w:val="en-US"/>
-        </w:rPr>
-        <w:t>PLAYLIST_TRACK_TRACK</w:t>
-      </w:r>
-      <w:r>
-        <w:rPr>
-          <w:rFonts w:ascii="Times New Roman" w:hAnsi="Times New Roman" w:cs="Times New Roman"/>
-          <w:sz w:val="28"/>
-          <w:szCs w:val="28"/>
-          <w:lang w:val="en-US"/>
-        </w:rPr>
-        <w:t>: FOREIGN KEY (</w:t>
-      </w:r>
-      <w:proofErr w:type="spellStart"/>
-      <w:r>
-        <w:rPr>
-          <w:rFonts w:ascii="Times New Roman" w:hAnsi="Times New Roman" w:cs="Times New Roman"/>
-          <w:sz w:val="28"/>
-          <w:szCs w:val="28"/>
-          <w:lang w:val="en-US"/>
-        </w:rPr>
-        <w:t>track</w:t>
-      </w:r>
-      <w:r>
-        <w:rPr>
-          <w:rFonts w:ascii="Times New Roman" w:hAnsi="Times New Roman" w:cs="Times New Roman"/>
-          <w:sz w:val="28"/>
-          <w:szCs w:val="28"/>
-          <w:lang w:val="en-US"/>
-        </w:rPr>
-        <w:t>_id</w:t>
       </w:r>
       <w:proofErr w:type="spellEnd"/>
       <w:r>
@@ -5909,7 +5691,7 @@
           <w:rFonts w:ascii="Times New Roman" w:hAnsi="Times New Roman" w:cs="Times New Roman"/>
           <w:sz w:val="28"/>
           <w:szCs w:val="28"/>
-          <w:lang w:val="en-US"/>
+          <w:lang w:val="ru-RU"/>
         </w:rPr>
       </w:pPr>
       <w:r>
@@ -5929,7 +5711,7 @@
           <w:rFonts w:ascii="Times New Roman" w:hAnsi="Times New Roman" w:cs="Times New Roman"/>
           <w:sz w:val="28"/>
           <w:szCs w:val="28"/>
-          <w:lang w:val="en-US"/>
+          <w:lang w:val="ru-RU"/>
         </w:rPr>
       </w:pPr>
     </w:p>
@@ -5940,7 +5722,7 @@
           <w:rFonts w:ascii="Times New Roman" w:hAnsi="Times New Roman" w:cs="Times New Roman"/>
           <w:sz w:val="28"/>
           <w:szCs w:val="28"/>
-          <w:lang w:val="en-US"/>
+          <w:lang w:val="ru-RU"/>
         </w:rPr>
       </w:pPr>
     </w:p>
@@ -5995,26 +5777,18 @@
         </w:rPr>
         <w:lastRenderedPageBreak/>
         <w:drawing>
-          <wp:anchor distT="0" distB="0" distL="114300" distR="114300" simplePos="0" relativeHeight="251658240" behindDoc="0" locked="0" layoutInCell="1" allowOverlap="1" wp14:anchorId="00340603" wp14:editId="21F8E585">
+          <wp:anchor distT="0" distB="0" distL="114300" distR="114300" simplePos="0" relativeHeight="251658240" behindDoc="0" locked="0" layoutInCell="1" allowOverlap="1" wp14:anchorId="7B0B696B" wp14:editId="339B657E">
             <wp:simplePos x="0" y="0"/>
             <wp:positionH relativeFrom="page">
-              <wp:align>left</wp:align>
+              <wp:posOffset>15240</wp:posOffset>
             </wp:positionH>
             <wp:positionV relativeFrom="paragraph">
-              <wp:posOffset>354330</wp:posOffset>
+              <wp:posOffset>304800</wp:posOffset>
             </wp:positionV>
-            <wp:extent cx="7581185" cy="2628900"/>
-            <wp:effectExtent l="0" t="0" r="1270" b="0"/>
-            <wp:wrapThrough wrapText="bothSides">
-              <wp:wrapPolygon edited="0">
-                <wp:start x="0" y="0"/>
-                <wp:lineTo x="0" y="21443"/>
-                <wp:lineTo x="21549" y="21443"/>
-                <wp:lineTo x="21549" y="0"/>
-                <wp:lineTo x="0" y="0"/>
-              </wp:wrapPolygon>
-            </wp:wrapThrough>
-            <wp:docPr id="1531684161" name="Рисунок 1"/>
+            <wp:extent cx="7459980" cy="2586355"/>
+            <wp:effectExtent l="0" t="0" r="7620" b="4445"/>
+            <wp:wrapSquare wrapText="bothSides"/>
+            <wp:docPr id="1091306211" name="Рисунок 1"/>
             <wp:cNvGraphicFramePr>
               <a:graphicFrameLocks xmlns:a="http://schemas.openxmlformats.org/drawingml/2006/main" noChangeAspect="1"/>
             </wp:cNvGraphicFramePr>
@@ -6022,7 +5796,7 @@
               <a:graphicData uri="http://schemas.openxmlformats.org/drawingml/2006/picture">
                 <pic:pic xmlns:pic="http://schemas.openxmlformats.org/drawingml/2006/picture">
                   <pic:nvPicPr>
-                    <pic:cNvPr id="1531684161" name="Рисунок 1531684161"/>
+                    <pic:cNvPr id="1091306211" name="Рисунок 1091306211"/>
                     <pic:cNvPicPr/>
                   </pic:nvPicPr>
                   <pic:blipFill>
@@ -6040,7 +5814,7 @@
                   <pic:spPr>
                     <a:xfrm>
                       <a:off x="0" y="0"/>
-                      <a:ext cx="7581185" cy="2628900"/>
+                      <a:ext cx="7459980" cy="2586355"/>
                     </a:xfrm>
                     <a:prstGeom prst="rect">
                       <a:avLst/>
@@ -7128,6 +6902,7 @@
   <w:style w:type="character" w:default="1" w:styleId="a0">
     <w:name w:val="Default Paragraph Font"/>
     <w:uiPriority w:val="1"/>
+    <w:semiHidden/>
     <w:unhideWhenUsed/>
   </w:style>
   <w:style w:type="table" w:default="1" w:styleId="a1">
